--- a/Практика-вуз.docx
+++ b/Практика-вуз.docx
@@ -5,8 +5,8 @@
     <w:sdt>
       <w:sdtPr>
         <w:rPr>
-          <w:rFonts w:ascii="Times New Roman" w:hAnsi="Times New Roman"/>
-          <w:sz w:val="28"/>
+          <w:rFonts w:eastAsiaTheme="minorHAnsi" w:cstheme="minorBidi"/>
+          <w:szCs w:val="22"/>
         </w:rPr>
         <w:id w:val="1939408766"/>
         <w:docPartObj>
@@ -16,34 +16,20 @@
       </w:sdtPr>
       <w:sdtEndPr>
         <w:rPr>
-          <w:rFonts w:eastAsiaTheme="minorHAnsi" w:cstheme="minorBidi"/>
-          <w:b/>
-          <w:bCs/>
           <w:noProof/>
-          <w:color w:val="auto"/>
-          <w:szCs w:val="22"/>
+          <w:sz w:val="28"/>
         </w:rPr>
       </w:sdtEndPr>
       <w:sdtContent>
         <w:p>
           <w:pPr>
             <w:pStyle w:val="a6"/>
-            <w:rPr>
-              <w:rFonts w:ascii="Times New Roman" w:hAnsi="Times New Roman"/>
-              <w:b/>
-              <w:bCs/>
-              <w:color w:val="auto"/>
-              <w:sz w:val="28"/>
-            </w:rPr>
+            <w:numPr>
+              <w:ilvl w:val="0"/>
+              <w:numId w:val="0"/>
+            </w:numPr>
           </w:pPr>
           <w:r>
-            <w:rPr>
-              <w:rFonts w:ascii="Times New Roman" w:hAnsi="Times New Roman"/>
-              <w:b/>
-              <w:bCs/>
-              <w:color w:val="auto"/>
-              <w:sz w:val="28"/>
-            </w:rPr>
             <w:t>Содержание</w:t>
           </w:r>
         </w:p>
@@ -51,101 +37,73 @@
           <w:pPr>
             <w:pStyle w:val="11"/>
             <w:rPr>
-              <w:rFonts w:ascii="Times New Roman" w:hAnsi="Times New Roman" w:cstheme="minorBidi"/>
+              <w:rFonts w:asciiTheme="minorHAnsi" w:hAnsiTheme="minorHAnsi" w:cstheme="minorBidi"/>
               <w:noProof/>
-              <w:sz w:val="28"/>
+              <w:sz w:val="22"/>
             </w:rPr>
           </w:pPr>
           <w:r>
-            <w:rPr>
-              <w:rFonts w:ascii="Times New Roman" w:hAnsi="Times New Roman"/>
-              <w:sz w:val="28"/>
-            </w:rPr>
             <w:fldChar w:fldCharType="begin"/>
           </w:r>
           <w:r>
-            <w:rPr>
-              <w:rFonts w:ascii="Times New Roman" w:hAnsi="Times New Roman"/>
-              <w:sz w:val="28"/>
-            </w:rPr>
             <w:instrText xml:space="preserve"> TOC \o "1-3" \h \z \u </w:instrText>
           </w:r>
           <w:r>
-            <w:rPr>
-              <w:rFonts w:ascii="Times New Roman" w:hAnsi="Times New Roman"/>
-              <w:sz w:val="28"/>
-            </w:rPr>
             <w:fldChar w:fldCharType="separate"/>
           </w:r>
-          <w:hyperlink w:anchor="_Toc215754614" w:history="1">
+          <w:hyperlink w:anchor="_Toc215843389" w:history="1">
             <w:r>
               <w:rPr>
                 <w:rStyle w:val="a8"/>
-                <w:rFonts w:ascii="Times New Roman" w:hAnsi="Times New Roman"/>
                 <w:noProof/>
-                <w:sz w:val="28"/>
-              </w:rPr>
-              <w:t>Введение</w:t>
-            </w:r>
-            <w:r>
-              <w:rPr>
-                <w:rFonts w:ascii="Times New Roman" w:hAnsi="Times New Roman"/>
+              </w:rPr>
+              <w:t>1. Введение</w:t>
+            </w:r>
+            <w:r>
+              <w:rPr>
                 <w:noProof/>
                 <w:webHidden/>
-                <w:sz w:val="28"/>
               </w:rPr>
               <w:tab/>
             </w:r>
             <w:r>
               <w:rPr>
-                <w:rFonts w:ascii="Times New Roman" w:hAnsi="Times New Roman"/>
                 <w:noProof/>
                 <w:webHidden/>
-                <w:sz w:val="28"/>
               </w:rPr>
               <w:fldChar w:fldCharType="begin"/>
             </w:r>
             <w:r>
               <w:rPr>
-                <w:rFonts w:ascii="Times New Roman" w:hAnsi="Times New Roman"/>
                 <w:noProof/>
                 <w:webHidden/>
-                <w:sz w:val="28"/>
-              </w:rPr>
-              <w:instrText xml:space="preserve"> PAGEREF _Toc215754614 \h </w:instrText>
-            </w:r>
-            <w:r>
-              <w:rPr>
-                <w:rFonts w:ascii="Times New Roman" w:hAnsi="Times New Roman"/>
+              </w:rPr>
+              <w:instrText xml:space="preserve"> PAGEREF _Toc215843389 \h </w:instrText>
+            </w:r>
+            <w:r>
+              <w:rPr>
                 <w:noProof/>
                 <w:webHidden/>
-                <w:sz w:val="28"/>
-              </w:rPr>
-            </w:r>
-            <w:r>
-              <w:rPr>
-                <w:rFonts w:ascii="Times New Roman" w:hAnsi="Times New Roman"/>
+              </w:rPr>
+            </w:r>
+            <w:r>
+              <w:rPr>
                 <w:noProof/>
                 <w:webHidden/>
-                <w:sz w:val="28"/>
               </w:rPr>
               <w:fldChar w:fldCharType="separate"/>
             </w:r>
             <w:r>
               <w:rPr>
-                <w:rFonts w:ascii="Times New Roman" w:hAnsi="Times New Roman"/>
                 <w:noProof/>
                 <w:webHidden/>
-                <w:sz w:val="28"/>
               </w:rPr>
               <w:t>1</w:t>
             </w:r>
             <w:r>
               <w:rPr>
-                <w:rFonts w:ascii="Times New Roman" w:hAnsi="Times New Roman"/>
                 <w:noProof/>
                 <w:webHidden/>
-                <w:sz w:val="28"/>
               </w:rPr>
               <w:fldChar w:fldCharType="end"/>
             </w:r>
@@ -153,18 +111,158 @@
         </w:p>
         <w:p>
           <w:pPr>
+            <w:pStyle w:val="11"/>
             <w:rPr>
-              <w:rFonts w:ascii="Times New Roman" w:hAnsi="Times New Roman"/>
-              <w:sz w:val="28"/>
+              <w:rFonts w:asciiTheme="minorHAnsi" w:hAnsiTheme="minorHAnsi" w:cstheme="minorBidi"/>
+              <w:noProof/>
+              <w:sz w:val="22"/>
             </w:rPr>
           </w:pPr>
+          <w:hyperlink w:anchor="_Toc215843390" w:history="1">
+            <w:r>
+              <w:rPr>
+                <w:rStyle w:val="a8"/>
+                <w:noProof/>
+              </w:rPr>
+              <w:t>2. Популярные алгоритмы в рекомендательных системах</w:t>
+            </w:r>
+            <w:r>
+              <w:rPr>
+                <w:noProof/>
+                <w:webHidden/>
+              </w:rPr>
+              <w:tab/>
+            </w:r>
+            <w:r>
+              <w:rPr>
+                <w:noProof/>
+                <w:webHidden/>
+              </w:rPr>
+              <w:fldChar w:fldCharType="begin"/>
+            </w:r>
+            <w:r>
+              <w:rPr>
+                <w:noProof/>
+                <w:webHidden/>
+              </w:rPr>
+              <w:instrText xml:space="preserve"> PAGEREF _Toc215843390 \h </w:instrText>
+            </w:r>
+            <w:r>
+              <w:rPr>
+                <w:noProof/>
+                <w:webHidden/>
+              </w:rPr>
+            </w:r>
+            <w:r>
+              <w:rPr>
+                <w:noProof/>
+                <w:webHidden/>
+              </w:rPr>
+              <w:fldChar w:fldCharType="separate"/>
+            </w:r>
+            <w:r>
+              <w:rPr>
+                <w:noProof/>
+                <w:webHidden/>
+              </w:rPr>
+              <w:t>2</w:t>
+            </w:r>
+            <w:r>
+              <w:rPr>
+                <w:noProof/>
+                <w:webHidden/>
+              </w:rPr>
+              <w:fldChar w:fldCharType="end"/>
+            </w:r>
+          </w:hyperlink>
+        </w:p>
+        <w:p>
+          <w:pPr>
+            <w:pStyle w:val="11"/>
+            <w:rPr>
+              <w:rFonts w:asciiTheme="minorHAnsi" w:hAnsiTheme="minorHAnsi" w:cstheme="minorBidi"/>
+              <w:noProof/>
+              <w:sz w:val="22"/>
+            </w:rPr>
+          </w:pPr>
+          <w:hyperlink w:anchor="_Toc215843391" w:history="1">
+            <w:r>
+              <w:rPr>
+                <w:rStyle w:val="a8"/>
+                <w:noProof/>
+              </w:rPr>
+              <w:t>3. Контентная</w:t>
+            </w:r>
+            <w:r>
+              <w:rPr>
+                <w:rStyle w:val="a8"/>
+                <w:noProof/>
+              </w:rPr>
+              <w:t xml:space="preserve"> </w:t>
+            </w:r>
+            <w:r>
+              <w:rPr>
+                <w:rStyle w:val="a8"/>
+                <w:noProof/>
+              </w:rPr>
+              <w:t>Рекомендательная система</w:t>
+            </w:r>
+            <w:r>
+              <w:rPr>
+                <w:noProof/>
+                <w:webHidden/>
+              </w:rPr>
+              <w:tab/>
+            </w:r>
+            <w:r>
+              <w:rPr>
+                <w:noProof/>
+                <w:webHidden/>
+              </w:rPr>
+              <w:fldChar w:fldCharType="begin"/>
+            </w:r>
+            <w:r>
+              <w:rPr>
+                <w:noProof/>
+                <w:webHidden/>
+              </w:rPr>
+              <w:instrText xml:space="preserve"> PAGEREF _Toc215843391 \h </w:instrText>
+            </w:r>
+            <w:r>
+              <w:rPr>
+                <w:noProof/>
+                <w:webHidden/>
+              </w:rPr>
+            </w:r>
+            <w:r>
+              <w:rPr>
+                <w:noProof/>
+                <w:webHidden/>
+              </w:rPr>
+              <w:fldChar w:fldCharType="separate"/>
+            </w:r>
+            <w:r>
+              <w:rPr>
+                <w:noProof/>
+                <w:webHidden/>
+              </w:rPr>
+              <w:t>4</w:t>
+            </w:r>
+            <w:r>
+              <w:rPr>
+                <w:noProof/>
+                <w:webHidden/>
+              </w:rPr>
+              <w:fldChar w:fldCharType="end"/>
+            </w:r>
+          </w:hyperlink>
+        </w:p>
+        <w:p>
           <w:r>
             <w:rPr>
-              <w:rFonts w:ascii="Times New Roman" w:hAnsi="Times New Roman"/>
               <w:b/>
               <w:bCs/>
               <w:noProof/>
-              <w:sz w:val="28"/>
             </w:rPr>
             <w:fldChar w:fldCharType="end"/>
           </w:r>
@@ -174,543 +272,2558 @@
     <w:p>
       <w:pPr>
         <w:pStyle w:val="1"/>
-        <w:rPr>
-          <w:rFonts w:ascii="Times New Roman" w:hAnsi="Times New Roman" w:cs="Times New Roman"/>
-          <w:color w:val="auto"/>
-          <w:sz w:val="28"/>
-          <w:szCs w:val="28"/>
-        </w:rPr>
-      </w:pPr>
-      <w:bookmarkStart w:id="0" w:name="_Toc215754614"/>
-      <w:r>
-        <w:rPr>
-          <w:rFonts w:ascii="Times New Roman" w:hAnsi="Times New Roman" w:cs="Times New Roman"/>
-          <w:color w:val="auto"/>
-          <w:sz w:val="28"/>
-          <w:szCs w:val="28"/>
-        </w:rPr>
+      </w:pPr>
+      <w:bookmarkStart w:id="0" w:name="_Toc215843389"/>
+      <w:r>
         <w:t>Введение</w:t>
       </w:r>
       <w:bookmarkEnd w:id="0"/>
     </w:p>
     <w:p>
-      <w:pPr>
-        <w:spacing w:line="360" w:lineRule="auto"/>
-        <w:ind w:firstLine="709"/>
-        <w:contextualSpacing/>
-        <w:rPr>
-          <w:rFonts w:ascii="Times New Roman" w:hAnsi="Times New Roman" w:cs="Times New Roman"/>
+      <w:r>
+        <w:t xml:space="preserve">В современном мире количество фильмов и сериалов на стриминговых платформах и в онлайн-кинотеатрах исчисляется сотнями тысяч. Пользователь, заходя на сервис, сталкивается с парадоксом выбора: найти что-то действительно интересное среди такого объёма контента практически невозможно без помощи интеллектуальных инструментов. Именно поэтому рекомендательные системы стали ключевым элементом успеха </w:t>
+      </w:r>
+      <w:r>
+        <w:rPr>
+          <w:lang w:val="en-US"/>
+        </w:rPr>
+        <w:t>Netflix</w:t>
+      </w:r>
+      <w:r>
+        <w:t xml:space="preserve">, </w:t>
+      </w:r>
+      <w:r>
+        <w:rPr>
+          <w:lang w:val="en-US"/>
+        </w:rPr>
+        <w:t>YouTube</w:t>
+      </w:r>
+      <w:r>
+        <w:t xml:space="preserve">, Кинопоиска </w:t>
+      </w:r>
+      <w:r>
+        <w:rPr>
+          <w:lang w:val="en-US"/>
+        </w:rPr>
+        <w:t>HD</w:t>
+      </w:r>
+      <w:r>
+        <w:t xml:space="preserve">, </w:t>
+      </w:r>
+      <w:r>
+        <w:rPr>
+          <w:lang w:val="en-US"/>
+        </w:rPr>
+        <w:t>IVI</w:t>
+      </w:r>
+      <w:r>
+        <w:t xml:space="preserve"> и многих других платформ: по данным исследований, более 75–80 % просмотров начинается именно с рекомендаций.</w:t>
+      </w:r>
+    </w:p>
+    <w:p>
+      <w:r>
+        <w:t>Одним из самых простых, понятных и при этом удивительно эффективных подходов к рекомендациям фильмов является контентная фильтрация на основе схожести описаний и метаданных (</w:t>
+      </w:r>
+      <w:r>
+        <w:rPr>
+          <w:lang w:val="en-US"/>
+        </w:rPr>
+        <w:t>content</w:t>
+      </w:r>
+      <w:r>
+        <w:t>-</w:t>
+      </w:r>
+      <w:r>
+        <w:rPr>
+          <w:lang w:val="en-US"/>
+        </w:rPr>
+        <w:t>based</w:t>
+      </w:r>
+      <w:r>
+        <w:t xml:space="preserve"> </w:t>
+      </w:r>
+      <w:r>
+        <w:rPr>
+          <w:lang w:val="en-US"/>
+        </w:rPr>
+        <w:t>filtering</w:t>
+      </w:r>
+      <w:r>
+        <w:t>). В отличие от коллаборативных методов, этот подход не требует истории оценок миллионов пользователей и полностью решает проблему холодного старта для новых пользователей: рекомендации строятся исключительно на основе характеристик самих фильмов — сюжета, жанров, ключевых слов, актёров и режиссёров.</w:t>
+      </w:r>
+    </w:p>
+    <w:p>
+      <w:r>
+        <w:t>Цель данной курсовой работы — разработать и исследовать контентную рекомендательную систему для фильмов, использующую векторизацию текстовых признаков (обзор сюжета + жанры) и косинусное сходство в пространстве признаков, а также показать, насколько эффективным может быть этот классический подход при правильной предобработке данных и выборе параметров.</w:t>
+      </w:r>
+    </w:p>
+    <w:p>
+      <w:r>
+        <w:t>Для достижения поставленной цели решаются следующие задачи:</w:t>
+      </w:r>
+    </w:p>
+    <w:p>
+      <w:r>
+        <w:t>Изучить теоретические основы контентной фильтрации и её преимущества перед другими типами рекомендательных систем в задаче рекомендаций фильмов.</w:t>
+      </w:r>
+    </w:p>
+    <w:p>
+      <w:r>
+        <w:t>Подготовить датасет с метаданными фильмов</w:t>
+      </w:r>
+      <w:r>
+        <w:t xml:space="preserve">, </w:t>
+      </w:r>
+      <w:r>
+        <w:t>выполнить очистку и объединение текстовых полей в единый тег.</w:t>
+      </w:r>
+    </w:p>
+    <w:p>
+      <w:r>
+        <w:t>Провести качественный анализ результатов: проверить рекомендации для популярных фильмов</w:t>
+      </w:r>
+      <w:r>
+        <w:t xml:space="preserve">, </w:t>
+      </w:r>
+      <w:r>
+        <w:t>выявить сильные и слабые стороны подхода.</w:t>
+      </w:r>
+    </w:p>
+    <w:p>
+      <w:r>
+        <w:t>Практическая значимость работы заключается в создании полностью рабочей, легко интерпретируемой и быстро запускаемой рекомендательной системы, которая:</w:t>
+      </w:r>
+    </w:p>
+    <w:p>
+      <w:r>
+        <w:t>не требует больших вычислительных ресурсов,</w:t>
+      </w:r>
+    </w:p>
+    <w:p>
+      <w:r>
+        <w:t>работает даже на небольшом датасете,</w:t>
+      </w:r>
+    </w:p>
+    <w:p>
+      <w:r>
+        <w:t>даёт интуитивно понятные и объяснимые рекомендации,</w:t>
+      </w:r>
+    </w:p>
+    <w:p>
+      <w:r>
+        <w:t>может быть легко интегрирована в веб-приложение или мобильный сервис.</w:t>
+      </w:r>
+    </w:p>
+    <w:p>
+      <w:r>
+        <w:t>Таким образом, работа демонстрирует, что даже «простой» подход на основе контентной фильтрации и косинусного сходства текстовых описаний способен давать качественные и логически обоснованные рекомендации фильмов, оставаясь при этом одним из лучших выборов для небольших проектов, прототипов, а также в случаях, когда важны объяснимость и независимость от пользовательских оценок.</w:t>
+      </w:r>
+    </w:p>
+    <w:p>
+      <w:pPr>
+        <w:pStyle w:val="1"/>
+        <w:rPr>
+          <w:rFonts w:cs="Times New Roman"/>
           <w:sz w:val="28"/>
           <w:szCs w:val="28"/>
         </w:rPr>
       </w:pPr>
-      <w:r>
-        <w:rPr>
-          <w:rFonts w:ascii="Times New Roman" w:hAnsi="Times New Roman" w:cs="Times New Roman"/>
+      <w:bookmarkStart w:id="1" w:name="_Toc215843390"/>
+      <w:r>
+        <w:rPr>
+          <w:rFonts w:cs="Times New Roman"/>
           <w:sz w:val="28"/>
           <w:szCs w:val="28"/>
         </w:rPr>
-        <w:t xml:space="preserve">В современном мире количество фильмов и сериалов на стриминговых платформах и в онлайн-кинотеатрах исчисляется сотнями тысяч. Пользователь, заходя на сервис, сталкивается с парадоксом выбора: найти что-то действительно интересное среди такого объёма контента практически невозможно без помощи интеллектуальных инструментов. Именно поэтому рекомендательные системы стали ключевым элементом успеха </w:t>
-      </w:r>
-      <w:r>
-        <w:rPr>
-          <w:rFonts w:ascii="Times New Roman" w:hAnsi="Times New Roman" w:cs="Times New Roman"/>
+        <w:t>Популярные алгоритмы в рекомендательны</w:t>
+      </w:r>
+      <w:r>
+        <w:rPr>
+          <w:rFonts w:cs="Times New Roman"/>
           <w:sz w:val="28"/>
           <w:szCs w:val="28"/>
-          <w:lang w:val="en-US"/>
-        </w:rPr>
-        <w:t>Netflix</w:t>
-      </w:r>
-      <w:r>
-        <w:rPr>
-          <w:rFonts w:ascii="Times New Roman" w:hAnsi="Times New Roman" w:cs="Times New Roman"/>
+        </w:rPr>
+        <w:t>х</w:t>
+      </w:r>
+      <w:r>
+        <w:rPr>
+          <w:rFonts w:cs="Times New Roman"/>
           <w:sz w:val="28"/>
           <w:szCs w:val="28"/>
         </w:rPr>
-        <w:t xml:space="preserve">, </w:t>
-      </w:r>
-      <w:r>
-        <w:rPr>
-          <w:rFonts w:ascii="Times New Roman" w:hAnsi="Times New Roman" w:cs="Times New Roman"/>
+        <w:t xml:space="preserve"> системах</w:t>
+      </w:r>
+      <w:bookmarkEnd w:id="1"/>
+      <w:r>
+        <w:rPr>
+          <w:rFonts w:cs="Times New Roman"/>
           <w:sz w:val="28"/>
           <w:szCs w:val="28"/>
-          <w:lang w:val="en-US"/>
-        </w:rPr>
-        <w:t>YouTube</w:t>
-      </w:r>
-      <w:r>
-        <w:rPr>
-          <w:rFonts w:ascii="Times New Roman" w:hAnsi="Times New Roman" w:cs="Times New Roman"/>
-          <w:sz w:val="28"/>
-          <w:szCs w:val="28"/>
-        </w:rPr>
-        <w:t xml:space="preserve">, </w:t>
-      </w:r>
-      <w:proofErr w:type="spellStart"/>
-      <w:r>
-        <w:rPr>
-          <w:rFonts w:ascii="Times New Roman" w:hAnsi="Times New Roman" w:cs="Times New Roman"/>
-          <w:sz w:val="28"/>
-          <w:szCs w:val="28"/>
-        </w:rPr>
-        <w:t>Кинопоиска</w:t>
-      </w:r>
-      <w:proofErr w:type="spellEnd"/>
-      <w:r>
-        <w:rPr>
-          <w:rFonts w:ascii="Times New Roman" w:hAnsi="Times New Roman" w:cs="Times New Roman"/>
-          <w:sz w:val="28"/>
-          <w:szCs w:val="28"/>
         </w:rPr>
         <w:t xml:space="preserve"> </w:t>
-      </w:r>
-      <w:r>
-        <w:rPr>
-          <w:rFonts w:ascii="Times New Roman" w:hAnsi="Times New Roman" w:cs="Times New Roman"/>
-          <w:sz w:val="28"/>
-          <w:szCs w:val="28"/>
-          <w:lang w:val="en-US"/>
-        </w:rPr>
-        <w:t>HD</w:t>
-      </w:r>
-      <w:r>
-        <w:rPr>
-          <w:rFonts w:ascii="Times New Roman" w:hAnsi="Times New Roman" w:cs="Times New Roman"/>
-          <w:sz w:val="28"/>
-          <w:szCs w:val="28"/>
-        </w:rPr>
-        <w:t xml:space="preserve">, </w:t>
-      </w:r>
-      <w:r>
-        <w:rPr>
-          <w:rFonts w:ascii="Times New Roman" w:hAnsi="Times New Roman" w:cs="Times New Roman"/>
-          <w:sz w:val="28"/>
-          <w:szCs w:val="28"/>
-          <w:lang w:val="en-US"/>
-        </w:rPr>
-        <w:t>IVI</w:t>
-      </w:r>
-      <w:r>
-        <w:rPr>
-          <w:rFonts w:ascii="Times New Roman" w:hAnsi="Times New Roman" w:cs="Times New Roman"/>
-          <w:sz w:val="28"/>
-          <w:szCs w:val="28"/>
-        </w:rPr>
-        <w:t xml:space="preserve"> и многих других платформ: по данным исследований, более 75–80 % просмотров начинается именно с рекомендаций.</w:t>
       </w:r>
     </w:p>
     <w:p>
-      <w:pPr>
-        <w:spacing w:line="360" w:lineRule="auto"/>
-        <w:ind w:firstLine="709"/>
-        <w:contextualSpacing/>
-        <w:rPr>
-          <w:rFonts w:ascii="Times New Roman" w:hAnsi="Times New Roman" w:cs="Times New Roman"/>
-          <w:sz w:val="28"/>
-          <w:szCs w:val="28"/>
-        </w:rPr>
-      </w:pPr>
-      <w:r>
-        <w:rPr>
-          <w:rFonts w:ascii="Times New Roman" w:hAnsi="Times New Roman" w:cs="Times New Roman"/>
-          <w:sz w:val="28"/>
-          <w:szCs w:val="28"/>
-        </w:rPr>
-        <w:t>Одним из самых простых, понятных и при этом удивительно эффективных подходов к рекомендациям фильмов является контентная фильтрация на основе схожести описаний и метаданных (</w:t>
-      </w:r>
-      <w:r>
-        <w:rPr>
-          <w:rFonts w:ascii="Times New Roman" w:hAnsi="Times New Roman" w:cs="Times New Roman"/>
-          <w:sz w:val="28"/>
-          <w:szCs w:val="28"/>
-          <w:lang w:val="en-US"/>
-        </w:rPr>
-        <w:t>content</w:t>
-      </w:r>
-      <w:r>
-        <w:rPr>
-          <w:rFonts w:ascii="Times New Roman" w:hAnsi="Times New Roman" w:cs="Times New Roman"/>
-          <w:sz w:val="28"/>
-          <w:szCs w:val="28"/>
-        </w:rPr>
-        <w:t>-</w:t>
-      </w:r>
-      <w:r>
-        <w:rPr>
-          <w:rFonts w:ascii="Times New Roman" w:hAnsi="Times New Roman" w:cs="Times New Roman"/>
-          <w:sz w:val="28"/>
-          <w:szCs w:val="28"/>
-          <w:lang w:val="en-US"/>
-        </w:rPr>
-        <w:t>based</w:t>
-      </w:r>
-      <w:r>
-        <w:rPr>
-          <w:rFonts w:ascii="Times New Roman" w:hAnsi="Times New Roman" w:cs="Times New Roman"/>
-          <w:sz w:val="28"/>
-          <w:szCs w:val="28"/>
-        </w:rPr>
-        <w:t xml:space="preserve"> </w:t>
-      </w:r>
-      <w:r>
-        <w:rPr>
-          <w:rFonts w:ascii="Times New Roman" w:hAnsi="Times New Roman" w:cs="Times New Roman"/>
-          <w:sz w:val="28"/>
-          <w:szCs w:val="28"/>
-          <w:lang w:val="en-US"/>
-        </w:rPr>
-        <w:t>filtering</w:t>
-      </w:r>
-      <w:r>
-        <w:rPr>
-          <w:rFonts w:ascii="Times New Roman" w:hAnsi="Times New Roman" w:cs="Times New Roman"/>
-          <w:sz w:val="28"/>
-          <w:szCs w:val="28"/>
-        </w:rPr>
-        <w:t xml:space="preserve">). В отличие от </w:t>
-      </w:r>
-      <w:proofErr w:type="spellStart"/>
-      <w:r>
-        <w:rPr>
-          <w:rFonts w:ascii="Times New Roman" w:hAnsi="Times New Roman" w:cs="Times New Roman"/>
-          <w:sz w:val="28"/>
-          <w:szCs w:val="28"/>
-        </w:rPr>
-        <w:t>коллаборативных</w:t>
-      </w:r>
-      <w:proofErr w:type="spellEnd"/>
-      <w:r>
-        <w:rPr>
-          <w:rFonts w:ascii="Times New Roman" w:hAnsi="Times New Roman" w:cs="Times New Roman"/>
-          <w:sz w:val="28"/>
-          <w:szCs w:val="28"/>
-        </w:rPr>
-        <w:t xml:space="preserve"> методов, этот подход не требует истории оценок миллионов пользователей и полностью решает проблему холодного старта для новых пользователей: рекомендации строятся исключительно на основе характеристик самих фильмов — сюжета, жанров, ключевых слов, актёров и режиссёров.</w:t>
+      <w:r>
+        <w:t xml:space="preserve">Современные рекомендательные системы используют несколько основных подходов, каждый из которых имеет свои сильные и слабые стороны. </w:t>
+      </w:r>
+      <w:r>
+        <w:t>Ниже рассмотрены наиболее распространённые алгоритмы.</w:t>
       </w:r>
     </w:p>
     <w:p>
       <w:pPr>
-        <w:spacing w:line="360" w:lineRule="auto"/>
-        <w:ind w:firstLine="709"/>
-        <w:contextualSpacing/>
-        <w:rPr>
-          <w:rFonts w:ascii="Times New Roman" w:hAnsi="Times New Roman" w:cs="Times New Roman"/>
-          <w:sz w:val="28"/>
-          <w:szCs w:val="28"/>
-        </w:rPr>
-      </w:pPr>
-      <w:r>
-        <w:rPr>
-          <w:rFonts w:ascii="Times New Roman" w:hAnsi="Times New Roman" w:cs="Times New Roman"/>
-          <w:sz w:val="28"/>
-          <w:szCs w:val="28"/>
-        </w:rPr>
-        <w:t>Цель данной курсовой работы — разработать и исследовать контентную рекомендательную систему для фильмов, использующую векторизацию текстовых признаков (обзор сюжета + жанры) и косинусное сходство в пространстве признаков, а также показать, насколько эффективным может быть этот классический подход при правильной предобработке данных и выборе параметров.</w:t>
+        <w:rPr>
+          <w:lang w:val="en-US"/>
+        </w:rPr>
+      </w:pPr>
+      <w:r>
+        <w:rPr>
+          <w:b/>
+          <w:bCs/>
+        </w:rPr>
+        <w:t>Контентные рекомендательные системы (</w:t>
+      </w:r>
+      <w:r>
+        <w:rPr>
+          <w:b/>
+          <w:bCs/>
+          <w:lang w:val="en-US"/>
+        </w:rPr>
+        <w:t>Content</w:t>
+      </w:r>
+      <w:r>
+        <w:rPr>
+          <w:b/>
+          <w:bCs/>
+        </w:rPr>
+        <w:t>-</w:t>
+      </w:r>
+      <w:r>
+        <w:rPr>
+          <w:b/>
+          <w:bCs/>
+          <w:lang w:val="en-US"/>
+        </w:rPr>
+        <w:t>based</w:t>
+      </w:r>
+      <w:r>
+        <w:rPr>
+          <w:b/>
+          <w:bCs/>
+        </w:rPr>
+        <w:t xml:space="preserve"> </w:t>
+      </w:r>
+      <w:r>
+        <w:rPr>
+          <w:b/>
+          <w:bCs/>
+          <w:lang w:val="en-US"/>
+        </w:rPr>
+        <w:t>filtering</w:t>
+      </w:r>
+      <w:r>
+        <w:rPr>
+          <w:b/>
+          <w:bCs/>
+        </w:rPr>
+        <w:t>)</w:t>
+      </w:r>
+      <w:r>
+        <w:t xml:space="preserve"> Основаны на анализе характеристик (содержимого) объектов. Для каждого элемента (фильм, товар, статья) создаётся вектор признаков (например, жанр, ключевые слова, теги, описание). Профиль пользователя формируется на основе объектов, которые ему понравились. Рекомендации выдаются путём поиска объектов, наиболее похожих на уже понравившиеся. Для представления текстов чаще всего применяются методы </w:t>
+      </w:r>
+      <w:r>
+        <w:rPr>
+          <w:lang w:val="en-US"/>
+        </w:rPr>
+        <w:t>Bag</w:t>
+      </w:r>
+      <w:r>
+        <w:t>-</w:t>
+      </w:r>
+      <w:r>
+        <w:rPr>
+          <w:lang w:val="en-US"/>
+        </w:rPr>
+        <w:t>of</w:t>
+      </w:r>
+      <w:r>
+        <w:t>-</w:t>
+      </w:r>
+      <w:r>
+        <w:rPr>
+          <w:lang w:val="en-US"/>
+        </w:rPr>
+        <w:t>Words</w:t>
+      </w:r>
+      <w:r>
+        <w:t xml:space="preserve">, </w:t>
+      </w:r>
+      <w:r>
+        <w:rPr>
+          <w:lang w:val="en-US"/>
+        </w:rPr>
+        <w:t>TF</w:t>
+      </w:r>
+      <w:r>
+        <w:t>-</w:t>
+      </w:r>
+      <w:r>
+        <w:rPr>
+          <w:lang w:val="en-US"/>
+        </w:rPr>
+        <w:t>IDF</w:t>
+      </w:r>
+      <w:r>
+        <w:t>, а в современных реализациях — эмбеддинги (</w:t>
+      </w:r>
+      <w:r>
+        <w:rPr>
+          <w:lang w:val="en-US"/>
+        </w:rPr>
+        <w:t>Word</w:t>
+      </w:r>
+      <w:r>
+        <w:t>2</w:t>
+      </w:r>
+      <w:r>
+        <w:rPr>
+          <w:lang w:val="en-US"/>
+        </w:rPr>
+        <w:t>Vec</w:t>
+      </w:r>
+      <w:r>
+        <w:t xml:space="preserve">, </w:t>
+      </w:r>
+      <w:r>
+        <w:rPr>
+          <w:lang w:val="en-US"/>
+        </w:rPr>
+        <w:t>BERT</w:t>
+      </w:r>
+      <w:r>
+        <w:t xml:space="preserve">, </w:t>
+      </w:r>
+      <w:r>
+        <w:rPr>
+          <w:lang w:val="en-US"/>
+        </w:rPr>
+        <w:t>Sentence</w:t>
+      </w:r>
+      <w:r>
+        <w:t>-</w:t>
+      </w:r>
+      <w:r>
+        <w:rPr>
+          <w:lang w:val="en-US"/>
+        </w:rPr>
+        <w:t>BERT</w:t>
+      </w:r>
+      <w:r>
+        <w:t xml:space="preserve">). Сходство между объектами и профилем пользователя обычно измеряется с помощью косинусного расстояния. Преимущества: простота реализации, отсутствие проблемы «холодного старта» для новых объектов, рекомендации легко объяснимы. </w:t>
+      </w:r>
+      <w:r>
+        <w:rPr>
+          <w:lang w:val="en-US"/>
+        </w:rPr>
+        <w:t>Недостатки: ограниченность «пузыря фильтров» (рекомендуется только похожее), низкая серендипность.</w:t>
       </w:r>
     </w:p>
     <w:p>
-      <w:pPr>
-        <w:spacing w:line="360" w:lineRule="auto"/>
-        <w:ind w:firstLine="709"/>
-        <w:contextualSpacing/>
-        <w:rPr>
-          <w:rFonts w:ascii="Times New Roman" w:hAnsi="Times New Roman" w:cs="Times New Roman"/>
-          <w:sz w:val="28"/>
-          <w:szCs w:val="28"/>
-        </w:rPr>
-      </w:pPr>
-      <w:r>
-        <w:rPr>
-          <w:rFonts w:ascii="Times New Roman" w:hAnsi="Times New Roman" w:cs="Times New Roman"/>
-          <w:sz w:val="28"/>
-          <w:szCs w:val="28"/>
-        </w:rPr>
-        <w:t>Для достижения поставленной цели решаются следующие задачи:</w:t>
+      <w:r>
+        <w:rPr>
+          <w:b/>
+          <w:bCs/>
+        </w:rPr>
+        <w:t>Коллаборативная фильтрация (</w:t>
+      </w:r>
+      <w:r>
+        <w:rPr>
+          <w:b/>
+          <w:bCs/>
+          <w:lang w:val="en-US"/>
+        </w:rPr>
+        <w:t>Collaborative</w:t>
+      </w:r>
+      <w:r>
+        <w:rPr>
+          <w:b/>
+          <w:bCs/>
+        </w:rPr>
+        <w:t xml:space="preserve"> </w:t>
+      </w:r>
+      <w:r>
+        <w:rPr>
+          <w:b/>
+          <w:bCs/>
+          <w:lang w:val="en-US"/>
+        </w:rPr>
+        <w:t>filtering</w:t>
+      </w:r>
+      <w:r>
+        <w:rPr>
+          <w:b/>
+          <w:bCs/>
+        </w:rPr>
+        <w:t>)</w:t>
+      </w:r>
+      <w:r>
+        <w:t xml:space="preserve"> Делится на два основных подвида:</w:t>
       </w:r>
     </w:p>
     <w:p>
-      <w:pPr>
-        <w:numPr>
-          <w:ilvl w:val="0"/>
-          <w:numId w:val="3"/>
-        </w:numPr>
-        <w:spacing w:line="360" w:lineRule="auto"/>
-        <w:contextualSpacing/>
-        <w:rPr>
-          <w:rFonts w:ascii="Times New Roman" w:hAnsi="Times New Roman" w:cs="Times New Roman"/>
-          <w:sz w:val="28"/>
-          <w:szCs w:val="28"/>
-        </w:rPr>
-      </w:pPr>
-      <w:r>
-        <w:rPr>
-          <w:rFonts w:ascii="Times New Roman" w:hAnsi="Times New Roman" w:cs="Times New Roman"/>
-          <w:sz w:val="28"/>
-          <w:szCs w:val="28"/>
-        </w:rPr>
-        <w:lastRenderedPageBreak/>
-        <w:t>Изучить теоретические основы контентной фильтрации и её преимущества перед другими типами рекомендательных систем в задаче рекомендаций фильмов.</w:t>
+      <w:r>
+        <w:rPr>
+          <w:b/>
+          <w:bCs/>
+          <w:lang w:val="en-US"/>
+        </w:rPr>
+        <w:t>User</w:t>
+      </w:r>
+      <w:r>
+        <w:rPr>
+          <w:b/>
+          <w:bCs/>
+        </w:rPr>
+        <w:t>-</w:t>
+      </w:r>
+      <w:r>
+        <w:rPr>
+          <w:b/>
+          <w:bCs/>
+          <w:lang w:val="en-US"/>
+        </w:rPr>
+        <w:t>based</w:t>
+      </w:r>
+      <w:r>
+        <w:rPr>
+          <w:b/>
+          <w:bCs/>
+        </w:rPr>
+        <w:t xml:space="preserve"> </w:t>
+      </w:r>
+      <w:r>
+        <w:rPr>
+          <w:b/>
+          <w:bCs/>
+          <w:lang w:val="en-US"/>
+        </w:rPr>
+        <w:t>CF</w:t>
+      </w:r>
+      <w:r>
+        <w:t>: «Похожие на тебя пользователи любят вот это». Находятся пользователи с похожими вкусами и рекомендуются их предпочтения.</w:t>
       </w:r>
     </w:p>
     <w:p>
-      <w:pPr>
-        <w:numPr>
-          <w:ilvl w:val="0"/>
-          <w:numId w:val="3"/>
-        </w:numPr>
-        <w:spacing w:line="360" w:lineRule="auto"/>
-        <w:contextualSpacing/>
-        <w:rPr>
-          <w:rFonts w:ascii="Times New Roman" w:hAnsi="Times New Roman" w:cs="Times New Roman"/>
-          <w:sz w:val="28"/>
-          <w:szCs w:val="28"/>
-        </w:rPr>
-      </w:pPr>
-      <w:r>
-        <w:rPr>
-          <w:rFonts w:ascii="Times New Roman" w:hAnsi="Times New Roman" w:cs="Times New Roman"/>
-          <w:sz w:val="28"/>
-          <w:szCs w:val="28"/>
-        </w:rPr>
-        <w:t xml:space="preserve">Подготовить </w:t>
-      </w:r>
-      <w:proofErr w:type="spellStart"/>
-      <w:r>
-        <w:rPr>
-          <w:rFonts w:ascii="Times New Roman" w:hAnsi="Times New Roman" w:cs="Times New Roman"/>
-          <w:sz w:val="28"/>
-          <w:szCs w:val="28"/>
-        </w:rPr>
-        <w:t>датасет</w:t>
-      </w:r>
-      <w:proofErr w:type="spellEnd"/>
-      <w:r>
-        <w:rPr>
-          <w:rFonts w:ascii="Times New Roman" w:hAnsi="Times New Roman" w:cs="Times New Roman"/>
-          <w:sz w:val="28"/>
-          <w:szCs w:val="28"/>
-        </w:rPr>
-        <w:t xml:space="preserve"> с метаданными фильмов</w:t>
-      </w:r>
-      <w:r>
-        <w:rPr>
-          <w:rFonts w:ascii="Times New Roman" w:hAnsi="Times New Roman" w:cs="Times New Roman"/>
-          <w:sz w:val="28"/>
-          <w:szCs w:val="28"/>
-        </w:rPr>
-        <w:t xml:space="preserve">, </w:t>
-      </w:r>
-      <w:r>
-        <w:rPr>
-          <w:rFonts w:ascii="Times New Roman" w:hAnsi="Times New Roman" w:cs="Times New Roman"/>
-          <w:sz w:val="28"/>
-          <w:szCs w:val="28"/>
-        </w:rPr>
-        <w:t>выполнить очистку и объединение текстовых полей в единый тег.</w:t>
+      <w:r>
+        <w:rPr>
+          <w:b/>
+          <w:bCs/>
+          <w:lang w:val="en-US"/>
+        </w:rPr>
+        <w:t>Item</w:t>
+      </w:r>
+      <w:r>
+        <w:rPr>
+          <w:b/>
+          <w:bCs/>
+        </w:rPr>
+        <w:t>-</w:t>
+      </w:r>
+      <w:r>
+        <w:rPr>
+          <w:b/>
+          <w:bCs/>
+          <w:lang w:val="en-US"/>
+        </w:rPr>
+        <w:t>based</w:t>
+      </w:r>
+      <w:r>
+        <w:rPr>
+          <w:b/>
+          <w:bCs/>
+        </w:rPr>
+        <w:t xml:space="preserve"> </w:t>
+      </w:r>
+      <w:r>
+        <w:rPr>
+          <w:b/>
+          <w:bCs/>
+          <w:lang w:val="en-US"/>
+        </w:rPr>
+        <w:t>CF</w:t>
+      </w:r>
+      <w:r>
+        <w:t xml:space="preserve">: «Те, кто купил/посмотрел этот товар, также покупали вот этот». Чаще используется на практике (например, в </w:t>
+      </w:r>
+      <w:r>
+        <w:rPr>
+          <w:lang w:val="en-US"/>
+        </w:rPr>
+        <w:t>Amazon</w:t>
+      </w:r>
+      <w:r>
+        <w:t>), потому что количество товаров обычно меньше количества пользователей, и сходство между товарами меняется реже. Сходство вычисляется через косинусное расстояние или корреляцию Пирсона на основе матрицы «пользователь–объект». Преимущества: высокая точность при большом количестве данных, способность находить неожиданные рекомендации. Недостатки: проблемы холодного старта для новых пользователей и объектов, разреженность данных.</w:t>
       </w:r>
     </w:p>
     <w:p>
       <w:pPr>
-        <w:numPr>
-          <w:ilvl w:val="0"/>
-          <w:numId w:val="3"/>
-        </w:numPr>
-        <w:spacing w:line="360" w:lineRule="auto"/>
-        <w:contextualSpacing/>
-        <w:rPr>
-          <w:rFonts w:ascii="Times New Roman" w:hAnsi="Times New Roman" w:cs="Times New Roman"/>
-          <w:sz w:val="28"/>
-          <w:szCs w:val="28"/>
-        </w:rPr>
-      </w:pPr>
-      <w:r>
-        <w:rPr>
-          <w:rFonts w:ascii="Times New Roman" w:hAnsi="Times New Roman" w:cs="Times New Roman"/>
-          <w:sz w:val="28"/>
-          <w:szCs w:val="28"/>
-        </w:rPr>
-        <w:t>Провести качественный анализ результатов: проверить рекомендации для популярных фильмов</w:t>
-      </w:r>
-      <w:r>
-        <w:rPr>
-          <w:rFonts w:ascii="Times New Roman" w:hAnsi="Times New Roman" w:cs="Times New Roman"/>
-          <w:sz w:val="28"/>
-          <w:szCs w:val="28"/>
-        </w:rPr>
+        <w:rPr>
+          <w:lang w:val="en-US"/>
+        </w:rPr>
+      </w:pPr>
+      <w:r>
+        <w:rPr>
+          <w:b/>
+          <w:bCs/>
+        </w:rPr>
+        <w:t>Матричная факторизация (</w:t>
+      </w:r>
+      <w:r>
+        <w:rPr>
+          <w:b/>
+          <w:bCs/>
+          <w:lang w:val="en-US"/>
+        </w:rPr>
+        <w:t>Matrix</w:t>
+      </w:r>
+      <w:r>
+        <w:rPr>
+          <w:b/>
+          <w:bCs/>
+        </w:rPr>
+        <w:t xml:space="preserve"> </w:t>
+      </w:r>
+      <w:r>
+        <w:rPr>
+          <w:b/>
+          <w:bCs/>
+          <w:lang w:val="en-US"/>
+        </w:rPr>
+        <w:t>Factorization</w:t>
+      </w:r>
+      <w:r>
+        <w:rPr>
+          <w:b/>
+          <w:bCs/>
+        </w:rPr>
+        <w:t>)</w:t>
+      </w:r>
+      <w:r>
+        <w:t xml:space="preserve"> Самый популярный и эффективный на сегодняшний день подход (</w:t>
+      </w:r>
+      <w:r>
+        <w:rPr>
+          <w:lang w:val="en-US"/>
+        </w:rPr>
+        <w:t>SVD</w:t>
+      </w:r>
+      <w:r>
         <w:t xml:space="preserve">, </w:t>
       </w:r>
       <w:r>
         <w:rPr>
-          <w:rFonts w:ascii="Times New Roman" w:hAnsi="Times New Roman" w:cs="Times New Roman"/>
-          <w:sz w:val="28"/>
-          <w:szCs w:val="28"/>
-        </w:rPr>
-        <w:t>выявить сильные и слабые стороны подхода.</w:t>
+          <w:lang w:val="en-US"/>
+        </w:rPr>
+        <w:t>SVD</w:t>
+      </w:r>
+      <w:r>
+        <w:t xml:space="preserve">++, </w:t>
+      </w:r>
+      <w:r>
+        <w:rPr>
+          <w:lang w:val="en-US"/>
+        </w:rPr>
+        <w:t>ALS</w:t>
+      </w:r>
+      <w:r>
+        <w:t xml:space="preserve">, </w:t>
+      </w:r>
+      <w:r>
+        <w:rPr>
+          <w:lang w:val="en-US"/>
+        </w:rPr>
+        <w:t>Funk</w:t>
+      </w:r>
+      <w:r>
+        <w:t>-</w:t>
+      </w:r>
+      <w:r>
+        <w:rPr>
+          <w:lang w:val="en-US"/>
+        </w:rPr>
+        <w:t>SVD</w:t>
+      </w:r>
+      <w:r>
+        <w:t xml:space="preserve">, </w:t>
+      </w:r>
+      <w:r>
+        <w:rPr>
+          <w:lang w:val="en-US"/>
+        </w:rPr>
+        <w:t>Neural</w:t>
+      </w:r>
+      <w:r>
+        <w:t xml:space="preserve"> </w:t>
+      </w:r>
+      <w:r>
+        <w:rPr>
+          <w:lang w:val="en-US"/>
+        </w:rPr>
+        <w:t>CF</w:t>
+      </w:r>
+      <w:r>
+        <w:t xml:space="preserve">). Матрица взаимодействий </w:t>
+      </w:r>
+      <w:r>
+        <w:rPr>
+          <w:lang w:val="en-US"/>
+        </w:rPr>
+        <w:t>R</w:t>
+      </w:r>
+      <w:r>
+        <w:t xml:space="preserve"> (пользователи × объекты) раскладывается на два низкоранговых произведения: </w:t>
+      </w:r>
+      <w:r>
+        <w:rPr>
+          <w:lang w:val="en-US"/>
+        </w:rPr>
+        <w:t>R</w:t>
+      </w:r>
+      <w:r>
+        <w:t xml:space="preserve"> ≈ </w:t>
+      </w:r>
+      <w:r>
+        <w:rPr>
+          <w:lang w:val="en-US"/>
+        </w:rPr>
+        <w:t>P</w:t>
+      </w:r>
+      <w:r>
+        <w:t xml:space="preserve"> × </w:t>
+      </w:r>
+      <w:r>
+        <w:rPr>
+          <w:lang w:val="en-US"/>
+        </w:rPr>
+        <w:t>Qᵀ</w:t>
+      </w:r>
+      <w:r>
+        <w:t xml:space="preserve">, где </w:t>
+      </w:r>
+      <w:r>
+        <w:rPr>
+          <w:lang w:val="en-US"/>
+        </w:rPr>
+        <w:t>P</w:t>
+      </w:r>
+      <w:r>
+        <w:t xml:space="preserve"> — скрытые факторы пользователей, </w:t>
+      </w:r>
+      <w:r>
+        <w:rPr>
+          <w:lang w:val="en-US"/>
+        </w:rPr>
+        <w:t>Q</w:t>
+      </w:r>
+      <w:r>
+        <w:t xml:space="preserve"> — скрытые факторы объектов (обычно размерность 20–200). Именно этот подход принёс победу команде </w:t>
+      </w:r>
+      <w:r>
+        <w:rPr>
+          <w:lang w:val="en-US"/>
+        </w:rPr>
+        <w:t>BellKor</w:t>
+      </w:r>
+      <w:r>
+        <w:t xml:space="preserve"> в конкурсе </w:t>
+      </w:r>
+      <w:r>
+        <w:rPr>
+          <w:lang w:val="en-US"/>
+        </w:rPr>
+        <w:t>Netflix</w:t>
+      </w:r>
+      <w:r>
+        <w:t xml:space="preserve"> </w:t>
+      </w:r>
+      <w:r>
+        <w:rPr>
+          <w:lang w:val="en-US"/>
+        </w:rPr>
+        <w:t>Prize</w:t>
+      </w:r>
+      <w:r>
+        <w:t xml:space="preserve"> в 2009 году. Преимущества: высокая точность, масштабируемость (особенно </w:t>
+      </w:r>
+      <w:r>
+        <w:rPr>
+          <w:lang w:val="en-US"/>
+        </w:rPr>
+        <w:t>ALS</w:t>
+      </w:r>
+      <w:r>
+        <w:t xml:space="preserve"> в </w:t>
+      </w:r>
+      <w:r>
+        <w:rPr>
+          <w:lang w:val="en-US"/>
+        </w:rPr>
+        <w:t>Spark</w:t>
+      </w:r>
+      <w:r>
+        <w:t xml:space="preserve">), возможность работы с неявными отзывами. </w:t>
+      </w:r>
+      <w:r>
+        <w:rPr>
+          <w:lang w:val="en-US"/>
+        </w:rPr>
+        <w:t>Недостатки: сложнее интерпретировать рекомендации.</w:t>
       </w:r>
     </w:p>
     <w:p>
-      <w:pPr>
-        <w:spacing w:line="360" w:lineRule="auto"/>
-        <w:ind w:firstLine="709"/>
-        <w:contextualSpacing/>
-        <w:rPr>
-          <w:rFonts w:ascii="Times New Roman" w:hAnsi="Times New Roman" w:cs="Times New Roman"/>
-          <w:sz w:val="28"/>
-          <w:szCs w:val="28"/>
-        </w:rPr>
-      </w:pPr>
-      <w:r>
-        <w:rPr>
-          <w:rFonts w:ascii="Times New Roman" w:hAnsi="Times New Roman" w:cs="Times New Roman"/>
-          <w:sz w:val="28"/>
-          <w:szCs w:val="28"/>
-        </w:rPr>
-        <w:t>Практическая значимость работы заключается в создании полностью рабочей, легко интерпретируемой и быстро запускаемой рекомендательной системы, которая:</w:t>
+      <w:r>
+        <w:rPr>
+          <w:b/>
+          <w:bCs/>
+        </w:rPr>
+        <w:t>Гибридные системы</w:t>
+      </w:r>
+      <w:r>
+        <w:t xml:space="preserve"> В реальных сервисах (</w:t>
+      </w:r>
+      <w:r>
+        <w:rPr>
+          <w:lang w:val="en-US"/>
+        </w:rPr>
+        <w:t>Netflix</w:t>
+      </w:r>
+      <w:r>
+        <w:t xml:space="preserve">, </w:t>
+      </w:r>
+      <w:r>
+        <w:rPr>
+          <w:lang w:val="en-US"/>
+        </w:rPr>
+        <w:t>YouTube</w:t>
+      </w:r>
+      <w:r>
+        <w:t xml:space="preserve">, </w:t>
+      </w:r>
+      <w:r>
+        <w:rPr>
+          <w:lang w:val="en-US"/>
+        </w:rPr>
+        <w:t>Spotify</w:t>
+      </w:r>
+      <w:r>
+        <w:t xml:space="preserve">, </w:t>
+      </w:r>
+      <w:r>
+        <w:rPr>
+          <w:lang w:val="en-US"/>
+        </w:rPr>
+        <w:t>Amazon</w:t>
+      </w:r>
+      <w:r>
+        <w:t>) почти всегда используются комбинации подходов:</w:t>
       </w:r>
     </w:p>
     <w:p>
       <w:pPr>
-        <w:numPr>
-          <w:ilvl w:val="0"/>
-          <w:numId w:val="4"/>
-        </w:numPr>
-        <w:spacing w:line="360" w:lineRule="auto"/>
-        <w:contextualSpacing/>
-        <w:rPr>
-          <w:rFonts w:ascii="Times New Roman" w:hAnsi="Times New Roman" w:cs="Times New Roman"/>
-          <w:sz w:val="28"/>
-          <w:szCs w:val="28"/>
-        </w:rPr>
-      </w:pPr>
-      <w:r>
-        <w:rPr>
-          <w:rFonts w:ascii="Times New Roman" w:hAnsi="Times New Roman" w:cs="Times New Roman"/>
-          <w:sz w:val="28"/>
-          <w:szCs w:val="28"/>
-        </w:rPr>
-        <w:t>не требует больших вычислительных ресурсов,</w:t>
+        <w:rPr>
+          <w:lang w:val="en-US"/>
+        </w:rPr>
+      </w:pPr>
+      <w:r>
+        <w:rPr>
+          <w:lang w:val="en-US"/>
+        </w:rPr>
+        <w:t>контентные + коллаборативные;</w:t>
       </w:r>
     </w:p>
     <w:p>
       <w:pPr>
-        <w:numPr>
-          <w:ilvl w:val="0"/>
-          <w:numId w:val="4"/>
-        </w:numPr>
-        <w:spacing w:line="360" w:lineRule="auto"/>
-        <w:contextualSpacing/>
-        <w:rPr>
-          <w:rFonts w:ascii="Times New Roman" w:hAnsi="Times New Roman" w:cs="Times New Roman"/>
-          <w:sz w:val="28"/>
-          <w:szCs w:val="28"/>
-        </w:rPr>
-      </w:pPr>
-      <w:r>
-        <w:rPr>
-          <w:rFonts w:ascii="Times New Roman" w:hAnsi="Times New Roman" w:cs="Times New Roman"/>
-          <w:sz w:val="28"/>
-          <w:szCs w:val="28"/>
-        </w:rPr>
-        <w:t xml:space="preserve">работает даже на небольшом </w:t>
-      </w:r>
-      <w:proofErr w:type="spellStart"/>
-      <w:r>
-        <w:rPr>
-          <w:rFonts w:ascii="Times New Roman" w:hAnsi="Times New Roman" w:cs="Times New Roman"/>
-          <w:sz w:val="28"/>
-          <w:szCs w:val="28"/>
-        </w:rPr>
-        <w:t>датасете</w:t>
-      </w:r>
-      <w:proofErr w:type="spellEnd"/>
-      <w:r>
-        <w:rPr>
-          <w:rFonts w:ascii="Times New Roman" w:hAnsi="Times New Roman" w:cs="Times New Roman"/>
-          <w:sz w:val="28"/>
-          <w:szCs w:val="28"/>
-        </w:rPr>
-        <w:t>,</w:t>
+        <w:rPr>
+          <w:lang w:val="en-US"/>
+        </w:rPr>
+      </w:pPr>
+      <w:r>
+        <w:rPr>
+          <w:lang w:val="en-US"/>
+        </w:rPr>
+        <w:t>матричная факторизация + контентные признаки;</w:t>
       </w:r>
     </w:p>
     <w:p>
       <w:pPr>
-        <w:numPr>
-          <w:ilvl w:val="0"/>
-          <w:numId w:val="4"/>
-        </w:numPr>
-        <w:spacing w:line="360" w:lineRule="auto"/>
-        <w:contextualSpacing/>
-        <w:rPr>
-          <w:rFonts w:ascii="Times New Roman" w:hAnsi="Times New Roman" w:cs="Times New Roman"/>
-          <w:sz w:val="28"/>
-          <w:szCs w:val="28"/>
-        </w:rPr>
-      </w:pPr>
-      <w:r>
-        <w:rPr>
-          <w:rFonts w:ascii="Times New Roman" w:hAnsi="Times New Roman" w:cs="Times New Roman"/>
-          <w:sz w:val="28"/>
-          <w:szCs w:val="28"/>
-        </w:rPr>
-        <w:t>даёт интуитивно понятные и объяснимые рекомендации,</w:t>
+        <w:rPr>
+          <w:lang w:val="en-US"/>
+        </w:rPr>
+      </w:pPr>
+      <w:r>
+        <w:t xml:space="preserve">двухэтапные модели (кандидаты → ранжирование): сначала грубый отбор сотен кандидатов (например, через </w:t>
+      </w:r>
+      <w:r>
+        <w:rPr>
+          <w:lang w:val="en-US"/>
+        </w:rPr>
+        <w:t>Item</w:t>
+      </w:r>
+      <w:r>
+        <w:t>-</w:t>
+      </w:r>
+      <w:r>
+        <w:rPr>
+          <w:lang w:val="en-US"/>
+        </w:rPr>
+        <w:t>based</w:t>
+      </w:r>
+      <w:r>
+        <w:t xml:space="preserve"> </w:t>
+      </w:r>
+      <w:r>
+        <w:rPr>
+          <w:lang w:val="en-US"/>
+        </w:rPr>
+        <w:t>CF</w:t>
+      </w:r>
+      <w:r>
+        <w:t xml:space="preserve"> или </w:t>
+      </w:r>
+      <w:r>
+        <w:rPr>
+          <w:lang w:val="en-US"/>
+        </w:rPr>
+        <w:t>LightFM</w:t>
+      </w:r>
+      <w:r>
+        <w:t>), затем точное ранжирование с помощью градиентного бустинга (</w:t>
+      </w:r>
+      <w:r>
+        <w:rPr>
+          <w:lang w:val="en-US"/>
+        </w:rPr>
+        <w:t>XGBoost</w:t>
+      </w:r>
+      <w:r>
+        <w:t xml:space="preserve">, </w:t>
+      </w:r>
+      <w:r>
+        <w:rPr>
+          <w:lang w:val="en-US"/>
+        </w:rPr>
+        <w:t>LightGBM</w:t>
+      </w:r>
+      <w:r>
+        <w:t xml:space="preserve">) или нейронных сетей. </w:t>
+      </w:r>
+      <w:r>
+        <w:rPr>
+          <w:lang w:val="en-US"/>
+        </w:rPr>
+        <w:t>Именно гибридные подходы дают наибольшую точность в промышленных системах.</w:t>
       </w:r>
     </w:p>
     <w:p>
-      <w:pPr>
-        <w:numPr>
-          <w:ilvl w:val="0"/>
-          <w:numId w:val="4"/>
-        </w:numPr>
-        <w:spacing w:line="360" w:lineRule="auto"/>
-        <w:contextualSpacing/>
-        <w:rPr>
-          <w:rFonts w:ascii="Times New Roman" w:hAnsi="Times New Roman" w:cs="Times New Roman"/>
-          <w:sz w:val="28"/>
-          <w:szCs w:val="28"/>
-        </w:rPr>
-      </w:pPr>
-      <w:r>
-        <w:rPr>
-          <w:rFonts w:ascii="Times New Roman" w:hAnsi="Times New Roman" w:cs="Times New Roman"/>
-          <w:sz w:val="28"/>
-          <w:szCs w:val="28"/>
-        </w:rPr>
-        <w:t>может быть легко интегрирована в веб-приложение или мобильный сервис.</w:t>
+      <w:r>
+        <w:rPr>
+          <w:b/>
+          <w:bCs/>
+        </w:rPr>
+        <w:t>Нейронные и последовательные модели (современные тенденции)</w:t>
       </w:r>
     </w:p>
     <w:p>
-      <w:pPr>
-        <w:spacing w:line="360" w:lineRule="auto"/>
-        <w:ind w:firstLine="709"/>
-        <w:contextualSpacing/>
-        <w:rPr>
-          <w:rFonts w:ascii="Times New Roman" w:hAnsi="Times New Roman" w:cs="Times New Roman"/>
-          <w:sz w:val="28"/>
-          <w:szCs w:val="28"/>
-        </w:rPr>
-      </w:pPr>
-      <w:r>
-        <w:rPr>
-          <w:rFonts w:ascii="Times New Roman" w:hAnsi="Times New Roman" w:cs="Times New Roman"/>
-          <w:sz w:val="28"/>
-          <w:szCs w:val="28"/>
-        </w:rPr>
-        <w:t>Таким образом, работа демонстрирует, что даже «простой» подход на основе контентной фильтрации и косинусного сходства текстовых описаний способен давать качественные и логически обоснованные рекомендации фильмов, оставаясь при этом одним из лучших выборов для небольших проектов, прототипов, а также в случаях, когда важны объяснимость и независимость от пользовательских оценок.</w:t>
+      <w:r>
+        <w:t>Рекуррентные сети (</w:t>
+      </w:r>
+      <w:r>
+        <w:rPr>
+          <w:lang w:val="en-US"/>
+        </w:rPr>
+        <w:t>GRU</w:t>
+      </w:r>
+      <w:r>
+        <w:t>4</w:t>
+      </w:r>
+      <w:r>
+        <w:rPr>
+          <w:lang w:val="en-US"/>
+        </w:rPr>
+        <w:t>Rec</w:t>
+      </w:r>
+      <w:r>
+        <w:t xml:space="preserve">, </w:t>
+      </w:r>
+      <w:r>
+        <w:rPr>
+          <w:lang w:val="en-US"/>
+        </w:rPr>
+        <w:t>NARM</w:t>
+      </w:r>
+      <w:r>
+        <w:t>) и трансформеры (</w:t>
+      </w:r>
+      <w:r>
+        <w:rPr>
+          <w:lang w:val="en-US"/>
+        </w:rPr>
+        <w:t>SASRec</w:t>
+      </w:r>
+      <w:r>
+        <w:t xml:space="preserve">, </w:t>
+      </w:r>
+      <w:r>
+        <w:rPr>
+          <w:lang w:val="en-US"/>
+        </w:rPr>
+        <w:t>BERT</w:t>
+      </w:r>
+      <w:r>
+        <w:t>4</w:t>
+      </w:r>
+      <w:r>
+        <w:rPr>
+          <w:lang w:val="en-US"/>
+        </w:rPr>
+        <w:t>Rec</w:t>
+      </w:r>
+      <w:r>
+        <w:t>) — для последовательных рекомендаций.</w:t>
       </w:r>
     </w:p>
     <w:p>
-      <w:pPr>
-        <w:spacing w:line="360" w:lineRule="auto"/>
-        <w:ind w:firstLine="709"/>
-        <w:contextualSpacing/>
-        <w:rPr>
-          <w:rFonts w:ascii="Times New Roman" w:hAnsi="Times New Roman" w:cs="Times New Roman"/>
-          <w:sz w:val="28"/>
-          <w:szCs w:val="28"/>
-        </w:rPr>
-      </w:pPr>
+      <w:r>
+        <w:t>Двухбашенные нейронные сети (</w:t>
+      </w:r>
+      <w:r>
+        <w:rPr>
+          <w:lang w:val="en-US"/>
+        </w:rPr>
+        <w:t>Two</w:t>
+      </w:r>
+      <w:r>
+        <w:t>-</w:t>
+      </w:r>
+      <w:r>
+        <w:rPr>
+          <w:lang w:val="en-US"/>
+        </w:rPr>
+        <w:t>Tower</w:t>
+      </w:r>
+      <w:r>
+        <w:t xml:space="preserve">) — в </w:t>
+      </w:r>
+      <w:r>
+        <w:rPr>
+          <w:lang w:val="en-US"/>
+        </w:rPr>
+        <w:t>YouTube</w:t>
+      </w:r>
+      <w:r>
+        <w:t xml:space="preserve">, </w:t>
+      </w:r>
+      <w:r>
+        <w:rPr>
+          <w:lang w:val="en-US"/>
+        </w:rPr>
+        <w:t>AliExpress</w:t>
+      </w:r>
+      <w:r>
+        <w:t xml:space="preserve">, </w:t>
+      </w:r>
+      <w:r>
+        <w:rPr>
+          <w:lang w:val="en-US"/>
+        </w:rPr>
+        <w:t>Avito</w:t>
+      </w:r>
+      <w:r>
+        <w:t>.</w:t>
+      </w:r>
+    </w:p>
+    <w:p>
+      <w:r>
+        <w:t>Графовые нейронные сети (</w:t>
+      </w:r>
+      <w:r>
+        <w:rPr>
+          <w:lang w:val="en-US"/>
+        </w:rPr>
+        <w:t>PinSage</w:t>
+      </w:r>
+      <w:r>
+        <w:t xml:space="preserve">, </w:t>
+      </w:r>
+      <w:r>
+        <w:rPr>
+          <w:lang w:val="en-US"/>
+        </w:rPr>
+        <w:t>LightGCN</w:t>
+      </w:r>
+      <w:r>
+        <w:t>) — когда важны связи между объектами и пользователями.</w:t>
+      </w:r>
+    </w:p>
+    <w:p>
+      <w:pPr>
+        <w:pStyle w:val="1"/>
+      </w:pPr>
+      <w:bookmarkStart w:id="2" w:name="_Toc215843391"/>
+      <w:r>
+        <w:t xml:space="preserve">Контентная Рекомендательная </w:t>
+      </w:r>
+      <w:r>
+        <w:t>система</w:t>
+      </w:r>
+      <w:bookmarkEnd w:id="2"/>
+    </w:p>
+    <w:p>
+      <w:r>
+        <w:t xml:space="preserve">В данной работе в качестве основного алгоритма рекомендательной системы выбран </w:t>
+      </w:r>
+      <w:r>
+        <w:rPr>
+          <w:b/>
+          <w:bCs/>
+        </w:rPr>
+        <w:t>контентный подход (</w:t>
+      </w:r>
+      <w:r>
+        <w:rPr>
+          <w:b/>
+          <w:bCs/>
+          <w:lang w:val="en-US"/>
+        </w:rPr>
+        <w:t>content</w:t>
+      </w:r>
+      <w:r>
+        <w:rPr>
+          <w:b/>
+          <w:bCs/>
+        </w:rPr>
+        <w:t>-</w:t>
+      </w:r>
+      <w:r>
+        <w:rPr>
+          <w:b/>
+          <w:bCs/>
+          <w:lang w:val="en-US"/>
+        </w:rPr>
+        <w:t>based</w:t>
+      </w:r>
+      <w:r>
+        <w:rPr>
+          <w:b/>
+          <w:bCs/>
+        </w:rPr>
+        <w:t xml:space="preserve"> </w:t>
+      </w:r>
+      <w:r>
+        <w:rPr>
+          <w:b/>
+          <w:bCs/>
+          <w:lang w:val="en-US"/>
+        </w:rPr>
+        <w:t>filtering</w:t>
+      </w:r>
+      <w:r>
+        <w:rPr>
+          <w:b/>
+          <w:bCs/>
+        </w:rPr>
+        <w:t>)</w:t>
+      </w:r>
+      <w:r>
+        <w:t xml:space="preserve"> с использованием векторизации текста методом </w:t>
+      </w:r>
+      <w:r>
+        <w:rPr>
+          <w:lang w:val="en-US"/>
+        </w:rPr>
+        <w:t>Bag</w:t>
+      </w:r>
+      <w:r>
+        <w:t>-</w:t>
+      </w:r>
+      <w:r>
+        <w:rPr>
+          <w:lang w:val="en-US"/>
+        </w:rPr>
+        <w:t>of</w:t>
+      </w:r>
+      <w:r>
+        <w:t>-</w:t>
+      </w:r>
+      <w:r>
+        <w:rPr>
+          <w:lang w:val="en-US"/>
+        </w:rPr>
+        <w:t>Words</w:t>
+      </w:r>
+      <w:r>
+        <w:t xml:space="preserve"> и косинусного сходства в качестве метрики близости. </w:t>
+      </w:r>
+      <w:r>
+        <w:t>Данный выбор обусловлен следующими причинами:</w:t>
+      </w:r>
+    </w:p>
+    <w:p>
+      <w:r>
+        <w:t>высокая интерпретируемость получаемых рекомендаций (пользователю легко объяснить, почему ему рекомендован именно этот фильм);</w:t>
+      </w:r>
+    </w:p>
+    <w:p>
+      <w:r>
+        <w:t>отсутствие проблемы «холодного старта» для новых объектов (новый фильм сразу может быть рекомендован, если у него есть описание и жанры);</w:t>
+      </w:r>
+    </w:p>
+    <w:p>
+      <w:pPr>
+        <w:rPr>
+          <w:lang w:val="en-US"/>
+        </w:rPr>
+      </w:pPr>
+      <w:r>
+        <w:rPr>
+          <w:lang w:val="en-US"/>
+        </w:rPr>
+        <w:t>простота реализации и отладки;</w:t>
+      </w:r>
+    </w:p>
+    <w:p>
+      <w:r>
+        <w:t>хорошее качество рекомендаций при наличии качественных текстовых метаданных (</w:t>
+      </w:r>
+      <w:r>
+        <w:rPr>
+          <w:lang w:val="en-US"/>
+        </w:rPr>
+        <w:t>overview</w:t>
+      </w:r>
+      <w:r>
+        <w:t xml:space="preserve"> и жанры);</w:t>
+      </w:r>
+    </w:p>
+    <w:p>
+      <w:r>
+        <w:t>высокая скорость работы на предвычисленной матрице сходства;</w:t>
+      </w:r>
+    </w:p>
+    <w:p>
+      <w:r>
+        <w:t>данный подход широко применяется в промышленности как базовый компонент гибридных систем (</w:t>
+      </w:r>
+      <w:r>
+        <w:rPr>
+          <w:lang w:val="en-US"/>
+        </w:rPr>
+        <w:t>Netflix</w:t>
+      </w:r>
+      <w:r>
+        <w:t xml:space="preserve">, </w:t>
+      </w:r>
+      <w:r>
+        <w:rPr>
+          <w:lang w:val="en-US"/>
+        </w:rPr>
+        <w:t>Spotify</w:t>
+      </w:r>
+      <w:r>
+        <w:t xml:space="preserve">, </w:t>
+      </w:r>
+      <w:r>
+        <w:rPr>
+          <w:lang w:val="en-US"/>
+        </w:rPr>
+        <w:t>Bookmate</w:t>
+      </w:r>
+      <w:r>
+        <w:t xml:space="preserve"> и др.).</w:t>
+      </w:r>
+    </w:p>
+    <w:p>
+      <w:r>
+        <w:t>Рассмотрим абстрактный пример на фильмах</w:t>
+      </w:r>
+      <w:r>
+        <w:t>,</w:t>
+      </w:r>
+      <w:r>
+        <w:t xml:space="preserve"> чтобы понять как работает данный алогритм</w:t>
+      </w:r>
+    </w:p>
+    <w:p>
+      <w:pPr>
+        <w:spacing w:after="160" w:line="259" w:lineRule="auto"/>
+        <w:ind w:firstLine="0"/>
+        <w:contextualSpacing w:val="0"/>
+      </w:pPr>
+      <w:r>
+        <w:br w:type="page"/>
+      </w:r>
+    </w:p>
+    <w:tbl>
+      <w:tblPr>
+        <w:tblStyle w:val="af"/>
+        <w:tblpPr w:leftFromText="180" w:rightFromText="180" w:horzAnchor="margin" w:tblpY="739"/>
+        <w:tblW w:w="0" w:type="auto"/>
+        <w:tblLook w:val="04A0" w:firstRow="1" w:lastRow="0" w:firstColumn="1" w:lastColumn="0" w:noHBand="0" w:noVBand="1"/>
+      </w:tblPr>
+      <w:tblGrid>
+        <w:gridCol w:w="4981"/>
+        <w:gridCol w:w="4981"/>
+      </w:tblGrid>
+      <w:tr>
+        <w:tc>
+          <w:tcPr>
+            <w:tcW w:w="4981" w:type="dxa"/>
+          </w:tcPr>
+          <w:p>
+            <w:pPr>
+              <w:ind w:firstLine="0"/>
+              <w:rPr>
+                <w:lang w:val="en-US"/>
+              </w:rPr>
+            </w:pPr>
+            <w:r>
+              <w:rPr>
+                <w:lang w:val="en-US"/>
+              </w:rPr>
+              <w:lastRenderedPageBreak/>
+              <w:t>Название фильма</w:t>
+            </w:r>
+          </w:p>
+          <w:p>
+            <w:pPr>
+              <w:ind w:firstLine="0"/>
+            </w:pPr>
+          </w:p>
+        </w:tc>
+        <w:tc>
+          <w:tcPr>
+            <w:tcW w:w="4981" w:type="dxa"/>
+          </w:tcPr>
+          <w:p>
+            <w:pPr>
+              <w:ind w:firstLine="0"/>
+              <w:rPr>
+                <w:lang w:val="en-US"/>
+              </w:rPr>
+            </w:pPr>
+            <w:r>
+              <w:rPr>
+                <w:lang w:val="en-US"/>
+              </w:rPr>
+              <w:t>Краткое описание</w:t>
+            </w:r>
+          </w:p>
+          <w:p>
+            <w:pPr>
+              <w:ind w:firstLine="0"/>
+            </w:pPr>
+          </w:p>
+        </w:tc>
+      </w:tr>
+      <w:tr>
+        <w:tc>
+          <w:tcPr>
+            <w:tcW w:w="4981" w:type="dxa"/>
+          </w:tcPr>
+          <w:p>
+            <w:pPr>
+              <w:ind w:firstLine="0"/>
+              <w:rPr>
+                <w:lang w:val="en-US"/>
+              </w:rPr>
+            </w:pPr>
+            <w:r>
+              <w:rPr>
+                <w:lang w:val="en-US"/>
+              </w:rPr>
+              <w:t>Космическая одиссея</w:t>
+            </w:r>
+          </w:p>
+          <w:p>
+            <w:pPr>
+              <w:ind w:firstLine="0"/>
+            </w:pPr>
+          </w:p>
+        </w:tc>
+        <w:tc>
+          <w:tcPr>
+            <w:tcW w:w="4981" w:type="dxa"/>
+          </w:tcPr>
+          <w:p>
+            <w:pPr>
+              <w:ind w:firstLine="0"/>
+            </w:pPr>
+            <w:r>
+              <w:t>космос корабль планеты будущее роботы фантастика приключения</w:t>
+            </w:r>
+          </w:p>
+          <w:p>
+            <w:pPr>
+              <w:ind w:firstLine="0"/>
+            </w:pPr>
+          </w:p>
+        </w:tc>
+      </w:tr>
+      <w:tr>
+        <w:tc>
+          <w:tcPr>
+            <w:tcW w:w="4981" w:type="dxa"/>
+          </w:tcPr>
+          <w:p>
+            <w:pPr>
+              <w:ind w:firstLine="0"/>
+              <w:rPr>
+                <w:lang w:val="en-US"/>
+              </w:rPr>
+            </w:pPr>
+            <w:r>
+              <w:rPr>
+                <w:lang w:val="en-US"/>
+              </w:rPr>
+              <w:t>Звёздные войны</w:t>
+            </w:r>
+          </w:p>
+          <w:p>
+            <w:pPr>
+              <w:ind w:firstLine="0"/>
+            </w:pPr>
+          </w:p>
+        </w:tc>
+        <w:tc>
+          <w:tcPr>
+            <w:tcW w:w="4981" w:type="dxa"/>
+          </w:tcPr>
+          <w:p>
+            <w:pPr>
+              <w:ind w:firstLine="0"/>
+            </w:pPr>
+            <w:r>
+              <w:t>космос джедаи ситхи световые мечи империя фантастика приключения</w:t>
+            </w:r>
+          </w:p>
+          <w:p>
+            <w:pPr>
+              <w:ind w:firstLine="0"/>
+            </w:pPr>
+          </w:p>
+        </w:tc>
+      </w:tr>
+      <w:tr>
+        <w:tc>
+          <w:tcPr>
+            <w:tcW w:w="4981" w:type="dxa"/>
+          </w:tcPr>
+          <w:p>
+            <w:pPr>
+              <w:ind w:firstLine="0"/>
+              <w:rPr>
+                <w:lang w:val="en-US"/>
+              </w:rPr>
+            </w:pPr>
+            <w:r>
+              <w:rPr>
+                <w:lang w:val="en-US"/>
+              </w:rPr>
+              <w:t>Матрица</w:t>
+            </w:r>
+          </w:p>
+          <w:p>
+            <w:pPr>
+              <w:ind w:firstLine="0"/>
+            </w:pPr>
+          </w:p>
+        </w:tc>
+        <w:tc>
+          <w:tcPr>
+            <w:tcW w:w="4981" w:type="dxa"/>
+          </w:tcPr>
+          <w:p>
+            <w:pPr>
+              <w:ind w:firstLine="0"/>
+            </w:pPr>
+            <w:r>
+              <w:t>виртуальная реальность хакер избранный фантастика боевик</w:t>
+            </w:r>
+          </w:p>
+          <w:p>
+            <w:pPr>
+              <w:ind w:firstLine="0"/>
+            </w:pPr>
+          </w:p>
+        </w:tc>
+      </w:tr>
+      <w:tr>
+        <w:tc>
+          <w:tcPr>
+            <w:tcW w:w="4981" w:type="dxa"/>
+          </w:tcPr>
+          <w:p>
+            <w:pPr>
+              <w:ind w:firstLine="0"/>
+              <w:rPr>
+                <w:lang w:val="en-US"/>
+              </w:rPr>
+            </w:pPr>
+            <w:r>
+              <w:rPr>
+                <w:lang w:val="en-US"/>
+              </w:rPr>
+              <w:t>Властелин колец</w:t>
+            </w:r>
+          </w:p>
+          <w:p>
+            <w:pPr>
+              <w:ind w:firstLine="0"/>
+            </w:pPr>
+          </w:p>
+        </w:tc>
+        <w:tc>
+          <w:tcPr>
+            <w:tcW w:w="4981" w:type="dxa"/>
+          </w:tcPr>
+          <w:p>
+            <w:pPr>
+              <w:ind w:firstLine="0"/>
+            </w:pPr>
+            <w:r>
+              <w:t>эльфы орки кольцо средиземье магия фэнтези приключения</w:t>
+            </w:r>
+          </w:p>
+          <w:p>
+            <w:pPr>
+              <w:ind w:firstLine="0"/>
+            </w:pPr>
+          </w:p>
+        </w:tc>
+      </w:tr>
+      <w:tr>
+        <w:tc>
+          <w:tcPr>
+            <w:tcW w:w="4981" w:type="dxa"/>
+          </w:tcPr>
+          <w:p>
+            <w:pPr>
+              <w:ind w:firstLine="0"/>
+              <w:rPr>
+                <w:lang w:val="en-US"/>
+              </w:rPr>
+            </w:pPr>
+            <w:r>
+              <w:rPr>
+                <w:lang w:val="en-US"/>
+              </w:rPr>
+              <w:t>Гарри Поттер</w:t>
+            </w:r>
+          </w:p>
+          <w:p>
+            <w:pPr>
+              <w:ind w:firstLine="0"/>
+            </w:pPr>
+          </w:p>
+        </w:tc>
+        <w:tc>
+          <w:tcPr>
+            <w:tcW w:w="4981" w:type="dxa"/>
+          </w:tcPr>
+          <w:p>
+            <w:pPr>
+              <w:ind w:firstLine="0"/>
+            </w:pPr>
+            <w:r>
+              <w:t>волшебная школа магия друзья драконы фэнтези приключения</w:t>
+            </w:r>
+          </w:p>
+          <w:p>
+            <w:pPr>
+              <w:ind w:firstLine="0"/>
+            </w:pPr>
+          </w:p>
+        </w:tc>
+      </w:tr>
+      <w:tr>
+        <w:tc>
+          <w:tcPr>
+            <w:tcW w:w="4981" w:type="dxa"/>
+          </w:tcPr>
+          <w:p>
+            <w:pPr>
+              <w:ind w:firstLine="0"/>
+              <w:rPr>
+                <w:lang w:val="en-US"/>
+              </w:rPr>
+            </w:pPr>
+            <w:r>
+              <w:rPr>
+                <w:lang w:val="en-US"/>
+              </w:rPr>
+              <w:t>Терминатор</w:t>
+            </w:r>
+          </w:p>
+          <w:p>
+            <w:pPr>
+              <w:ind w:firstLine="0"/>
+            </w:pPr>
+          </w:p>
+        </w:tc>
+        <w:tc>
+          <w:tcPr>
+            <w:tcW w:w="4981" w:type="dxa"/>
+          </w:tcPr>
+          <w:p>
+            <w:pPr>
+              <w:ind w:firstLine="0"/>
+            </w:pPr>
+            <w:r>
+              <w:t>робот из будущего киборг оружие боевик фантастика</w:t>
+            </w:r>
+          </w:p>
+          <w:p>
+            <w:pPr>
+              <w:keepNext/>
+              <w:ind w:firstLine="0"/>
+            </w:pPr>
+          </w:p>
+        </w:tc>
+      </w:tr>
+    </w:tbl>
+    <w:p>
+      <w:r>
+        <w:t xml:space="preserve">Таблица - Данные для примера </w:t>
+      </w:r>
+      <w:r>
+        <w:fldChar w:fldCharType="begin"/>
+      </w:r>
+      <w:r>
+        <w:instrText xml:space="preserve"> SEQ Таблица_-_Данные_для_примера \* ARABIC </w:instrText>
+      </w:r>
+      <w:r>
+        <w:fldChar w:fldCharType="separate"/>
+      </w:r>
+      <w:r>
+        <w:rPr>
+          <w:noProof/>
+        </w:rPr>
+        <w:t>1</w:t>
+      </w:r>
+      <w:r>
+        <w:fldChar w:fldCharType="end"/>
+      </w:r>
+    </w:p>
+    <w:p>
+      <w:pPr>
+        <w:spacing w:after="160" w:line="259" w:lineRule="auto"/>
+        <w:ind w:firstLine="0"/>
+        <w:contextualSpacing w:val="0"/>
+      </w:pPr>
+    </w:p>
+    <w:p>
+      <w:pPr>
+        <w:spacing w:after="160" w:line="259" w:lineRule="auto"/>
+        <w:ind w:firstLine="0"/>
+        <w:contextualSpacing w:val="0"/>
+      </w:pPr>
+      <w:r>
+        <w:br w:type="page"/>
+      </w:r>
+    </w:p>
+    <w:p>
+      <w:pPr>
+        <w:spacing w:after="160" w:line="259" w:lineRule="auto"/>
+        <w:ind w:firstLine="0"/>
+        <w:contextualSpacing w:val="0"/>
+      </w:pPr>
+      <w:r>
+        <w:lastRenderedPageBreak/>
+        <w:t>Преобразование текста в векторы (</w:t>
+      </w:r>
+      <w:r>
+        <w:rPr>
+          <w:lang w:val="en-US"/>
+        </w:rPr>
+        <w:t>Bag</w:t>
+      </w:r>
+      <w:r>
+        <w:t>-</w:t>
+      </w:r>
+      <w:r>
+        <w:rPr>
+          <w:lang w:val="en-US"/>
+        </w:rPr>
+        <w:t>of</w:t>
+      </w:r>
+      <w:r>
+        <w:t>-</w:t>
+      </w:r>
+      <w:r>
+        <w:rPr>
+          <w:lang w:val="en-US"/>
+        </w:rPr>
+        <w:t>Words</w:t>
+      </w:r>
+      <w:r>
+        <w:t>)</w:t>
+      </w:r>
+    </w:p>
+    <w:p>
+      <w:r>
+        <w:t>Из всех тегов собирается общий словарь. Бер</w:t>
+      </w:r>
+      <w:r>
+        <w:t>утся</w:t>
+      </w:r>
+      <w:r>
+        <w:t xml:space="preserve"> только самые понятные и важные слова (для простоты):</w:t>
+      </w:r>
+    </w:p>
+    <w:p>
+      <w:r>
+        <w:t>Словарь: космос, корабль, планеты, роботы, джедаи, мечи, империя, реальность, хакер, эльфы, орки, кольцо, магия, волшебная, школа, драконы, терминатор, киборг, оружие, фантастика, приключения, боевик, фэнтези</w:t>
+      </w:r>
+    </w:p>
+    <w:p>
+      <w:r>
+        <w:t xml:space="preserve">Каждый фильм → вектор (здесь </w:t>
+      </w:r>
+      <w:r>
+        <w:t xml:space="preserve">помечены </w:t>
+      </w:r>
+      <w:r>
+        <w:t>только ключевые слова, остальные = 0):</w:t>
+      </w:r>
+    </w:p>
+    <w:p>
+      <w:r>
+        <w:t>Таблица - Векторное представление слов 2</w:t>
+      </w:r>
+    </w:p>
+    <w:tbl>
+      <w:tblPr>
+        <w:tblStyle w:val="af"/>
+        <w:tblW w:w="9518" w:type="dxa"/>
+        <w:tblLayout w:type="fixed"/>
+        <w:tblLook w:val="04A0" w:firstRow="1" w:lastRow="0" w:firstColumn="1" w:lastColumn="0" w:noHBand="0" w:noVBand="1"/>
+      </w:tblPr>
+      <w:tblGrid>
+        <w:gridCol w:w="1032"/>
+        <w:gridCol w:w="1058"/>
+        <w:gridCol w:w="1093"/>
+        <w:gridCol w:w="911"/>
+        <w:gridCol w:w="974"/>
+        <w:gridCol w:w="1040"/>
+        <w:gridCol w:w="1575"/>
+        <w:gridCol w:w="1835"/>
+      </w:tblGrid>
+      <w:tr>
+        <w:tc>
+          <w:tcPr>
+            <w:tcW w:w="1032" w:type="dxa"/>
+          </w:tcPr>
+          <w:p>
+            <w:pPr>
+              <w:ind w:firstLine="0"/>
+              <w:rPr>
+                <w:lang w:val="en-US"/>
+              </w:rPr>
+            </w:pPr>
+            <w:r>
+              <w:rPr>
+                <w:lang w:val="en-US"/>
+              </w:rPr>
+              <w:t>Фильм</w:t>
+            </w:r>
+          </w:p>
+          <w:p>
+            <w:pPr>
+              <w:ind w:firstLine="0"/>
+            </w:pPr>
+          </w:p>
+        </w:tc>
+        <w:tc>
+          <w:tcPr>
+            <w:tcW w:w="1058" w:type="dxa"/>
+          </w:tcPr>
+          <w:p>
+            <w:pPr>
+              <w:ind w:firstLine="0"/>
+              <w:rPr>
+                <w:lang w:val="en-US"/>
+              </w:rPr>
+            </w:pPr>
+            <w:r>
+              <w:rPr>
+                <w:lang w:val="en-US"/>
+              </w:rPr>
+              <w:t>космос</w:t>
+            </w:r>
+          </w:p>
+          <w:p>
+            <w:pPr>
+              <w:ind w:firstLine="0"/>
+            </w:pPr>
+          </w:p>
+        </w:tc>
+        <w:tc>
+          <w:tcPr>
+            <w:tcW w:w="1093" w:type="dxa"/>
+          </w:tcPr>
+          <w:p>
+            <w:pPr>
+              <w:ind w:firstLine="0"/>
+              <w:rPr>
+                <w:lang w:val="en-US"/>
+              </w:rPr>
+            </w:pPr>
+            <w:r>
+              <w:rPr>
+                <w:lang w:val="en-US"/>
+              </w:rPr>
+              <w:t>джедаи</w:t>
+            </w:r>
+          </w:p>
+          <w:p>
+            <w:pPr>
+              <w:ind w:firstLine="0"/>
+            </w:pPr>
+          </w:p>
+        </w:tc>
+        <w:tc>
+          <w:tcPr>
+            <w:tcW w:w="911" w:type="dxa"/>
+          </w:tcPr>
+          <w:p>
+            <w:pPr>
+              <w:ind w:firstLine="0"/>
+              <w:rPr>
+                <w:lang w:val="en-US"/>
+              </w:rPr>
+            </w:pPr>
+            <w:r>
+              <w:rPr>
+                <w:lang w:val="en-US"/>
+              </w:rPr>
+              <w:t>магия</w:t>
+            </w:r>
+          </w:p>
+          <w:p>
+            <w:pPr>
+              <w:ind w:firstLine="0"/>
+            </w:pPr>
+          </w:p>
+        </w:tc>
+        <w:tc>
+          <w:tcPr>
+            <w:tcW w:w="974" w:type="dxa"/>
+          </w:tcPr>
+          <w:p>
+            <w:pPr>
+              <w:ind w:firstLine="0"/>
+              <w:rPr>
+                <w:lang w:val="en-US"/>
+              </w:rPr>
+            </w:pPr>
+            <w:r>
+              <w:rPr>
+                <w:lang w:val="en-US"/>
+              </w:rPr>
+              <w:t>эльфы</w:t>
+            </w:r>
+          </w:p>
+          <w:p>
+            <w:pPr>
+              <w:ind w:firstLine="0"/>
+            </w:pPr>
+          </w:p>
+        </w:tc>
+        <w:tc>
+          <w:tcPr>
+            <w:tcW w:w="1040" w:type="dxa"/>
+          </w:tcPr>
+          <w:p>
+            <w:pPr>
+              <w:ind w:firstLine="0"/>
+              <w:rPr>
+                <w:lang w:val="en-US"/>
+              </w:rPr>
+            </w:pPr>
+            <w:r>
+              <w:rPr>
+                <w:lang w:val="en-US"/>
+              </w:rPr>
+              <w:t>киборг</w:t>
+            </w:r>
+          </w:p>
+          <w:p>
+            <w:pPr>
+              <w:ind w:firstLine="0"/>
+            </w:pPr>
+          </w:p>
+        </w:tc>
+        <w:tc>
+          <w:tcPr>
+            <w:tcW w:w="1575" w:type="dxa"/>
+          </w:tcPr>
+          <w:p>
+            <w:pPr>
+              <w:ind w:firstLine="0"/>
+              <w:rPr>
+                <w:lang w:val="en-US"/>
+              </w:rPr>
+            </w:pPr>
+            <w:r>
+              <w:rPr>
+                <w:lang w:val="en-US"/>
+              </w:rPr>
+              <w:t>фантастика</w:t>
+            </w:r>
+          </w:p>
+          <w:p>
+            <w:pPr>
+              <w:ind w:firstLine="0"/>
+            </w:pPr>
+          </w:p>
+        </w:tc>
+        <w:tc>
+          <w:tcPr>
+            <w:tcW w:w="1835" w:type="dxa"/>
+          </w:tcPr>
+          <w:p>
+            <w:pPr>
+              <w:ind w:firstLine="0"/>
+              <w:rPr>
+                <w:lang w:val="en-US"/>
+              </w:rPr>
+            </w:pPr>
+            <w:r>
+              <w:rPr>
+                <w:lang w:val="en-US"/>
+              </w:rPr>
+              <w:t>приключения</w:t>
+            </w:r>
+          </w:p>
+          <w:p>
+            <w:pPr>
+              <w:ind w:firstLine="0"/>
+            </w:pPr>
+          </w:p>
+        </w:tc>
+      </w:tr>
+      <w:tr>
+        <w:tc>
+          <w:tcPr>
+            <w:tcW w:w="1032" w:type="dxa"/>
+          </w:tcPr>
+          <w:p>
+            <w:pPr>
+              <w:ind w:firstLine="0"/>
+              <w:rPr>
+                <w:lang w:val="en-US"/>
+              </w:rPr>
+            </w:pPr>
+            <w:r>
+              <w:rPr>
+                <w:lang w:val="en-US"/>
+              </w:rPr>
+              <w:t>Космическая одиссея</w:t>
+            </w:r>
+          </w:p>
+          <w:p>
+            <w:pPr>
+              <w:ind w:firstLine="0"/>
+            </w:pPr>
+          </w:p>
+        </w:tc>
+        <w:tc>
+          <w:tcPr>
+            <w:tcW w:w="1058" w:type="dxa"/>
+          </w:tcPr>
+          <w:p>
+            <w:pPr>
+              <w:ind w:firstLine="0"/>
+            </w:pPr>
+            <w:r>
+              <w:t>1</w:t>
+            </w:r>
+          </w:p>
+        </w:tc>
+        <w:tc>
+          <w:tcPr>
+            <w:tcW w:w="1093" w:type="dxa"/>
+          </w:tcPr>
+          <w:p>
+            <w:pPr>
+              <w:ind w:firstLine="0"/>
+            </w:pPr>
+            <w:r>
+              <w:t>0</w:t>
+            </w:r>
+          </w:p>
+        </w:tc>
+        <w:tc>
+          <w:tcPr>
+            <w:tcW w:w="911" w:type="dxa"/>
+          </w:tcPr>
+          <w:p>
+            <w:pPr>
+              <w:ind w:firstLine="0"/>
+            </w:pPr>
+            <w:r>
+              <w:t>0</w:t>
+            </w:r>
+          </w:p>
+        </w:tc>
+        <w:tc>
+          <w:tcPr>
+            <w:tcW w:w="974" w:type="dxa"/>
+          </w:tcPr>
+          <w:p>
+            <w:pPr>
+              <w:ind w:firstLine="0"/>
+            </w:pPr>
+            <w:r>
+              <w:t>0</w:t>
+            </w:r>
+          </w:p>
+        </w:tc>
+        <w:tc>
+          <w:tcPr>
+            <w:tcW w:w="1040" w:type="dxa"/>
+          </w:tcPr>
+          <w:p>
+            <w:pPr>
+              <w:ind w:firstLine="0"/>
+            </w:pPr>
+            <w:r>
+              <w:t>0</w:t>
+            </w:r>
+          </w:p>
+        </w:tc>
+        <w:tc>
+          <w:tcPr>
+            <w:tcW w:w="1575" w:type="dxa"/>
+          </w:tcPr>
+          <w:p>
+            <w:pPr>
+              <w:ind w:firstLine="0"/>
+            </w:pPr>
+            <w:r>
+              <w:t>1</w:t>
+            </w:r>
+          </w:p>
+        </w:tc>
+        <w:tc>
+          <w:tcPr>
+            <w:tcW w:w="1835" w:type="dxa"/>
+          </w:tcPr>
+          <w:p>
+            <w:pPr>
+              <w:ind w:firstLine="0"/>
+            </w:pPr>
+            <w:r>
+              <w:t>1</w:t>
+            </w:r>
+          </w:p>
+        </w:tc>
+      </w:tr>
+      <w:tr>
+        <w:tc>
+          <w:tcPr>
+            <w:tcW w:w="1032" w:type="dxa"/>
+          </w:tcPr>
+          <w:p>
+            <w:pPr>
+              <w:ind w:firstLine="0"/>
+              <w:rPr>
+                <w:lang w:val="en-US"/>
+              </w:rPr>
+            </w:pPr>
+            <w:r>
+              <w:rPr>
+                <w:lang w:val="en-US"/>
+              </w:rPr>
+              <w:t>Звёздные войны</w:t>
+            </w:r>
+          </w:p>
+          <w:p>
+            <w:pPr>
+              <w:ind w:firstLine="0"/>
+            </w:pPr>
+          </w:p>
+        </w:tc>
+        <w:tc>
+          <w:tcPr>
+            <w:tcW w:w="1058" w:type="dxa"/>
+          </w:tcPr>
+          <w:p>
+            <w:pPr>
+              <w:ind w:firstLine="0"/>
+            </w:pPr>
+            <w:r>
+              <w:t>1</w:t>
+            </w:r>
+          </w:p>
+        </w:tc>
+        <w:tc>
+          <w:tcPr>
+            <w:tcW w:w="1093" w:type="dxa"/>
+          </w:tcPr>
+          <w:p>
+            <w:pPr>
+              <w:ind w:firstLine="0"/>
+            </w:pPr>
+            <w:r>
+              <w:t>1</w:t>
+            </w:r>
+          </w:p>
+        </w:tc>
+        <w:tc>
+          <w:tcPr>
+            <w:tcW w:w="911" w:type="dxa"/>
+          </w:tcPr>
+          <w:p>
+            <w:pPr>
+              <w:ind w:firstLine="0"/>
+            </w:pPr>
+            <w:r>
+              <w:t>0</w:t>
+            </w:r>
+          </w:p>
+        </w:tc>
+        <w:tc>
+          <w:tcPr>
+            <w:tcW w:w="974" w:type="dxa"/>
+          </w:tcPr>
+          <w:p>
+            <w:pPr>
+              <w:ind w:firstLine="0"/>
+            </w:pPr>
+            <w:r>
+              <w:t>0</w:t>
+            </w:r>
+          </w:p>
+        </w:tc>
+        <w:tc>
+          <w:tcPr>
+            <w:tcW w:w="1040" w:type="dxa"/>
+          </w:tcPr>
+          <w:p>
+            <w:pPr>
+              <w:ind w:firstLine="0"/>
+            </w:pPr>
+            <w:r>
+              <w:t>0</w:t>
+            </w:r>
+          </w:p>
+        </w:tc>
+        <w:tc>
+          <w:tcPr>
+            <w:tcW w:w="1575" w:type="dxa"/>
+          </w:tcPr>
+          <w:p>
+            <w:pPr>
+              <w:ind w:firstLine="0"/>
+            </w:pPr>
+            <w:r>
+              <w:t>1</w:t>
+            </w:r>
+          </w:p>
+        </w:tc>
+        <w:tc>
+          <w:tcPr>
+            <w:tcW w:w="1835" w:type="dxa"/>
+          </w:tcPr>
+          <w:p>
+            <w:pPr>
+              <w:ind w:firstLine="0"/>
+            </w:pPr>
+            <w:r>
+              <w:t>1</w:t>
+            </w:r>
+          </w:p>
+        </w:tc>
+      </w:tr>
+      <w:tr>
+        <w:tc>
+          <w:tcPr>
+            <w:tcW w:w="1032" w:type="dxa"/>
+          </w:tcPr>
+          <w:p>
+            <w:pPr>
+              <w:ind w:firstLine="0"/>
+              <w:rPr>
+                <w:lang w:val="en-US"/>
+              </w:rPr>
+            </w:pPr>
+            <w:r>
+              <w:rPr>
+                <w:lang w:val="en-US"/>
+              </w:rPr>
+              <w:t>Матрица</w:t>
+            </w:r>
+          </w:p>
+          <w:p>
+            <w:pPr>
+              <w:ind w:firstLine="0"/>
+            </w:pPr>
+          </w:p>
+        </w:tc>
+        <w:tc>
+          <w:tcPr>
+            <w:tcW w:w="1058" w:type="dxa"/>
+          </w:tcPr>
+          <w:p>
+            <w:pPr>
+              <w:ind w:firstLine="0"/>
+            </w:pPr>
+            <w:r>
+              <w:t>0</w:t>
+            </w:r>
+          </w:p>
+        </w:tc>
+        <w:tc>
+          <w:tcPr>
+            <w:tcW w:w="1093" w:type="dxa"/>
+          </w:tcPr>
+          <w:p>
+            <w:pPr>
+              <w:ind w:firstLine="0"/>
+            </w:pPr>
+            <w:r>
+              <w:t>0</w:t>
+            </w:r>
+          </w:p>
+        </w:tc>
+        <w:tc>
+          <w:tcPr>
+            <w:tcW w:w="911" w:type="dxa"/>
+          </w:tcPr>
+          <w:p>
+            <w:pPr>
+              <w:ind w:firstLine="0"/>
+            </w:pPr>
+            <w:r>
+              <w:t>0</w:t>
+            </w:r>
+          </w:p>
+        </w:tc>
+        <w:tc>
+          <w:tcPr>
+            <w:tcW w:w="974" w:type="dxa"/>
+          </w:tcPr>
+          <w:p>
+            <w:pPr>
+              <w:ind w:firstLine="0"/>
+            </w:pPr>
+            <w:r>
+              <w:t>0</w:t>
+            </w:r>
+          </w:p>
+        </w:tc>
+        <w:tc>
+          <w:tcPr>
+            <w:tcW w:w="1040" w:type="dxa"/>
+          </w:tcPr>
+          <w:p>
+            <w:pPr>
+              <w:ind w:firstLine="0"/>
+            </w:pPr>
+            <w:r>
+              <w:t>0</w:t>
+            </w:r>
+          </w:p>
+        </w:tc>
+        <w:tc>
+          <w:tcPr>
+            <w:tcW w:w="1575" w:type="dxa"/>
+          </w:tcPr>
+          <w:p>
+            <w:pPr>
+              <w:ind w:firstLine="0"/>
+            </w:pPr>
+            <w:r>
+              <w:t>1</w:t>
+            </w:r>
+          </w:p>
+        </w:tc>
+        <w:tc>
+          <w:tcPr>
+            <w:tcW w:w="1835" w:type="dxa"/>
+          </w:tcPr>
+          <w:p>
+            <w:pPr>
+              <w:ind w:firstLine="0"/>
+            </w:pPr>
+            <w:r>
+              <w:t>0</w:t>
+            </w:r>
+          </w:p>
+        </w:tc>
+      </w:tr>
+      <w:tr>
+        <w:tc>
+          <w:tcPr>
+            <w:tcW w:w="1032" w:type="dxa"/>
+          </w:tcPr>
+          <w:p>
+            <w:pPr>
+              <w:ind w:firstLine="0"/>
+              <w:rPr>
+                <w:lang w:val="en-US"/>
+              </w:rPr>
+            </w:pPr>
+            <w:r>
+              <w:rPr>
+                <w:lang w:val="en-US"/>
+              </w:rPr>
+              <w:t>Властелин колец</w:t>
+            </w:r>
+          </w:p>
+          <w:p>
+            <w:pPr>
+              <w:ind w:firstLine="0"/>
+            </w:pPr>
+          </w:p>
+        </w:tc>
+        <w:tc>
+          <w:tcPr>
+            <w:tcW w:w="1058" w:type="dxa"/>
+          </w:tcPr>
+          <w:p>
+            <w:pPr>
+              <w:ind w:firstLine="0"/>
+            </w:pPr>
+            <w:r>
+              <w:t>0</w:t>
+            </w:r>
+          </w:p>
+        </w:tc>
+        <w:tc>
+          <w:tcPr>
+            <w:tcW w:w="1093" w:type="dxa"/>
+          </w:tcPr>
+          <w:p>
+            <w:pPr>
+              <w:ind w:firstLine="0"/>
+            </w:pPr>
+            <w:r>
+              <w:t>0</w:t>
+            </w:r>
+          </w:p>
+        </w:tc>
+        <w:tc>
+          <w:tcPr>
+            <w:tcW w:w="911" w:type="dxa"/>
+          </w:tcPr>
+          <w:p>
+            <w:pPr>
+              <w:ind w:firstLine="0"/>
+            </w:pPr>
+            <w:r>
+              <w:t>1</w:t>
+            </w:r>
+          </w:p>
+        </w:tc>
+        <w:tc>
+          <w:tcPr>
+            <w:tcW w:w="974" w:type="dxa"/>
+          </w:tcPr>
+          <w:p>
+            <w:pPr>
+              <w:ind w:firstLine="0"/>
+            </w:pPr>
+            <w:r>
+              <w:t>1</w:t>
+            </w:r>
+          </w:p>
+        </w:tc>
+        <w:tc>
+          <w:tcPr>
+            <w:tcW w:w="1040" w:type="dxa"/>
+          </w:tcPr>
+          <w:p>
+            <w:pPr>
+              <w:ind w:firstLine="0"/>
+            </w:pPr>
+            <w:r>
+              <w:t>0</w:t>
+            </w:r>
+          </w:p>
+        </w:tc>
+        <w:tc>
+          <w:tcPr>
+            <w:tcW w:w="1575" w:type="dxa"/>
+          </w:tcPr>
+          <w:p>
+            <w:pPr>
+              <w:ind w:firstLine="0"/>
+            </w:pPr>
+            <w:r>
+              <w:t>0</w:t>
+            </w:r>
+          </w:p>
+        </w:tc>
+        <w:tc>
+          <w:tcPr>
+            <w:tcW w:w="1835" w:type="dxa"/>
+          </w:tcPr>
+          <w:p>
+            <w:pPr>
+              <w:ind w:firstLine="0"/>
+            </w:pPr>
+            <w:r>
+              <w:t>1</w:t>
+            </w:r>
+          </w:p>
+        </w:tc>
+      </w:tr>
+      <w:tr>
+        <w:tc>
+          <w:tcPr>
+            <w:tcW w:w="1032" w:type="dxa"/>
+          </w:tcPr>
+          <w:p>
+            <w:pPr>
+              <w:ind w:firstLine="0"/>
+              <w:rPr>
+                <w:lang w:val="en-US"/>
+              </w:rPr>
+            </w:pPr>
+            <w:r>
+              <w:rPr>
+                <w:lang w:val="en-US"/>
+              </w:rPr>
+              <w:lastRenderedPageBreak/>
+              <w:t>Гарри Поттер</w:t>
+            </w:r>
+          </w:p>
+          <w:p>
+            <w:pPr>
+              <w:ind w:firstLine="0"/>
+            </w:pPr>
+          </w:p>
+        </w:tc>
+        <w:tc>
+          <w:tcPr>
+            <w:tcW w:w="1058" w:type="dxa"/>
+          </w:tcPr>
+          <w:p>
+            <w:pPr>
+              <w:ind w:firstLine="0"/>
+            </w:pPr>
+            <w:r>
+              <w:t>0</w:t>
+            </w:r>
+          </w:p>
+        </w:tc>
+        <w:tc>
+          <w:tcPr>
+            <w:tcW w:w="1093" w:type="dxa"/>
+          </w:tcPr>
+          <w:p>
+            <w:pPr>
+              <w:ind w:firstLine="0"/>
+            </w:pPr>
+            <w:r>
+              <w:t>0</w:t>
+            </w:r>
+          </w:p>
+        </w:tc>
+        <w:tc>
+          <w:tcPr>
+            <w:tcW w:w="911" w:type="dxa"/>
+          </w:tcPr>
+          <w:p>
+            <w:pPr>
+              <w:ind w:firstLine="0"/>
+            </w:pPr>
+            <w:r>
+              <w:t>1</w:t>
+            </w:r>
+          </w:p>
+        </w:tc>
+        <w:tc>
+          <w:tcPr>
+            <w:tcW w:w="974" w:type="dxa"/>
+          </w:tcPr>
+          <w:p>
+            <w:pPr>
+              <w:ind w:firstLine="0"/>
+            </w:pPr>
+            <w:r>
+              <w:t>0</w:t>
+            </w:r>
+          </w:p>
+        </w:tc>
+        <w:tc>
+          <w:tcPr>
+            <w:tcW w:w="1040" w:type="dxa"/>
+          </w:tcPr>
+          <w:p>
+            <w:pPr>
+              <w:ind w:firstLine="0"/>
+            </w:pPr>
+            <w:r>
+              <w:t>0</w:t>
+            </w:r>
+          </w:p>
+        </w:tc>
+        <w:tc>
+          <w:tcPr>
+            <w:tcW w:w="1575" w:type="dxa"/>
+          </w:tcPr>
+          <w:p>
+            <w:pPr>
+              <w:ind w:firstLine="0"/>
+            </w:pPr>
+            <w:r>
+              <w:t>0</w:t>
+            </w:r>
+          </w:p>
+        </w:tc>
+        <w:tc>
+          <w:tcPr>
+            <w:tcW w:w="1835" w:type="dxa"/>
+          </w:tcPr>
+          <w:p>
+            <w:pPr>
+              <w:ind w:firstLine="0"/>
+            </w:pPr>
+            <w:r>
+              <w:t>1</w:t>
+            </w:r>
+          </w:p>
+        </w:tc>
+      </w:tr>
+      <w:tr>
+        <w:tc>
+          <w:tcPr>
+            <w:tcW w:w="1032" w:type="dxa"/>
+          </w:tcPr>
+          <w:p>
+            <w:pPr>
+              <w:ind w:firstLine="0"/>
+              <w:rPr>
+                <w:lang w:val="en-US"/>
+              </w:rPr>
+            </w:pPr>
+            <w:r>
+              <w:rPr>
+                <w:lang w:val="en-US"/>
+              </w:rPr>
+              <w:t>Терминатор</w:t>
+            </w:r>
+          </w:p>
+          <w:p>
+            <w:pPr>
+              <w:ind w:firstLine="0"/>
+            </w:pPr>
+          </w:p>
+        </w:tc>
+        <w:tc>
+          <w:tcPr>
+            <w:tcW w:w="1058" w:type="dxa"/>
+          </w:tcPr>
+          <w:p>
+            <w:pPr>
+              <w:ind w:firstLine="0"/>
+            </w:pPr>
+            <w:r>
+              <w:t>0</w:t>
+            </w:r>
+          </w:p>
+        </w:tc>
+        <w:tc>
+          <w:tcPr>
+            <w:tcW w:w="1093" w:type="dxa"/>
+          </w:tcPr>
+          <w:p>
+            <w:pPr>
+              <w:ind w:firstLine="0"/>
+            </w:pPr>
+            <w:r>
+              <w:t>0</w:t>
+            </w:r>
+          </w:p>
+        </w:tc>
+        <w:tc>
+          <w:tcPr>
+            <w:tcW w:w="911" w:type="dxa"/>
+          </w:tcPr>
+          <w:p>
+            <w:pPr>
+              <w:ind w:firstLine="0"/>
+            </w:pPr>
+            <w:r>
+              <w:t>0</w:t>
+            </w:r>
+          </w:p>
+        </w:tc>
+        <w:tc>
+          <w:tcPr>
+            <w:tcW w:w="974" w:type="dxa"/>
+          </w:tcPr>
+          <w:p>
+            <w:pPr>
+              <w:ind w:firstLine="0"/>
+            </w:pPr>
+            <w:r>
+              <w:t>0</w:t>
+            </w:r>
+          </w:p>
+        </w:tc>
+        <w:tc>
+          <w:tcPr>
+            <w:tcW w:w="1040" w:type="dxa"/>
+          </w:tcPr>
+          <w:p>
+            <w:pPr>
+              <w:ind w:firstLine="0"/>
+            </w:pPr>
+            <w:r>
+              <w:t>1</w:t>
+            </w:r>
+          </w:p>
+        </w:tc>
+        <w:tc>
+          <w:tcPr>
+            <w:tcW w:w="1575" w:type="dxa"/>
+          </w:tcPr>
+          <w:p>
+            <w:pPr>
+              <w:ind w:firstLine="0"/>
+            </w:pPr>
+            <w:r>
+              <w:t>1</w:t>
+            </w:r>
+          </w:p>
+        </w:tc>
+        <w:tc>
+          <w:tcPr>
+            <w:tcW w:w="1835" w:type="dxa"/>
+          </w:tcPr>
+          <w:p>
+            <w:pPr>
+              <w:ind w:firstLine="0"/>
+            </w:pPr>
+            <w:r>
+              <w:t>0</w:t>
+            </w:r>
+          </w:p>
+        </w:tc>
+      </w:tr>
+    </w:tbl>
+    <w:p>
+      <w:r>
+        <w:t>Далее посчитать косинусове сходство</w:t>
+      </w:r>
     </w:p>
     <w:sectPr>
+      <w:footerReference w:type="default" r:id="rId8"/>
       <w:pgSz w:w="12240" w:h="15840"/>
       <w:pgMar w:top="1134" w:right="567" w:bottom="1134" w:left="1701" w:header="720" w:footer="720" w:gutter="0"/>
       <w:cols w:space="720"/>
@@ -720,9 +2833,261 @@
 </w:document>
 </file>
 
+<file path=word/endnotes.xml><?xml version="1.0" encoding="utf-8"?>
+<w:endnotes xmlns:wpc="http://schemas.microsoft.com/office/word/2010/wordprocessingCanvas" xmlns:cx="http://schemas.microsoft.com/office/drawing/2014/chartex" xmlns:cx1="http://schemas.microsoft.com/office/drawing/2015/9/8/chartex" xmlns:cx2="http://schemas.microsoft.com/office/drawing/2015/10/21/chartex" xmlns:cx3="http://schemas.microsoft.com/office/drawing/2016/5/9/chartex" xmlns:cx4="http://schemas.microsoft.com/office/drawing/2016/5/10/chartex" xmlns:cx5="http://schemas.microsoft.com/office/drawing/2016/5/11/chartex" xmlns:cx6="http://schemas.microsoft.com/office/drawing/2016/5/12/chartex" xmlns:cx7="http://schemas.microsoft.com/office/drawing/2016/5/13/chartex" xmlns:cx8="http://schemas.microsoft.com/office/drawing/2016/5/14/chartex" xmlns:mc="http://schemas.openxmlformats.org/markup-compatibility/2006" xmlns:aink="http://schemas.microsoft.com/office/drawing/2016/ink" xmlns:am3d="http://schemas.microsoft.com/office/drawing/2017/model3d" xmlns:o="urn:schemas-microsoft-com:office:office" xmlns:r="http://schemas.openxmlformats.org/officeDocument/2006/relationships" xmlns:m="http://schemas.openxmlformats.org/officeDocument/2006/math" xmlns:v="urn:schemas-microsoft-com:vml" xmlns:wp14="http://schemas.microsoft.com/office/word/2010/wordprocessingDrawing" xmlns:wp="http://schemas.openxmlformats.org/drawingml/2006/wordprocessingDrawing" xmlns:w10="urn:schemas-microsoft-com:office:word" xmlns:w="http://schemas.openxmlformats.org/wordprocessingml/2006/main" xmlns:w14="http://schemas.microsoft.com/office/word/2010/wordml" xmlns:w15="http://schemas.microsoft.com/office/word/2012/wordml" xmlns:w16cex="http://schemas.microsoft.com/office/word/2018/wordml/cex" xmlns:w16cid="http://schemas.microsoft.com/office/word/2016/wordml/cid" xmlns:w16="http://schemas.microsoft.com/office/word/2018/wordml" xmlns:w16sdtdh="http://schemas.microsoft.com/office/word/2020/wordml/sdtdatahash" xmlns:w16se="http://schemas.microsoft.com/office/word/2015/wordml/symex" xmlns:wpg="http://schemas.microsoft.com/office/word/2010/wordprocessingGroup" xmlns:wpi="http://schemas.microsoft.com/office/word/2010/wordprocessingInk" xmlns:wne="http://schemas.microsoft.com/office/word/2006/wordml" xmlns:wps="http://schemas.microsoft.com/office/word/2010/wordprocessingShape" mc:Ignorable="w14 w15 w16se w16cid w16 w16cex w16sdtdh wp14">
+  <w:endnote w:type="separator" w:id="-1">
+    <w:p>
+      <w:pPr>
+        <w:spacing w:after="0" w:line="240" w:lineRule="auto"/>
+      </w:pPr>
+      <w:r>
+        <w:separator/>
+      </w:r>
+    </w:p>
+  </w:endnote>
+  <w:endnote w:type="continuationSeparator" w:id="0">
+    <w:p>
+      <w:pPr>
+        <w:spacing w:after="0" w:line="240" w:lineRule="auto"/>
+      </w:pPr>
+      <w:r>
+        <w:continuationSeparator/>
+      </w:r>
+    </w:p>
+  </w:endnote>
+</w:endnotes>
+</file>
+
+<file path=word/footer1.xml><?xml version="1.0" encoding="utf-8"?>
+<w:ftr xmlns:wpc="http://schemas.microsoft.com/office/word/2010/wordprocessingCanvas" xmlns:cx="http://schemas.microsoft.com/office/drawing/2014/chartex" xmlns:cx1="http://schemas.microsoft.com/office/drawing/2015/9/8/chartex" xmlns:cx2="http://schemas.microsoft.com/office/drawing/2015/10/21/chartex" xmlns:cx3="http://schemas.microsoft.com/office/drawing/2016/5/9/chartex" xmlns:cx4="http://schemas.microsoft.com/office/drawing/2016/5/10/chartex" xmlns:cx5="http://schemas.microsoft.com/office/drawing/2016/5/11/chartex" xmlns:cx6="http://schemas.microsoft.com/office/drawing/2016/5/12/chartex" xmlns:cx7="http://schemas.microsoft.com/office/drawing/2016/5/13/chartex" xmlns:cx8="http://schemas.microsoft.com/office/drawing/2016/5/14/chartex" xmlns:mc="http://schemas.openxmlformats.org/markup-compatibility/2006" xmlns:aink="http://schemas.microsoft.com/office/drawing/2016/ink" xmlns:am3d="http://schemas.microsoft.com/office/drawing/2017/model3d" xmlns:o="urn:schemas-microsoft-com:office:office" xmlns:r="http://schemas.openxmlformats.org/officeDocument/2006/relationships" xmlns:m="http://schemas.openxmlformats.org/officeDocument/2006/math" xmlns:v="urn:schemas-microsoft-com:vml" xmlns:wp14="http://schemas.microsoft.com/office/word/2010/wordprocessingDrawing" xmlns:wp="http://schemas.openxmlformats.org/drawingml/2006/wordprocessingDrawing" xmlns:w10="urn:schemas-microsoft-com:office:word" xmlns:w="http://schemas.openxmlformats.org/wordprocessingml/2006/main" xmlns:w14="http://schemas.microsoft.com/office/word/2010/wordml" xmlns:w15="http://schemas.microsoft.com/office/word/2012/wordml" xmlns:w16cex="http://schemas.microsoft.com/office/word/2018/wordml/cex" xmlns:w16cid="http://schemas.microsoft.com/office/word/2016/wordml/cid" xmlns:w16="http://schemas.microsoft.com/office/word/2018/wordml" xmlns:w16sdtdh="http://schemas.microsoft.com/office/word/2020/wordml/sdtdatahash" xmlns:w16se="http://schemas.microsoft.com/office/word/2015/wordml/symex" xmlns:wpg="http://schemas.microsoft.com/office/word/2010/wordprocessingGroup" xmlns:wpi="http://schemas.microsoft.com/office/word/2010/wordprocessingInk" xmlns:wne="http://schemas.microsoft.com/office/word/2006/wordml" xmlns:wps="http://schemas.microsoft.com/office/word/2010/wordprocessingShape" mc:Ignorable="w14 w15 w16se w16cid w16 w16cex w16sdtdh wp14">
+  <w:sdt>
+    <w:sdtPr>
+      <w:id w:val="-344023273"/>
+      <w:docPartObj>
+        <w:docPartGallery w:val="Page Numbers (Bottom of Page)"/>
+        <w:docPartUnique/>
+      </w:docPartObj>
+    </w:sdtPr>
+    <w:sdtEndPr>
+      <w:rPr>
+        <w:noProof/>
+      </w:rPr>
+    </w:sdtEndPr>
+    <w:sdtContent>
+      <w:p>
+        <w:pPr>
+          <w:pStyle w:val="ad"/>
+          <w:jc w:val="right"/>
+        </w:pPr>
+        <w:r>
+          <w:fldChar w:fldCharType="begin"/>
+        </w:r>
+        <w:r>
+          <w:instrText xml:space="preserve"> PAGE   \* MERGEFORMAT </w:instrText>
+        </w:r>
+        <w:r>
+          <w:fldChar w:fldCharType="separate"/>
+        </w:r>
+        <w:r>
+          <w:rPr>
+            <w:noProof/>
+          </w:rPr>
+          <w:t>2</w:t>
+        </w:r>
+        <w:r>
+          <w:rPr>
+            <w:noProof/>
+          </w:rPr>
+          <w:fldChar w:fldCharType="end"/>
+        </w:r>
+      </w:p>
+    </w:sdtContent>
+  </w:sdt>
+  <w:p>
+    <w:pPr>
+      <w:pStyle w:val="ad"/>
+    </w:pPr>
+  </w:p>
+</w:ftr>
+</file>
+
+<file path=word/footnotes.xml><?xml version="1.0" encoding="utf-8"?>
+<w:footnotes xmlns:wpc="http://schemas.microsoft.com/office/word/2010/wordprocessingCanvas" xmlns:cx="http://schemas.microsoft.com/office/drawing/2014/chartex" xmlns:cx1="http://schemas.microsoft.com/office/drawing/2015/9/8/chartex" xmlns:cx2="http://schemas.microsoft.com/office/drawing/2015/10/21/chartex" xmlns:cx3="http://schemas.microsoft.com/office/drawing/2016/5/9/chartex" xmlns:cx4="http://schemas.microsoft.com/office/drawing/2016/5/10/chartex" xmlns:cx5="http://schemas.microsoft.com/office/drawing/2016/5/11/chartex" xmlns:cx6="http://schemas.microsoft.com/office/drawing/2016/5/12/chartex" xmlns:cx7="http://schemas.microsoft.com/office/drawing/2016/5/13/chartex" xmlns:cx8="http://schemas.microsoft.com/office/drawing/2016/5/14/chartex" xmlns:mc="http://schemas.openxmlformats.org/markup-compatibility/2006" xmlns:aink="http://schemas.microsoft.com/office/drawing/2016/ink" xmlns:am3d="http://schemas.microsoft.com/office/drawing/2017/model3d" xmlns:o="urn:schemas-microsoft-com:office:office" xmlns:r="http://schemas.openxmlformats.org/officeDocument/2006/relationships" xmlns:m="http://schemas.openxmlformats.org/officeDocument/2006/math" xmlns:v="urn:schemas-microsoft-com:vml" xmlns:wp14="http://schemas.microsoft.com/office/word/2010/wordprocessingDrawing" xmlns:wp="http://schemas.openxmlformats.org/drawingml/2006/wordprocessingDrawing" xmlns:w10="urn:schemas-microsoft-com:office:word" xmlns:w="http://schemas.openxmlformats.org/wordprocessingml/2006/main" xmlns:w14="http://schemas.microsoft.com/office/word/2010/wordml" xmlns:w15="http://schemas.microsoft.com/office/word/2012/wordml" xmlns:w16cex="http://schemas.microsoft.com/office/word/2018/wordml/cex" xmlns:w16cid="http://schemas.microsoft.com/office/word/2016/wordml/cid" xmlns:w16="http://schemas.microsoft.com/office/word/2018/wordml" xmlns:w16sdtdh="http://schemas.microsoft.com/office/word/2020/wordml/sdtdatahash" xmlns:w16se="http://schemas.microsoft.com/office/word/2015/wordml/symex" xmlns:wpg="http://schemas.microsoft.com/office/word/2010/wordprocessingGroup" xmlns:wpi="http://schemas.microsoft.com/office/word/2010/wordprocessingInk" xmlns:wne="http://schemas.microsoft.com/office/word/2006/wordml" xmlns:wps="http://schemas.microsoft.com/office/word/2010/wordprocessingShape" mc:Ignorable="w14 w15 w16se w16cid w16 w16cex w16sdtdh wp14">
+  <w:footnote w:type="separator" w:id="-1">
+    <w:p>
+      <w:pPr>
+        <w:spacing w:after="0" w:line="240" w:lineRule="auto"/>
+      </w:pPr>
+      <w:r>
+        <w:separator/>
+      </w:r>
+    </w:p>
+  </w:footnote>
+  <w:footnote w:type="continuationSeparator" w:id="0">
+    <w:p>
+      <w:pPr>
+        <w:spacing w:after="0" w:line="240" w:lineRule="auto"/>
+      </w:pPr>
+      <w:r>
+        <w:continuationSeparator/>
+      </w:r>
+    </w:p>
+  </w:footnote>
+</w:footnotes>
+</file>
+
 <file path=word/numbering.xml><?xml version="1.0" encoding="utf-8"?>
 <w:numbering xmlns:wpc="http://schemas.microsoft.com/office/word/2010/wordprocessingCanvas" xmlns:cx="http://schemas.microsoft.com/office/drawing/2014/chartex" xmlns:cx1="http://schemas.microsoft.com/office/drawing/2015/9/8/chartex" xmlns:cx2="http://schemas.microsoft.com/office/drawing/2015/10/21/chartex" xmlns:cx3="http://schemas.microsoft.com/office/drawing/2016/5/9/chartex" xmlns:cx4="http://schemas.microsoft.com/office/drawing/2016/5/10/chartex" xmlns:cx5="http://schemas.microsoft.com/office/drawing/2016/5/11/chartex" xmlns:cx6="http://schemas.microsoft.com/office/drawing/2016/5/12/chartex" xmlns:cx7="http://schemas.microsoft.com/office/drawing/2016/5/13/chartex" xmlns:cx8="http://schemas.microsoft.com/office/drawing/2016/5/14/chartex" xmlns:mc="http://schemas.openxmlformats.org/markup-compatibility/2006" xmlns:aink="http://schemas.microsoft.com/office/drawing/2016/ink" xmlns:am3d="http://schemas.microsoft.com/office/drawing/2017/model3d" xmlns:o="urn:schemas-microsoft-com:office:office" xmlns:r="http://schemas.openxmlformats.org/officeDocument/2006/relationships" xmlns:m="http://schemas.openxmlformats.org/officeDocument/2006/math" xmlns:v="urn:schemas-microsoft-com:vml" xmlns:wp14="http://schemas.microsoft.com/office/word/2010/wordprocessingDrawing" xmlns:wp="http://schemas.openxmlformats.org/drawingml/2006/wordprocessingDrawing" xmlns:w10="urn:schemas-microsoft-com:office:word" xmlns:w="http://schemas.openxmlformats.org/wordprocessingml/2006/main" xmlns:w14="http://schemas.microsoft.com/office/word/2010/wordml" xmlns:w15="http://schemas.microsoft.com/office/word/2012/wordml" xmlns:w16cex="http://schemas.microsoft.com/office/word/2018/wordml/cex" xmlns:w16cid="http://schemas.microsoft.com/office/word/2016/wordml/cid" xmlns:w16="http://schemas.microsoft.com/office/word/2018/wordml" xmlns:w16sdtdh="http://schemas.microsoft.com/office/word/2020/wordml/sdtdatahash" xmlns:w16se="http://schemas.microsoft.com/office/word/2015/wordml/symex" xmlns:wpg="http://schemas.microsoft.com/office/word/2010/wordprocessingGroup" xmlns:wpi="http://schemas.microsoft.com/office/word/2010/wordprocessingInk" xmlns:wne="http://schemas.microsoft.com/office/word/2006/wordml" xmlns:wps="http://schemas.microsoft.com/office/word/2010/wordprocessingShape" mc:Ignorable="w14 w15 w16se w16cid w16 w16cex w16sdtdh wp14">
   <w:abstractNum w:abstractNumId="0" w15:restartNumberingAfterBreak="0">
+    <w:nsid w:val="0B70013B"/>
+    <w:multiLevelType w:val="multilevel"/>
+    <w:tmpl w:val="D0F4D2EE"/>
+    <w:lvl w:ilvl="0">
+      <w:start w:val="1"/>
+      <w:numFmt w:val="bullet"/>
+      <w:lvlText w:val=""/>
+      <w:lvlJc w:val="left"/>
+      <w:pPr>
+        <w:tabs>
+          <w:tab w:val="num" w:pos="720"/>
+        </w:tabs>
+        <w:ind w:left="720" w:hanging="360"/>
+      </w:pPr>
+      <w:rPr>
+        <w:rFonts w:ascii="Symbol" w:hAnsi="Symbol" w:hint="default"/>
+        <w:sz w:val="20"/>
+      </w:rPr>
+    </w:lvl>
+    <w:lvl w:ilvl="1" w:tentative="1">
+      <w:start w:val="1"/>
+      <w:numFmt w:val="bullet"/>
+      <w:lvlText w:val="o"/>
+      <w:lvlJc w:val="left"/>
+      <w:pPr>
+        <w:tabs>
+          <w:tab w:val="num" w:pos="1440"/>
+        </w:tabs>
+        <w:ind w:left="1440" w:hanging="360"/>
+      </w:pPr>
+      <w:rPr>
+        <w:rFonts w:ascii="Courier New" w:hAnsi="Courier New" w:hint="default"/>
+        <w:sz w:val="20"/>
+      </w:rPr>
+    </w:lvl>
+    <w:lvl w:ilvl="2" w:tentative="1">
+      <w:start w:val="1"/>
+      <w:numFmt w:val="bullet"/>
+      <w:lvlText w:val=""/>
+      <w:lvlJc w:val="left"/>
+      <w:pPr>
+        <w:tabs>
+          <w:tab w:val="num" w:pos="2160"/>
+        </w:tabs>
+        <w:ind w:left="2160" w:hanging="360"/>
+      </w:pPr>
+      <w:rPr>
+        <w:rFonts w:ascii="Wingdings" w:hAnsi="Wingdings" w:hint="default"/>
+        <w:sz w:val="20"/>
+      </w:rPr>
+    </w:lvl>
+    <w:lvl w:ilvl="3" w:tentative="1">
+      <w:start w:val="1"/>
+      <w:numFmt w:val="bullet"/>
+      <w:lvlText w:val=""/>
+      <w:lvlJc w:val="left"/>
+      <w:pPr>
+        <w:tabs>
+          <w:tab w:val="num" w:pos="2880"/>
+        </w:tabs>
+        <w:ind w:left="2880" w:hanging="360"/>
+      </w:pPr>
+      <w:rPr>
+        <w:rFonts w:ascii="Wingdings" w:hAnsi="Wingdings" w:hint="default"/>
+        <w:sz w:val="20"/>
+      </w:rPr>
+    </w:lvl>
+    <w:lvl w:ilvl="4" w:tentative="1">
+      <w:start w:val="1"/>
+      <w:numFmt w:val="bullet"/>
+      <w:lvlText w:val=""/>
+      <w:lvlJc w:val="left"/>
+      <w:pPr>
+        <w:tabs>
+          <w:tab w:val="num" w:pos="3600"/>
+        </w:tabs>
+        <w:ind w:left="3600" w:hanging="360"/>
+      </w:pPr>
+      <w:rPr>
+        <w:rFonts w:ascii="Wingdings" w:hAnsi="Wingdings" w:hint="default"/>
+        <w:sz w:val="20"/>
+      </w:rPr>
+    </w:lvl>
+    <w:lvl w:ilvl="5" w:tentative="1">
+      <w:start w:val="1"/>
+      <w:numFmt w:val="bullet"/>
+      <w:lvlText w:val=""/>
+      <w:lvlJc w:val="left"/>
+      <w:pPr>
+        <w:tabs>
+          <w:tab w:val="num" w:pos="4320"/>
+        </w:tabs>
+        <w:ind w:left="4320" w:hanging="360"/>
+      </w:pPr>
+      <w:rPr>
+        <w:rFonts w:ascii="Wingdings" w:hAnsi="Wingdings" w:hint="default"/>
+        <w:sz w:val="20"/>
+      </w:rPr>
+    </w:lvl>
+    <w:lvl w:ilvl="6" w:tentative="1">
+      <w:start w:val="1"/>
+      <w:numFmt w:val="bullet"/>
+      <w:lvlText w:val=""/>
+      <w:lvlJc w:val="left"/>
+      <w:pPr>
+        <w:tabs>
+          <w:tab w:val="num" w:pos="5040"/>
+        </w:tabs>
+        <w:ind w:left="5040" w:hanging="360"/>
+      </w:pPr>
+      <w:rPr>
+        <w:rFonts w:ascii="Wingdings" w:hAnsi="Wingdings" w:hint="default"/>
+        <w:sz w:val="20"/>
+      </w:rPr>
+    </w:lvl>
+    <w:lvl w:ilvl="7" w:tentative="1">
+      <w:start w:val="1"/>
+      <w:numFmt w:val="bullet"/>
+      <w:lvlText w:val=""/>
+      <w:lvlJc w:val="left"/>
+      <w:pPr>
+        <w:tabs>
+          <w:tab w:val="num" w:pos="5760"/>
+        </w:tabs>
+        <w:ind w:left="5760" w:hanging="360"/>
+      </w:pPr>
+      <w:rPr>
+        <w:rFonts w:ascii="Wingdings" w:hAnsi="Wingdings" w:hint="default"/>
+        <w:sz w:val="20"/>
+      </w:rPr>
+    </w:lvl>
+    <w:lvl w:ilvl="8" w:tentative="1">
+      <w:start w:val="1"/>
+      <w:numFmt w:val="bullet"/>
+      <w:lvlText w:val=""/>
+      <w:lvlJc w:val="left"/>
+      <w:pPr>
+        <w:tabs>
+          <w:tab w:val="num" w:pos="6480"/>
+        </w:tabs>
+        <w:ind w:left="6480" w:hanging="360"/>
+      </w:pPr>
+      <w:rPr>
+        <w:rFonts w:ascii="Wingdings" w:hAnsi="Wingdings" w:hint="default"/>
+        <w:sz w:val="20"/>
+      </w:rPr>
+    </w:lvl>
+  </w:abstractNum>
+  <w:abstractNum w:abstractNumId="1" w15:restartNumberingAfterBreak="0">
     <w:nsid w:val="0F642106"/>
     <w:multiLevelType w:val="multilevel"/>
     <w:tmpl w:val="36E6819E"/>
@@ -835,7 +3200,7 @@
       </w:pPr>
     </w:lvl>
   </w:abstractNum>
-  <w:abstractNum w:abstractNumId="1" w15:restartNumberingAfterBreak="0">
+  <w:abstractNum w:abstractNumId="2" w15:restartNumberingAfterBreak="0">
     <w:nsid w:val="23DC5D85"/>
     <w:multiLevelType w:val="multilevel"/>
     <w:tmpl w:val="14FC4D8A"/>
@@ -984,7 +3349,401 @@
       </w:rPr>
     </w:lvl>
   </w:abstractNum>
-  <w:abstractNum w:abstractNumId="2" w15:restartNumberingAfterBreak="0">
+  <w:abstractNum w:abstractNumId="3" w15:restartNumberingAfterBreak="0">
+    <w:nsid w:val="24092943"/>
+    <w:multiLevelType w:val="multilevel"/>
+    <w:tmpl w:val="4D5890B2"/>
+    <w:lvl w:ilvl="0">
+      <w:start w:val="1"/>
+      <w:numFmt w:val="decimal"/>
+      <w:lvlText w:val="%1."/>
+      <w:lvlJc w:val="left"/>
+      <w:pPr>
+        <w:tabs>
+          <w:tab w:val="num" w:pos="720"/>
+        </w:tabs>
+        <w:ind w:left="720" w:hanging="360"/>
+      </w:pPr>
+    </w:lvl>
+    <w:lvl w:ilvl="1">
+      <w:start w:val="1"/>
+      <w:numFmt w:val="bullet"/>
+      <w:lvlText w:val="o"/>
+      <w:lvlJc w:val="left"/>
+      <w:pPr>
+        <w:tabs>
+          <w:tab w:val="num" w:pos="1440"/>
+        </w:tabs>
+        <w:ind w:left="1440" w:hanging="360"/>
+      </w:pPr>
+      <w:rPr>
+        <w:rFonts w:ascii="Courier New" w:hAnsi="Courier New" w:hint="default"/>
+        <w:sz w:val="20"/>
+      </w:rPr>
+    </w:lvl>
+    <w:lvl w:ilvl="2" w:tentative="1">
+      <w:start w:val="1"/>
+      <w:numFmt w:val="decimal"/>
+      <w:lvlText w:val="%3."/>
+      <w:lvlJc w:val="left"/>
+      <w:pPr>
+        <w:tabs>
+          <w:tab w:val="num" w:pos="2160"/>
+        </w:tabs>
+        <w:ind w:left="2160" w:hanging="360"/>
+      </w:pPr>
+    </w:lvl>
+    <w:lvl w:ilvl="3" w:tentative="1">
+      <w:start w:val="1"/>
+      <w:numFmt w:val="decimal"/>
+      <w:lvlText w:val="%4."/>
+      <w:lvlJc w:val="left"/>
+      <w:pPr>
+        <w:tabs>
+          <w:tab w:val="num" w:pos="2880"/>
+        </w:tabs>
+        <w:ind w:left="2880" w:hanging="360"/>
+      </w:pPr>
+    </w:lvl>
+    <w:lvl w:ilvl="4" w:tentative="1">
+      <w:start w:val="1"/>
+      <w:numFmt w:val="decimal"/>
+      <w:lvlText w:val="%5."/>
+      <w:lvlJc w:val="left"/>
+      <w:pPr>
+        <w:tabs>
+          <w:tab w:val="num" w:pos="3600"/>
+        </w:tabs>
+        <w:ind w:left="3600" w:hanging="360"/>
+      </w:pPr>
+    </w:lvl>
+    <w:lvl w:ilvl="5" w:tentative="1">
+      <w:start w:val="1"/>
+      <w:numFmt w:val="decimal"/>
+      <w:lvlText w:val="%6."/>
+      <w:lvlJc w:val="left"/>
+      <w:pPr>
+        <w:tabs>
+          <w:tab w:val="num" w:pos="4320"/>
+        </w:tabs>
+        <w:ind w:left="4320" w:hanging="360"/>
+      </w:pPr>
+    </w:lvl>
+    <w:lvl w:ilvl="6" w:tentative="1">
+      <w:start w:val="1"/>
+      <w:numFmt w:val="decimal"/>
+      <w:lvlText w:val="%7."/>
+      <w:lvlJc w:val="left"/>
+      <w:pPr>
+        <w:tabs>
+          <w:tab w:val="num" w:pos="5040"/>
+        </w:tabs>
+        <w:ind w:left="5040" w:hanging="360"/>
+      </w:pPr>
+    </w:lvl>
+    <w:lvl w:ilvl="7" w:tentative="1">
+      <w:start w:val="1"/>
+      <w:numFmt w:val="decimal"/>
+      <w:lvlText w:val="%8."/>
+      <w:lvlJc w:val="left"/>
+      <w:pPr>
+        <w:tabs>
+          <w:tab w:val="num" w:pos="5760"/>
+        </w:tabs>
+        <w:ind w:left="5760" w:hanging="360"/>
+      </w:pPr>
+    </w:lvl>
+    <w:lvl w:ilvl="8" w:tentative="1">
+      <w:start w:val="1"/>
+      <w:numFmt w:val="decimal"/>
+      <w:lvlText w:val="%9."/>
+      <w:lvlJc w:val="left"/>
+      <w:pPr>
+        <w:tabs>
+          <w:tab w:val="num" w:pos="6480"/>
+        </w:tabs>
+        <w:ind w:left="6480" w:hanging="360"/>
+      </w:pPr>
+    </w:lvl>
+  </w:abstractNum>
+  <w:abstractNum w:abstractNumId="4" w15:restartNumberingAfterBreak="0">
+    <w:nsid w:val="275471F4"/>
+    <w:multiLevelType w:val="multilevel"/>
+    <w:tmpl w:val="F37092C4"/>
+    <w:lvl w:ilvl="0">
+      <w:start w:val="1"/>
+      <w:numFmt w:val="bullet"/>
+      <w:lvlText w:val=""/>
+      <w:lvlJc w:val="left"/>
+      <w:pPr>
+        <w:tabs>
+          <w:tab w:val="num" w:pos="720"/>
+        </w:tabs>
+        <w:ind w:left="720" w:hanging="360"/>
+      </w:pPr>
+      <w:rPr>
+        <w:rFonts w:ascii="Symbol" w:hAnsi="Symbol" w:hint="default"/>
+        <w:sz w:val="20"/>
+      </w:rPr>
+    </w:lvl>
+    <w:lvl w:ilvl="1" w:tentative="1">
+      <w:start w:val="1"/>
+      <w:numFmt w:val="bullet"/>
+      <w:lvlText w:val="o"/>
+      <w:lvlJc w:val="left"/>
+      <w:pPr>
+        <w:tabs>
+          <w:tab w:val="num" w:pos="1440"/>
+        </w:tabs>
+        <w:ind w:left="1440" w:hanging="360"/>
+      </w:pPr>
+      <w:rPr>
+        <w:rFonts w:ascii="Courier New" w:hAnsi="Courier New" w:hint="default"/>
+        <w:sz w:val="20"/>
+      </w:rPr>
+    </w:lvl>
+    <w:lvl w:ilvl="2" w:tentative="1">
+      <w:start w:val="1"/>
+      <w:numFmt w:val="bullet"/>
+      <w:lvlText w:val=""/>
+      <w:lvlJc w:val="left"/>
+      <w:pPr>
+        <w:tabs>
+          <w:tab w:val="num" w:pos="2160"/>
+        </w:tabs>
+        <w:ind w:left="2160" w:hanging="360"/>
+      </w:pPr>
+      <w:rPr>
+        <w:rFonts w:ascii="Wingdings" w:hAnsi="Wingdings" w:hint="default"/>
+        <w:sz w:val="20"/>
+      </w:rPr>
+    </w:lvl>
+    <w:lvl w:ilvl="3" w:tentative="1">
+      <w:start w:val="1"/>
+      <w:numFmt w:val="bullet"/>
+      <w:lvlText w:val=""/>
+      <w:lvlJc w:val="left"/>
+      <w:pPr>
+        <w:tabs>
+          <w:tab w:val="num" w:pos="2880"/>
+        </w:tabs>
+        <w:ind w:left="2880" w:hanging="360"/>
+      </w:pPr>
+      <w:rPr>
+        <w:rFonts w:ascii="Wingdings" w:hAnsi="Wingdings" w:hint="default"/>
+        <w:sz w:val="20"/>
+      </w:rPr>
+    </w:lvl>
+    <w:lvl w:ilvl="4" w:tentative="1">
+      <w:start w:val="1"/>
+      <w:numFmt w:val="bullet"/>
+      <w:lvlText w:val=""/>
+      <w:lvlJc w:val="left"/>
+      <w:pPr>
+        <w:tabs>
+          <w:tab w:val="num" w:pos="3600"/>
+        </w:tabs>
+        <w:ind w:left="3600" w:hanging="360"/>
+      </w:pPr>
+      <w:rPr>
+        <w:rFonts w:ascii="Wingdings" w:hAnsi="Wingdings" w:hint="default"/>
+        <w:sz w:val="20"/>
+      </w:rPr>
+    </w:lvl>
+    <w:lvl w:ilvl="5" w:tentative="1">
+      <w:start w:val="1"/>
+      <w:numFmt w:val="bullet"/>
+      <w:lvlText w:val=""/>
+      <w:lvlJc w:val="left"/>
+      <w:pPr>
+        <w:tabs>
+          <w:tab w:val="num" w:pos="4320"/>
+        </w:tabs>
+        <w:ind w:left="4320" w:hanging="360"/>
+      </w:pPr>
+      <w:rPr>
+        <w:rFonts w:ascii="Wingdings" w:hAnsi="Wingdings" w:hint="default"/>
+        <w:sz w:val="20"/>
+      </w:rPr>
+    </w:lvl>
+    <w:lvl w:ilvl="6" w:tentative="1">
+      <w:start w:val="1"/>
+      <w:numFmt w:val="bullet"/>
+      <w:lvlText w:val=""/>
+      <w:lvlJc w:val="left"/>
+      <w:pPr>
+        <w:tabs>
+          <w:tab w:val="num" w:pos="5040"/>
+        </w:tabs>
+        <w:ind w:left="5040" w:hanging="360"/>
+      </w:pPr>
+      <w:rPr>
+        <w:rFonts w:ascii="Wingdings" w:hAnsi="Wingdings" w:hint="default"/>
+        <w:sz w:val="20"/>
+      </w:rPr>
+    </w:lvl>
+    <w:lvl w:ilvl="7" w:tentative="1">
+      <w:start w:val="1"/>
+      <w:numFmt w:val="bullet"/>
+      <w:lvlText w:val=""/>
+      <w:lvlJc w:val="left"/>
+      <w:pPr>
+        <w:tabs>
+          <w:tab w:val="num" w:pos="5760"/>
+        </w:tabs>
+        <w:ind w:left="5760" w:hanging="360"/>
+      </w:pPr>
+      <w:rPr>
+        <w:rFonts w:ascii="Wingdings" w:hAnsi="Wingdings" w:hint="default"/>
+        <w:sz w:val="20"/>
+      </w:rPr>
+    </w:lvl>
+    <w:lvl w:ilvl="8" w:tentative="1">
+      <w:start w:val="1"/>
+      <w:numFmt w:val="bullet"/>
+      <w:lvlText w:val=""/>
+      <w:lvlJc w:val="left"/>
+      <w:pPr>
+        <w:tabs>
+          <w:tab w:val="num" w:pos="6480"/>
+        </w:tabs>
+        <w:ind w:left="6480" w:hanging="360"/>
+      </w:pPr>
+      <w:rPr>
+        <w:rFonts w:ascii="Wingdings" w:hAnsi="Wingdings" w:hint="default"/>
+        <w:sz w:val="20"/>
+      </w:rPr>
+    </w:lvl>
+  </w:abstractNum>
+  <w:abstractNum w:abstractNumId="5" w15:restartNumberingAfterBreak="0">
+    <w:nsid w:val="390400BD"/>
+    <w:multiLevelType w:val="multilevel"/>
+    <w:tmpl w:val="357ADE0A"/>
+    <w:lvl w:ilvl="0">
+      <w:start w:val="1"/>
+      <w:numFmt w:val="decimal"/>
+      <w:pStyle w:val="1"/>
+      <w:suff w:val="space"/>
+      <w:lvlText w:val="%1."/>
+      <w:lvlJc w:val="left"/>
+      <w:pPr>
+        <w:ind w:left="0" w:firstLine="0"/>
+      </w:pPr>
+      <w:rPr>
+        <w:rFonts w:ascii="Times New Roman" w:hAnsi="Times New Roman" w:hint="default"/>
+        <w:b/>
+        <w:i w:val="0"/>
+        <w:sz w:val="28"/>
+      </w:rPr>
+    </w:lvl>
+    <w:lvl w:ilvl="1">
+      <w:start w:val="1"/>
+      <w:numFmt w:val="decimal"/>
+      <w:pStyle w:val="2"/>
+      <w:suff w:val="space"/>
+      <w:lvlText w:val="%1.%2."/>
+      <w:lvlJc w:val="left"/>
+      <w:pPr>
+        <w:ind w:left="0" w:firstLine="0"/>
+      </w:pPr>
+      <w:rPr>
+        <w:rFonts w:ascii="Times New Roman" w:hAnsi="Times New Roman" w:hint="default"/>
+        <w:b/>
+        <w:i w:val="0"/>
+        <w:sz w:val="28"/>
+      </w:rPr>
+    </w:lvl>
+    <w:lvl w:ilvl="2">
+      <w:start w:val="1"/>
+      <w:numFmt w:val="decimal"/>
+      <w:pStyle w:val="3"/>
+      <w:suff w:val="space"/>
+      <w:lvlText w:val="%1.%2.%3."/>
+      <w:lvlJc w:val="left"/>
+      <w:pPr>
+        <w:ind w:left="0" w:firstLine="0"/>
+      </w:pPr>
+      <w:rPr>
+        <w:rFonts w:ascii="Times New Roman" w:hAnsi="Times New Roman" w:hint="default"/>
+        <w:b/>
+        <w:i w:val="0"/>
+        <w:sz w:val="28"/>
+      </w:rPr>
+    </w:lvl>
+    <w:lvl w:ilvl="3">
+      <w:start w:val="1"/>
+      <w:numFmt w:val="decimal"/>
+      <w:lvlText w:val="(%4)"/>
+      <w:lvlJc w:val="left"/>
+      <w:pPr>
+        <w:ind w:left="0" w:firstLine="0"/>
+      </w:pPr>
+      <w:rPr>
+        <w:rFonts w:hint="default"/>
+      </w:rPr>
+    </w:lvl>
+    <w:lvl w:ilvl="4">
+      <w:start w:val="1"/>
+      <w:numFmt w:val="lowerLetter"/>
+      <w:lvlText w:val="(%5)"/>
+      <w:lvlJc w:val="left"/>
+      <w:pPr>
+        <w:ind w:left="0" w:firstLine="0"/>
+      </w:pPr>
+      <w:rPr>
+        <w:rFonts w:hint="default"/>
+      </w:rPr>
+    </w:lvl>
+    <w:lvl w:ilvl="5">
+      <w:start w:val="1"/>
+      <w:numFmt w:val="lowerRoman"/>
+      <w:lvlText w:val="(%6)"/>
+      <w:lvlJc w:val="left"/>
+      <w:pPr>
+        <w:ind w:left="0" w:firstLine="0"/>
+      </w:pPr>
+      <w:rPr>
+        <w:rFonts w:hint="default"/>
+      </w:rPr>
+    </w:lvl>
+    <w:lvl w:ilvl="6">
+      <w:start w:val="1"/>
+      <w:numFmt w:val="decimal"/>
+      <w:lvlText w:val="%7."/>
+      <w:lvlJc w:val="left"/>
+      <w:pPr>
+        <w:ind w:left="0" w:firstLine="0"/>
+      </w:pPr>
+      <w:rPr>
+        <w:rFonts w:hint="default"/>
+      </w:rPr>
+    </w:lvl>
+    <w:lvl w:ilvl="7">
+      <w:start w:val="1"/>
+      <w:numFmt w:val="lowerLetter"/>
+      <w:lvlText w:val="%8."/>
+      <w:lvlJc w:val="left"/>
+      <w:pPr>
+        <w:ind w:left="0" w:firstLine="0"/>
+      </w:pPr>
+      <w:rPr>
+        <w:rFonts w:hint="default"/>
+      </w:rPr>
+    </w:lvl>
+    <w:lvl w:ilvl="8">
+      <w:start w:val="1"/>
+      <w:numFmt w:val="lowerRoman"/>
+      <w:lvlText w:val="%9."/>
+      <w:lvlJc w:val="left"/>
+      <w:pPr>
+        <w:ind w:left="0" w:firstLine="0"/>
+      </w:pPr>
+      <w:rPr>
+        <w:rFonts w:hint="default"/>
+      </w:rPr>
+    </w:lvl>
+  </w:abstractNum>
+  <w:abstractNum w:abstractNumId="6" w15:restartNumberingAfterBreak="0">
     <w:nsid w:val="56E9727A"/>
     <w:multiLevelType w:val="multilevel"/>
     <w:tmpl w:val="E2D6E5E0"/>
@@ -1097,7 +3856,156 @@
       </w:pPr>
     </w:lvl>
   </w:abstractNum>
-  <w:abstractNum w:abstractNumId="3" w15:restartNumberingAfterBreak="0">
+  <w:abstractNum w:abstractNumId="7" w15:restartNumberingAfterBreak="0">
+    <w:nsid w:val="596832C0"/>
+    <w:multiLevelType w:val="multilevel"/>
+    <w:tmpl w:val="4DE02082"/>
+    <w:lvl w:ilvl="0">
+      <w:start w:val="1"/>
+      <w:numFmt w:val="bullet"/>
+      <w:lvlText w:val=""/>
+      <w:lvlJc w:val="left"/>
+      <w:pPr>
+        <w:tabs>
+          <w:tab w:val="num" w:pos="720"/>
+        </w:tabs>
+        <w:ind w:left="720" w:hanging="360"/>
+      </w:pPr>
+      <w:rPr>
+        <w:rFonts w:ascii="Symbol" w:hAnsi="Symbol" w:hint="default"/>
+        <w:sz w:val="20"/>
+      </w:rPr>
+    </w:lvl>
+    <w:lvl w:ilvl="1" w:tentative="1">
+      <w:start w:val="1"/>
+      <w:numFmt w:val="bullet"/>
+      <w:lvlText w:val="o"/>
+      <w:lvlJc w:val="left"/>
+      <w:pPr>
+        <w:tabs>
+          <w:tab w:val="num" w:pos="1440"/>
+        </w:tabs>
+        <w:ind w:left="1440" w:hanging="360"/>
+      </w:pPr>
+      <w:rPr>
+        <w:rFonts w:ascii="Courier New" w:hAnsi="Courier New" w:hint="default"/>
+        <w:sz w:val="20"/>
+      </w:rPr>
+    </w:lvl>
+    <w:lvl w:ilvl="2" w:tentative="1">
+      <w:start w:val="1"/>
+      <w:numFmt w:val="bullet"/>
+      <w:lvlText w:val=""/>
+      <w:lvlJc w:val="left"/>
+      <w:pPr>
+        <w:tabs>
+          <w:tab w:val="num" w:pos="2160"/>
+        </w:tabs>
+        <w:ind w:left="2160" w:hanging="360"/>
+      </w:pPr>
+      <w:rPr>
+        <w:rFonts w:ascii="Wingdings" w:hAnsi="Wingdings" w:hint="default"/>
+        <w:sz w:val="20"/>
+      </w:rPr>
+    </w:lvl>
+    <w:lvl w:ilvl="3" w:tentative="1">
+      <w:start w:val="1"/>
+      <w:numFmt w:val="bullet"/>
+      <w:lvlText w:val=""/>
+      <w:lvlJc w:val="left"/>
+      <w:pPr>
+        <w:tabs>
+          <w:tab w:val="num" w:pos="2880"/>
+        </w:tabs>
+        <w:ind w:left="2880" w:hanging="360"/>
+      </w:pPr>
+      <w:rPr>
+        <w:rFonts w:ascii="Wingdings" w:hAnsi="Wingdings" w:hint="default"/>
+        <w:sz w:val="20"/>
+      </w:rPr>
+    </w:lvl>
+    <w:lvl w:ilvl="4" w:tentative="1">
+      <w:start w:val="1"/>
+      <w:numFmt w:val="bullet"/>
+      <w:lvlText w:val=""/>
+      <w:lvlJc w:val="left"/>
+      <w:pPr>
+        <w:tabs>
+          <w:tab w:val="num" w:pos="3600"/>
+        </w:tabs>
+        <w:ind w:left="3600" w:hanging="360"/>
+      </w:pPr>
+      <w:rPr>
+        <w:rFonts w:ascii="Wingdings" w:hAnsi="Wingdings" w:hint="default"/>
+        <w:sz w:val="20"/>
+      </w:rPr>
+    </w:lvl>
+    <w:lvl w:ilvl="5" w:tentative="1">
+      <w:start w:val="1"/>
+      <w:numFmt w:val="bullet"/>
+      <w:lvlText w:val=""/>
+      <w:lvlJc w:val="left"/>
+      <w:pPr>
+        <w:tabs>
+          <w:tab w:val="num" w:pos="4320"/>
+        </w:tabs>
+        <w:ind w:left="4320" w:hanging="360"/>
+      </w:pPr>
+      <w:rPr>
+        <w:rFonts w:ascii="Wingdings" w:hAnsi="Wingdings" w:hint="default"/>
+        <w:sz w:val="20"/>
+      </w:rPr>
+    </w:lvl>
+    <w:lvl w:ilvl="6" w:tentative="1">
+      <w:start w:val="1"/>
+      <w:numFmt w:val="bullet"/>
+      <w:lvlText w:val=""/>
+      <w:lvlJc w:val="left"/>
+      <w:pPr>
+        <w:tabs>
+          <w:tab w:val="num" w:pos="5040"/>
+        </w:tabs>
+        <w:ind w:left="5040" w:hanging="360"/>
+      </w:pPr>
+      <w:rPr>
+        <w:rFonts w:ascii="Wingdings" w:hAnsi="Wingdings" w:hint="default"/>
+        <w:sz w:val="20"/>
+      </w:rPr>
+    </w:lvl>
+    <w:lvl w:ilvl="7" w:tentative="1">
+      <w:start w:val="1"/>
+      <w:numFmt w:val="bullet"/>
+      <w:lvlText w:val=""/>
+      <w:lvlJc w:val="left"/>
+      <w:pPr>
+        <w:tabs>
+          <w:tab w:val="num" w:pos="5760"/>
+        </w:tabs>
+        <w:ind w:left="5760" w:hanging="360"/>
+      </w:pPr>
+      <w:rPr>
+        <w:rFonts w:ascii="Wingdings" w:hAnsi="Wingdings" w:hint="default"/>
+        <w:sz w:val="20"/>
+      </w:rPr>
+    </w:lvl>
+    <w:lvl w:ilvl="8" w:tentative="1">
+      <w:start w:val="1"/>
+      <w:numFmt w:val="bullet"/>
+      <w:lvlText w:val=""/>
+      <w:lvlJc w:val="left"/>
+      <w:pPr>
+        <w:tabs>
+          <w:tab w:val="num" w:pos="6480"/>
+        </w:tabs>
+        <w:ind w:left="6480" w:hanging="360"/>
+      </w:pPr>
+      <w:rPr>
+        <w:rFonts w:ascii="Wingdings" w:hAnsi="Wingdings" w:hint="default"/>
+        <w:sz w:val="20"/>
+      </w:rPr>
+    </w:lvl>
+  </w:abstractNum>
+  <w:abstractNum w:abstractNumId="8" w15:restartNumberingAfterBreak="0">
     <w:nsid w:val="7674249D"/>
     <w:multiLevelType w:val="multilevel"/>
     <w:tmpl w:val="C2A25F4C"/>
@@ -1246,17 +4154,299 @@
       </w:rPr>
     </w:lvl>
   </w:abstractNum>
+  <w:abstractNum w:abstractNumId="9" w15:restartNumberingAfterBreak="0">
+    <w:nsid w:val="7AA96CAD"/>
+    <w:multiLevelType w:val="multilevel"/>
+    <w:tmpl w:val="10AAC71C"/>
+    <w:lvl w:ilvl="0">
+      <w:start w:val="1"/>
+      <w:numFmt w:val="decimal"/>
+      <w:lvlText w:val="%1."/>
+      <w:lvlJc w:val="left"/>
+      <w:pPr>
+        <w:tabs>
+          <w:tab w:val="num" w:pos="720"/>
+        </w:tabs>
+        <w:ind w:left="720" w:hanging="360"/>
+      </w:pPr>
+    </w:lvl>
+    <w:lvl w:ilvl="1">
+      <w:start w:val="1"/>
+      <w:numFmt w:val="bullet"/>
+      <w:lvlText w:val="o"/>
+      <w:lvlJc w:val="left"/>
+      <w:pPr>
+        <w:tabs>
+          <w:tab w:val="num" w:pos="1440"/>
+        </w:tabs>
+        <w:ind w:left="1440" w:hanging="360"/>
+      </w:pPr>
+      <w:rPr>
+        <w:rFonts w:ascii="Courier New" w:hAnsi="Courier New" w:hint="default"/>
+        <w:sz w:val="20"/>
+      </w:rPr>
+    </w:lvl>
+    <w:lvl w:ilvl="2" w:tentative="1">
+      <w:start w:val="1"/>
+      <w:numFmt w:val="decimal"/>
+      <w:lvlText w:val="%3."/>
+      <w:lvlJc w:val="left"/>
+      <w:pPr>
+        <w:tabs>
+          <w:tab w:val="num" w:pos="2160"/>
+        </w:tabs>
+        <w:ind w:left="2160" w:hanging="360"/>
+      </w:pPr>
+    </w:lvl>
+    <w:lvl w:ilvl="3" w:tentative="1">
+      <w:start w:val="1"/>
+      <w:numFmt w:val="decimal"/>
+      <w:lvlText w:val="%4."/>
+      <w:lvlJc w:val="left"/>
+      <w:pPr>
+        <w:tabs>
+          <w:tab w:val="num" w:pos="2880"/>
+        </w:tabs>
+        <w:ind w:left="2880" w:hanging="360"/>
+      </w:pPr>
+    </w:lvl>
+    <w:lvl w:ilvl="4" w:tentative="1">
+      <w:start w:val="1"/>
+      <w:numFmt w:val="decimal"/>
+      <w:lvlText w:val="%5."/>
+      <w:lvlJc w:val="left"/>
+      <w:pPr>
+        <w:tabs>
+          <w:tab w:val="num" w:pos="3600"/>
+        </w:tabs>
+        <w:ind w:left="3600" w:hanging="360"/>
+      </w:pPr>
+    </w:lvl>
+    <w:lvl w:ilvl="5" w:tentative="1">
+      <w:start w:val="1"/>
+      <w:numFmt w:val="decimal"/>
+      <w:lvlText w:val="%6."/>
+      <w:lvlJc w:val="left"/>
+      <w:pPr>
+        <w:tabs>
+          <w:tab w:val="num" w:pos="4320"/>
+        </w:tabs>
+        <w:ind w:left="4320" w:hanging="360"/>
+      </w:pPr>
+    </w:lvl>
+    <w:lvl w:ilvl="6" w:tentative="1">
+      <w:start w:val="1"/>
+      <w:numFmt w:val="decimal"/>
+      <w:lvlText w:val="%7."/>
+      <w:lvlJc w:val="left"/>
+      <w:pPr>
+        <w:tabs>
+          <w:tab w:val="num" w:pos="5040"/>
+        </w:tabs>
+        <w:ind w:left="5040" w:hanging="360"/>
+      </w:pPr>
+    </w:lvl>
+    <w:lvl w:ilvl="7" w:tentative="1">
+      <w:start w:val="1"/>
+      <w:numFmt w:val="decimal"/>
+      <w:lvlText w:val="%8."/>
+      <w:lvlJc w:val="left"/>
+      <w:pPr>
+        <w:tabs>
+          <w:tab w:val="num" w:pos="5760"/>
+        </w:tabs>
+        <w:ind w:left="5760" w:hanging="360"/>
+      </w:pPr>
+    </w:lvl>
+    <w:lvl w:ilvl="8" w:tentative="1">
+      <w:start w:val="1"/>
+      <w:numFmt w:val="decimal"/>
+      <w:lvlText w:val="%9."/>
+      <w:lvlJc w:val="left"/>
+      <w:pPr>
+        <w:tabs>
+          <w:tab w:val="num" w:pos="6480"/>
+        </w:tabs>
+        <w:ind w:left="6480" w:hanging="360"/>
+      </w:pPr>
+    </w:lvl>
+  </w:abstractNum>
   <w:num w:numId="1">
+    <w:abstractNumId w:val="6"/>
+  </w:num>
+  <w:num w:numId="2">
     <w:abstractNumId w:val="2"/>
   </w:num>
-  <w:num w:numId="2">
+  <w:num w:numId="3">
     <w:abstractNumId w:val="1"/>
   </w:num>
-  <w:num w:numId="3">
+  <w:num w:numId="4">
+    <w:abstractNumId w:val="8"/>
+  </w:num>
+  <w:num w:numId="5">
+    <w:abstractNumId w:val="5"/>
+  </w:num>
+  <w:num w:numId="6">
+    <w:abstractNumId w:val="5"/>
+    <w:lvlOverride w:ilvl="0">
+      <w:lvl w:ilvl="0">
+        <w:start w:val="1"/>
+        <w:numFmt w:val="decimal"/>
+        <w:pStyle w:val="1"/>
+        <w:suff w:val="space"/>
+        <w:lvlText w:val="%1."/>
+        <w:lvlJc w:val="left"/>
+        <w:pPr>
+          <w:ind w:left="0" w:firstLine="0"/>
+        </w:pPr>
+        <w:rPr>
+          <w:rFonts w:ascii="Times New Roman" w:hAnsi="Times New Roman" w:hint="default"/>
+          <w:b/>
+          <w:i w:val="0"/>
+          <w:color w:val="auto"/>
+          <w:sz w:val="28"/>
+        </w:rPr>
+      </w:lvl>
+    </w:lvlOverride>
+    <w:lvlOverride w:ilvl="1">
+      <w:lvl w:ilvl="1">
+        <w:start w:val="1"/>
+        <w:numFmt w:val="decimal"/>
+        <w:pStyle w:val="2"/>
+        <w:suff w:val="space"/>
+        <w:lvlText w:val="%1.%2."/>
+        <w:lvlJc w:val="left"/>
+        <w:pPr>
+          <w:ind w:left="0" w:firstLine="0"/>
+        </w:pPr>
+        <w:rPr>
+          <w:rFonts w:ascii="Times New Roman" w:hAnsi="Times New Roman" w:hint="default"/>
+          <w:b/>
+          <w:i w:val="0"/>
+          <w:color w:val="auto"/>
+          <w:sz w:val="28"/>
+        </w:rPr>
+      </w:lvl>
+    </w:lvlOverride>
+    <w:lvlOverride w:ilvl="2">
+      <w:lvl w:ilvl="2">
+        <w:start w:val="1"/>
+        <w:numFmt w:val="decimal"/>
+        <w:pStyle w:val="3"/>
+        <w:suff w:val="space"/>
+        <w:lvlText w:val="%1.%2.%3."/>
+        <w:lvlJc w:val="left"/>
+        <w:pPr>
+          <w:ind w:left="0" w:firstLine="0"/>
+        </w:pPr>
+        <w:rPr>
+          <w:rFonts w:ascii="Times New Roman" w:hAnsi="Times New Roman" w:hint="default"/>
+          <w:b/>
+          <w:i w:val="0"/>
+          <w:color w:val="auto"/>
+          <w:sz w:val="28"/>
+        </w:rPr>
+      </w:lvl>
+    </w:lvlOverride>
+    <w:lvlOverride w:ilvl="3">
+      <w:lvl w:ilvl="3">
+        <w:start w:val="1"/>
+        <w:numFmt w:val="decimal"/>
+        <w:lvlText w:val="(%4)"/>
+        <w:lvlJc w:val="left"/>
+        <w:pPr>
+          <w:ind w:left="0" w:firstLine="0"/>
+        </w:pPr>
+        <w:rPr>
+          <w:rFonts w:hint="default"/>
+        </w:rPr>
+      </w:lvl>
+    </w:lvlOverride>
+    <w:lvlOverride w:ilvl="4">
+      <w:lvl w:ilvl="4">
+        <w:start w:val="1"/>
+        <w:numFmt w:val="lowerLetter"/>
+        <w:lvlText w:val="(%5)"/>
+        <w:lvlJc w:val="left"/>
+        <w:pPr>
+          <w:ind w:left="0" w:firstLine="0"/>
+        </w:pPr>
+        <w:rPr>
+          <w:rFonts w:hint="default"/>
+        </w:rPr>
+      </w:lvl>
+    </w:lvlOverride>
+    <w:lvlOverride w:ilvl="5">
+      <w:lvl w:ilvl="5">
+        <w:start w:val="1"/>
+        <w:numFmt w:val="lowerRoman"/>
+        <w:lvlText w:val="(%6)"/>
+        <w:lvlJc w:val="left"/>
+        <w:pPr>
+          <w:ind w:left="0" w:firstLine="0"/>
+        </w:pPr>
+        <w:rPr>
+          <w:rFonts w:hint="default"/>
+        </w:rPr>
+      </w:lvl>
+    </w:lvlOverride>
+    <w:lvlOverride w:ilvl="6">
+      <w:lvl w:ilvl="6">
+        <w:start w:val="1"/>
+        <w:numFmt w:val="decimal"/>
+        <w:lvlText w:val="%7."/>
+        <w:lvlJc w:val="left"/>
+        <w:pPr>
+          <w:ind w:left="0" w:firstLine="0"/>
+        </w:pPr>
+        <w:rPr>
+          <w:rFonts w:hint="default"/>
+        </w:rPr>
+      </w:lvl>
+    </w:lvlOverride>
+    <w:lvlOverride w:ilvl="7">
+      <w:lvl w:ilvl="7">
+        <w:start w:val="1"/>
+        <w:numFmt w:val="lowerLetter"/>
+        <w:lvlText w:val="%8."/>
+        <w:lvlJc w:val="left"/>
+        <w:pPr>
+          <w:ind w:left="0" w:firstLine="0"/>
+        </w:pPr>
+        <w:rPr>
+          <w:rFonts w:hint="default"/>
+        </w:rPr>
+      </w:lvl>
+    </w:lvlOverride>
+    <w:lvlOverride w:ilvl="8">
+      <w:lvl w:ilvl="8">
+        <w:start w:val="1"/>
+        <w:numFmt w:val="lowerRoman"/>
+        <w:lvlText w:val="%9."/>
+        <w:lvlJc w:val="left"/>
+        <w:pPr>
+          <w:ind w:left="0" w:firstLine="0"/>
+        </w:pPr>
+        <w:rPr>
+          <w:rFonts w:hint="default"/>
+        </w:rPr>
+      </w:lvl>
+    </w:lvlOverride>
+  </w:num>
+  <w:num w:numId="7">
+    <w:abstractNumId w:val="9"/>
+  </w:num>
+  <w:num w:numId="8">
     <w:abstractNumId w:val="0"/>
   </w:num>
-  <w:num w:numId="4">
+  <w:num w:numId="9">
+    <w:abstractNumId w:val="7"/>
+  </w:num>
+  <w:num w:numId="10">
     <w:abstractNumId w:val="3"/>
+  </w:num>
+  <w:num w:numId="11">
+    <w:abstractNumId w:val="4"/>
   </w:num>
 </w:numbering>
 </file>
@@ -1281,8 +4471,8 @@
   <w:latentStyles w:defLockedState="0" w:defUIPriority="99" w:defSemiHidden="0" w:defUnhideWhenUsed="0" w:defQFormat="0" w:count="376">
     <w:lsdException w:name="Normal" w:uiPriority="0" w:qFormat="1"/>
     <w:lsdException w:name="heading 1" w:uiPriority="9" w:qFormat="1"/>
-    <w:lsdException w:name="heading 2" w:semiHidden="1" w:uiPriority="9" w:unhideWhenUsed="1" w:qFormat="1"/>
-    <w:lsdException w:name="heading 3" w:semiHidden="1" w:uiPriority="9" w:unhideWhenUsed="1" w:qFormat="1"/>
+    <w:lsdException w:name="heading 2" w:uiPriority="9" w:qFormat="1"/>
+    <w:lsdException w:name="heading 3" w:uiPriority="9" w:qFormat="1"/>
     <w:lsdException w:name="heading 4" w:semiHidden="1" w:uiPriority="9" w:unhideWhenUsed="1" w:qFormat="1"/>
     <w:lsdException w:name="heading 5" w:semiHidden="1" w:uiPriority="9" w:unhideWhenUsed="1" w:qFormat="1"/>
     <w:lsdException w:name="heading 6" w:semiHidden="1" w:uiPriority="9" w:unhideWhenUsed="1" w:qFormat="1"/>
@@ -1659,11 +4849,15 @@
   <w:style w:type="paragraph" w:default="1" w:styleId="a">
     <w:name w:val="Normal"/>
     <w:qFormat/>
-    <w:rsid w:val="00711696"/>
+    <w:rsid w:val="00DD17AA"/>
     <w:pPr>
-      <w:spacing w:after="200" w:line="276" w:lineRule="auto"/>
+      <w:spacing w:after="200" w:line="360" w:lineRule="auto"/>
+      <w:ind w:firstLine="709"/>
+      <w:contextualSpacing/>
     </w:pPr>
     <w:rPr>
+      <w:rFonts w:ascii="Times New Roman" w:hAnsi="Times New Roman"/>
+      <w:sz w:val="28"/>
       <w:lang w:val="ru-RU"/>
     </w:rPr>
   </w:style>
@@ -1674,18 +4868,93 @@
     <w:link w:val="10"/>
     <w:uiPriority w:val="9"/>
     <w:qFormat/>
-    <w:rsid w:val="00711696"/>
+    <w:rsid w:val="005F488F"/>
     <w:pPr>
       <w:keepNext/>
       <w:keepLines/>
+      <w:numPr>
+        <w:numId w:val="5"/>
+      </w:numPr>
       <w:spacing w:before="240" w:after="0"/>
       <w:outlineLvl w:val="0"/>
     </w:pPr>
     <w:rPr>
-      <w:rFonts w:asciiTheme="majorHAnsi" w:eastAsiaTheme="majorEastAsia" w:hAnsiTheme="majorHAnsi" w:cstheme="majorBidi"/>
-      <w:color w:val="2F5496" w:themeColor="accent1" w:themeShade="BF"/>
+      <w:rFonts w:eastAsiaTheme="majorEastAsia" w:cstheme="majorBidi"/>
+      <w:b/>
+      <w:bCs/>
       <w:sz w:val="32"/>
       <w:szCs w:val="32"/>
+    </w:rPr>
+  </w:style>
+  <w:style w:type="paragraph" w:styleId="2">
+    <w:name w:val="heading 2"/>
+    <w:basedOn w:val="a"/>
+    <w:next w:val="a"/>
+    <w:link w:val="20"/>
+    <w:uiPriority w:val="9"/>
+    <w:qFormat/>
+    <w:rsid w:val="005903F4"/>
+    <w:pPr>
+      <w:keepNext/>
+      <w:keepLines/>
+      <w:numPr>
+        <w:ilvl w:val="1"/>
+        <w:numId w:val="5"/>
+      </w:numPr>
+      <w:spacing w:before="40" w:after="0"/>
+      <w:outlineLvl w:val="1"/>
+    </w:pPr>
+    <w:rPr>
+      <w:rFonts w:asciiTheme="majorHAnsi" w:eastAsiaTheme="majorEastAsia" w:hAnsiTheme="majorHAnsi" w:cstheme="majorBidi"/>
+      <w:sz w:val="26"/>
+      <w:szCs w:val="26"/>
+    </w:rPr>
+  </w:style>
+  <w:style w:type="paragraph" w:styleId="3">
+    <w:name w:val="heading 3"/>
+    <w:basedOn w:val="a"/>
+    <w:next w:val="a"/>
+    <w:link w:val="30"/>
+    <w:uiPriority w:val="9"/>
+    <w:qFormat/>
+    <w:rsid w:val="005903F4"/>
+    <w:pPr>
+      <w:keepNext/>
+      <w:keepLines/>
+      <w:numPr>
+        <w:ilvl w:val="2"/>
+        <w:numId w:val="5"/>
+      </w:numPr>
+      <w:spacing w:before="40" w:after="0"/>
+      <w:outlineLvl w:val="2"/>
+    </w:pPr>
+    <w:rPr>
+      <w:rFonts w:asciiTheme="majorHAnsi" w:eastAsiaTheme="majorEastAsia" w:hAnsiTheme="majorHAnsi" w:cstheme="majorBidi"/>
+      <w:sz w:val="24"/>
+      <w:szCs w:val="24"/>
+    </w:rPr>
+  </w:style>
+  <w:style w:type="paragraph" w:styleId="4">
+    <w:name w:val="heading 4"/>
+    <w:basedOn w:val="a"/>
+    <w:next w:val="a"/>
+    <w:link w:val="40"/>
+    <w:uiPriority w:val="9"/>
+    <w:semiHidden/>
+    <w:unhideWhenUsed/>
+    <w:qFormat/>
+    <w:rsid w:val="00E50F72"/>
+    <w:pPr>
+      <w:keepNext/>
+      <w:keepLines/>
+      <w:spacing w:before="40" w:after="0"/>
+      <w:outlineLvl w:val="3"/>
+    </w:pPr>
+    <w:rPr>
+      <w:rFonts w:asciiTheme="majorHAnsi" w:eastAsiaTheme="majorEastAsia" w:hAnsiTheme="majorHAnsi" w:cstheme="majorBidi"/>
+      <w:i/>
+      <w:iCs/>
+      <w:color w:val="2F5496" w:themeColor="accent1" w:themeShade="BF"/>
     </w:rPr>
   </w:style>
   <w:style w:type="character" w:default="1" w:styleId="a0">
@@ -1777,10 +5046,11 @@
     <w:basedOn w:val="a0"/>
     <w:link w:val="1"/>
     <w:uiPriority w:val="9"/>
-    <w:rsid w:val="00711696"/>
+    <w:rsid w:val="005F488F"/>
     <w:rPr>
-      <w:rFonts w:asciiTheme="majorHAnsi" w:eastAsiaTheme="majorEastAsia" w:hAnsiTheme="majorHAnsi" w:cstheme="majorBidi"/>
-      <w:color w:val="2F5496" w:themeColor="accent1" w:themeShade="BF"/>
+      <w:rFonts w:ascii="Times New Roman" w:eastAsiaTheme="majorEastAsia" w:hAnsi="Times New Roman" w:cstheme="majorBidi"/>
+      <w:b/>
+      <w:bCs/>
       <w:sz w:val="32"/>
       <w:szCs w:val="32"/>
       <w:lang w:val="ru-RU"/>
@@ -1800,7 +5070,7 @@
       <w:outlineLvl w:val="9"/>
     </w:pPr>
   </w:style>
-  <w:style w:type="paragraph" w:styleId="2">
+  <w:style w:type="paragraph" w:styleId="21">
     <w:name w:val="toc 2"/>
     <w:basedOn w:val="a"/>
     <w:next w:val="a"/>
@@ -1844,6 +5114,8 @@
     <w:rsid w:val="00711696"/>
     <w:rPr>
       <w:rFonts w:asciiTheme="majorHAnsi" w:eastAsiaTheme="majorEastAsia" w:hAnsiTheme="majorHAnsi" w:cstheme="majorBidi"/>
+      <w:b/>
+      <w:bCs/>
       <w:color w:val="2F5496" w:themeColor="accent1" w:themeShade="BF"/>
       <w:sz w:val="32"/>
       <w:szCs w:val="32"/>
@@ -1859,6 +5131,170 @@
     <w:rPr>
       <w:color w:val="0563C1" w:themeColor="hyperlink"/>
       <w:u w:val="single"/>
+    </w:rPr>
+  </w:style>
+  <w:style w:type="character" w:customStyle="1" w:styleId="20">
+    <w:name w:val="Заголовок 2 Знак"/>
+    <w:basedOn w:val="a0"/>
+    <w:link w:val="2"/>
+    <w:uiPriority w:val="9"/>
+    <w:rsid w:val="005903F4"/>
+    <w:rPr>
+      <w:rFonts w:asciiTheme="majorHAnsi" w:eastAsiaTheme="majorEastAsia" w:hAnsiTheme="majorHAnsi" w:cstheme="majorBidi"/>
+      <w:sz w:val="26"/>
+      <w:szCs w:val="26"/>
+      <w:lang w:val="ru-RU"/>
+    </w:rPr>
+  </w:style>
+  <w:style w:type="character" w:customStyle="1" w:styleId="30">
+    <w:name w:val="Заголовок 3 Знак"/>
+    <w:basedOn w:val="a0"/>
+    <w:link w:val="3"/>
+    <w:uiPriority w:val="9"/>
+    <w:rsid w:val="005903F4"/>
+    <w:rPr>
+      <w:rFonts w:asciiTheme="majorHAnsi" w:eastAsiaTheme="majorEastAsia" w:hAnsiTheme="majorHAnsi" w:cstheme="majorBidi"/>
+      <w:sz w:val="24"/>
+      <w:szCs w:val="24"/>
+      <w:lang w:val="ru-RU"/>
+    </w:rPr>
+  </w:style>
+  <w:style w:type="character" w:customStyle="1" w:styleId="40">
+    <w:name w:val="Заголовок 4 Знак"/>
+    <w:basedOn w:val="a0"/>
+    <w:link w:val="4"/>
+    <w:uiPriority w:val="9"/>
+    <w:semiHidden/>
+    <w:rsid w:val="00E50F72"/>
+    <w:rPr>
+      <w:rFonts w:asciiTheme="majorHAnsi" w:eastAsiaTheme="majorEastAsia" w:hAnsiTheme="majorHAnsi" w:cstheme="majorBidi"/>
+      <w:i/>
+      <w:iCs/>
+      <w:color w:val="2F5496" w:themeColor="accent1" w:themeShade="BF"/>
+      <w:sz w:val="28"/>
+      <w:lang w:val="ru-RU"/>
+    </w:rPr>
+  </w:style>
+  <w:style w:type="paragraph" w:styleId="a9">
+    <w:name w:val="Normal (Web)"/>
+    <w:basedOn w:val="a"/>
+    <w:uiPriority w:val="99"/>
+    <w:semiHidden/>
+    <w:unhideWhenUsed/>
+    <w:rsid w:val="001D7ABA"/>
+    <w:pPr>
+      <w:spacing w:before="100" w:beforeAutospacing="1" w:after="100" w:afterAutospacing="1" w:line="240" w:lineRule="auto"/>
+      <w:ind w:firstLine="0"/>
+      <w:contextualSpacing w:val="0"/>
+    </w:pPr>
+    <w:rPr>
+      <w:rFonts w:eastAsia="Times New Roman" w:cs="Times New Roman"/>
+      <w:sz w:val="24"/>
+      <w:szCs w:val="24"/>
+      <w:lang w:val="en-US"/>
+    </w:rPr>
+  </w:style>
+  <w:style w:type="character" w:styleId="aa">
+    <w:name w:val="Strong"/>
+    <w:basedOn w:val="a0"/>
+    <w:uiPriority w:val="22"/>
+    <w:qFormat/>
+    <w:rsid w:val="001D7ABA"/>
+    <w:rPr>
+      <w:b/>
+      <w:bCs/>
+    </w:rPr>
+  </w:style>
+  <w:style w:type="paragraph" w:styleId="ab">
+    <w:name w:val="header"/>
+    <w:basedOn w:val="a"/>
+    <w:link w:val="ac"/>
+    <w:uiPriority w:val="99"/>
+    <w:unhideWhenUsed/>
+    <w:rsid w:val="00FB4AD7"/>
+    <w:pPr>
+      <w:tabs>
+        <w:tab w:val="center" w:pos="4844"/>
+        <w:tab w:val="right" w:pos="9689"/>
+      </w:tabs>
+      <w:spacing w:after="0" w:line="240" w:lineRule="auto"/>
+    </w:pPr>
+  </w:style>
+  <w:style w:type="character" w:customStyle="1" w:styleId="ac">
+    <w:name w:val="Верхний колонтитул Знак"/>
+    <w:basedOn w:val="a0"/>
+    <w:link w:val="ab"/>
+    <w:uiPriority w:val="99"/>
+    <w:rsid w:val="00FB4AD7"/>
+    <w:rPr>
+      <w:rFonts w:ascii="Times New Roman" w:hAnsi="Times New Roman"/>
+      <w:sz w:val="28"/>
+      <w:lang w:val="ru-RU"/>
+    </w:rPr>
+  </w:style>
+  <w:style w:type="paragraph" w:styleId="ad">
+    <w:name w:val="footer"/>
+    <w:basedOn w:val="a"/>
+    <w:link w:val="ae"/>
+    <w:uiPriority w:val="99"/>
+    <w:unhideWhenUsed/>
+    <w:rsid w:val="00FB4AD7"/>
+    <w:pPr>
+      <w:tabs>
+        <w:tab w:val="center" w:pos="4844"/>
+        <w:tab w:val="right" w:pos="9689"/>
+      </w:tabs>
+      <w:spacing w:after="0" w:line="240" w:lineRule="auto"/>
+    </w:pPr>
+  </w:style>
+  <w:style w:type="character" w:customStyle="1" w:styleId="ae">
+    <w:name w:val="Нижний колонтитул Знак"/>
+    <w:basedOn w:val="a0"/>
+    <w:link w:val="ad"/>
+    <w:uiPriority w:val="99"/>
+    <w:rsid w:val="00FB4AD7"/>
+    <w:rPr>
+      <w:rFonts w:ascii="Times New Roman" w:hAnsi="Times New Roman"/>
+      <w:sz w:val="28"/>
+      <w:lang w:val="ru-RU"/>
+    </w:rPr>
+  </w:style>
+  <w:style w:type="table" w:styleId="af">
+    <w:name w:val="Table Grid"/>
+    <w:basedOn w:val="a1"/>
+    <w:uiPriority w:val="39"/>
+    <w:rsid w:val="00C273A3"/>
+    <w:pPr>
+      <w:spacing w:after="0" w:line="240" w:lineRule="auto"/>
+    </w:pPr>
+    <w:tblPr>
+      <w:tblBorders>
+        <w:top w:val="single" w:sz="4" w:space="0" w:color="auto"/>
+        <w:left w:val="single" w:sz="4" w:space="0" w:color="auto"/>
+        <w:bottom w:val="single" w:sz="4" w:space="0" w:color="auto"/>
+        <w:right w:val="single" w:sz="4" w:space="0" w:color="auto"/>
+        <w:insideH w:val="single" w:sz="4" w:space="0" w:color="auto"/>
+        <w:insideV w:val="single" w:sz="4" w:space="0" w:color="auto"/>
+      </w:tblBorders>
+    </w:tblPr>
+  </w:style>
+  <w:style w:type="paragraph" w:styleId="af0">
+    <w:name w:val="caption"/>
+    <w:basedOn w:val="a"/>
+    <w:next w:val="a"/>
+    <w:uiPriority w:val="35"/>
+    <w:unhideWhenUsed/>
+    <w:qFormat/>
+    <w:rsid w:val="003D2CD3"/>
+    <w:pPr>
+      <w:spacing w:line="240" w:lineRule="auto"/>
+    </w:pPr>
+    <w:rPr>
+      <w:i/>
+      <w:iCs/>
+      <w:color w:val="44546A" w:themeColor="text2"/>
+      <w:sz w:val="18"/>
+      <w:szCs w:val="18"/>
     </w:rPr>
   </w:style>
 </w:styles>

--- a/Практика-вуз.docx
+++ b/Практика-вуз.docx
@@ -6,6 +6,9 @@
       <w:sdtPr>
         <w:rPr>
           <w:rFonts w:eastAsiaTheme="minorHAnsi" w:cstheme="minorBidi"/>
+          <w:b w:val="0"/>
+          <w:bCs w:val="0"/>
+          <w:sz w:val="28"/>
           <w:szCs w:val="22"/>
         </w:rPr>
         <w:id w:val="1939408766"/>
@@ -17,7 +20,6 @@
       <w:sdtEndPr>
         <w:rPr>
           <w:noProof/>
-          <w:sz w:val="28"/>
         </w:rPr>
       </w:sdtEndPr>
       <w:sdtContent>
@@ -51,13 +53,13 @@
           <w:r>
             <w:fldChar w:fldCharType="separate"/>
           </w:r>
-          <w:hyperlink w:anchor="_Toc215843389" w:history="1">
+          <w:hyperlink w:anchor="_Toc215921851" w:history="1">
             <w:r>
               <w:rPr>
                 <w:rStyle w:val="a8"/>
                 <w:noProof/>
               </w:rPr>
-              <w:t>1. Введение</w:t>
+              <w:t>Введение</w:t>
             </w:r>
             <w:r>
               <w:rPr>
@@ -78,7 +80,7 @@
                 <w:noProof/>
                 <w:webHidden/>
               </w:rPr>
-              <w:instrText xml:space="preserve"> PAGEREF _Toc215843389 \h </w:instrText>
+              <w:instrText xml:space="preserve"> PAGEREF _Toc215921851 \h </w:instrText>
             </w:r>
             <w:r>
               <w:rPr>
@@ -118,13 +120,13 @@
               <w:sz w:val="22"/>
             </w:rPr>
           </w:pPr>
-          <w:hyperlink w:anchor="_Toc215843390" w:history="1">
+          <w:hyperlink w:anchor="_Toc215921852" w:history="1">
             <w:r>
               <w:rPr>
                 <w:rStyle w:val="a8"/>
                 <w:noProof/>
               </w:rPr>
-              <w:t>2. Популярные алгоритмы в рекомендательных системах</w:t>
+              <w:t>1. Популярные алгоритмы в рекомендательных системах</w:t>
             </w:r>
             <w:r>
               <w:rPr>
@@ -145,7 +147,7 @@
                 <w:noProof/>
                 <w:webHidden/>
               </w:rPr>
-              <w:instrText xml:space="preserve"> PAGEREF _Toc215843390 \h </w:instrText>
+              <w:instrText xml:space="preserve"> PAGEREF _Toc215921852 \h </w:instrText>
             </w:r>
             <w:r>
               <w:rPr>
@@ -165,7 +167,7 @@
                 <w:noProof/>
                 <w:webHidden/>
               </w:rPr>
-              <w:t>2</w:t>
+              <w:t>3</w:t>
             </w:r>
             <w:r>
               <w:rPr>
@@ -185,27 +187,150 @@
               <w:sz w:val="22"/>
             </w:rPr>
           </w:pPr>
-          <w:hyperlink w:anchor="_Toc215843391" w:history="1">
+          <w:hyperlink w:anchor="_Toc215921853" w:history="1">
             <w:r>
               <w:rPr>
                 <w:rStyle w:val="a8"/>
                 <w:noProof/>
               </w:rPr>
-              <w:t>3. Контентная</w:t>
-            </w:r>
+              <w:t>2. Контентная Рекомендательная система</w:t>
+            </w:r>
+            <w:r>
+              <w:rPr>
+                <w:noProof/>
+                <w:webHidden/>
+              </w:rPr>
+              <w:tab/>
+            </w:r>
+            <w:r>
+              <w:rPr>
+                <w:noProof/>
+                <w:webHidden/>
+              </w:rPr>
+              <w:fldChar w:fldCharType="begin"/>
+            </w:r>
+            <w:r>
+              <w:rPr>
+                <w:noProof/>
+                <w:webHidden/>
+              </w:rPr>
+              <w:instrText xml:space="preserve"> PAGEREF _Toc215921853 \h </w:instrText>
+            </w:r>
+            <w:r>
+              <w:rPr>
+                <w:noProof/>
+                <w:webHidden/>
+              </w:rPr>
+            </w:r>
+            <w:r>
+              <w:rPr>
+                <w:noProof/>
+                <w:webHidden/>
+              </w:rPr>
+              <w:fldChar w:fldCharType="separate"/>
+            </w:r>
+            <w:r>
+              <w:rPr>
+                <w:noProof/>
+                <w:webHidden/>
+              </w:rPr>
+              <w:t>3</w:t>
+            </w:r>
+            <w:r>
+              <w:rPr>
+                <w:noProof/>
+                <w:webHidden/>
+              </w:rPr>
+              <w:fldChar w:fldCharType="end"/>
+            </w:r>
+          </w:hyperlink>
+        </w:p>
+        <w:p>
+          <w:pPr>
+            <w:pStyle w:val="11"/>
+            <w:rPr>
+              <w:rFonts w:asciiTheme="minorHAnsi" w:hAnsiTheme="minorHAnsi" w:cstheme="minorBidi"/>
+              <w:noProof/>
+              <w:sz w:val="22"/>
+            </w:rPr>
+          </w:pPr>
+          <w:hyperlink w:anchor="_Toc215921854" w:history="1">
             <w:r>
               <w:rPr>
                 <w:rStyle w:val="a8"/>
                 <w:noProof/>
               </w:rPr>
-              <w:t xml:space="preserve"> </w:t>
-            </w:r>
+              <w:t>3. Выбор технологического стэка для всего приложения</w:t>
+            </w:r>
+            <w:r>
+              <w:rPr>
+                <w:noProof/>
+                <w:webHidden/>
+              </w:rPr>
+              <w:tab/>
+            </w:r>
+            <w:r>
+              <w:rPr>
+                <w:noProof/>
+                <w:webHidden/>
+              </w:rPr>
+              <w:fldChar w:fldCharType="begin"/>
+            </w:r>
+            <w:r>
+              <w:rPr>
+                <w:noProof/>
+                <w:webHidden/>
+              </w:rPr>
+              <w:instrText xml:space="preserve"> PAGEREF _Toc215921854 \h </w:instrText>
+            </w:r>
+            <w:r>
+              <w:rPr>
+                <w:noProof/>
+                <w:webHidden/>
+              </w:rPr>
+            </w:r>
+            <w:r>
+              <w:rPr>
+                <w:noProof/>
+                <w:webHidden/>
+              </w:rPr>
+              <w:fldChar w:fldCharType="separate"/>
+            </w:r>
+            <w:r>
+              <w:rPr>
+                <w:noProof/>
+                <w:webHidden/>
+              </w:rPr>
+              <w:t>11</w:t>
+            </w:r>
+            <w:r>
+              <w:rPr>
+                <w:noProof/>
+                <w:webHidden/>
+              </w:rPr>
+              <w:fldChar w:fldCharType="end"/>
+            </w:r>
+          </w:hyperlink>
+        </w:p>
+        <w:p>
+          <w:pPr>
+            <w:pStyle w:val="21"/>
+            <w:tabs>
+              <w:tab w:val="right" w:leader="dot" w:pos="9962"/>
+            </w:tabs>
+            <w:rPr>
+              <w:rFonts w:asciiTheme="minorHAnsi" w:hAnsiTheme="minorHAnsi" w:cstheme="minorBidi"/>
+              <w:noProof/>
+              <w:sz w:val="22"/>
+            </w:rPr>
+          </w:pPr>
+          <w:hyperlink w:anchor="_Toc215921855" w:history="1">
             <w:r>
               <w:rPr>
                 <w:rStyle w:val="a8"/>
                 <w:noProof/>
               </w:rPr>
-              <w:t>Рекомендательная система</w:t>
+              <w:t>3.1. Технологический стэк для рекомендательной системы</w:t>
             </w:r>
             <w:r>
               <w:rPr>
@@ -226,7 +351,7 @@
                 <w:noProof/>
                 <w:webHidden/>
               </w:rPr>
-              <w:instrText xml:space="preserve"> PAGEREF _Toc215843391 \h </w:instrText>
+              <w:instrText xml:space="preserve"> PAGEREF _Toc215921855 \h </w:instrText>
             </w:r>
             <w:r>
               <w:rPr>
@@ -246,7 +371,362 @@
                 <w:noProof/>
                 <w:webHidden/>
               </w:rPr>
-              <w:t>4</w:t>
+              <w:t>11</w:t>
+            </w:r>
+            <w:r>
+              <w:rPr>
+                <w:noProof/>
+                <w:webHidden/>
+              </w:rPr>
+              <w:fldChar w:fldCharType="end"/>
+            </w:r>
+          </w:hyperlink>
+        </w:p>
+        <w:p>
+          <w:pPr>
+            <w:pStyle w:val="21"/>
+            <w:tabs>
+              <w:tab w:val="right" w:leader="dot" w:pos="9962"/>
+            </w:tabs>
+            <w:rPr>
+              <w:rFonts w:asciiTheme="minorHAnsi" w:hAnsiTheme="minorHAnsi" w:cstheme="minorBidi"/>
+              <w:noProof/>
+              <w:sz w:val="22"/>
+            </w:rPr>
+          </w:pPr>
+          <w:hyperlink w:anchor="_Toc215921856" w:history="1">
+            <w:r>
+              <w:rPr>
+                <w:rStyle w:val="a8"/>
+                <w:noProof/>
+              </w:rPr>
+              <w:t>3.2. Технологический стэк для серверной части</w:t>
+            </w:r>
+            <w:r>
+              <w:rPr>
+                <w:noProof/>
+                <w:webHidden/>
+              </w:rPr>
+              <w:tab/>
+            </w:r>
+            <w:r>
+              <w:rPr>
+                <w:noProof/>
+                <w:webHidden/>
+              </w:rPr>
+              <w:fldChar w:fldCharType="begin"/>
+            </w:r>
+            <w:r>
+              <w:rPr>
+                <w:noProof/>
+                <w:webHidden/>
+              </w:rPr>
+              <w:instrText xml:space="preserve"> PAGEREF _Toc215921856 \h </w:instrText>
+            </w:r>
+            <w:r>
+              <w:rPr>
+                <w:noProof/>
+                <w:webHidden/>
+              </w:rPr>
+            </w:r>
+            <w:r>
+              <w:rPr>
+                <w:noProof/>
+                <w:webHidden/>
+              </w:rPr>
+              <w:fldChar w:fldCharType="separate"/>
+            </w:r>
+            <w:r>
+              <w:rPr>
+                <w:noProof/>
+                <w:webHidden/>
+              </w:rPr>
+              <w:t>13</w:t>
+            </w:r>
+            <w:r>
+              <w:rPr>
+                <w:noProof/>
+                <w:webHidden/>
+              </w:rPr>
+              <w:fldChar w:fldCharType="end"/>
+            </w:r>
+          </w:hyperlink>
+        </w:p>
+        <w:p>
+          <w:pPr>
+            <w:pStyle w:val="21"/>
+            <w:tabs>
+              <w:tab w:val="right" w:leader="dot" w:pos="9962"/>
+            </w:tabs>
+            <w:rPr>
+              <w:rFonts w:asciiTheme="minorHAnsi" w:hAnsiTheme="minorHAnsi" w:cstheme="minorBidi"/>
+              <w:noProof/>
+              <w:sz w:val="22"/>
+            </w:rPr>
+          </w:pPr>
+          <w:hyperlink w:anchor="_Toc215921857" w:history="1">
+            <w:r>
+              <w:rPr>
+                <w:rStyle w:val="a8"/>
+                <w:noProof/>
+              </w:rPr>
+              <w:t>3.3. Технологический стэк для клиентской части</w:t>
+            </w:r>
+            <w:r>
+              <w:rPr>
+                <w:noProof/>
+                <w:webHidden/>
+              </w:rPr>
+              <w:tab/>
+            </w:r>
+            <w:r>
+              <w:rPr>
+                <w:noProof/>
+                <w:webHidden/>
+              </w:rPr>
+              <w:fldChar w:fldCharType="begin"/>
+            </w:r>
+            <w:r>
+              <w:rPr>
+                <w:noProof/>
+                <w:webHidden/>
+              </w:rPr>
+              <w:instrText xml:space="preserve"> PAGEREF _Toc215921857 \h </w:instrText>
+            </w:r>
+            <w:r>
+              <w:rPr>
+                <w:noProof/>
+                <w:webHidden/>
+              </w:rPr>
+            </w:r>
+            <w:r>
+              <w:rPr>
+                <w:noProof/>
+                <w:webHidden/>
+              </w:rPr>
+              <w:fldChar w:fldCharType="separate"/>
+            </w:r>
+            <w:r>
+              <w:rPr>
+                <w:noProof/>
+                <w:webHidden/>
+              </w:rPr>
+              <w:t>14</w:t>
+            </w:r>
+            <w:r>
+              <w:rPr>
+                <w:noProof/>
+                <w:webHidden/>
+              </w:rPr>
+              <w:fldChar w:fldCharType="end"/>
+            </w:r>
+          </w:hyperlink>
+        </w:p>
+        <w:p>
+          <w:pPr>
+            <w:pStyle w:val="11"/>
+            <w:rPr>
+              <w:rFonts w:asciiTheme="minorHAnsi" w:hAnsiTheme="minorHAnsi" w:cstheme="minorBidi"/>
+              <w:noProof/>
+              <w:sz w:val="22"/>
+            </w:rPr>
+          </w:pPr>
+          <w:hyperlink w:anchor="_Toc215921858" w:history="1">
+            <w:r>
+              <w:rPr>
+                <w:rStyle w:val="a8"/>
+                <w:noProof/>
+              </w:rPr>
+              <w:t>4. Проектирование всего приложения</w:t>
+            </w:r>
+            <w:r>
+              <w:rPr>
+                <w:noProof/>
+                <w:webHidden/>
+              </w:rPr>
+              <w:tab/>
+            </w:r>
+            <w:r>
+              <w:rPr>
+                <w:noProof/>
+                <w:webHidden/>
+              </w:rPr>
+              <w:fldChar w:fldCharType="begin"/>
+            </w:r>
+            <w:r>
+              <w:rPr>
+                <w:noProof/>
+                <w:webHidden/>
+              </w:rPr>
+              <w:instrText xml:space="preserve"> PAGEREF _Toc215921858 \h </w:instrText>
+            </w:r>
+            <w:r>
+              <w:rPr>
+                <w:noProof/>
+                <w:webHidden/>
+              </w:rPr>
+            </w:r>
+            <w:r>
+              <w:rPr>
+                <w:noProof/>
+                <w:webHidden/>
+              </w:rPr>
+              <w:fldChar w:fldCharType="separate"/>
+            </w:r>
+            <w:r>
+              <w:rPr>
+                <w:noProof/>
+                <w:webHidden/>
+              </w:rPr>
+              <w:t>16</w:t>
+            </w:r>
+            <w:r>
+              <w:rPr>
+                <w:noProof/>
+                <w:webHidden/>
+              </w:rPr>
+              <w:fldChar w:fldCharType="end"/>
+            </w:r>
+          </w:hyperlink>
+        </w:p>
+        <w:p>
+          <w:pPr>
+            <w:pStyle w:val="11"/>
+            <w:rPr>
+              <w:rFonts w:asciiTheme="minorHAnsi" w:hAnsiTheme="minorHAnsi" w:cstheme="minorBidi"/>
+              <w:noProof/>
+              <w:sz w:val="22"/>
+            </w:rPr>
+          </w:pPr>
+          <w:hyperlink w:anchor="_Toc215921859" w:history="1">
+            <w:r>
+              <w:rPr>
+                <w:rStyle w:val="a8"/>
+                <w:noProof/>
+              </w:rPr>
+              <w:t>Заключение</w:t>
+            </w:r>
+            <w:r>
+              <w:rPr>
+                <w:noProof/>
+                <w:webHidden/>
+              </w:rPr>
+              <w:tab/>
+            </w:r>
+            <w:r>
+              <w:rPr>
+                <w:noProof/>
+                <w:webHidden/>
+              </w:rPr>
+              <w:fldChar w:fldCharType="begin"/>
+            </w:r>
+            <w:r>
+              <w:rPr>
+                <w:noProof/>
+                <w:webHidden/>
+              </w:rPr>
+              <w:instrText xml:space="preserve"> PAGEREF _Toc215921859 \h </w:instrText>
+            </w:r>
+            <w:r>
+              <w:rPr>
+                <w:noProof/>
+                <w:webHidden/>
+              </w:rPr>
+            </w:r>
+            <w:r>
+              <w:rPr>
+                <w:noProof/>
+                <w:webHidden/>
+              </w:rPr>
+              <w:fldChar w:fldCharType="separate"/>
+            </w:r>
+            <w:r>
+              <w:rPr>
+                <w:noProof/>
+                <w:webHidden/>
+              </w:rPr>
+              <w:t>18</w:t>
+            </w:r>
+            <w:r>
+              <w:rPr>
+                <w:noProof/>
+                <w:webHidden/>
+              </w:rPr>
+              <w:fldChar w:fldCharType="end"/>
+            </w:r>
+          </w:hyperlink>
+        </w:p>
+        <w:p>
+          <w:pPr>
+            <w:pStyle w:val="11"/>
+            <w:rPr>
+              <w:rFonts w:asciiTheme="minorHAnsi" w:hAnsiTheme="minorHAnsi" w:cstheme="minorBidi"/>
+              <w:noProof/>
+              <w:sz w:val="22"/>
+            </w:rPr>
+          </w:pPr>
+          <w:hyperlink w:anchor="_Toc215921860" w:history="1">
+            <w:r>
+              <w:rPr>
+                <w:rStyle w:val="a8"/>
+                <w:noProof/>
+              </w:rPr>
+              <w:t xml:space="preserve">Список используемой </w:t>
+            </w:r>
+            <w:r>
+              <w:rPr>
+                <w:rStyle w:val="a8"/>
+                <w:noProof/>
+              </w:rPr>
+              <w:t>л</w:t>
+            </w:r>
+            <w:r>
+              <w:rPr>
+                <w:rStyle w:val="a8"/>
+                <w:noProof/>
+              </w:rPr>
+              <w:t>итературы</w:t>
+            </w:r>
+            <w:r>
+              <w:rPr>
+                <w:noProof/>
+                <w:webHidden/>
+              </w:rPr>
+              <w:tab/>
+            </w:r>
+            <w:r>
+              <w:rPr>
+                <w:noProof/>
+                <w:webHidden/>
+              </w:rPr>
+              <w:fldChar w:fldCharType="begin"/>
+            </w:r>
+            <w:r>
+              <w:rPr>
+                <w:noProof/>
+                <w:webHidden/>
+              </w:rPr>
+              <w:instrText xml:space="preserve"> PAGEREF _Toc215921860 \h </w:instrText>
+            </w:r>
+            <w:r>
+              <w:rPr>
+                <w:noProof/>
+                <w:webHidden/>
+              </w:rPr>
+            </w:r>
+            <w:r>
+              <w:rPr>
+                <w:noProof/>
+                <w:webHidden/>
+              </w:rPr>
+              <w:fldChar w:fldCharType="separate"/>
+            </w:r>
+            <w:r>
+              <w:rPr>
+                <w:noProof/>
+                <w:webHidden/>
+              </w:rPr>
+              <w:t>19</w:t>
             </w:r>
             <w:r>
               <w:rPr>
@@ -272,8 +752,12 @@
     <w:p>
       <w:pPr>
         <w:pStyle w:val="1"/>
-      </w:pPr>
-      <w:bookmarkStart w:id="0" w:name="_Toc215843389"/>
+        <w:numPr>
+          <w:ilvl w:val="0"/>
+          <w:numId w:val="0"/>
+        </w:numPr>
+      </w:pPr>
+      <w:bookmarkStart w:id="0" w:name="_Toc215921851"/>
       <w:r>
         <w:t>Введение</w:t>
       </w:r>
@@ -281,7 +765,19 @@
     </w:p>
     <w:p>
       <w:r>
-        <w:t xml:space="preserve">В современном мире количество фильмов и сериалов на стриминговых платформах и в онлайн-кинотеатрах исчисляется сотнями тысяч. Пользователь, заходя на сервис, сталкивается с парадоксом выбора: найти что-то действительно интересное среди такого объёма контента практически невозможно без помощи интеллектуальных инструментов. Именно поэтому рекомендательные системы стали ключевым элементом успеха </w:t>
+        <w:t>В современном мире количество фильмов и сериалов на стриминговых платформах и в онлайн</w:t>
+      </w:r>
+      <w:r>
+        <w:t xml:space="preserve">— </w:t>
+      </w:r>
+      <w:r>
+        <w:t>кинотеатрах исчисляется сотнями тысяч. Пользователь, заходя на сервис, сталкивается с парадоксом выбора: найти что</w:t>
+      </w:r>
+      <w:r>
+        <w:t xml:space="preserve">— </w:t>
+      </w:r>
+      <w:r>
+        <w:t xml:space="preserve">то действительно интересное среди такого объёма контента практически невозможно без помощи интеллектуальных инструментов. Именно поэтому рекомендательные системы стали ключевым элементом успеха </w:t>
       </w:r>
       <w:r>
         <w:rPr>
@@ -299,7 +795,15 @@
         <w:t>YouTube</w:t>
       </w:r>
       <w:r>
-        <w:t xml:space="preserve">, Кинопоиска </w:t>
+        <w:t xml:space="preserve">, </w:t>
+      </w:r>
+      <w:proofErr w:type="spellStart"/>
+      <w:r>
+        <w:t>Кинопоиска</w:t>
+      </w:r>
+      <w:proofErr w:type="spellEnd"/>
+      <w:r>
+        <w:t xml:space="preserve"> </w:t>
       </w:r>
       <w:r>
         <w:rPr>
@@ -331,7 +835,7 @@
         <w:t>content</w:t>
       </w:r>
       <w:r>
-        <w:t>-</w:t>
+        <w:t xml:space="preserve">— </w:t>
       </w:r>
       <w:r>
         <w:rPr>
@@ -349,11 +853,20 @@
         <w:t>filtering</w:t>
       </w:r>
       <w:r>
-        <w:t>). В отличие от коллаборативных методов, этот подход не требует истории оценок миллионов пользователей и полностью решает проблему холодного старта для новых пользователей: рекомендации строятся исключительно на основе характеристик самих фильмов — сюжета, жанров, ключевых слов, актёров и режиссёров.</w:t>
-      </w:r>
-    </w:p>
-    <w:p>
-      <w:r>
+        <w:t xml:space="preserve">). В отличие от </w:t>
+      </w:r>
+      <w:proofErr w:type="spellStart"/>
+      <w:r>
+        <w:t>коллаборативных</w:t>
+      </w:r>
+      <w:proofErr w:type="spellEnd"/>
+      <w:r>
+        <w:t xml:space="preserve"> методов, этот подход не требует истории оценок миллионов пользователей и полностью решает проблему холодного старта для новых пользователей: рекомендации строятся исключительно на основе характеристик самих фильмов — сюжета, жанров, ключевых слов, актёров и режиссёров.</w:t>
+      </w:r>
+    </w:p>
+    <w:p>
+      <w:r>
+        <w:lastRenderedPageBreak/>
         <w:t>Цель данной курсовой работы — разработать и исследовать контентную рекомендательную систему для фильмов, использующую векторизацию текстовых признаков (обзор сюжета + жанры) и косинусное сходство в пространстве признаков, а также показать, насколько эффективным может быть этот классический подход при правильной предобработке данных и выборе параметров.</w:t>
       </w:r>
     </w:p>
@@ -369,7 +882,15 @@
     </w:p>
     <w:p>
       <w:r>
-        <w:t>Подготовить датасет с метаданными фильмов</w:t>
+        <w:t xml:space="preserve">Подготовить </w:t>
+      </w:r>
+      <w:proofErr w:type="spellStart"/>
+      <w:r>
+        <w:t>датасет</w:t>
+      </w:r>
+      <w:proofErr w:type="spellEnd"/>
+      <w:r>
+        <w:t xml:space="preserve"> с метаданными фильмов</w:t>
       </w:r>
       <w:r>
         <w:t xml:space="preserve">, </w:t>
@@ -401,7 +922,15 @@
     </w:p>
     <w:p>
       <w:r>
-        <w:t>работает даже на небольшом датасете,</w:t>
+        <w:t xml:space="preserve">работает даже на небольшом </w:t>
+      </w:r>
+      <w:proofErr w:type="spellStart"/>
+      <w:r>
+        <w:t>датасете</w:t>
+      </w:r>
+      <w:proofErr w:type="spellEnd"/>
+      <w:r>
+        <w:t>,</w:t>
       </w:r>
     </w:p>
     <w:p>
@@ -411,7 +940,13 @@
     </w:p>
     <w:p>
       <w:r>
-        <w:t>может быть легко интегрирована в веб-приложение или мобильный сервис.</w:t>
+        <w:t>может быть легко интегрирована в веб</w:t>
+      </w:r>
+      <w:r>
+        <w:t xml:space="preserve">— </w:t>
+      </w:r>
+      <w:r>
+        <w:t>приложение или мобильный сервис.</w:t>
       </w:r>
     </w:p>
     <w:p>
@@ -428,13 +963,14 @@
           <w:szCs w:val="28"/>
         </w:rPr>
       </w:pPr>
-      <w:bookmarkStart w:id="1" w:name="_Toc215843390"/>
+      <w:bookmarkStart w:id="1" w:name="_Toc215921852"/>
       <w:r>
         <w:rPr>
           <w:rFonts w:cs="Times New Roman"/>
           <w:sz w:val="28"/>
           <w:szCs w:val="28"/>
         </w:rPr>
+        <w:lastRenderedPageBreak/>
         <w:t>Популярные алгоритмы в рекомендательны</w:t>
       </w:r>
       <w:r>
@@ -472,11 +1008,6 @@
       </w:r>
     </w:p>
     <w:p>
-      <w:pPr>
-        <w:rPr>
-          <w:lang w:val="en-US"/>
-        </w:rPr>
-      </w:pPr>
       <w:r>
         <w:rPr>
           <w:b/>
@@ -497,7 +1028,7 @@
           <w:b/>
           <w:bCs/>
         </w:rPr>
-        <w:t>-</w:t>
+        <w:t xml:space="preserve">— </w:t>
       </w:r>
       <w:r>
         <w:rPr>
@@ -539,7 +1070,7 @@
         <w:t>Bag</w:t>
       </w:r>
       <w:r>
-        <w:t>-</w:t>
+        <w:t xml:space="preserve">— </w:t>
       </w:r>
       <w:r>
         <w:rPr>
@@ -548,7 +1079,7 @@
         <w:t>of</w:t>
       </w:r>
       <w:r>
-        <w:t>-</w:t>
+        <w:t xml:space="preserve">— </w:t>
       </w:r>
       <w:r>
         <w:rPr>
@@ -566,7 +1097,7 @@
         <w:t>TF</w:t>
       </w:r>
       <w:r>
-        <w:t>-</w:t>
+        <w:t xml:space="preserve">— </w:t>
       </w:r>
       <w:r>
         <w:rPr>
@@ -575,7 +1106,15 @@
         <w:t>IDF</w:t>
       </w:r>
       <w:r>
-        <w:t>, а в современных реализациях — эмбеддинги (</w:t>
+        <w:t xml:space="preserve">, а в современных реализациях — </w:t>
+      </w:r>
+      <w:proofErr w:type="spellStart"/>
+      <w:r>
+        <w:t>эмбеддинги</w:t>
+      </w:r>
+      <w:proofErr w:type="spellEnd"/>
+      <w:r>
+        <w:t xml:space="preserve"> (</w:t>
       </w:r>
       <w:r>
         <w:rPr>
@@ -586,12 +1125,14 @@
       <w:r>
         <w:t>2</w:t>
       </w:r>
+      <w:proofErr w:type="spellStart"/>
       <w:r>
         <w:rPr>
           <w:lang w:val="en-US"/>
         </w:rPr>
         <w:t>Vec</w:t>
       </w:r>
+      <w:proofErr w:type="spellEnd"/>
       <w:r>
         <w:t xml:space="preserve">, </w:t>
       </w:r>
@@ -611,7 +1152,7 @@
         <w:t>Sentence</w:t>
       </w:r>
       <w:r>
-        <w:t>-</w:t>
+        <w:t xml:space="preserve">— </w:t>
       </w:r>
       <w:r>
         <w:rPr>
@@ -623,374 +1164,349 @@
         <w:t xml:space="preserve">). Сходство между объектами и профилем пользователя обычно измеряется с помощью косинусного расстояния. Преимущества: простота реализации, отсутствие проблемы «холодного старта» для новых объектов, рекомендации легко объяснимы. </w:t>
       </w:r>
       <w:r>
-        <w:rPr>
-          <w:lang w:val="en-US"/>
-        </w:rPr>
-        <w:t>Недостатки: ограниченность «пузыря фильтров» (рекомендуется только похожее), низкая серендипность.</w:t>
-      </w:r>
-    </w:p>
-    <w:p>
+        <w:t xml:space="preserve">Недостатки: ограниченность «пузыря фильтров» (рекомендуется только похожее), низкая </w:t>
+      </w:r>
+      <w:proofErr w:type="spellStart"/>
+      <w:r>
+        <w:t>серендипность</w:t>
+      </w:r>
+      <w:proofErr w:type="spellEnd"/>
+      <w:r>
+        <w:t>.</w:t>
+      </w:r>
+    </w:p>
+    <w:p>
+      <w:proofErr w:type="spellStart"/>
       <w:r>
         <w:rPr>
           <w:b/>
           <w:bCs/>
         </w:rPr>
-        <w:t>Коллаборативная фильтрация (</w:t>
-      </w:r>
+        <w:t>Коллаборативная</w:t>
+      </w:r>
+      <w:proofErr w:type="spellEnd"/>
       <w:r>
         <w:rPr>
           <w:b/>
           <w:bCs/>
-          <w:lang w:val="en-US"/>
-        </w:rPr>
-        <w:t>Collaborative</w:t>
+        </w:rPr>
+        <w:t xml:space="preserve"> фильтрация (</w:t>
       </w:r>
       <w:r>
         <w:rPr>
           <w:b/>
           <w:bCs/>
-        </w:rPr>
-        <w:t xml:space="preserve"> </w:t>
+          <w:lang w:val="en-US"/>
+        </w:rPr>
+        <w:t>Collaborative</w:t>
       </w:r>
       <w:r>
         <w:rPr>
           <w:b/>
           <w:bCs/>
-          <w:lang w:val="en-US"/>
-        </w:rPr>
-        <w:t>filtering</w:t>
+        </w:rPr>
+        <w:t xml:space="preserve"> </w:t>
       </w:r>
       <w:r>
         <w:rPr>
           <w:b/>
           <w:bCs/>
-        </w:rPr>
-        <w:t>)</w:t>
-      </w:r>
-      <w:r>
-        <w:t xml:space="preserve"> Делится на два основных подвида:</w:t>
-      </w:r>
-    </w:p>
-    <w:p>
+          <w:lang w:val="en-US"/>
+        </w:rPr>
+        <w:t>filtering</w:t>
+      </w:r>
       <w:r>
         <w:rPr>
           <w:b/>
           <w:bCs/>
-          <w:lang w:val="en-US"/>
-        </w:rPr>
-        <w:t>User</w:t>
-      </w:r>
+        </w:rPr>
+        <w:t>)</w:t>
+      </w:r>
+      <w:r>
+        <w:t xml:space="preserve"> Делится на два основных подвида:</w:t>
+      </w:r>
+    </w:p>
+    <w:p>
       <w:r>
         <w:rPr>
           <w:b/>
           <w:bCs/>
-        </w:rPr>
-        <w:t>-</w:t>
+          <w:lang w:val="en-US"/>
+        </w:rPr>
+        <w:t>User</w:t>
       </w:r>
       <w:r>
         <w:rPr>
           <w:b/>
           <w:bCs/>
-          <w:lang w:val="en-US"/>
-        </w:rPr>
-        <w:t>based</w:t>
+        </w:rPr>
+        <w:t xml:space="preserve">— </w:t>
       </w:r>
       <w:r>
         <w:rPr>
           <w:b/>
           <w:bCs/>
-        </w:rPr>
-        <w:t xml:space="preserve"> </w:t>
+          <w:lang w:val="en-US"/>
+        </w:rPr>
+        <w:t>based</w:t>
       </w:r>
       <w:r>
         <w:rPr>
           <w:b/>
           <w:bCs/>
-          <w:lang w:val="en-US"/>
-        </w:rPr>
-        <w:t>CF</w:t>
-      </w:r>
-      <w:r>
-        <w:t>: «Похожие на тебя пользователи любят вот это». Находятся пользователи с похожими вкусами и рекомендуются их предпочтения.</w:t>
-      </w:r>
-    </w:p>
-    <w:p>
+        </w:rPr>
+        <w:t xml:space="preserve"> </w:t>
+      </w:r>
       <w:r>
         <w:rPr>
           <w:b/>
           <w:bCs/>
           <w:lang w:val="en-US"/>
         </w:rPr>
-        <w:t>Item</w:t>
-      </w:r>
+        <w:t>CF</w:t>
+      </w:r>
+      <w:r>
+        <w:t>: «Похожие на тебя пользователи любят вот это». Находятся пользователи с похожими вкусами и рекомендуются их предпочтения.</w:t>
+      </w:r>
+    </w:p>
+    <w:p>
       <w:r>
         <w:rPr>
           <w:b/>
           <w:bCs/>
-        </w:rPr>
-        <w:t>-</w:t>
+          <w:lang w:val="en-US"/>
+        </w:rPr>
+        <w:t>Item</w:t>
       </w:r>
       <w:r>
         <w:rPr>
           <w:b/>
           <w:bCs/>
-          <w:lang w:val="en-US"/>
-        </w:rPr>
-        <w:t>based</w:t>
+        </w:rPr>
+        <w:t xml:space="preserve">— </w:t>
       </w:r>
       <w:r>
         <w:rPr>
           <w:b/>
           <w:bCs/>
-        </w:rPr>
-        <w:t xml:space="preserve"> </w:t>
+          <w:lang w:val="en-US"/>
+        </w:rPr>
+        <w:t>based</w:t>
       </w:r>
       <w:r>
         <w:rPr>
           <w:b/>
           <w:bCs/>
-          <w:lang w:val="en-US"/>
-        </w:rPr>
-        <w:t>CF</w:t>
-      </w:r>
-      <w:r>
-        <w:t xml:space="preserve">: «Те, кто купил/посмотрел этот товар, также покупали вот этот». Чаще используется на практике (например, в </w:t>
-      </w:r>
-      <w:r>
-        <w:rPr>
-          <w:lang w:val="en-US"/>
-        </w:rPr>
-        <w:t>Amazon</w:t>
-      </w:r>
-      <w:r>
-        <w:t>), потому что количество товаров обычно меньше количества пользователей, и сходство между товарами меняется реже. Сходство вычисляется через косинусное расстояние или корреляцию Пирсона на основе матрицы «пользователь–объект». Преимущества: высокая точность при большом количестве данных, способность находить неожиданные рекомендации. Недостатки: проблемы холодного старта для новых пользователей и объектов, разреженность данных.</w:t>
-      </w:r>
-    </w:p>
-    <w:p>
-      <w:pPr>
-        <w:rPr>
-          <w:lang w:val="en-US"/>
-        </w:rPr>
-      </w:pPr>
+        </w:rPr>
+        <w:t xml:space="preserve"> </w:t>
+      </w:r>
       <w:r>
         <w:rPr>
           <w:b/>
           <w:bCs/>
-        </w:rPr>
-        <w:t>Матричная факторизация (</w:t>
-      </w:r>
+          <w:lang w:val="en-US"/>
+        </w:rPr>
+        <w:t>CF</w:t>
+      </w:r>
+      <w:r>
+        <w:t xml:space="preserve">: «Те, кто купил/посмотрел этот товар, также покупали вот этот». Чаще используется на практике (например, в </w:t>
+      </w:r>
+      <w:r>
+        <w:rPr>
+          <w:lang w:val="en-US"/>
+        </w:rPr>
+        <w:t>Amazon</w:t>
+      </w:r>
+      <w:r>
+        <w:t xml:space="preserve">), потому что количество товаров обычно меньше количества пользователей, и сходство между товарами меняется реже. Сходство вычисляется через косинусное расстояние или корреляцию Пирсона на основе матрицы «пользователь–объект». Преимущества: высокая точность при большом количестве данных, способность находить </w:t>
+      </w:r>
+      <w:r>
+        <w:lastRenderedPageBreak/>
+        <w:t>неожиданные рекомендации. Недостатки: проблемы холодного старта для новых пользователей и объектов, разреженность данных.</w:t>
+      </w:r>
+    </w:p>
+    <w:p>
       <w:r>
         <w:rPr>
           <w:b/>
           <w:bCs/>
-          <w:lang w:val="en-US"/>
-        </w:rPr>
-        <w:t>Matrix</w:t>
+        </w:rPr>
+        <w:t>Матричная факторизация (</w:t>
       </w:r>
       <w:r>
         <w:rPr>
           <w:b/>
           <w:bCs/>
-        </w:rPr>
-        <w:t xml:space="preserve"> </w:t>
+          <w:lang w:val="en-US"/>
+        </w:rPr>
+        <w:t>Matrix</w:t>
       </w:r>
       <w:r>
         <w:rPr>
           <w:b/>
           <w:bCs/>
-          <w:lang w:val="en-US"/>
-        </w:rPr>
-        <w:t>Factorization</w:t>
+        </w:rPr>
+        <w:t xml:space="preserve"> </w:t>
       </w:r>
       <w:r>
         <w:rPr>
           <w:b/>
           <w:bCs/>
-        </w:rPr>
-        <w:t>)</w:t>
-      </w:r>
-      <w:r>
-        <w:t xml:space="preserve"> Самый популярный и эффективный на сегодняшний день подход (</w:t>
-      </w:r>
-      <w:r>
-        <w:rPr>
-          <w:lang w:val="en-US"/>
-        </w:rPr>
-        <w:t>SVD</w:t>
-      </w:r>
-      <w:r>
-        <w:t xml:space="preserve">, </w:t>
-      </w:r>
-      <w:r>
-        <w:rPr>
-          <w:lang w:val="en-US"/>
-        </w:rPr>
-        <w:t>SVD</w:t>
-      </w:r>
-      <w:r>
-        <w:t xml:space="preserve">++, </w:t>
-      </w:r>
-      <w:r>
-        <w:rPr>
-          <w:lang w:val="en-US"/>
-        </w:rPr>
-        <w:t>ALS</w:t>
-      </w:r>
-      <w:r>
-        <w:t xml:space="preserve">, </w:t>
-      </w:r>
-      <w:r>
-        <w:rPr>
-          <w:lang w:val="en-US"/>
-        </w:rPr>
-        <w:t>Funk</w:t>
-      </w:r>
-      <w:r>
-        <w:t>-</w:t>
-      </w:r>
-      <w:r>
-        <w:rPr>
-          <w:lang w:val="en-US"/>
-        </w:rPr>
-        <w:t>SVD</w:t>
-      </w:r>
-      <w:r>
-        <w:t xml:space="preserve">, </w:t>
-      </w:r>
-      <w:r>
-        <w:rPr>
-          <w:lang w:val="en-US"/>
-        </w:rPr>
-        <w:t>Neural</w:t>
-      </w:r>
-      <w:r>
-        <w:t xml:space="preserve"> </w:t>
-      </w:r>
-      <w:r>
-        <w:rPr>
-          <w:lang w:val="en-US"/>
-        </w:rPr>
-        <w:t>CF</w:t>
-      </w:r>
-      <w:r>
-        <w:t xml:space="preserve">). Матрица взаимодействий </w:t>
-      </w:r>
-      <w:r>
-        <w:rPr>
-          <w:lang w:val="en-US"/>
-        </w:rPr>
-        <w:t>R</w:t>
-      </w:r>
-      <w:r>
-        <w:t xml:space="preserve"> (пользователи × объекты) раскладывается на два низкоранговых произведения: </w:t>
-      </w:r>
-      <w:r>
-        <w:rPr>
-          <w:lang w:val="en-US"/>
-        </w:rPr>
-        <w:t>R</w:t>
-      </w:r>
-      <w:r>
-        <w:t xml:space="preserve"> ≈ </w:t>
-      </w:r>
-      <w:r>
-        <w:rPr>
-          <w:lang w:val="en-US"/>
-        </w:rPr>
-        <w:t>P</w:t>
-      </w:r>
-      <w:r>
-        <w:t xml:space="preserve"> × </w:t>
-      </w:r>
-      <w:r>
-        <w:rPr>
-          <w:lang w:val="en-US"/>
-        </w:rPr>
-        <w:t>Qᵀ</w:t>
-      </w:r>
-      <w:r>
-        <w:t xml:space="preserve">, где </w:t>
-      </w:r>
-      <w:r>
-        <w:rPr>
-          <w:lang w:val="en-US"/>
-        </w:rPr>
-        <w:t>P</w:t>
-      </w:r>
-      <w:r>
-        <w:t xml:space="preserve"> — скрытые факторы пользователей, </w:t>
-      </w:r>
-      <w:r>
-        <w:rPr>
-          <w:lang w:val="en-US"/>
-        </w:rPr>
-        <w:t>Q</w:t>
-      </w:r>
-      <w:r>
-        <w:t xml:space="preserve"> — скрытые факторы объектов (обычно размерность 20–200). Именно этот подход принёс победу команде </w:t>
-      </w:r>
-      <w:r>
-        <w:rPr>
-          <w:lang w:val="en-US"/>
-        </w:rPr>
-        <w:t>BellKor</w:t>
-      </w:r>
-      <w:r>
-        <w:t xml:space="preserve"> в конкурсе </w:t>
-      </w:r>
-      <w:r>
-        <w:rPr>
-          <w:lang w:val="en-US"/>
-        </w:rPr>
-        <w:t>Netflix</w:t>
-      </w:r>
-      <w:r>
-        <w:t xml:space="preserve"> </w:t>
-      </w:r>
-      <w:r>
-        <w:rPr>
-          <w:lang w:val="en-US"/>
-        </w:rPr>
-        <w:t>Prize</w:t>
-      </w:r>
-      <w:r>
-        <w:t xml:space="preserve"> в 2009 году. Преимущества: высокая точность, масштабируемость (особенно </w:t>
-      </w:r>
-      <w:r>
-        <w:rPr>
-          <w:lang w:val="en-US"/>
-        </w:rPr>
-        <w:t>ALS</w:t>
-      </w:r>
-      <w:r>
-        <w:t xml:space="preserve"> в </w:t>
-      </w:r>
-      <w:r>
-        <w:rPr>
-          <w:lang w:val="en-US"/>
-        </w:rPr>
-        <w:t>Spark</w:t>
-      </w:r>
-      <w:r>
-        <w:t xml:space="preserve">), возможность работы с неявными отзывами. </w:t>
-      </w:r>
-      <w:r>
-        <w:rPr>
-          <w:lang w:val="en-US"/>
-        </w:rPr>
-        <w:t>Недостатки: сложнее интерпретировать рекомендации.</w:t>
-      </w:r>
-    </w:p>
-    <w:p>
+          <w:lang w:val="en-US"/>
+        </w:rPr>
+        <w:t>Factorization</w:t>
+      </w:r>
       <w:r>
         <w:rPr>
           <w:b/>
           <w:bCs/>
         </w:rPr>
-        <w:t>Гибридные системы</w:t>
-      </w:r>
-      <w:r>
-        <w:t xml:space="preserve"> В реальных сервисах (</w:t>
+        <w:t>)</w:t>
+      </w:r>
+      <w:r>
+        <w:t xml:space="preserve"> Самый популярный и эффективный на сегодняшний день подход (</w:t>
+      </w:r>
+      <w:r>
+        <w:rPr>
+          <w:lang w:val="en-US"/>
+        </w:rPr>
+        <w:t>SVD</w:t>
+      </w:r>
+      <w:r>
+        <w:t xml:space="preserve">, </w:t>
+      </w:r>
+      <w:r>
+        <w:rPr>
+          <w:lang w:val="en-US"/>
+        </w:rPr>
+        <w:t>SVD</w:t>
+      </w:r>
+      <w:r>
+        <w:t xml:space="preserve">++, </w:t>
+      </w:r>
+      <w:r>
+        <w:rPr>
+          <w:lang w:val="en-US"/>
+        </w:rPr>
+        <w:t>ALS</w:t>
+      </w:r>
+      <w:r>
+        <w:t xml:space="preserve">, </w:t>
+      </w:r>
+      <w:r>
+        <w:rPr>
+          <w:lang w:val="en-US"/>
+        </w:rPr>
+        <w:t>Funk</w:t>
+      </w:r>
+      <w:r>
+        <w:t xml:space="preserve">— </w:t>
+      </w:r>
+      <w:r>
+        <w:rPr>
+          <w:lang w:val="en-US"/>
+        </w:rPr>
+        <w:t>SVD</w:t>
+      </w:r>
+      <w:r>
+        <w:t xml:space="preserve">, </w:t>
+      </w:r>
+      <w:r>
+        <w:rPr>
+          <w:lang w:val="en-US"/>
+        </w:rPr>
+        <w:t>Neural</w:t>
+      </w:r>
+      <w:r>
+        <w:t xml:space="preserve"> </w:t>
+      </w:r>
+      <w:r>
+        <w:rPr>
+          <w:lang w:val="en-US"/>
+        </w:rPr>
+        <w:t>CF</w:t>
+      </w:r>
+      <w:r>
+        <w:t xml:space="preserve">). Матрица взаимодействий </w:t>
+      </w:r>
+      <w:r>
+        <w:rPr>
+          <w:lang w:val="en-US"/>
+        </w:rPr>
+        <w:t>R</w:t>
+      </w:r>
+      <w:r>
+        <w:t xml:space="preserve"> (пользователи × объекты) раскладывается на два </w:t>
+      </w:r>
+      <w:proofErr w:type="spellStart"/>
+      <w:r>
+        <w:t>низкоранговых</w:t>
+      </w:r>
+      <w:proofErr w:type="spellEnd"/>
+      <w:r>
+        <w:t xml:space="preserve"> произведения: </w:t>
+      </w:r>
+      <w:r>
+        <w:rPr>
+          <w:lang w:val="en-US"/>
+        </w:rPr>
+        <w:t>R</w:t>
+      </w:r>
+      <w:r>
+        <w:t xml:space="preserve"> ≈ </w:t>
+      </w:r>
+      <w:r>
+        <w:rPr>
+          <w:lang w:val="en-US"/>
+        </w:rPr>
+        <w:t>P</w:t>
+      </w:r>
+      <w:r>
+        <w:t xml:space="preserve"> </w:t>
+      </w:r>
+      <w:r>
+        <w:t>×</w:t>
+      </w:r>
+      <w:r>
+        <w:t xml:space="preserve"> </w:t>
+      </w:r>
+      <w:r>
+        <w:rPr>
+          <w:lang w:val="en-US"/>
+        </w:rPr>
+        <w:t>Qᵀ</w:t>
+      </w:r>
+      <w:r>
+        <w:t xml:space="preserve">, где </w:t>
+      </w:r>
+      <w:r>
+        <w:rPr>
+          <w:lang w:val="en-US"/>
+        </w:rPr>
+        <w:t>P</w:t>
+      </w:r>
+      <w:r>
+        <w:t xml:space="preserve"> — скрытые факторы пользователей, </w:t>
+      </w:r>
+      <w:r>
+        <w:rPr>
+          <w:lang w:val="en-US"/>
+        </w:rPr>
+        <w:t>Q</w:t>
+      </w:r>
+      <w:r>
+        <w:t xml:space="preserve"> — скрытые факторы объектов (обычно размерность 20–200). Именно этот подход принёс победу команде </w:t>
+      </w:r>
+      <w:proofErr w:type="spellStart"/>
+      <w:r>
+        <w:rPr>
+          <w:lang w:val="en-US"/>
+        </w:rPr>
+        <w:t>BellKor</w:t>
+      </w:r>
+      <w:proofErr w:type="spellEnd"/>
+      <w:r>
+        <w:t xml:space="preserve"> в конкурсе </w:t>
       </w:r>
       <w:r>
         <w:rPr>
@@ -999,130 +1515,37 @@
         <w:t>Netflix</w:t>
       </w:r>
       <w:r>
-        <w:t xml:space="preserve">, </w:t>
-      </w:r>
-      <w:r>
-        <w:rPr>
-          <w:lang w:val="en-US"/>
-        </w:rPr>
-        <w:t>YouTube</w:t>
-      </w:r>
-      <w:r>
-        <w:t xml:space="preserve">, </w:t>
-      </w:r>
-      <w:r>
-        <w:rPr>
-          <w:lang w:val="en-US"/>
-        </w:rPr>
-        <w:t>Spotify</w:t>
-      </w:r>
-      <w:r>
-        <w:t xml:space="preserve">, </w:t>
-      </w:r>
-      <w:r>
-        <w:rPr>
-          <w:lang w:val="en-US"/>
-        </w:rPr>
-        <w:t>Amazon</w:t>
-      </w:r>
-      <w:r>
-        <w:t>) почти всегда используются комбинации подходов:</w:t>
-      </w:r>
-    </w:p>
-    <w:p>
-      <w:pPr>
-        <w:rPr>
-          <w:lang w:val="en-US"/>
-        </w:rPr>
-      </w:pPr>
-      <w:r>
-        <w:rPr>
-          <w:lang w:val="en-US"/>
-        </w:rPr>
-        <w:t>контентные + коллаборативные;</w:t>
-      </w:r>
-    </w:p>
-    <w:p>
-      <w:pPr>
-        <w:rPr>
-          <w:lang w:val="en-US"/>
-        </w:rPr>
-      </w:pPr>
-      <w:r>
-        <w:rPr>
-          <w:lang w:val="en-US"/>
-        </w:rPr>
-        <w:t>матричная факторизация + контентные признаки;</w:t>
-      </w:r>
-    </w:p>
-    <w:p>
-      <w:pPr>
-        <w:rPr>
-          <w:lang w:val="en-US"/>
-        </w:rPr>
-      </w:pPr>
-      <w:r>
-        <w:t xml:space="preserve">двухэтапные модели (кандидаты → ранжирование): сначала грубый отбор сотен кандидатов (например, через </w:t>
-      </w:r>
-      <w:r>
-        <w:rPr>
-          <w:lang w:val="en-US"/>
-        </w:rPr>
-        <w:t>Item</w:t>
-      </w:r>
-      <w:r>
-        <w:t>-</w:t>
-      </w:r>
-      <w:r>
-        <w:rPr>
-          <w:lang w:val="en-US"/>
-        </w:rPr>
-        <w:t>based</w:t>
-      </w:r>
-      <w:r>
         <w:t xml:space="preserve"> </w:t>
       </w:r>
       <w:r>
         <w:rPr>
           <w:lang w:val="en-US"/>
         </w:rPr>
-        <w:t>CF</w:t>
-      </w:r>
-      <w:r>
-        <w:t xml:space="preserve"> или </w:t>
-      </w:r>
-      <w:r>
-        <w:rPr>
-          <w:lang w:val="en-US"/>
-        </w:rPr>
-        <w:t>LightFM</w:t>
-      </w:r>
-      <w:r>
-        <w:t>), затем точное ранжирование с помощью градиентного бустинга (</w:t>
-      </w:r>
-      <w:r>
-        <w:rPr>
-          <w:lang w:val="en-US"/>
-        </w:rPr>
-        <w:t>XGBoost</w:t>
-      </w:r>
-      <w:r>
-        <w:t xml:space="preserve">, </w:t>
-      </w:r>
-      <w:r>
-        <w:rPr>
-          <w:lang w:val="en-US"/>
-        </w:rPr>
-        <w:t>LightGBM</w:t>
-      </w:r>
-      <w:r>
-        <w:t xml:space="preserve">) или нейронных сетей. </w:t>
-      </w:r>
-      <w:r>
-        <w:rPr>
-          <w:lang w:val="en-US"/>
-        </w:rPr>
-        <w:t>Именно гибридные подходы дают наибольшую точность в промышленных системах.</w:t>
+        <w:t>Prize</w:t>
+      </w:r>
+      <w:r>
+        <w:t xml:space="preserve"> в 2009 году. Преимущества: высокая точность, масштабируемость (особенно </w:t>
+      </w:r>
+      <w:r>
+        <w:rPr>
+          <w:lang w:val="en-US"/>
+        </w:rPr>
+        <w:t>ALS</w:t>
+      </w:r>
+      <w:r>
+        <w:t xml:space="preserve"> в </w:t>
+      </w:r>
+      <w:r>
+        <w:rPr>
+          <w:lang w:val="en-US"/>
+        </w:rPr>
+        <w:t>Spark</w:t>
+      </w:r>
+      <w:r>
+        <w:t xml:space="preserve">), возможность работы с неявными отзывами. </w:t>
+      </w:r>
+      <w:r>
+        <w:t>Недостатки: сложнее интерпретировать рекомендации.</w:t>
       </w:r>
     </w:p>
     <w:p>
@@ -1131,179 +1554,329 @@
           <w:b/>
           <w:bCs/>
         </w:rPr>
-        <w:t>Нейронные и последовательные модели (современные тенденции)</w:t>
-      </w:r>
-    </w:p>
-    <w:p>
-      <w:r>
-        <w:t>Рекуррентные сети (</w:t>
-      </w:r>
-      <w:r>
-        <w:rPr>
-          <w:lang w:val="en-US"/>
-        </w:rPr>
-        <w:t>GRU</w:t>
-      </w:r>
-      <w:r>
-        <w:t>4</w:t>
-      </w:r>
-      <w:r>
-        <w:rPr>
-          <w:lang w:val="en-US"/>
-        </w:rPr>
-        <w:t>Rec</w:t>
-      </w:r>
-      <w:r>
-        <w:t xml:space="preserve">, </w:t>
-      </w:r>
-      <w:r>
-        <w:rPr>
-          <w:lang w:val="en-US"/>
-        </w:rPr>
-        <w:t>NARM</w:t>
-      </w:r>
-      <w:r>
-        <w:t>) и трансформеры (</w:t>
-      </w:r>
-      <w:r>
-        <w:rPr>
-          <w:lang w:val="en-US"/>
-        </w:rPr>
-        <w:t>SASRec</w:t>
-      </w:r>
-      <w:r>
-        <w:t xml:space="preserve">, </w:t>
-      </w:r>
-      <w:r>
-        <w:rPr>
-          <w:lang w:val="en-US"/>
-        </w:rPr>
-        <w:t>BERT</w:t>
-      </w:r>
-      <w:r>
-        <w:t>4</w:t>
-      </w:r>
-      <w:r>
-        <w:rPr>
-          <w:lang w:val="en-US"/>
-        </w:rPr>
-        <w:t>Rec</w:t>
-      </w:r>
-      <w:r>
-        <w:t>) — для последовательных рекомендаций.</w:t>
-      </w:r>
-    </w:p>
-    <w:p>
-      <w:r>
-        <w:t>Двухбашенные нейронные сети (</w:t>
-      </w:r>
-      <w:r>
-        <w:rPr>
-          <w:lang w:val="en-US"/>
-        </w:rPr>
-        <w:t>Two</w:t>
-      </w:r>
-      <w:r>
-        <w:t>-</w:t>
-      </w:r>
-      <w:r>
-        <w:rPr>
-          <w:lang w:val="en-US"/>
-        </w:rPr>
-        <w:t>Tower</w:t>
-      </w:r>
-      <w:r>
-        <w:t xml:space="preserve">) — в </w:t>
-      </w:r>
-      <w:r>
-        <w:rPr>
-          <w:lang w:val="en-US"/>
-        </w:rPr>
-        <w:t>YouTube</w:t>
-      </w:r>
-      <w:r>
-        <w:t xml:space="preserve">, </w:t>
-      </w:r>
-      <w:r>
-        <w:rPr>
-          <w:lang w:val="en-US"/>
-        </w:rPr>
-        <w:t>AliExpress</w:t>
-      </w:r>
-      <w:r>
-        <w:t xml:space="preserve">, </w:t>
-      </w:r>
-      <w:r>
-        <w:rPr>
-          <w:lang w:val="en-US"/>
-        </w:rPr>
-        <w:t>Avito</w:t>
-      </w:r>
-      <w:r>
-        <w:t>.</w:t>
-      </w:r>
-    </w:p>
-    <w:p>
-      <w:r>
-        <w:t>Графовые нейронные сети (</w:t>
-      </w:r>
-      <w:r>
-        <w:rPr>
-          <w:lang w:val="en-US"/>
-        </w:rPr>
-        <w:t>PinSage</w:t>
-      </w:r>
-      <w:r>
-        <w:t xml:space="preserve">, </w:t>
-      </w:r>
-      <w:r>
-        <w:rPr>
-          <w:lang w:val="en-US"/>
-        </w:rPr>
-        <w:t>LightGCN</w:t>
-      </w:r>
-      <w:r>
-        <w:t>) — когда важны связи между объектами и пользователями.</w:t>
-      </w:r>
-    </w:p>
-    <w:p>
-      <w:pPr>
-        <w:pStyle w:val="1"/>
-      </w:pPr>
-      <w:bookmarkStart w:id="2" w:name="_Toc215843391"/>
-      <w:r>
-        <w:t xml:space="preserve">Контентная Рекомендательная </w:t>
-      </w:r>
-      <w:r>
-        <w:t>система</w:t>
-      </w:r>
-      <w:bookmarkEnd w:id="2"/>
-    </w:p>
-    <w:p>
-      <w:r>
-        <w:t xml:space="preserve">В данной работе в качестве основного алгоритма рекомендательной системы выбран </w:t>
-      </w:r>
+        <w:t xml:space="preserve">Гибридные </w:t>
+      </w:r>
+      <w:proofErr w:type="gramStart"/>
       <w:r>
         <w:rPr>
           <w:b/>
           <w:bCs/>
         </w:rPr>
-        <w:t>контентный подход (</w:t>
-      </w:r>
+        <w:t>системы</w:t>
+      </w:r>
+      <w:proofErr w:type="gramEnd"/>
+      <w:r>
+        <w:t xml:space="preserve"> В реальных сервисах (</w:t>
+      </w:r>
+      <w:r>
+        <w:rPr>
+          <w:lang w:val="en-US"/>
+        </w:rPr>
+        <w:t>Netflix</w:t>
+      </w:r>
+      <w:r>
+        <w:t xml:space="preserve">, </w:t>
+      </w:r>
+      <w:r>
+        <w:rPr>
+          <w:lang w:val="en-US"/>
+        </w:rPr>
+        <w:t>YouTube</w:t>
+      </w:r>
+      <w:r>
+        <w:t xml:space="preserve">, </w:t>
+      </w:r>
+      <w:r>
+        <w:rPr>
+          <w:lang w:val="en-US"/>
+        </w:rPr>
+        <w:t>Spotify</w:t>
+      </w:r>
+      <w:r>
+        <w:t xml:space="preserve">, </w:t>
+      </w:r>
+      <w:r>
+        <w:rPr>
+          <w:lang w:val="en-US"/>
+        </w:rPr>
+        <w:t>Amazon</w:t>
+      </w:r>
+      <w:r>
+        <w:t>) почти всегда используются комбинации подходов:</w:t>
+      </w:r>
+    </w:p>
+    <w:p>
+      <w:r>
+        <w:t xml:space="preserve">контентные + </w:t>
+      </w:r>
+      <w:proofErr w:type="spellStart"/>
+      <w:r>
+        <w:t>коллаборативные</w:t>
+      </w:r>
+      <w:proofErr w:type="spellEnd"/>
+      <w:r>
+        <w:t>;</w:t>
+      </w:r>
+    </w:p>
+    <w:p>
+      <w:r>
+        <w:t>матричная факторизация + контентные признаки;</w:t>
+      </w:r>
+    </w:p>
+    <w:p>
+      <w:r>
+        <w:t xml:space="preserve">двухэтапные модели (кандидаты → ранжирование): сначала грубый отбор сотен кандидатов (например, через </w:t>
+      </w:r>
+      <w:r>
+        <w:rPr>
+          <w:lang w:val="en-US"/>
+        </w:rPr>
+        <w:t>Item</w:t>
+      </w:r>
+      <w:r>
+        <w:t xml:space="preserve">— </w:t>
+      </w:r>
+      <w:r>
+        <w:rPr>
+          <w:lang w:val="en-US"/>
+        </w:rPr>
+        <w:t>based</w:t>
+      </w:r>
+      <w:r>
+        <w:t xml:space="preserve"> </w:t>
+      </w:r>
+      <w:r>
+        <w:rPr>
+          <w:lang w:val="en-US"/>
+        </w:rPr>
+        <w:t>CF</w:t>
+      </w:r>
+      <w:r>
+        <w:t xml:space="preserve"> или </w:t>
+      </w:r>
+      <w:proofErr w:type="spellStart"/>
+      <w:r>
+        <w:rPr>
+          <w:lang w:val="en-US"/>
+        </w:rPr>
+        <w:t>LightFM</w:t>
+      </w:r>
+      <w:proofErr w:type="spellEnd"/>
+      <w:r>
+        <w:t xml:space="preserve">), затем точное ранжирование с помощью градиентного </w:t>
+      </w:r>
+      <w:proofErr w:type="spellStart"/>
+      <w:r>
+        <w:t>бустинга</w:t>
+      </w:r>
+      <w:proofErr w:type="spellEnd"/>
+      <w:r>
+        <w:t xml:space="preserve"> (</w:t>
+      </w:r>
+      <w:proofErr w:type="spellStart"/>
+      <w:r>
+        <w:rPr>
+          <w:lang w:val="en-US"/>
+        </w:rPr>
+        <w:t>XGBoost</w:t>
+      </w:r>
+      <w:proofErr w:type="spellEnd"/>
+      <w:r>
+        <w:t xml:space="preserve">, </w:t>
+      </w:r>
+      <w:proofErr w:type="spellStart"/>
+      <w:r>
+        <w:rPr>
+          <w:lang w:val="en-US"/>
+        </w:rPr>
+        <w:t>LightGBM</w:t>
+      </w:r>
+      <w:proofErr w:type="spellEnd"/>
+      <w:r>
+        <w:t xml:space="preserve">) или нейронных сетей. </w:t>
+      </w:r>
+      <w:r>
+        <w:t>Именно гибридные подходы дают наибольшую точность в промышленных системах.</w:t>
+      </w:r>
+    </w:p>
+    <w:p>
       <w:r>
         <w:rPr>
           <w:b/>
           <w:bCs/>
-          <w:lang w:val="en-US"/>
-        </w:rPr>
-        <w:t>content</w:t>
+        </w:rPr>
+        <w:t>Нейронные и последовательные модели (современные тенденции)</w:t>
+      </w:r>
+    </w:p>
+    <w:p>
+      <w:r>
+        <w:t>Рекуррентные сети (</w:t>
+      </w:r>
+      <w:r>
+        <w:rPr>
+          <w:lang w:val="en-US"/>
+        </w:rPr>
+        <w:t>GRU</w:t>
+      </w:r>
+      <w:r>
+        <w:t>4</w:t>
+      </w:r>
+      <w:r>
+        <w:rPr>
+          <w:lang w:val="en-US"/>
+        </w:rPr>
+        <w:t>Rec</w:t>
+      </w:r>
+      <w:r>
+        <w:t xml:space="preserve">, </w:t>
+      </w:r>
+      <w:r>
+        <w:rPr>
+          <w:lang w:val="en-US"/>
+        </w:rPr>
+        <w:t>NARM</w:t>
+      </w:r>
+      <w:r>
+        <w:t>) и трансформеры (</w:t>
+      </w:r>
+      <w:proofErr w:type="spellStart"/>
+      <w:r>
+        <w:rPr>
+          <w:lang w:val="en-US"/>
+        </w:rPr>
+        <w:t>SASRec</w:t>
+      </w:r>
+      <w:proofErr w:type="spellEnd"/>
+      <w:r>
+        <w:t xml:space="preserve">, </w:t>
+      </w:r>
+      <w:r>
+        <w:rPr>
+          <w:lang w:val="en-US"/>
+        </w:rPr>
+        <w:t>BERT</w:t>
+      </w:r>
+      <w:r>
+        <w:t>4</w:t>
+      </w:r>
+      <w:r>
+        <w:rPr>
+          <w:lang w:val="en-US"/>
+        </w:rPr>
+        <w:t>Rec</w:t>
+      </w:r>
+      <w:r>
+        <w:t>) — для последовательных рекомендаций.</w:t>
+      </w:r>
+    </w:p>
+    <w:p>
+      <w:r>
+        <w:t>Двухбашенные нейронные сети (</w:t>
+      </w:r>
+      <w:r>
+        <w:rPr>
+          <w:lang w:val="en-US"/>
+        </w:rPr>
+        <w:t>Two</w:t>
+      </w:r>
+      <w:r>
+        <w:t xml:space="preserve">— </w:t>
+      </w:r>
+      <w:r>
+        <w:rPr>
+          <w:lang w:val="en-US"/>
+        </w:rPr>
+        <w:t>Tower</w:t>
+      </w:r>
+      <w:r>
+        <w:t xml:space="preserve">) — в </w:t>
+      </w:r>
+      <w:r>
+        <w:rPr>
+          <w:lang w:val="en-US"/>
+        </w:rPr>
+        <w:t>YouTube</w:t>
+      </w:r>
+      <w:r>
+        <w:t xml:space="preserve">, </w:t>
+      </w:r>
+      <w:r>
+        <w:rPr>
+          <w:lang w:val="en-US"/>
+        </w:rPr>
+        <w:t>AliExpress</w:t>
+      </w:r>
+      <w:r>
+        <w:t xml:space="preserve">, </w:t>
+      </w:r>
+      <w:proofErr w:type="spellStart"/>
+      <w:r>
+        <w:rPr>
+          <w:lang w:val="en-US"/>
+        </w:rPr>
+        <w:t>Avito</w:t>
+      </w:r>
+      <w:proofErr w:type="spellEnd"/>
+      <w:r>
+        <w:t>.</w:t>
+      </w:r>
+    </w:p>
+    <w:p>
+      <w:proofErr w:type="spellStart"/>
+      <w:r>
+        <w:t>Графовые</w:t>
+      </w:r>
+      <w:proofErr w:type="spellEnd"/>
+      <w:r>
+        <w:t xml:space="preserve"> нейронные сети (</w:t>
+      </w:r>
+      <w:proofErr w:type="spellStart"/>
+      <w:r>
+        <w:rPr>
+          <w:lang w:val="en-US"/>
+        </w:rPr>
+        <w:t>PinSage</w:t>
+      </w:r>
+      <w:proofErr w:type="spellEnd"/>
+      <w:r>
+        <w:t xml:space="preserve">, </w:t>
+      </w:r>
+      <w:proofErr w:type="spellStart"/>
+      <w:r>
+        <w:rPr>
+          <w:lang w:val="en-US"/>
+        </w:rPr>
+        <w:t>LightGCN</w:t>
+      </w:r>
+      <w:proofErr w:type="spellEnd"/>
+      <w:r>
+        <w:t>) — когда важны связи между объектами и пользователями.</w:t>
+      </w:r>
+    </w:p>
+    <w:p>
+      <w:pPr>
+        <w:pStyle w:val="1"/>
+      </w:pPr>
+      <w:bookmarkStart w:id="2" w:name="_Toc215921853"/>
+      <w:r>
+        <w:lastRenderedPageBreak/>
+        <w:t xml:space="preserve">Контентная Рекомендательная </w:t>
+      </w:r>
+      <w:r>
+        <w:t>система</w:t>
+      </w:r>
+      <w:bookmarkEnd w:id="2"/>
+    </w:p>
+    <w:p>
+      <w:r>
+        <w:t xml:space="preserve">В данной работе в качестве основного алгоритма рекомендательной системы выбран </w:t>
       </w:r>
       <w:r>
         <w:rPr>
           <w:b/>
           <w:bCs/>
         </w:rPr>
-        <w:t>-</w:t>
+        <w:t>контентный подход (</w:t>
       </w:r>
       <w:r>
         <w:rPr>
@@ -1311,14 +1884,14 @@
           <w:bCs/>
           <w:lang w:val="en-US"/>
         </w:rPr>
-        <w:t>based</w:t>
+        <w:t>content</w:t>
       </w:r>
       <w:r>
         <w:rPr>
           <w:b/>
           <w:bCs/>
         </w:rPr>
-        <w:t xml:space="preserve"> </w:t>
+        <w:t xml:space="preserve">— </w:t>
       </w:r>
       <w:r>
         <w:rPr>
@@ -1326,13 +1899,28 @@
           <w:bCs/>
           <w:lang w:val="en-US"/>
         </w:rPr>
-        <w:t>filtering</w:t>
+        <w:t>based</w:t>
       </w:r>
       <w:r>
         <w:rPr>
           <w:b/>
           <w:bCs/>
         </w:rPr>
+        <w:t xml:space="preserve"> </w:t>
+      </w:r>
+      <w:r>
+        <w:rPr>
+          <w:b/>
+          <w:bCs/>
+          <w:lang w:val="en-US"/>
+        </w:rPr>
+        <w:t>filtering</w:t>
+      </w:r>
+      <w:r>
+        <w:rPr>
+          <w:b/>
+          <w:bCs/>
+        </w:rPr>
         <w:t>)</w:t>
       </w:r>
       <w:r>
@@ -1345,7 +1933,7 @@
         <w:t>Bag</w:t>
       </w:r>
       <w:r>
-        <w:t>-</w:t>
+        <w:t xml:space="preserve">— </w:t>
       </w:r>
       <w:r>
         <w:rPr>
@@ -1354,7 +1942,7 @@
         <w:t>of</w:t>
       </w:r>
       <w:r>
-        <w:t>-</w:t>
+        <w:t xml:space="preserve">— </w:t>
       </w:r>
       <w:r>
         <w:rPr>
@@ -1380,15 +1968,7 @@
       </w:r>
     </w:p>
     <w:p>
-      <w:pPr>
-        <w:rPr>
-          <w:lang w:val="en-US"/>
-        </w:rPr>
-      </w:pPr>
-      <w:r>
-        <w:rPr>
-          <w:lang w:val="en-US"/>
-        </w:rPr>
+      <w:r>
         <w:t>простота реализации и отладки;</w:t>
       </w:r>
     </w:p>
@@ -1433,12 +2013,14 @@
       <w:r>
         <w:t xml:space="preserve">, </w:t>
       </w:r>
+      <w:proofErr w:type="spellStart"/>
       <w:r>
         <w:rPr>
           <w:lang w:val="en-US"/>
         </w:rPr>
         <w:t>Bookmate</w:t>
       </w:r>
+      <w:proofErr w:type="spellEnd"/>
       <w:r>
         <w:t xml:space="preserve"> и др.).</w:t>
       </w:r>
@@ -1451,8 +2033,21 @@
         <w:t>,</w:t>
       </w:r>
       <w:r>
-        <w:t xml:space="preserve"> чтобы понять как работает данный алогритм</w:t>
-      </w:r>
+        <w:t xml:space="preserve"> чтобы </w:t>
+      </w:r>
+      <w:proofErr w:type="gramStart"/>
+      <w:r>
+        <w:t>понять</w:t>
+      </w:r>
+      <w:proofErr w:type="gramEnd"/>
+      <w:r>
+        <w:t xml:space="preserve"> как работает данный </w:t>
+      </w:r>
+      <w:proofErr w:type="spellStart"/>
+      <w:r>
+        <w:t>алогритм</w:t>
+      </w:r>
+      <w:proofErr w:type="spellEnd"/>
     </w:p>
     <w:p>
       <w:pPr>
@@ -1464,10 +2059,54 @@
         <w:br w:type="page"/>
       </w:r>
     </w:p>
+    <w:p>
+      <w:r>
+        <w:lastRenderedPageBreak/>
+        <w:t xml:space="preserve">Таблица </w:t>
+      </w:r>
+      <w:r>
+        <w:fldChar w:fldCharType="begin"/>
+      </w:r>
+      <w:r>
+        <w:instrText xml:space="preserve"> SEQ Таблица \* ARABIC </w:instrText>
+      </w:r>
+      <w:r>
+        <w:fldChar w:fldCharType="separate"/>
+      </w:r>
+      <w:r>
+        <w:rPr>
+          <w:noProof/>
+        </w:rPr>
+        <w:t>1</w:t>
+      </w:r>
+      <w:r>
+        <w:fldChar w:fldCharType="end"/>
+      </w:r>
+      <w:proofErr w:type="gramStart"/>
+      <w:r>
+        <w:rPr>
+          <w:lang w:val="en-US"/>
+        </w:rPr>
+        <w:t xml:space="preserve">— </w:t>
+      </w:r>
+      <w:r>
+        <w:rPr>
+          <w:lang w:val="en-US"/>
+        </w:rPr>
+        <w:t xml:space="preserve"> </w:t>
+      </w:r>
+      <w:r>
+        <w:t>Данные</w:t>
+      </w:r>
+      <w:proofErr w:type="gramEnd"/>
+      <w:r>
+        <w:t xml:space="preserve"> для примера</w:t>
+      </w:r>
+    </w:p>
     <w:tbl>
       <w:tblPr>
         <w:tblStyle w:val="af"/>
-        <w:tblpPr w:leftFromText="180" w:rightFromText="180" w:horzAnchor="margin" w:tblpY="739"/>
+        <w:tblpPr w:leftFromText="180" w:rightFromText="180" w:vertAnchor="page" w:horzAnchor="margin" w:tblpY="1678"/>
         <w:tblW w:w="0" w:type="auto"/>
         <w:tblLook w:val="04A0" w:firstRow="1" w:lastRow="0" w:firstColumn="1" w:lastColumn="0" w:noHBand="0" w:noVBand="1"/>
       </w:tblPr>
@@ -1487,13 +2126,28 @@
                 <w:lang w:val="en-US"/>
               </w:rPr>
             </w:pPr>
+            <w:proofErr w:type="spellStart"/>
             <w:r>
               <w:rPr>
                 <w:lang w:val="en-US"/>
               </w:rPr>
-              <w:lastRenderedPageBreak/>
-              <w:t>Название фильма</w:t>
-            </w:r>
+              <w:t>Название</w:t>
+            </w:r>
+            <w:proofErr w:type="spellEnd"/>
+            <w:r>
+              <w:rPr>
+                <w:lang w:val="en-US"/>
+              </w:rPr>
+              <w:t xml:space="preserve"> </w:t>
+            </w:r>
+            <w:proofErr w:type="spellStart"/>
+            <w:r>
+              <w:rPr>
+                <w:lang w:val="en-US"/>
+              </w:rPr>
+              <w:t>фильма</w:t>
+            </w:r>
+            <w:proofErr w:type="spellEnd"/>
           </w:p>
           <w:p>
             <w:pPr>
@@ -1512,12 +2166,28 @@
                 <w:lang w:val="en-US"/>
               </w:rPr>
             </w:pPr>
+            <w:proofErr w:type="spellStart"/>
             <w:r>
               <w:rPr>
                 <w:lang w:val="en-US"/>
               </w:rPr>
-              <w:t>Краткое описание</w:t>
-            </w:r>
+              <w:t>Краткое</w:t>
+            </w:r>
+            <w:proofErr w:type="spellEnd"/>
+            <w:r>
+              <w:rPr>
+                <w:lang w:val="en-US"/>
+              </w:rPr>
+              <w:t xml:space="preserve"> </w:t>
+            </w:r>
+            <w:proofErr w:type="spellStart"/>
+            <w:r>
+              <w:rPr>
+                <w:lang w:val="en-US"/>
+              </w:rPr>
+              <w:t>описание</w:t>
+            </w:r>
+            <w:proofErr w:type="spellEnd"/>
           </w:p>
           <w:p>
             <w:pPr>
@@ -1538,12 +2208,28 @@
                 <w:lang w:val="en-US"/>
               </w:rPr>
             </w:pPr>
+            <w:proofErr w:type="spellStart"/>
             <w:r>
               <w:rPr>
                 <w:lang w:val="en-US"/>
               </w:rPr>
-              <w:t>Космическая одиссея</w:t>
-            </w:r>
+              <w:t>Космическая</w:t>
+            </w:r>
+            <w:proofErr w:type="spellEnd"/>
+            <w:r>
+              <w:rPr>
+                <w:lang w:val="en-US"/>
+              </w:rPr>
+              <w:t xml:space="preserve"> </w:t>
+            </w:r>
+            <w:proofErr w:type="spellStart"/>
+            <w:r>
+              <w:rPr>
+                <w:lang w:val="en-US"/>
+              </w:rPr>
+              <w:t>одиссея</w:t>
+            </w:r>
+            <w:proofErr w:type="spellEnd"/>
           </w:p>
           <w:p>
             <w:pPr>
@@ -1582,12 +2268,28 @@
                 <w:lang w:val="en-US"/>
               </w:rPr>
             </w:pPr>
+            <w:proofErr w:type="spellStart"/>
             <w:r>
               <w:rPr>
                 <w:lang w:val="en-US"/>
               </w:rPr>
-              <w:t>Звёздные войны</w:t>
-            </w:r>
+              <w:t>Звёздные</w:t>
+            </w:r>
+            <w:proofErr w:type="spellEnd"/>
+            <w:r>
+              <w:rPr>
+                <w:lang w:val="en-US"/>
+              </w:rPr>
+              <w:t xml:space="preserve"> </w:t>
+            </w:r>
+            <w:proofErr w:type="spellStart"/>
+            <w:r>
+              <w:rPr>
+                <w:lang w:val="en-US"/>
+              </w:rPr>
+              <w:t>войны</w:t>
+            </w:r>
+            <w:proofErr w:type="spellEnd"/>
           </w:p>
           <w:p>
             <w:pPr>
@@ -1626,12 +2328,14 @@
                 <w:lang w:val="en-US"/>
               </w:rPr>
             </w:pPr>
+            <w:proofErr w:type="spellStart"/>
             <w:r>
               <w:rPr>
                 <w:lang w:val="en-US"/>
               </w:rPr>
               <w:t>Матрица</w:t>
             </w:r>
+            <w:proofErr w:type="spellEnd"/>
           </w:p>
           <w:p>
             <w:pPr>
@@ -1648,7 +2352,15 @@
               <w:ind w:firstLine="0"/>
             </w:pPr>
             <w:r>
-              <w:t>виртуальная реальность хакер избранный фантастика боевик</w:t>
+              <w:t xml:space="preserve">виртуальная реальность </w:t>
+            </w:r>
+            <w:proofErr w:type="gramStart"/>
+            <w:r>
+              <w:t>хакер</w:t>
+            </w:r>
+            <w:proofErr w:type="gramEnd"/>
+            <w:r>
+              <w:t xml:space="preserve"> избранный фантастика боевик</w:t>
             </w:r>
           </w:p>
           <w:p>
@@ -1670,12 +2382,28 @@
                 <w:lang w:val="en-US"/>
               </w:rPr>
             </w:pPr>
+            <w:proofErr w:type="spellStart"/>
             <w:r>
               <w:rPr>
                 <w:lang w:val="en-US"/>
               </w:rPr>
-              <w:t>Властелин колец</w:t>
-            </w:r>
+              <w:t>Властелин</w:t>
+            </w:r>
+            <w:proofErr w:type="spellEnd"/>
+            <w:r>
+              <w:rPr>
+                <w:lang w:val="en-US"/>
+              </w:rPr>
+              <w:t xml:space="preserve"> </w:t>
+            </w:r>
+            <w:proofErr w:type="spellStart"/>
+            <w:r>
+              <w:rPr>
+                <w:lang w:val="en-US"/>
+              </w:rPr>
+              <w:t>колец</w:t>
+            </w:r>
+            <w:proofErr w:type="spellEnd"/>
           </w:p>
           <w:p>
             <w:pPr>
@@ -1692,7 +2420,15 @@
               <w:ind w:firstLine="0"/>
             </w:pPr>
             <w:r>
-              <w:t>эльфы орки кольцо средиземье магия фэнтези приключения</w:t>
+              <w:t xml:space="preserve">эльфы орки кольцо </w:t>
+            </w:r>
+            <w:proofErr w:type="spellStart"/>
+            <w:r>
+              <w:t>средиземье</w:t>
+            </w:r>
+            <w:proofErr w:type="spellEnd"/>
+            <w:r>
+              <w:t xml:space="preserve"> магия фэнтези приключения</w:t>
             </w:r>
           </w:p>
           <w:p>
@@ -1714,12 +2450,28 @@
                 <w:lang w:val="en-US"/>
               </w:rPr>
             </w:pPr>
+            <w:proofErr w:type="spellStart"/>
             <w:r>
               <w:rPr>
                 <w:lang w:val="en-US"/>
               </w:rPr>
-              <w:t>Гарри Поттер</w:t>
-            </w:r>
+              <w:t>Гарри</w:t>
+            </w:r>
+            <w:proofErr w:type="spellEnd"/>
+            <w:r>
+              <w:rPr>
+                <w:lang w:val="en-US"/>
+              </w:rPr>
+              <w:t xml:space="preserve"> </w:t>
+            </w:r>
+            <w:proofErr w:type="spellStart"/>
+            <w:r>
+              <w:rPr>
+                <w:lang w:val="en-US"/>
+              </w:rPr>
+              <w:t>Поттер</w:t>
+            </w:r>
+            <w:proofErr w:type="spellEnd"/>
           </w:p>
           <w:p>
             <w:pPr>
@@ -1758,12 +2510,14 @@
                 <w:lang w:val="en-US"/>
               </w:rPr>
             </w:pPr>
+            <w:proofErr w:type="spellStart"/>
             <w:r>
               <w:rPr>
                 <w:lang w:val="en-US"/>
               </w:rPr>
               <w:t>Терминатор</w:t>
             </w:r>
+            <w:proofErr w:type="spellEnd"/>
           </w:p>
           <w:p>
             <w:pPr>
@@ -1792,29 +2546,6 @@
         </w:tc>
       </w:tr>
     </w:tbl>
-    <w:p>
-      <w:r>
-        <w:t xml:space="preserve">Таблица - Данные для примера </w:t>
-      </w:r>
-      <w:r>
-        <w:fldChar w:fldCharType="begin"/>
-      </w:r>
-      <w:r>
-        <w:instrText xml:space="preserve"> SEQ Таблица_-_Данные_для_примера \* ARABIC </w:instrText>
-      </w:r>
-      <w:r>
-        <w:fldChar w:fldCharType="separate"/>
-      </w:r>
-      <w:r>
-        <w:rPr>
-          <w:noProof/>
-        </w:rPr>
-        <w:t>1</w:t>
-      </w:r>
-      <w:r>
-        <w:fldChar w:fldCharType="end"/>
-      </w:r>
-    </w:p>
     <w:p>
       <w:pPr>
         <w:spacing w:after="160" w:line="259" w:lineRule="auto"/>
@@ -1849,7 +2580,7 @@
         <w:t>Bag</w:t>
       </w:r>
       <w:r>
-        <w:t>-</w:t>
+        <w:t xml:space="preserve">— </w:t>
       </w:r>
       <w:r>
         <w:rPr>
@@ -1858,7 +2589,7 @@
         <w:t>of</w:t>
       </w:r>
       <w:r>
-        <w:t>-</w:t>
+        <w:t xml:space="preserve">— </w:t>
       </w:r>
       <w:r>
         <w:rPr>
@@ -1898,10 +2629,51 @@
       </w:r>
     </w:p>
     <w:p>
-      <w:r>
-        <w:t>Таблица - Векторное представление слов 2</w:t>
-      </w:r>
-    </w:p>
+      <w:pPr>
+        <w:spacing w:after="160" w:line="259" w:lineRule="auto"/>
+        <w:ind w:firstLine="0"/>
+        <w:contextualSpacing w:val="0"/>
+      </w:pPr>
+      <w:r>
+        <w:br w:type="page"/>
+      </w:r>
+    </w:p>
+    <w:p>
+      <w:r>
+        <w:lastRenderedPageBreak/>
+        <w:t xml:space="preserve">Таблица </w:t>
+      </w:r>
+      <w:r>
+        <w:fldChar w:fldCharType="begin"/>
+      </w:r>
+      <w:r>
+        <w:instrText xml:space="preserve"> SEQ Таблица \* ARABIC </w:instrText>
+      </w:r>
+      <w:r>
+        <w:fldChar w:fldCharType="separate"/>
+      </w:r>
+      <w:r>
+        <w:rPr>
+          <w:noProof/>
+        </w:rPr>
+        <w:t>2</w:t>
+      </w:r>
+      <w:r>
+        <w:fldChar w:fldCharType="end"/>
+      </w:r>
+      <w:proofErr w:type="gramStart"/>
+      <w:r>
+        <w:t xml:space="preserve">— </w:t>
+      </w:r>
+      <w:r>
+        <w:t xml:space="preserve"> Векторное</w:t>
+      </w:r>
+      <w:proofErr w:type="gramEnd"/>
+      <w:r>
+        <w:t xml:space="preserve"> представление фильмов</w:t>
+      </w:r>
+    </w:p>
+    <w:p/>
     <w:tbl>
       <w:tblPr>
         <w:tblStyle w:val="af"/>
@@ -1931,12 +2703,14 @@
                 <w:lang w:val="en-US"/>
               </w:rPr>
             </w:pPr>
+            <w:proofErr w:type="spellStart"/>
             <w:r>
               <w:rPr>
                 <w:lang w:val="en-US"/>
               </w:rPr>
               <w:t>Фильм</w:t>
             </w:r>
+            <w:proofErr w:type="spellEnd"/>
           </w:p>
           <w:p>
             <w:pPr>
@@ -1955,12 +2729,14 @@
                 <w:lang w:val="en-US"/>
               </w:rPr>
             </w:pPr>
+            <w:proofErr w:type="spellStart"/>
             <w:r>
               <w:rPr>
                 <w:lang w:val="en-US"/>
               </w:rPr>
               <w:t>космос</w:t>
             </w:r>
+            <w:proofErr w:type="spellEnd"/>
           </w:p>
           <w:p>
             <w:pPr>
@@ -1979,12 +2755,14 @@
                 <w:lang w:val="en-US"/>
               </w:rPr>
             </w:pPr>
+            <w:proofErr w:type="spellStart"/>
             <w:r>
               <w:rPr>
                 <w:lang w:val="en-US"/>
               </w:rPr>
               <w:t>джедаи</w:t>
             </w:r>
+            <w:proofErr w:type="spellEnd"/>
           </w:p>
           <w:p>
             <w:pPr>
@@ -2003,12 +2781,14 @@
                 <w:lang w:val="en-US"/>
               </w:rPr>
             </w:pPr>
+            <w:proofErr w:type="spellStart"/>
             <w:r>
               <w:rPr>
                 <w:lang w:val="en-US"/>
               </w:rPr>
               <w:t>магия</w:t>
             </w:r>
+            <w:proofErr w:type="spellEnd"/>
           </w:p>
           <w:p>
             <w:pPr>
@@ -2027,12 +2807,14 @@
                 <w:lang w:val="en-US"/>
               </w:rPr>
             </w:pPr>
+            <w:proofErr w:type="spellStart"/>
             <w:r>
               <w:rPr>
                 <w:lang w:val="en-US"/>
               </w:rPr>
               <w:t>эльфы</w:t>
             </w:r>
+            <w:proofErr w:type="spellEnd"/>
           </w:p>
           <w:p>
             <w:pPr>
@@ -2051,12 +2833,14 @@
                 <w:lang w:val="en-US"/>
               </w:rPr>
             </w:pPr>
+            <w:proofErr w:type="spellStart"/>
             <w:r>
               <w:rPr>
                 <w:lang w:val="en-US"/>
               </w:rPr>
               <w:t>киборг</w:t>
             </w:r>
+            <w:proofErr w:type="spellEnd"/>
           </w:p>
           <w:p>
             <w:pPr>
@@ -2075,12 +2859,14 @@
                 <w:lang w:val="en-US"/>
               </w:rPr>
             </w:pPr>
+            <w:proofErr w:type="spellStart"/>
             <w:r>
               <w:rPr>
                 <w:lang w:val="en-US"/>
               </w:rPr>
               <w:t>фантастика</w:t>
             </w:r>
+            <w:proofErr w:type="spellEnd"/>
           </w:p>
           <w:p>
             <w:pPr>
@@ -2099,12 +2885,14 @@
                 <w:lang w:val="en-US"/>
               </w:rPr>
             </w:pPr>
+            <w:proofErr w:type="spellStart"/>
             <w:r>
               <w:rPr>
                 <w:lang w:val="en-US"/>
               </w:rPr>
               <w:t>приключения</w:t>
             </w:r>
+            <w:proofErr w:type="spellEnd"/>
           </w:p>
           <w:p>
             <w:pPr>
@@ -2125,12 +2913,28 @@
                 <w:lang w:val="en-US"/>
               </w:rPr>
             </w:pPr>
+            <w:proofErr w:type="spellStart"/>
             <w:r>
               <w:rPr>
                 <w:lang w:val="en-US"/>
               </w:rPr>
-              <w:t>Космическая одиссея</w:t>
-            </w:r>
+              <w:t>Космическая</w:t>
+            </w:r>
+            <w:proofErr w:type="spellEnd"/>
+            <w:r>
+              <w:rPr>
+                <w:lang w:val="en-US"/>
+              </w:rPr>
+              <w:t xml:space="preserve"> </w:t>
+            </w:r>
+            <w:proofErr w:type="spellStart"/>
+            <w:r>
+              <w:rPr>
+                <w:lang w:val="en-US"/>
+              </w:rPr>
+              <w:t>одиссея</w:t>
+            </w:r>
+            <w:proofErr w:type="spellEnd"/>
           </w:p>
           <w:p>
             <w:pPr>
@@ -2242,12 +3046,28 @@
                 <w:lang w:val="en-US"/>
               </w:rPr>
             </w:pPr>
+            <w:proofErr w:type="spellStart"/>
             <w:r>
               <w:rPr>
                 <w:lang w:val="en-US"/>
               </w:rPr>
-              <w:t>Звёздные войны</w:t>
-            </w:r>
+              <w:t>Звёздные</w:t>
+            </w:r>
+            <w:proofErr w:type="spellEnd"/>
+            <w:r>
+              <w:rPr>
+                <w:lang w:val="en-US"/>
+              </w:rPr>
+              <w:t xml:space="preserve"> </w:t>
+            </w:r>
+            <w:proofErr w:type="spellStart"/>
+            <w:r>
+              <w:rPr>
+                <w:lang w:val="en-US"/>
+              </w:rPr>
+              <w:t>войны</w:t>
+            </w:r>
+            <w:proofErr w:type="spellEnd"/>
           </w:p>
           <w:p>
             <w:pPr>
@@ -2359,12 +3179,14 @@
                 <w:lang w:val="en-US"/>
               </w:rPr>
             </w:pPr>
+            <w:proofErr w:type="spellStart"/>
             <w:r>
               <w:rPr>
                 <w:lang w:val="en-US"/>
               </w:rPr>
               <w:t>Матрица</w:t>
             </w:r>
+            <w:proofErr w:type="spellEnd"/>
           </w:p>
           <w:p>
             <w:pPr>
@@ -2476,12 +3298,28 @@
                 <w:lang w:val="en-US"/>
               </w:rPr>
             </w:pPr>
+            <w:proofErr w:type="spellStart"/>
             <w:r>
               <w:rPr>
                 <w:lang w:val="en-US"/>
               </w:rPr>
-              <w:t>Властелин колец</w:t>
-            </w:r>
+              <w:t>Властелин</w:t>
+            </w:r>
+            <w:proofErr w:type="spellEnd"/>
+            <w:r>
+              <w:rPr>
+                <w:lang w:val="en-US"/>
+              </w:rPr>
+              <w:t xml:space="preserve"> </w:t>
+            </w:r>
+            <w:proofErr w:type="spellStart"/>
+            <w:r>
+              <w:rPr>
+                <w:lang w:val="en-US"/>
+              </w:rPr>
+              <w:t>колец</w:t>
+            </w:r>
+            <w:proofErr w:type="spellEnd"/>
           </w:p>
           <w:p>
             <w:pPr>
@@ -2522,6 +3360,9 @@
           <w:p>
             <w:pPr>
               <w:ind w:firstLine="0"/>
+              <w:rPr>
+                <w:lang w:val="en-US"/>
+              </w:rPr>
             </w:pPr>
             <w:r>
               <w:t>1</w:t>
@@ -2593,13 +3434,28 @@
                 <w:lang w:val="en-US"/>
               </w:rPr>
             </w:pPr>
+            <w:proofErr w:type="spellStart"/>
             <w:r>
               <w:rPr>
                 <w:lang w:val="en-US"/>
               </w:rPr>
-              <w:lastRenderedPageBreak/>
-              <w:t>Гарри Поттер</w:t>
-            </w:r>
+              <w:t>Гарри</w:t>
+            </w:r>
+            <w:proofErr w:type="spellEnd"/>
+            <w:r>
+              <w:rPr>
+                <w:lang w:val="en-US"/>
+              </w:rPr>
+              <w:t xml:space="preserve"> </w:t>
+            </w:r>
+            <w:proofErr w:type="spellStart"/>
+            <w:r>
+              <w:rPr>
+                <w:lang w:val="en-US"/>
+              </w:rPr>
+              <w:t>Поттер</w:t>
+            </w:r>
+            <w:proofErr w:type="spellEnd"/>
           </w:p>
           <w:p>
             <w:pPr>
@@ -2711,12 +3567,14 @@
                 <w:lang w:val="en-US"/>
               </w:rPr>
             </w:pPr>
+            <w:proofErr w:type="spellStart"/>
             <w:r>
               <w:rPr>
                 <w:lang w:val="en-US"/>
               </w:rPr>
               <w:t>Терминатор</w:t>
             </w:r>
+            <w:proofErr w:type="spellEnd"/>
           </w:p>
           <w:p>
             <w:pPr>
@@ -2808,6 +3666,7 @@
           </w:tcPr>
           <w:p>
             <w:pPr>
+              <w:keepNext/>
               <w:ind w:firstLine="0"/>
             </w:pPr>
             <w:r>
@@ -2819,11 +3678,5224 @@
     </w:tbl>
     <w:p>
       <w:r>
-        <w:t>Далее посчитать косинусове сходство</w:t>
-      </w:r>
-    </w:p>
+        <w:lastRenderedPageBreak/>
+        <w:t xml:space="preserve">Далее </w:t>
+      </w:r>
+      <w:r>
+        <w:t xml:space="preserve">необходимо </w:t>
+      </w:r>
+      <w:r>
+        <w:t>посчитать косинус</w:t>
+      </w:r>
+      <w:r>
+        <w:t>н</w:t>
+      </w:r>
+      <w:r>
+        <w:t>о</w:t>
+      </w:r>
+      <w:r>
+        <w:t>е сходство</w:t>
+      </w:r>
+      <w:r>
+        <w:t xml:space="preserve"> </w:t>
+      </w:r>
+      <w:r>
+        <w:t xml:space="preserve">с </w:t>
+      </w:r>
+      <w:proofErr w:type="spellStart"/>
+      <w:r>
+        <w:t>помошью</w:t>
+      </w:r>
+      <w:proofErr w:type="spellEnd"/>
+      <w:r>
+        <w:t xml:space="preserve"> данной формулы</w:t>
+      </w:r>
+      <w:r>
+        <w:t>.</w:t>
+      </w:r>
+    </w:p>
+    <w:p>
+      <w:pPr>
+        <w:rPr>
+          <w:rFonts w:eastAsiaTheme="minorEastAsia"/>
+          <w:lang w:val="en-US"/>
+        </w:rPr>
+      </w:pPr>
+      <m:oMathPara>
+        <m:oMath>
+          <m:eqArr>
+            <m:eqArrPr>
+              <m:maxDist m:val="1"/>
+              <m:ctrlPr>
+                <w:rPr>
+                  <w:rFonts w:ascii="Cambria Math" w:hAnsi="Cambria Math"/>
+                  <w:i/>
+                </w:rPr>
+              </m:ctrlPr>
+            </m:eqArrPr>
+            <m:e>
+              <m:r>
+                <w:rPr>
+                  <w:rFonts w:ascii="Cambria Math" w:hAnsi="Cambria Math" w:cs="Cambria Math"/>
+                  <w:lang w:val="en-US"/>
+                </w:rPr>
+                <m:t>cosineSimilarity</m:t>
+              </m:r>
+              <m:d>
+                <m:dPr>
+                  <m:ctrlPr>
+                    <w:rPr>
+                      <w:rFonts w:ascii="Cambria Math" w:hAnsi="Cambria Math" w:cs="Cambria Math"/>
+                      <w:i/>
+                      <w:lang w:val="en-US"/>
+                    </w:rPr>
+                  </m:ctrlPr>
+                </m:dPr>
+                <m:e>
+                  <m:r>
+                    <w:rPr>
+                      <w:rFonts w:ascii="Cambria Math" w:hAnsi="Cambria Math" w:cs="Cambria Math"/>
+                      <w:lang w:val="en-US"/>
+                    </w:rPr>
+                    <m:t>A,B</m:t>
+                  </m:r>
+                </m:e>
+              </m:d>
+              <m:r>
+                <m:rPr>
+                  <m:sty m:val="p"/>
+                </m:rPr>
+                <w:rPr>
+                  <w:rFonts w:ascii="Cambria Math" w:hAnsi="Cambria Math" w:cs="Cambria Math"/>
+                </w:rPr>
+                <m:t>=</m:t>
+              </m:r>
+              <m:f>
+                <m:fPr>
+                  <m:ctrlPr>
+                    <w:rPr>
+                      <w:rFonts w:ascii="Cambria Math" w:hAnsi="Cambria Math"/>
+                    </w:rPr>
+                  </m:ctrlPr>
+                </m:fPr>
+                <m:num>
+                  <m:r>
+                    <m:rPr>
+                      <m:sty m:val="p"/>
+                    </m:rPr>
+                    <w:rPr>
+                      <w:rFonts w:ascii="Cambria Math" w:hAnsi="Cambria Math" w:cs="Cambria Math"/>
+                    </w:rPr>
+                    <m:t>A</m:t>
+                  </m:r>
+                  <m:r>
+                    <m:rPr>
+                      <m:sty m:val="p"/>
+                    </m:rPr>
+                    <w:rPr>
+                      <w:rFonts w:ascii="Cambria Math" w:hAnsi="Cambria Math"/>
+                    </w:rPr>
+                    <m:t>×</m:t>
+                  </m:r>
+                  <m:r>
+                    <w:rPr>
+                      <w:rFonts w:ascii="Cambria Math" w:hAnsi="Cambria Math" w:cs="Cambria Math"/>
+                    </w:rPr>
+                    <m:t>B</m:t>
+                  </m:r>
+                </m:num>
+                <m:den>
+                  <m:d>
+                    <m:dPr>
+                      <m:begChr m:val="‖"/>
+                      <m:endChr m:val="‖"/>
+                      <m:ctrlPr>
+                        <w:rPr>
+                          <w:rFonts w:ascii="Cambria Math" w:hAnsi="Cambria Math" w:cs="Cambria Math"/>
+                          <w:i/>
+                        </w:rPr>
+                      </m:ctrlPr>
+                    </m:dPr>
+                    <m:e>
+                      <m:r>
+                        <w:rPr>
+                          <w:rFonts w:ascii="Cambria Math" w:hAnsi="Cambria Math" w:cs="Cambria Math"/>
+                        </w:rPr>
+                        <m:t>A</m:t>
+                      </m:r>
+                    </m:e>
+                  </m:d>
+                  <m:r>
+                    <m:rPr>
+                      <m:sty m:val="p"/>
+                    </m:rPr>
+                    <w:rPr>
+                      <w:rFonts w:ascii="Cambria Math" w:hAnsi="Cambria Math"/>
+                    </w:rPr>
+                    <m:t>×</m:t>
+                  </m:r>
+                  <m:d>
+                    <m:dPr>
+                      <m:begChr m:val="‖"/>
+                      <m:endChr m:val="‖"/>
+                      <m:ctrlPr>
+                        <w:rPr>
+                          <w:rFonts w:ascii="Cambria Math" w:hAnsi="Cambria Math" w:cs="Cambria Math"/>
+                          <w:i/>
+                        </w:rPr>
+                      </m:ctrlPr>
+                    </m:dPr>
+                    <m:e>
+                      <m:r>
+                        <w:rPr>
+                          <w:rFonts w:ascii="Cambria Math" w:hAnsi="Cambria Math" w:cs="Cambria Math"/>
+                        </w:rPr>
+                        <m:t>B</m:t>
+                      </m:r>
+                    </m:e>
+                  </m:d>
+                </m:den>
+              </m:f>
+              <m:r>
+                <w:rPr>
+                  <w:rFonts w:ascii="Cambria Math" w:hAnsi="Cambria Math"/>
+                </w:rPr>
+                <m:t>,</m:t>
+              </m:r>
+              <m:r>
+                <w:rPr>
+                  <w:rFonts w:ascii="Cambria Math" w:hAnsi="Cambria Math" w:cs="Cambria Math"/>
+                  <w:lang w:val="en-US"/>
+                </w:rPr>
+                <m:t>#</m:t>
+              </m:r>
+              <m:d>
+                <m:dPr>
+                  <m:ctrlPr>
+                    <w:rPr>
+                      <w:rFonts w:ascii="Cambria Math" w:hAnsi="Cambria Math"/>
+                      <w:i/>
+                    </w:rPr>
+                  </m:ctrlPr>
+                </m:dPr>
+                <m:e>
+                  <m:r>
+                    <w:rPr>
+                      <w:rFonts w:ascii="Cambria Math" w:hAnsi="Cambria Math"/>
+                    </w:rPr>
+                    <m:t>2.1</m:t>
+                  </m:r>
+                </m:e>
+              </m:d>
+              <m:ctrlPr>
+                <w:rPr>
+                  <w:rFonts w:ascii="Cambria Math" w:hAnsi="Cambria Math" w:cs="Cambria Math"/>
+                  <w:i/>
+                  <w:lang w:val="en-US"/>
+                </w:rPr>
+              </m:ctrlPr>
+            </m:e>
+          </m:eqArr>
+        </m:oMath>
+      </m:oMathPara>
+    </w:p>
+    <w:p>
+      <w:pPr>
+        <w:pStyle w:val="af1"/>
+        <w:numPr>
+          <w:ilvl w:val="0"/>
+          <w:numId w:val="12"/>
+        </w:numPr>
+      </w:pPr>
+      <w:r>
+        <w:rPr>
+          <w:rFonts w:eastAsiaTheme="minorEastAsia"/>
+        </w:rPr>
+        <w:t xml:space="preserve">Где </w:t>
+      </w:r>
+      <w:r>
+        <w:rPr>
+          <w:rStyle w:val="katex-mathml"/>
+        </w:rPr>
+        <w:t>A</w:t>
+      </w:r>
+      <w:r>
+        <w:rPr>
+          <w:rStyle w:val="katex-mathml"/>
+          <w:rFonts w:ascii="Cambria Math" w:hAnsi="Cambria Math" w:cs="Cambria Math"/>
+        </w:rPr>
+        <w:t xml:space="preserve"> * </w:t>
+      </w:r>
+      <w:r>
+        <w:rPr>
+          <w:rStyle w:val="katex-mathml"/>
+        </w:rPr>
+        <w:t>B</w:t>
+      </w:r>
+      <w:r>
+        <w:rPr>
+          <w:rStyle w:val="katex-mathml"/>
+        </w:rPr>
+        <w:t xml:space="preserve"> </w:t>
+      </w:r>
+      <w:r>
+        <w:t>— скалярное произведение векторов (сумма произведений соответствующих элементов)</w:t>
+      </w:r>
+    </w:p>
+    <w:p>
+      <w:pPr>
+        <w:pStyle w:val="af1"/>
+        <w:numPr>
+          <w:ilvl w:val="0"/>
+          <w:numId w:val="12"/>
+        </w:numPr>
+      </w:pPr>
+      <w:r>
+        <w:rPr>
+          <w:rStyle w:val="katex-mathml"/>
+          <w:rFonts w:ascii="Cambria Math" w:hAnsi="Cambria Math" w:cs="Cambria Math"/>
+        </w:rPr>
+        <w:t>∥</w:t>
+      </w:r>
+      <w:r>
+        <w:rPr>
+          <w:rStyle w:val="katex-mathml"/>
+        </w:rPr>
+        <w:t>A</w:t>
+      </w:r>
+      <w:r>
+        <w:rPr>
+          <w:rStyle w:val="katex-mathml"/>
+          <w:rFonts w:ascii="Cambria Math" w:hAnsi="Cambria Math" w:cs="Cambria Math"/>
+        </w:rPr>
+        <w:t>∥</w:t>
+      </w:r>
+      <w:r>
+        <w:t>— длина (норма) вектора A</w:t>
+      </w:r>
+    </w:p>
+    <w:p>
+      <w:pPr>
+        <w:pStyle w:val="af1"/>
+        <w:numPr>
+          <w:ilvl w:val="0"/>
+          <w:numId w:val="12"/>
+        </w:numPr>
+        <w:rPr>
+          <w:rFonts w:eastAsiaTheme="minorEastAsia"/>
+        </w:rPr>
+      </w:pPr>
+      <w:r>
+        <w:rPr>
+          <w:rStyle w:val="katex-mathml"/>
+          <w:rFonts w:ascii="Cambria Math" w:hAnsi="Cambria Math" w:cs="Cambria Math"/>
+        </w:rPr>
+        <w:t>∥</w:t>
+      </w:r>
+      <w:r>
+        <w:rPr>
+          <w:rStyle w:val="katex-mathml"/>
+        </w:rPr>
+        <w:t>B</w:t>
+      </w:r>
+      <w:r>
+        <w:rPr>
+          <w:rStyle w:val="katex-mathml"/>
+          <w:rFonts w:ascii="Cambria Math" w:hAnsi="Cambria Math" w:cs="Cambria Math"/>
+        </w:rPr>
+        <w:t>∥</w:t>
+      </w:r>
+      <w:r>
+        <w:t xml:space="preserve"> — длина (</w:t>
+      </w:r>
+      <w:proofErr w:type="gramStart"/>
+      <w:r>
+        <w:t xml:space="preserve">норма) </w:t>
+      </w:r>
+      <w:r>
+        <w:t xml:space="preserve"> </w:t>
+      </w:r>
+      <w:r>
+        <w:t>вектора</w:t>
+      </w:r>
+      <w:proofErr w:type="gramEnd"/>
+      <w:r>
+        <w:t xml:space="preserve"> B </w:t>
+      </w:r>
+    </w:p>
+    <w:p>
+      <w:r>
+        <w:t>Значение всегда от 0 до 1 (чем ближе к 1 — тем похожи).</w:t>
+      </w:r>
+    </w:p>
+    <w:p>
+      <w:r>
+        <w:t>Перейдём</w:t>
+      </w:r>
+      <w:r>
+        <w:t xml:space="preserve"> к расчёту </w:t>
+      </w:r>
+      <w:proofErr w:type="spellStart"/>
+      <w:r>
+        <w:t>косинусового</w:t>
+      </w:r>
+      <w:proofErr w:type="spellEnd"/>
+      <w:r>
+        <w:t xml:space="preserve"> сходства </w:t>
+      </w:r>
+      <w:r>
+        <w:t>“</w:t>
+      </w:r>
+      <w:r>
+        <w:t>Звёздные войны</w:t>
+      </w:r>
+      <w:r>
+        <w:t>”</w:t>
+      </w:r>
+      <w:r>
+        <w:t xml:space="preserve"> со всеми фильмами</w:t>
+      </w:r>
+      <w:r>
+        <w:t>.</w:t>
+      </w:r>
+    </w:p>
+    <w:p>
+      <w:pPr>
+        <w:pStyle w:val="af1"/>
+        <w:numPr>
+          <w:ilvl w:val="0"/>
+          <w:numId w:val="17"/>
+        </w:numPr>
+      </w:pPr>
+      <w:r>
+        <w:t>Звёздные войны ↔ Звёздные войны</w:t>
+      </w:r>
+    </w:p>
+    <w:p>
+      <w:pPr>
+        <w:ind w:left="709"/>
+      </w:pPr>
+      <w:r>
+        <w:t>Скалярное произведение = 1+1+0+0+0+1+1 = 4</w:t>
+      </w:r>
+    </w:p>
+    <w:p>
+      <w:pPr>
+        <w:ind w:left="709"/>
+      </w:pPr>
+      <w:r>
+        <w:t>Длина вектора = √4 = 2</w:t>
+      </w:r>
+    </w:p>
+    <w:p>
+      <w:pPr>
+        <w:ind w:left="709"/>
+      </w:pPr>
+      <w:r>
+        <w:t>Косинус = 4 / (2 × 2) = 1.00</w:t>
+      </w:r>
+    </w:p>
+    <w:p/>
+    <w:p>
+      <w:pPr>
+        <w:pStyle w:val="af1"/>
+        <w:numPr>
+          <w:ilvl w:val="0"/>
+          <w:numId w:val="17"/>
+        </w:numPr>
+      </w:pPr>
+      <w:r>
+        <w:t>Звёздные войны ↔ Космическая одиссея</w:t>
+      </w:r>
+    </w:p>
+    <w:p>
+      <w:pPr>
+        <w:ind w:left="709"/>
+      </w:pPr>
+      <w:r>
+        <w:t>Скалярное произведение:</w:t>
+      </w:r>
+    </w:p>
+    <w:p>
+      <w:pPr>
+        <w:ind w:left="709"/>
+      </w:pPr>
+      <w:r>
+        <w:t>1·1 + 1·0 + 0·0 + 0·0 + 0·0 + 1·1 + 1·1 = 1 + 0 + 0 + 0 + 0 + 1 + 1 = 3</w:t>
+      </w:r>
+    </w:p>
+    <w:p>
+      <w:pPr>
+        <w:ind w:left="709"/>
+      </w:pPr>
+      <w:r>
+        <w:t>Длина «Звёздные войны» = 2</w:t>
+      </w:r>
+    </w:p>
+    <w:p>
+      <w:pPr>
+        <w:ind w:left="709"/>
+      </w:pPr>
+      <w:r>
+        <w:t xml:space="preserve">Длина «Космическая одиссея» = </w:t>
+      </w:r>
+      <w:proofErr w:type="gramStart"/>
+      <w:r>
+        <w:t>√(</w:t>
+      </w:r>
+      <w:proofErr w:type="gramEnd"/>
+      <w:r>
+        <w:t>1+0+0+0+0+1+1) = √3 ≈ 1.732</w:t>
+      </w:r>
+    </w:p>
+    <w:p>
+      <w:pPr>
+        <w:ind w:left="709"/>
+      </w:pPr>
+      <w:r>
+        <w:t>Косинус = 3 / (2 × 1.732) ≈ 3 / 3.464 ≈ 0.866</w:t>
+      </w:r>
+    </w:p>
+    <w:p>
+      <w:pPr>
+        <w:spacing w:after="160" w:line="259" w:lineRule="auto"/>
+        <w:ind w:firstLine="0"/>
+        <w:contextualSpacing w:val="0"/>
+      </w:pPr>
+      <w:r>
+        <w:br w:type="page"/>
+      </w:r>
+    </w:p>
+    <w:p>
+      <w:pPr>
+        <w:pStyle w:val="af1"/>
+        <w:numPr>
+          <w:ilvl w:val="0"/>
+          <w:numId w:val="17"/>
+        </w:numPr>
+      </w:pPr>
+      <w:r>
+        <w:lastRenderedPageBreak/>
+        <w:t>Звёздные войны ↔ Матрица</w:t>
+      </w:r>
+    </w:p>
+    <w:p>
+      <w:pPr>
+        <w:ind w:left="720"/>
+      </w:pPr>
+      <w:r>
+        <w:t>Скалярное произведение: 1·0 + 1·0 + 0·0 + 0·0 + 0·0 + 1·1 + 1·0 = 1</w:t>
+      </w:r>
+    </w:p>
+    <w:p>
+      <w:pPr>
+        <w:ind w:left="720"/>
+      </w:pPr>
+      <w:r>
+        <w:t xml:space="preserve">Длина «Матрица» = </w:t>
+      </w:r>
+      <w:proofErr w:type="gramStart"/>
+      <w:r>
+        <w:t>√(</w:t>
+      </w:r>
+      <w:proofErr w:type="gramEnd"/>
+      <w:r>
+        <w:t>0+0+0+0+0+1+0) = 1</w:t>
+      </w:r>
+    </w:p>
+    <w:p>
+      <w:pPr>
+        <w:ind w:left="720"/>
+      </w:pPr>
+      <w:r>
+        <w:t>Косинус = 1 / (2 × 1) = 0.50</w:t>
+      </w:r>
+    </w:p>
+    <w:p>
+      <w:pPr>
+        <w:pStyle w:val="af1"/>
+        <w:numPr>
+          <w:ilvl w:val="0"/>
+          <w:numId w:val="17"/>
+        </w:numPr>
+      </w:pPr>
+      <w:r>
+        <w:t>Звёздные войны ↔ Властелин колец</w:t>
+      </w:r>
+    </w:p>
+    <w:p>
+      <w:pPr>
+        <w:ind w:left="709"/>
+      </w:pPr>
+      <w:r>
+        <w:t>Скалярное произведение: 1·0 + 1·0 + 0·1 + 0·1 + 0·0 + 1·0 + 1·1 = 1 (только «приключения»)</w:t>
+      </w:r>
+    </w:p>
+    <w:p>
+      <w:pPr>
+        <w:ind w:left="709"/>
+      </w:pPr>
+      <w:r>
+        <w:t xml:space="preserve">Длина «Властелин колец» = </w:t>
+      </w:r>
+      <w:proofErr w:type="gramStart"/>
+      <w:r>
+        <w:t>√(</w:t>
+      </w:r>
+      <w:proofErr w:type="gramEnd"/>
+      <w:r>
+        <w:t>0+0+1+1+0+0+1) = √3 ≈ 1.732</w:t>
+      </w:r>
+    </w:p>
+    <w:p>
+      <w:pPr>
+        <w:ind w:left="709"/>
+      </w:pPr>
+      <w:r>
+        <w:t>Косинус = 1 / (2 × 1.732) ≈ 0.289</w:t>
+      </w:r>
+    </w:p>
+    <w:p>
+      <w:pPr>
+        <w:pStyle w:val="af1"/>
+        <w:numPr>
+          <w:ilvl w:val="0"/>
+          <w:numId w:val="17"/>
+        </w:numPr>
+      </w:pPr>
+      <w:r>
+        <w:t>Звёздные войны ↔ Гарри Поттер</w:t>
+      </w:r>
+    </w:p>
+    <w:p>
+      <w:pPr>
+        <w:ind w:left="709"/>
+      </w:pPr>
+      <w:r>
+        <w:t>Скалярное произведение: только «приключения» → 1</w:t>
+      </w:r>
+    </w:p>
+    <w:p>
+      <w:pPr>
+        <w:ind w:left="709"/>
+      </w:pPr>
+      <w:r>
+        <w:t>Длина «Гарри Поттер» = √2 ≈ 1.414</w:t>
+      </w:r>
+    </w:p>
+    <w:p>
+      <w:pPr>
+        <w:ind w:left="709"/>
+      </w:pPr>
+      <w:r>
+        <w:t>Косинус = 1 / (2 × 1.414) ≈ 0.354</w:t>
+      </w:r>
+    </w:p>
+    <w:p>
+      <w:pPr>
+        <w:ind w:left="709"/>
+      </w:pPr>
+    </w:p>
+    <w:p>
+      <w:pPr>
+        <w:pStyle w:val="af1"/>
+        <w:numPr>
+          <w:ilvl w:val="0"/>
+          <w:numId w:val="17"/>
+        </w:numPr>
+      </w:pPr>
+      <w:r>
+        <w:t>Звёздные войны ↔ Терминатор</w:t>
+      </w:r>
+    </w:p>
+    <w:p>
+      <w:pPr>
+        <w:ind w:left="720"/>
+      </w:pPr>
+      <w:r>
+        <w:t>Скалярное произведение: только «фантастика» → 1</w:t>
+      </w:r>
+    </w:p>
+    <w:p>
+      <w:pPr>
+        <w:ind w:left="720"/>
+      </w:pPr>
+      <w:r>
+        <w:t xml:space="preserve">Длина «Терминатор» = </w:t>
+      </w:r>
+      <w:proofErr w:type="gramStart"/>
+      <w:r>
+        <w:t>√(</w:t>
+      </w:r>
+      <w:proofErr w:type="gramEnd"/>
+      <w:r>
+        <w:t>0+0+0+0+1+1+0) = √2 ≈ 1.414</w:t>
+      </w:r>
+    </w:p>
+    <w:p>
+      <w:pPr>
+        <w:ind w:left="720"/>
+      </w:pPr>
+      <w:r>
+        <w:t>Косинус = 1 / (2 × 1.414) ≈ 0.354</w:t>
+      </w:r>
+    </w:p>
+    <w:p>
+      <w:pPr>
+        <w:spacing w:after="160" w:line="259" w:lineRule="auto"/>
+        <w:ind w:firstLine="0"/>
+        <w:contextualSpacing w:val="0"/>
+        <w:rPr>
+          <w:rFonts w:eastAsiaTheme="minorEastAsia"/>
+        </w:rPr>
+      </w:pPr>
+      <w:r>
+        <w:rPr>
+          <w:rFonts w:eastAsiaTheme="minorEastAsia"/>
+        </w:rPr>
+        <w:br w:type="page"/>
+      </w:r>
+    </w:p>
+    <w:tbl>
+      <w:tblPr>
+        <w:tblStyle w:val="af"/>
+        <w:tblpPr w:leftFromText="180" w:rightFromText="180" w:horzAnchor="margin" w:tblpY="671"/>
+        <w:tblW w:w="0" w:type="auto"/>
+        <w:tblLook w:val="04A0" w:firstRow="1" w:lastRow="0" w:firstColumn="1" w:lastColumn="0" w:noHBand="0" w:noVBand="1"/>
+      </w:tblPr>
+      <w:tblGrid>
+        <w:gridCol w:w="3320"/>
+        <w:gridCol w:w="3321"/>
+        <w:gridCol w:w="3321"/>
+      </w:tblGrid>
+      <w:tr>
+        <w:tc>
+          <w:tcPr>
+            <w:tcW w:w="3320" w:type="dxa"/>
+          </w:tcPr>
+          <w:p>
+            <w:pPr>
+              <w:pStyle w:val="a9"/>
+            </w:pPr>
+            <w:proofErr w:type="spellStart"/>
+            <w:r>
+              <w:lastRenderedPageBreak/>
+              <w:t>Название</w:t>
+            </w:r>
+            <w:proofErr w:type="spellEnd"/>
+            <w:r>
+              <w:t xml:space="preserve"> </w:t>
+            </w:r>
+            <w:proofErr w:type="spellStart"/>
+            <w:r>
+              <w:t>фильма</w:t>
+            </w:r>
+            <w:proofErr w:type="spellEnd"/>
+          </w:p>
+          <w:p>
+            <w:pPr>
+              <w:ind w:firstLine="0"/>
+              <w:rPr>
+                <w:rFonts w:eastAsiaTheme="minorEastAsia"/>
+              </w:rPr>
+            </w:pPr>
+          </w:p>
+        </w:tc>
+        <w:tc>
+          <w:tcPr>
+            <w:tcW w:w="3321" w:type="dxa"/>
+          </w:tcPr>
+          <w:p>
+            <w:pPr>
+              <w:pStyle w:val="a9"/>
+            </w:pPr>
+            <w:proofErr w:type="spellStart"/>
+            <w:r>
+              <w:t>Косинусное</w:t>
+            </w:r>
+            <w:proofErr w:type="spellEnd"/>
+            <w:r>
+              <w:t xml:space="preserve"> </w:t>
+            </w:r>
+            <w:proofErr w:type="spellStart"/>
+            <w:r>
+              <w:t>сходство</w:t>
+            </w:r>
+            <w:proofErr w:type="spellEnd"/>
+          </w:p>
+          <w:p>
+            <w:pPr>
+              <w:ind w:firstLine="0"/>
+              <w:rPr>
+                <w:rFonts w:eastAsiaTheme="minorEastAsia"/>
+              </w:rPr>
+            </w:pPr>
+          </w:p>
+        </w:tc>
+        <w:tc>
+          <w:tcPr>
+            <w:tcW w:w="3321" w:type="dxa"/>
+          </w:tcPr>
+          <w:p>
+            <w:pPr>
+              <w:pStyle w:val="a9"/>
+              <w:rPr>
+                <w:lang w:val="ru-RU"/>
+              </w:rPr>
+            </w:pPr>
+            <w:r>
+              <w:rPr>
+                <w:lang w:val="ru-RU"/>
+              </w:rPr>
+              <w:t>Будет ли в топ</w:t>
+            </w:r>
+            <w:r>
+              <w:rPr>
+                <w:lang w:val="ru-RU"/>
+              </w:rPr>
+              <w:t xml:space="preserve">— </w:t>
+            </w:r>
+            <w:r>
+              <w:rPr>
+                <w:lang w:val="ru-RU"/>
+              </w:rPr>
+              <w:t>5 рекомендаций?</w:t>
+            </w:r>
+          </w:p>
+          <w:p>
+            <w:pPr>
+              <w:ind w:firstLine="0"/>
+              <w:rPr>
+                <w:rFonts w:eastAsiaTheme="minorEastAsia"/>
+              </w:rPr>
+            </w:pPr>
+          </w:p>
+        </w:tc>
+      </w:tr>
+      <w:tr>
+        <w:tc>
+          <w:tcPr>
+            <w:tcW w:w="3320" w:type="dxa"/>
+          </w:tcPr>
+          <w:p>
+            <w:pPr>
+              <w:pStyle w:val="a9"/>
+            </w:pPr>
+            <w:proofErr w:type="spellStart"/>
+            <w:r>
+              <w:t>Звёздные</w:t>
+            </w:r>
+            <w:proofErr w:type="spellEnd"/>
+            <w:r>
+              <w:t xml:space="preserve"> </w:t>
+            </w:r>
+            <w:proofErr w:type="spellStart"/>
+            <w:r>
+              <w:t>войны</w:t>
+            </w:r>
+            <w:proofErr w:type="spellEnd"/>
+          </w:p>
+          <w:p>
+            <w:pPr>
+              <w:ind w:firstLine="0"/>
+              <w:rPr>
+                <w:rFonts w:eastAsiaTheme="minorEastAsia"/>
+              </w:rPr>
+            </w:pPr>
+          </w:p>
+        </w:tc>
+        <w:tc>
+          <w:tcPr>
+            <w:tcW w:w="3321" w:type="dxa"/>
+          </w:tcPr>
+          <w:p>
+            <w:pPr>
+              <w:pStyle w:val="a9"/>
+            </w:pPr>
+            <w:r>
+              <w:t>1.000</w:t>
+            </w:r>
+          </w:p>
+          <w:p>
+            <w:pPr>
+              <w:ind w:firstLine="0"/>
+              <w:rPr>
+                <w:rFonts w:eastAsiaTheme="minorEastAsia"/>
+              </w:rPr>
+            </w:pPr>
+          </w:p>
+        </w:tc>
+        <w:tc>
+          <w:tcPr>
+            <w:tcW w:w="3321" w:type="dxa"/>
+          </w:tcPr>
+          <w:p>
+            <w:pPr>
+              <w:pStyle w:val="a9"/>
+            </w:pPr>
+            <w:r>
+              <w:t>(</w:t>
+            </w:r>
+            <w:proofErr w:type="spellStart"/>
+            <w:r>
+              <w:t>сам</w:t>
+            </w:r>
+            <w:proofErr w:type="spellEnd"/>
+            <w:r>
+              <w:t xml:space="preserve"> </w:t>
+            </w:r>
+            <w:proofErr w:type="spellStart"/>
+            <w:r>
+              <w:t>фильм</w:t>
+            </w:r>
+            <w:proofErr w:type="spellEnd"/>
+            <w:r>
+              <w:t xml:space="preserve"> — </w:t>
+            </w:r>
+            <w:proofErr w:type="spellStart"/>
+            <w:r>
+              <w:t>пропускаем</w:t>
+            </w:r>
+            <w:proofErr w:type="spellEnd"/>
+            <w:r>
+              <w:t>)</w:t>
+            </w:r>
+          </w:p>
+          <w:p>
+            <w:pPr>
+              <w:ind w:firstLine="0"/>
+              <w:rPr>
+                <w:rFonts w:eastAsiaTheme="minorEastAsia"/>
+              </w:rPr>
+            </w:pPr>
+          </w:p>
+        </w:tc>
+      </w:tr>
+      <w:tr>
+        <w:tc>
+          <w:tcPr>
+            <w:tcW w:w="3320" w:type="dxa"/>
+          </w:tcPr>
+          <w:p>
+            <w:pPr>
+              <w:pStyle w:val="a9"/>
+            </w:pPr>
+            <w:proofErr w:type="spellStart"/>
+            <w:r>
+              <w:t>Космическая</w:t>
+            </w:r>
+            <w:proofErr w:type="spellEnd"/>
+            <w:r>
+              <w:t xml:space="preserve"> </w:t>
+            </w:r>
+            <w:proofErr w:type="spellStart"/>
+            <w:r>
+              <w:t>одиссея</w:t>
+            </w:r>
+            <w:proofErr w:type="spellEnd"/>
+          </w:p>
+          <w:p>
+            <w:pPr>
+              <w:ind w:firstLine="0"/>
+              <w:rPr>
+                <w:rFonts w:eastAsiaTheme="minorEastAsia"/>
+              </w:rPr>
+            </w:pPr>
+          </w:p>
+        </w:tc>
+        <w:tc>
+          <w:tcPr>
+            <w:tcW w:w="3321" w:type="dxa"/>
+          </w:tcPr>
+          <w:p>
+            <w:pPr>
+              <w:pStyle w:val="a9"/>
+            </w:pPr>
+            <w:r>
+              <w:t>0.866</w:t>
+            </w:r>
+          </w:p>
+          <w:p>
+            <w:pPr>
+              <w:ind w:firstLine="720"/>
+              <w:rPr>
+                <w:rFonts w:eastAsiaTheme="minorEastAsia"/>
+              </w:rPr>
+            </w:pPr>
+          </w:p>
+        </w:tc>
+        <w:tc>
+          <w:tcPr>
+            <w:tcW w:w="3321" w:type="dxa"/>
+          </w:tcPr>
+          <w:p>
+            <w:pPr>
+              <w:pStyle w:val="a9"/>
+            </w:pPr>
+            <w:proofErr w:type="spellStart"/>
+            <w:r>
+              <w:t>Да</w:t>
+            </w:r>
+            <w:proofErr w:type="spellEnd"/>
+            <w:r>
+              <w:t xml:space="preserve"> — 1 </w:t>
+            </w:r>
+            <w:proofErr w:type="spellStart"/>
+            <w:r>
+              <w:t>место</w:t>
+            </w:r>
+            <w:proofErr w:type="spellEnd"/>
+          </w:p>
+          <w:p>
+            <w:pPr>
+              <w:ind w:firstLine="0"/>
+              <w:rPr>
+                <w:rFonts w:eastAsiaTheme="minorEastAsia"/>
+              </w:rPr>
+            </w:pPr>
+          </w:p>
+        </w:tc>
+      </w:tr>
+      <w:tr>
+        <w:tc>
+          <w:tcPr>
+            <w:tcW w:w="3320" w:type="dxa"/>
+          </w:tcPr>
+          <w:p>
+            <w:pPr>
+              <w:pStyle w:val="a9"/>
+            </w:pPr>
+            <w:proofErr w:type="spellStart"/>
+            <w:r>
+              <w:t>Матрица</w:t>
+            </w:r>
+            <w:proofErr w:type="spellEnd"/>
+          </w:p>
+          <w:p>
+            <w:pPr>
+              <w:ind w:firstLine="0"/>
+              <w:rPr>
+                <w:rFonts w:eastAsiaTheme="minorEastAsia"/>
+              </w:rPr>
+            </w:pPr>
+          </w:p>
+        </w:tc>
+        <w:tc>
+          <w:tcPr>
+            <w:tcW w:w="3321" w:type="dxa"/>
+          </w:tcPr>
+          <w:p>
+            <w:pPr>
+              <w:pStyle w:val="a9"/>
+            </w:pPr>
+            <w:r>
+              <w:t>0.500</w:t>
+            </w:r>
+          </w:p>
+          <w:p>
+            <w:pPr>
+              <w:ind w:firstLine="0"/>
+              <w:rPr>
+                <w:rFonts w:eastAsiaTheme="minorEastAsia"/>
+              </w:rPr>
+            </w:pPr>
+          </w:p>
+        </w:tc>
+        <w:tc>
+          <w:tcPr>
+            <w:tcW w:w="3321" w:type="dxa"/>
+          </w:tcPr>
+          <w:p>
+            <w:pPr>
+              <w:pStyle w:val="a9"/>
+            </w:pPr>
+            <w:proofErr w:type="spellStart"/>
+            <w:r>
+              <w:t>Да</w:t>
+            </w:r>
+            <w:proofErr w:type="spellEnd"/>
+            <w:r>
+              <w:t xml:space="preserve"> — 2 </w:t>
+            </w:r>
+            <w:proofErr w:type="spellStart"/>
+            <w:r>
+              <w:t>место</w:t>
+            </w:r>
+            <w:proofErr w:type="spellEnd"/>
+          </w:p>
+          <w:p>
+            <w:pPr>
+              <w:ind w:firstLine="0"/>
+              <w:rPr>
+                <w:rFonts w:eastAsiaTheme="minorEastAsia"/>
+              </w:rPr>
+            </w:pPr>
+          </w:p>
+        </w:tc>
+      </w:tr>
+      <w:tr>
+        <w:tc>
+          <w:tcPr>
+            <w:tcW w:w="3320" w:type="dxa"/>
+          </w:tcPr>
+          <w:p>
+            <w:pPr>
+              <w:pStyle w:val="a9"/>
+            </w:pPr>
+            <w:proofErr w:type="spellStart"/>
+            <w:r>
+              <w:t>Гарри</w:t>
+            </w:r>
+            <w:proofErr w:type="spellEnd"/>
+            <w:r>
+              <w:t xml:space="preserve"> </w:t>
+            </w:r>
+            <w:proofErr w:type="spellStart"/>
+            <w:r>
+              <w:t>Поттер</w:t>
+            </w:r>
+            <w:proofErr w:type="spellEnd"/>
+          </w:p>
+          <w:p>
+            <w:pPr>
+              <w:ind w:firstLine="0"/>
+              <w:rPr>
+                <w:rFonts w:eastAsiaTheme="minorEastAsia"/>
+              </w:rPr>
+            </w:pPr>
+          </w:p>
+        </w:tc>
+        <w:tc>
+          <w:tcPr>
+            <w:tcW w:w="3321" w:type="dxa"/>
+          </w:tcPr>
+          <w:p>
+            <w:pPr>
+              <w:pStyle w:val="a9"/>
+            </w:pPr>
+            <w:r>
+              <w:t>0.354</w:t>
+            </w:r>
+          </w:p>
+          <w:p>
+            <w:pPr>
+              <w:ind w:firstLine="0"/>
+              <w:rPr>
+                <w:rFonts w:eastAsiaTheme="minorEastAsia"/>
+              </w:rPr>
+            </w:pPr>
+          </w:p>
+        </w:tc>
+        <w:tc>
+          <w:tcPr>
+            <w:tcW w:w="3321" w:type="dxa"/>
+          </w:tcPr>
+          <w:p>
+            <w:pPr>
+              <w:pStyle w:val="a9"/>
+            </w:pPr>
+            <w:proofErr w:type="spellStart"/>
+            <w:r>
+              <w:t>Да</w:t>
+            </w:r>
+            <w:proofErr w:type="spellEnd"/>
+            <w:r>
+              <w:t xml:space="preserve"> — 3 </w:t>
+            </w:r>
+            <w:proofErr w:type="spellStart"/>
+            <w:r>
+              <w:t>место</w:t>
+            </w:r>
+            <w:proofErr w:type="spellEnd"/>
+          </w:p>
+          <w:p>
+            <w:pPr>
+              <w:ind w:firstLine="0"/>
+              <w:rPr>
+                <w:rFonts w:eastAsiaTheme="minorEastAsia"/>
+              </w:rPr>
+            </w:pPr>
+          </w:p>
+        </w:tc>
+      </w:tr>
+      <w:tr>
+        <w:tc>
+          <w:tcPr>
+            <w:tcW w:w="3320" w:type="dxa"/>
+          </w:tcPr>
+          <w:p>
+            <w:pPr>
+              <w:pStyle w:val="a9"/>
+            </w:pPr>
+            <w:proofErr w:type="spellStart"/>
+            <w:r>
+              <w:t>Терминатор</w:t>
+            </w:r>
+            <w:proofErr w:type="spellEnd"/>
+          </w:p>
+          <w:p>
+            <w:pPr>
+              <w:ind w:firstLine="0"/>
+              <w:rPr>
+                <w:rFonts w:eastAsiaTheme="minorEastAsia"/>
+              </w:rPr>
+            </w:pPr>
+          </w:p>
+        </w:tc>
+        <w:tc>
+          <w:tcPr>
+            <w:tcW w:w="3321" w:type="dxa"/>
+          </w:tcPr>
+          <w:p>
+            <w:pPr>
+              <w:pStyle w:val="a9"/>
+            </w:pPr>
+            <w:r>
+              <w:t>0.354</w:t>
+            </w:r>
+          </w:p>
+          <w:p>
+            <w:pPr>
+              <w:ind w:firstLine="0"/>
+              <w:rPr>
+                <w:rFonts w:eastAsiaTheme="minorEastAsia"/>
+              </w:rPr>
+            </w:pPr>
+          </w:p>
+        </w:tc>
+        <w:tc>
+          <w:tcPr>
+            <w:tcW w:w="3321" w:type="dxa"/>
+          </w:tcPr>
+          <w:p>
+            <w:pPr>
+              <w:pStyle w:val="a9"/>
+            </w:pPr>
+            <w:proofErr w:type="spellStart"/>
+            <w:r>
+              <w:t>Да</w:t>
+            </w:r>
+            <w:proofErr w:type="spellEnd"/>
+            <w:r>
+              <w:t xml:space="preserve"> — 4 </w:t>
+            </w:r>
+            <w:proofErr w:type="spellStart"/>
+            <w:r>
+              <w:t>место</w:t>
+            </w:r>
+            <w:proofErr w:type="spellEnd"/>
+          </w:p>
+          <w:p>
+            <w:pPr>
+              <w:ind w:firstLine="0"/>
+              <w:rPr>
+                <w:rFonts w:eastAsiaTheme="minorEastAsia"/>
+              </w:rPr>
+            </w:pPr>
+          </w:p>
+        </w:tc>
+      </w:tr>
+      <w:tr>
+        <w:tc>
+          <w:tcPr>
+            <w:tcW w:w="3320" w:type="dxa"/>
+          </w:tcPr>
+          <w:p>
+            <w:pPr>
+              <w:pStyle w:val="a9"/>
+            </w:pPr>
+            <w:proofErr w:type="spellStart"/>
+            <w:r>
+              <w:t>Властелин</w:t>
+            </w:r>
+            <w:proofErr w:type="spellEnd"/>
+            <w:r>
+              <w:t xml:space="preserve"> </w:t>
+            </w:r>
+            <w:proofErr w:type="spellStart"/>
+            <w:r>
+              <w:t>колец</w:t>
+            </w:r>
+            <w:proofErr w:type="spellEnd"/>
+          </w:p>
+          <w:p>
+            <w:pPr>
+              <w:ind w:firstLine="0"/>
+              <w:rPr>
+                <w:rFonts w:eastAsiaTheme="minorEastAsia"/>
+              </w:rPr>
+            </w:pPr>
+          </w:p>
+        </w:tc>
+        <w:tc>
+          <w:tcPr>
+            <w:tcW w:w="3321" w:type="dxa"/>
+          </w:tcPr>
+          <w:p>
+            <w:pPr>
+              <w:pStyle w:val="a9"/>
+            </w:pPr>
+            <w:r>
+              <w:t>0.289</w:t>
+            </w:r>
+          </w:p>
+          <w:p>
+            <w:pPr>
+              <w:ind w:firstLine="0"/>
+              <w:rPr>
+                <w:rFonts w:eastAsiaTheme="minorEastAsia"/>
+              </w:rPr>
+            </w:pPr>
+          </w:p>
+        </w:tc>
+        <w:tc>
+          <w:tcPr>
+            <w:tcW w:w="3321" w:type="dxa"/>
+          </w:tcPr>
+          <w:p>
+            <w:pPr>
+              <w:spacing w:after="0" w:line="240" w:lineRule="auto"/>
+              <w:ind w:firstLine="0"/>
+              <w:contextualSpacing w:val="0"/>
+              <w:rPr>
+                <w:sz w:val="24"/>
+                <w:lang w:val="en-US"/>
+              </w:rPr>
+            </w:pPr>
+            <w:r>
+              <w:t>Нет — слишком низко</w:t>
+            </w:r>
+          </w:p>
+          <w:p>
+            <w:pPr>
+              <w:keepNext/>
+              <w:ind w:firstLine="0"/>
+              <w:rPr>
+                <w:rFonts w:eastAsiaTheme="minorEastAsia"/>
+              </w:rPr>
+            </w:pPr>
+          </w:p>
+        </w:tc>
+      </w:tr>
+    </w:tbl>
+    <w:p>
+      <w:r>
+        <w:t xml:space="preserve">Таблица </w:t>
+      </w:r>
+      <w:r>
+        <w:fldChar w:fldCharType="begin"/>
+      </w:r>
+      <w:r>
+        <w:instrText xml:space="preserve"> SEQ Таблица \* ARABIC </w:instrText>
+      </w:r>
+      <w:r>
+        <w:fldChar w:fldCharType="separate"/>
+      </w:r>
+      <w:r>
+        <w:rPr>
+          <w:noProof/>
+        </w:rPr>
+        <w:t>3</w:t>
+      </w:r>
+      <w:r>
+        <w:fldChar w:fldCharType="end"/>
+      </w:r>
+      <w:r>
+        <w:t xml:space="preserve"> </w:t>
+      </w:r>
+      <w:proofErr w:type="gramStart"/>
+      <w:r>
+        <w:t xml:space="preserve">— </w:t>
+      </w:r>
+      <w:r>
+        <w:t xml:space="preserve"> Итоговая</w:t>
+      </w:r>
+      <w:proofErr w:type="gramEnd"/>
+      <w:r>
+        <w:t xml:space="preserve"> таблица сходства</w:t>
+      </w:r>
+    </w:p>
+    <w:p>
+      <w:pPr>
+        <w:spacing w:after="160" w:line="259" w:lineRule="auto"/>
+        <w:ind w:firstLine="0"/>
+        <w:contextualSpacing w:val="0"/>
+      </w:pPr>
+      <w:r>
+        <w:br w:type="page"/>
+      </w:r>
+    </w:p>
+    <w:p>
+      <w:pPr>
+        <w:rPr>
+          <w:rFonts w:eastAsiaTheme="minorEastAsia"/>
+        </w:rPr>
+      </w:pPr>
+      <w:r>
+        <w:rPr>
+          <w:rFonts w:eastAsiaTheme="minorEastAsia"/>
+        </w:rPr>
+        <w:lastRenderedPageBreak/>
+        <w:t>При запросе рекомендаций к фильму «Звёздные войны» алгоритм выдаст в первую очередь те фильмы, у которых больше всего общих значимых слов в описании и жанрах. Фильмы про магию и фэнтези («Властелин колец») получат низкий балл и не попадут в рекомендации — что полностью соответствует логике контентного подхода</w:t>
+      </w:r>
+      <w:r>
+        <w:rPr>
+          <w:rFonts w:eastAsiaTheme="minorEastAsia"/>
+        </w:rPr>
+        <w:t>.</w:t>
+      </w:r>
+    </w:p>
+    <w:p>
+      <w:pPr>
+        <w:spacing w:after="160" w:line="259" w:lineRule="auto"/>
+        <w:ind w:firstLine="0"/>
+        <w:contextualSpacing w:val="0"/>
+        <w:rPr>
+          <w:rFonts w:eastAsiaTheme="minorEastAsia"/>
+        </w:rPr>
+      </w:pPr>
+      <w:r>
+        <w:rPr>
+          <w:rFonts w:eastAsiaTheme="minorEastAsia"/>
+        </w:rPr>
+        <w:br w:type="page"/>
+      </w:r>
+    </w:p>
+    <w:p>
+      <w:pPr>
+        <w:pStyle w:val="1"/>
+        <w:rPr>
+          <w:rFonts w:eastAsiaTheme="minorEastAsia"/>
+        </w:rPr>
+      </w:pPr>
+      <w:bookmarkStart w:id="3" w:name="_Toc215921854"/>
+      <w:r>
+        <w:rPr>
+          <w:rFonts w:eastAsiaTheme="minorEastAsia"/>
+        </w:rPr>
+        <w:lastRenderedPageBreak/>
+        <w:t xml:space="preserve">Выбор технологического </w:t>
+      </w:r>
+      <w:proofErr w:type="spellStart"/>
+      <w:r>
+        <w:rPr>
+          <w:rFonts w:eastAsiaTheme="minorEastAsia"/>
+        </w:rPr>
+        <w:t>ст</w:t>
+      </w:r>
+      <w:r>
+        <w:rPr>
+          <w:rFonts w:eastAsiaTheme="minorEastAsia"/>
+        </w:rPr>
+        <w:t>э</w:t>
+      </w:r>
+      <w:r>
+        <w:rPr>
+          <w:rFonts w:eastAsiaTheme="minorEastAsia"/>
+        </w:rPr>
+        <w:t>ка</w:t>
+      </w:r>
+      <w:proofErr w:type="spellEnd"/>
+      <w:r>
+        <w:rPr>
+          <w:rFonts w:eastAsiaTheme="minorEastAsia"/>
+        </w:rPr>
+        <w:t xml:space="preserve"> для всего приложения</w:t>
+      </w:r>
+      <w:bookmarkEnd w:id="3"/>
+    </w:p>
+    <w:p>
+      <w:pPr>
+        <w:pStyle w:val="2"/>
+      </w:pPr>
+      <w:bookmarkStart w:id="4" w:name="_Toc215921855"/>
+      <w:r>
+        <w:t xml:space="preserve">Технологический </w:t>
+      </w:r>
+      <w:proofErr w:type="spellStart"/>
+      <w:r>
+        <w:t>стэк</w:t>
+      </w:r>
+      <w:proofErr w:type="spellEnd"/>
+      <w:r>
+        <w:t xml:space="preserve"> для рекомендательной системы</w:t>
+      </w:r>
+      <w:bookmarkEnd w:id="4"/>
+    </w:p>
+    <w:p>
+      <w:r>
+        <w:t>Для реализации рекомендательной системы фильмов был выбран следующий технологический стек:</w:t>
+      </w:r>
+    </w:p>
+    <w:p>
+      <w:pPr>
+        <w:spacing w:after="160" w:line="259" w:lineRule="auto"/>
+        <w:ind w:firstLine="0"/>
+        <w:contextualSpacing w:val="0"/>
+      </w:pPr>
+      <w:r>
+        <w:br w:type="page"/>
+      </w:r>
+    </w:p>
+    <w:p/>
+    <w:p>
+      <w:pPr>
+        <w:jc w:val="center"/>
+      </w:pPr>
+      <w:r>
+        <w:t xml:space="preserve">Таблица </w:t>
+      </w:r>
+      <w:r>
+        <w:fldChar w:fldCharType="begin"/>
+      </w:r>
+      <w:r>
+        <w:instrText xml:space="preserve"> SEQ Таблица \* ARABIC </w:instrText>
+      </w:r>
+      <w:r>
+        <w:fldChar w:fldCharType="separate"/>
+      </w:r>
+      <w:r>
+        <w:rPr>
+          <w:noProof/>
+        </w:rPr>
+        <w:t>4</w:t>
+      </w:r>
+      <w:r>
+        <w:fldChar w:fldCharType="end"/>
+      </w:r>
+      <w:r>
+        <w:t xml:space="preserve"> </w:t>
+      </w:r>
+      <w:proofErr w:type="gramStart"/>
+      <w:r>
+        <w:t xml:space="preserve">— </w:t>
+      </w:r>
+      <w:r>
+        <w:t xml:space="preserve"> Технологический</w:t>
+      </w:r>
+      <w:proofErr w:type="gramEnd"/>
+      <w:r>
+        <w:t xml:space="preserve"> </w:t>
+      </w:r>
+      <w:proofErr w:type="spellStart"/>
+      <w:r>
+        <w:t>стэк</w:t>
+      </w:r>
+      <w:proofErr w:type="spellEnd"/>
+      <w:r>
+        <w:t xml:space="preserve"> для рекомендательной системы</w:t>
+      </w:r>
+    </w:p>
+    <w:tbl>
+      <w:tblPr>
+        <w:tblStyle w:val="af"/>
+        <w:tblW w:w="0" w:type="auto"/>
+        <w:tblLook w:val="04A0" w:firstRow="1" w:lastRow="0" w:firstColumn="1" w:lastColumn="0" w:noHBand="0" w:noVBand="1"/>
+      </w:tblPr>
+      <w:tblGrid>
+        <w:gridCol w:w="3320"/>
+        <w:gridCol w:w="3321"/>
+        <w:gridCol w:w="3321"/>
+      </w:tblGrid>
+      <w:tr>
+        <w:tc>
+          <w:tcPr>
+            <w:tcW w:w="3320" w:type="dxa"/>
+          </w:tcPr>
+          <w:p>
+            <w:pPr>
+              <w:pStyle w:val="a9"/>
+            </w:pPr>
+            <w:proofErr w:type="spellStart"/>
+            <w:r>
+              <w:t>Компонент</w:t>
+            </w:r>
+            <w:proofErr w:type="spellEnd"/>
+          </w:p>
+        </w:tc>
+        <w:tc>
+          <w:tcPr>
+            <w:tcW w:w="3321" w:type="dxa"/>
+          </w:tcPr>
+          <w:p>
+            <w:pPr>
+              <w:pStyle w:val="a9"/>
+            </w:pPr>
+            <w:proofErr w:type="spellStart"/>
+            <w:r>
+              <w:t>Технология</w:t>
+            </w:r>
+            <w:proofErr w:type="spellEnd"/>
+            <w:r>
+              <w:t xml:space="preserve"> / </w:t>
+            </w:r>
+            <w:proofErr w:type="spellStart"/>
+            <w:r>
+              <w:t>библиотека</w:t>
+            </w:r>
+            <w:proofErr w:type="spellEnd"/>
+          </w:p>
+        </w:tc>
+        <w:tc>
+          <w:tcPr>
+            <w:tcW w:w="3321" w:type="dxa"/>
+          </w:tcPr>
+          <w:p>
+            <w:pPr>
+              <w:pStyle w:val="a9"/>
+            </w:pPr>
+            <w:proofErr w:type="spellStart"/>
+            <w:r>
+              <w:t>Обоснование</w:t>
+            </w:r>
+            <w:proofErr w:type="spellEnd"/>
+            <w:r>
+              <w:t xml:space="preserve"> </w:t>
+            </w:r>
+            <w:proofErr w:type="spellStart"/>
+            <w:r>
+              <w:t>выбора</w:t>
+            </w:r>
+            <w:proofErr w:type="spellEnd"/>
+          </w:p>
+        </w:tc>
+      </w:tr>
+      <w:tr>
+        <w:tc>
+          <w:tcPr>
+            <w:tcW w:w="3320" w:type="dxa"/>
+          </w:tcPr>
+          <w:p>
+            <w:pPr>
+              <w:pStyle w:val="a9"/>
+            </w:pPr>
+            <w:proofErr w:type="spellStart"/>
+            <w:r>
+              <w:t>Язык</w:t>
+            </w:r>
+            <w:proofErr w:type="spellEnd"/>
+            <w:r>
+              <w:t xml:space="preserve"> </w:t>
+            </w:r>
+            <w:proofErr w:type="spellStart"/>
+            <w:r>
+              <w:t>программирования</w:t>
+            </w:r>
+            <w:proofErr w:type="spellEnd"/>
+          </w:p>
+          <w:p>
+            <w:pPr>
+              <w:ind w:firstLine="0"/>
+            </w:pPr>
+          </w:p>
+        </w:tc>
+        <w:tc>
+          <w:tcPr>
+            <w:tcW w:w="3321" w:type="dxa"/>
+          </w:tcPr>
+          <w:p>
+            <w:pPr>
+              <w:pStyle w:val="a9"/>
+            </w:pPr>
+            <w:r>
+              <w:t>Python</w:t>
+            </w:r>
+            <w:r>
+              <w:t xml:space="preserve"> [</w:t>
+            </w:r>
+            <w:r>
+              <w:fldChar w:fldCharType="begin"/>
+            </w:r>
+            <w:r>
+              <w:instrText xml:space="preserve"> REF Python \r \h </w:instrText>
+            </w:r>
+            <w:r>
+              <w:fldChar w:fldCharType="separate"/>
+            </w:r>
+            <w:r>
+              <w:t>1</w:t>
+            </w:r>
+            <w:r>
+              <w:fldChar w:fldCharType="end"/>
+            </w:r>
+            <w:r>
+              <w:t>]</w:t>
+            </w:r>
+          </w:p>
+          <w:p>
+            <w:pPr>
+              <w:ind w:firstLine="0"/>
+            </w:pPr>
+          </w:p>
+        </w:tc>
+        <w:tc>
+          <w:tcPr>
+            <w:tcW w:w="3321" w:type="dxa"/>
+          </w:tcPr>
+          <w:p>
+            <w:pPr>
+              <w:pStyle w:val="a9"/>
+              <w:rPr>
+                <w:lang w:val="ru-RU"/>
+              </w:rPr>
+            </w:pPr>
+            <w:r>
+              <w:rPr>
+                <w:lang w:val="ru-RU"/>
+              </w:rPr>
+              <w:t>Де</w:t>
+            </w:r>
+            <w:r>
+              <w:rPr>
+                <w:lang w:val="ru-RU"/>
+              </w:rPr>
+              <w:t xml:space="preserve">— </w:t>
+            </w:r>
+            <w:r>
+              <w:rPr>
+                <w:lang w:val="ru-RU"/>
+              </w:rPr>
+              <w:t xml:space="preserve">факто стандарт в области анализа данных и машинного обучения. </w:t>
+            </w:r>
+            <w:r>
+              <w:rPr>
+                <w:lang w:val="ru-RU"/>
+              </w:rPr>
+              <w:t>Огромное сообщество, множество готовых библиотек.</w:t>
+            </w:r>
+          </w:p>
+        </w:tc>
+      </w:tr>
+      <w:tr>
+        <w:tc>
+          <w:tcPr>
+            <w:tcW w:w="3320" w:type="dxa"/>
+          </w:tcPr>
+          <w:p>
+            <w:pPr>
+              <w:pStyle w:val="a9"/>
+            </w:pPr>
+            <w:proofErr w:type="spellStart"/>
+            <w:r>
+              <w:t>Работа</w:t>
+            </w:r>
+            <w:proofErr w:type="spellEnd"/>
+            <w:r>
+              <w:t xml:space="preserve"> с </w:t>
+            </w:r>
+            <w:proofErr w:type="spellStart"/>
+            <w:r>
+              <w:t>данными</w:t>
+            </w:r>
+            <w:proofErr w:type="spellEnd"/>
+          </w:p>
+        </w:tc>
+        <w:tc>
+          <w:tcPr>
+            <w:tcW w:w="3321" w:type="dxa"/>
+          </w:tcPr>
+          <w:p>
+            <w:pPr>
+              <w:pStyle w:val="a9"/>
+            </w:pPr>
+            <w:r>
+              <w:t>P</w:t>
+            </w:r>
+            <w:r>
+              <w:t>andas</w:t>
+            </w:r>
+            <w:r>
+              <w:t xml:space="preserve"> [</w:t>
+            </w:r>
+            <w:r>
+              <w:fldChar w:fldCharType="begin"/>
+            </w:r>
+            <w:r>
+              <w:instrText xml:space="preserve"> REF Pandas \r \h </w:instrText>
+            </w:r>
+            <w:r>
+              <w:fldChar w:fldCharType="separate"/>
+            </w:r>
+            <w:r>
+              <w:t>2</w:t>
+            </w:r>
+            <w:r>
+              <w:fldChar w:fldCharType="end"/>
+            </w:r>
+            <w:r>
+              <w:t>]</w:t>
+            </w:r>
+          </w:p>
+        </w:tc>
+        <w:tc>
+          <w:tcPr>
+            <w:tcW w:w="3321" w:type="dxa"/>
+          </w:tcPr>
+          <w:p>
+            <w:pPr>
+              <w:pStyle w:val="a9"/>
+              <w:rPr>
+                <w:lang w:val="ru-RU"/>
+              </w:rPr>
+            </w:pPr>
+            <w:r>
+              <w:rPr>
+                <w:lang w:val="ru-RU"/>
+              </w:rPr>
+              <w:t>Самая популярная библиотека для обработки табличных данных. Удобные операции фильтрации, объединения, очистки данных.</w:t>
+            </w:r>
+          </w:p>
+          <w:p>
+            <w:pPr>
+              <w:ind w:firstLine="0"/>
+            </w:pPr>
+          </w:p>
+        </w:tc>
+      </w:tr>
+      <w:tr>
+        <w:tc>
+          <w:tcPr>
+            <w:tcW w:w="3320" w:type="dxa"/>
+          </w:tcPr>
+          <w:p>
+            <w:pPr>
+              <w:pStyle w:val="a9"/>
+            </w:pPr>
+            <w:proofErr w:type="spellStart"/>
+            <w:r>
+              <w:t>Векторизация</w:t>
+            </w:r>
+            <w:proofErr w:type="spellEnd"/>
+            <w:r>
+              <w:t xml:space="preserve"> </w:t>
+            </w:r>
+            <w:proofErr w:type="spellStart"/>
+            <w:r>
+              <w:t>текста</w:t>
+            </w:r>
+            <w:proofErr w:type="spellEnd"/>
+          </w:p>
+          <w:p>
+            <w:pPr>
+              <w:ind w:firstLine="0"/>
+            </w:pPr>
+          </w:p>
+        </w:tc>
+        <w:tc>
+          <w:tcPr>
+            <w:tcW w:w="3321" w:type="dxa"/>
+          </w:tcPr>
+          <w:p>
+            <w:pPr>
+              <w:pStyle w:val="a9"/>
+            </w:pPr>
+            <w:proofErr w:type="spellStart"/>
+            <w:r>
+              <w:t>CountVectorizer</w:t>
+            </w:r>
+            <w:proofErr w:type="spellEnd"/>
+            <w:r>
+              <w:t xml:space="preserve"> (</w:t>
+            </w:r>
+            <w:proofErr w:type="spellStart"/>
+            <w:proofErr w:type="gramStart"/>
+            <w:r>
+              <w:t>sklearn.feature</w:t>
+            </w:r>
+            <w:proofErr w:type="gramEnd"/>
+            <w:r>
+              <w:t>_extraction.text</w:t>
+            </w:r>
+            <w:proofErr w:type="spellEnd"/>
+            <w:r>
+              <w:t>)</w:t>
+            </w:r>
+          </w:p>
+          <w:p>
+            <w:pPr>
+              <w:ind w:firstLine="0"/>
+              <w:rPr>
+                <w:lang w:val="en-US"/>
+              </w:rPr>
+            </w:pPr>
+          </w:p>
+        </w:tc>
+        <w:tc>
+          <w:tcPr>
+            <w:tcW w:w="3321" w:type="dxa"/>
+          </w:tcPr>
+          <w:p>
+            <w:pPr>
+              <w:pStyle w:val="a9"/>
+              <w:rPr>
+                <w:lang w:val="ru-RU"/>
+              </w:rPr>
+            </w:pPr>
+            <w:r>
+              <w:rPr>
+                <w:lang w:val="ru-RU"/>
+              </w:rPr>
+              <w:t xml:space="preserve">Классическая и проверенная временем реализация метода </w:t>
+            </w:r>
+            <w:r>
+              <w:t>Bag</w:t>
+            </w:r>
+            <w:r>
+              <w:rPr>
+                <w:lang w:val="ru-RU"/>
+              </w:rPr>
+              <w:t xml:space="preserve">— </w:t>
+            </w:r>
+            <w:r>
+              <w:t>of</w:t>
+            </w:r>
+            <w:r>
+              <w:rPr>
+                <w:lang w:val="ru-RU"/>
+              </w:rPr>
+              <w:t xml:space="preserve">— </w:t>
+            </w:r>
+            <w:r>
+              <w:t>Words</w:t>
+            </w:r>
+            <w:r>
+              <w:rPr>
+                <w:lang w:val="ru-RU"/>
+              </w:rPr>
+              <w:t>. Простота, высокая скорость, встроенная обработка стоп</w:t>
+            </w:r>
+            <w:r>
+              <w:rPr>
+                <w:lang w:val="ru-RU"/>
+              </w:rPr>
+              <w:t xml:space="preserve">— </w:t>
+            </w:r>
+            <w:r>
+              <w:rPr>
+                <w:lang w:val="ru-RU"/>
+              </w:rPr>
+              <w:t>слов и ограничение словаря.</w:t>
+            </w:r>
+          </w:p>
+        </w:tc>
+      </w:tr>
+      <w:tr>
+        <w:tc>
+          <w:tcPr>
+            <w:tcW w:w="3320" w:type="dxa"/>
+          </w:tcPr>
+          <w:p>
+            <w:pPr>
+              <w:pStyle w:val="a9"/>
+            </w:pPr>
+            <w:proofErr w:type="spellStart"/>
+            <w:r>
+              <w:t>Вычисление</w:t>
+            </w:r>
+            <w:proofErr w:type="spellEnd"/>
+            <w:r>
+              <w:t xml:space="preserve"> </w:t>
+            </w:r>
+            <w:proofErr w:type="spellStart"/>
+            <w:r>
+              <w:t>сходства</w:t>
+            </w:r>
+            <w:proofErr w:type="spellEnd"/>
+          </w:p>
+        </w:tc>
+        <w:tc>
+          <w:tcPr>
+            <w:tcW w:w="3321" w:type="dxa"/>
+          </w:tcPr>
+          <w:p>
+            <w:pPr>
+              <w:pStyle w:val="a9"/>
+            </w:pPr>
+            <w:proofErr w:type="spellStart"/>
+            <w:r>
+              <w:t>cosine_similarity</w:t>
+            </w:r>
+            <w:proofErr w:type="spellEnd"/>
+            <w:r>
+              <w:t xml:space="preserve"> (</w:t>
+            </w:r>
+            <w:proofErr w:type="spellStart"/>
+            <w:proofErr w:type="gramStart"/>
+            <w:r>
+              <w:t>sklearn.metrics</w:t>
+            </w:r>
+            <w:proofErr w:type="gramEnd"/>
+            <w:r>
+              <w:t>.pairwise</w:t>
+            </w:r>
+            <w:proofErr w:type="spellEnd"/>
+            <w:r>
+              <w:t>)</w:t>
+            </w:r>
+          </w:p>
+        </w:tc>
+        <w:tc>
+          <w:tcPr>
+            <w:tcW w:w="3321" w:type="dxa"/>
+          </w:tcPr>
+          <w:p>
+            <w:pPr>
+              <w:pStyle w:val="a9"/>
+              <w:rPr>
+                <w:lang w:val="ru-RU"/>
+              </w:rPr>
+            </w:pPr>
+            <w:r>
+              <w:rPr>
+                <w:lang w:val="ru-RU"/>
+              </w:rPr>
+              <w:t xml:space="preserve">Оптимизированная на </w:t>
+            </w:r>
+            <w:r>
+              <w:t>C</w:t>
+            </w:r>
+            <w:r>
+              <w:rPr>
+                <w:lang w:val="ru-RU"/>
+              </w:rPr>
+              <w:t xml:space="preserve">— </w:t>
+            </w:r>
+            <w:r>
+              <w:rPr>
+                <w:lang w:val="ru-RU"/>
+              </w:rPr>
+              <w:t xml:space="preserve">подобных уровнях реализация косинусного сходства. </w:t>
+            </w:r>
+            <w:r>
+              <w:rPr>
+                <w:lang w:val="ru-RU"/>
+              </w:rPr>
+              <w:t>Работает с разреженными матрицами, крайне быстро считает миллионы пар.</w:t>
+            </w:r>
+          </w:p>
+        </w:tc>
+      </w:tr>
+      <w:tr>
+        <w:tc>
+          <w:tcPr>
+            <w:tcW w:w="3320" w:type="dxa"/>
+          </w:tcPr>
+          <w:p>
+            <w:pPr>
+              <w:pStyle w:val="a9"/>
+            </w:pPr>
+            <w:proofErr w:type="spellStart"/>
+            <w:r>
+              <w:t>Сериализация</w:t>
+            </w:r>
+            <w:proofErr w:type="spellEnd"/>
+            <w:r>
+              <w:t xml:space="preserve"> </w:t>
+            </w:r>
+            <w:proofErr w:type="spellStart"/>
+            <w:r>
+              <w:t>модели</w:t>
+            </w:r>
+            <w:proofErr w:type="spellEnd"/>
+          </w:p>
+        </w:tc>
+        <w:tc>
+          <w:tcPr>
+            <w:tcW w:w="3321" w:type="dxa"/>
+          </w:tcPr>
+          <w:p>
+            <w:pPr>
+              <w:pStyle w:val="a9"/>
+            </w:pPr>
+            <w:r>
+              <w:t>P</w:t>
+            </w:r>
+            <w:r>
+              <w:t>ickle</w:t>
+            </w:r>
+            <w:r>
+              <w:t xml:space="preserve"> [</w:t>
+            </w:r>
+            <w:r>
+              <w:fldChar w:fldCharType="begin"/>
+            </w:r>
+            <w:r>
+              <w:instrText xml:space="preserve"> REF Pickle \r \h </w:instrText>
+            </w:r>
+            <w:r>
+              <w:fldChar w:fldCharType="separate"/>
+            </w:r>
+            <w:r>
+              <w:t>3</w:t>
+            </w:r>
+            <w:r>
+              <w:fldChar w:fldCharType="end"/>
+            </w:r>
+            <w:r>
+              <w:t>]</w:t>
+            </w:r>
+          </w:p>
+        </w:tc>
+        <w:tc>
+          <w:tcPr>
+            <w:tcW w:w="3321" w:type="dxa"/>
+          </w:tcPr>
+          <w:p>
+            <w:pPr>
+              <w:pStyle w:val="a9"/>
+              <w:rPr>
+                <w:lang w:val="ru-RU"/>
+              </w:rPr>
+            </w:pPr>
+            <w:r>
+              <w:rPr>
+                <w:lang w:val="ru-RU"/>
+              </w:rPr>
+              <w:t xml:space="preserve">Стандартный способ сохранения </w:t>
+            </w:r>
+            <w:proofErr w:type="spellStart"/>
+            <w:r>
+              <w:rPr>
+                <w:lang w:val="ru-RU"/>
+              </w:rPr>
+              <w:t>предобученных</w:t>
+            </w:r>
+            <w:proofErr w:type="spellEnd"/>
+            <w:r>
+              <w:rPr>
+                <w:lang w:val="ru-RU"/>
+              </w:rPr>
+              <w:t xml:space="preserve"> объектов </w:t>
+            </w:r>
+            <w:r>
+              <w:t>Python</w:t>
+            </w:r>
+            <w:r>
+              <w:rPr>
+                <w:lang w:val="ru-RU"/>
+              </w:rPr>
+              <w:t xml:space="preserve"> [</w:t>
+            </w:r>
+            <w:r>
+              <w:rPr>
+                <w:lang w:val="ru-RU"/>
+              </w:rPr>
+              <w:fldChar w:fldCharType="begin"/>
+            </w:r>
+            <w:r>
+              <w:rPr>
+                <w:lang w:val="ru-RU"/>
+              </w:rPr>
+              <w:instrText xml:space="preserve"> REF Python \r \h </w:instrText>
+            </w:r>
+            <w:r>
+              <w:rPr>
+                <w:lang w:val="ru-RU"/>
+              </w:rPr>
+            </w:r>
+            <w:r>
+              <w:rPr>
+                <w:lang w:val="ru-RU"/>
+              </w:rPr>
+              <w:fldChar w:fldCharType="separate"/>
+            </w:r>
+            <w:r>
+              <w:rPr>
+                <w:lang w:val="ru-RU"/>
+              </w:rPr>
+              <w:t>1</w:t>
+            </w:r>
+            <w:r>
+              <w:rPr>
+                <w:lang w:val="ru-RU"/>
+              </w:rPr>
+              <w:fldChar w:fldCharType="end"/>
+            </w:r>
+            <w:r>
+              <w:rPr>
+                <w:lang w:val="ru-RU"/>
+              </w:rPr>
+              <w:t xml:space="preserve">] </w:t>
+            </w:r>
+            <w:r>
+              <w:rPr>
+                <w:lang w:val="ru-RU"/>
+              </w:rPr>
+              <w:t xml:space="preserve">(матрицы сходства, </w:t>
+            </w:r>
+            <w:proofErr w:type="spellStart"/>
+            <w:r>
+              <w:rPr>
+                <w:lang w:val="ru-RU"/>
+              </w:rPr>
+              <w:t>векторайзера</w:t>
+            </w:r>
+            <w:proofErr w:type="spellEnd"/>
+            <w:r>
+              <w:rPr>
+                <w:lang w:val="ru-RU"/>
+              </w:rPr>
+              <w:t xml:space="preserve">). </w:t>
+            </w:r>
+            <w:r>
+              <w:rPr>
+                <w:lang w:val="ru-RU"/>
+              </w:rPr>
+              <w:t>Быстро, просто, не требует внешних зависимостей.</w:t>
+            </w:r>
+          </w:p>
+        </w:tc>
+      </w:tr>
+      <w:tr>
+        <w:tc>
+          <w:tcPr>
+            <w:tcW w:w="3320" w:type="dxa"/>
+          </w:tcPr>
+          <w:p>
+            <w:pPr>
+              <w:pStyle w:val="a9"/>
+            </w:pPr>
+            <w:proofErr w:type="spellStart"/>
+            <w:r>
+              <w:t>Среды</w:t>
+            </w:r>
+            <w:proofErr w:type="spellEnd"/>
+            <w:r>
+              <w:t xml:space="preserve"> </w:t>
+            </w:r>
+            <w:proofErr w:type="spellStart"/>
+            <w:r>
+              <w:t>разработки</w:t>
+            </w:r>
+            <w:proofErr w:type="spellEnd"/>
+            <w:r>
+              <w:t xml:space="preserve"> и </w:t>
+            </w:r>
+            <w:proofErr w:type="spellStart"/>
+            <w:r>
+              <w:t>выполнения</w:t>
+            </w:r>
+            <w:proofErr w:type="spellEnd"/>
+          </w:p>
+        </w:tc>
+        <w:tc>
+          <w:tcPr>
+            <w:tcW w:w="3321" w:type="dxa"/>
+          </w:tcPr>
+          <w:p>
+            <w:pPr>
+              <w:pStyle w:val="a9"/>
+            </w:pPr>
+            <w:proofErr w:type="spellStart"/>
+            <w:r>
+              <w:t>Jupyter</w:t>
+            </w:r>
+            <w:proofErr w:type="spellEnd"/>
+            <w:r>
+              <w:t xml:space="preserve"> Notebook / Google </w:t>
+            </w:r>
+            <w:proofErr w:type="spellStart"/>
+            <w:r>
+              <w:t>Colab</w:t>
+            </w:r>
+            <w:proofErr w:type="spellEnd"/>
+            <w:r>
+              <w:t xml:space="preserve"> / VS Code</w:t>
+            </w:r>
+          </w:p>
+        </w:tc>
+        <w:tc>
+          <w:tcPr>
+            <w:tcW w:w="3321" w:type="dxa"/>
+          </w:tcPr>
+          <w:p>
+            <w:pPr>
+              <w:pStyle w:val="a9"/>
+              <w:rPr>
+                <w:lang w:val="ru-RU"/>
+              </w:rPr>
+            </w:pPr>
+            <w:r>
+              <w:rPr>
+                <w:lang w:val="ru-RU"/>
+              </w:rPr>
+              <w:t>Интерактивная разработка, удобная визуализация промежуточных результатов, лёгкое прототипирование.</w:t>
+            </w:r>
+          </w:p>
+        </w:tc>
+      </w:tr>
+    </w:tbl>
+    <w:p>
+      <w:pPr>
+        <w:pStyle w:val="af0"/>
+      </w:pPr>
+    </w:p>
+    <w:p>
+      <w:pPr>
+        <w:pStyle w:val="2"/>
+      </w:pPr>
+      <w:bookmarkStart w:id="5" w:name="_Toc215921856"/>
+      <w:r>
+        <w:lastRenderedPageBreak/>
+        <w:t xml:space="preserve">Технологический </w:t>
+      </w:r>
+      <w:proofErr w:type="spellStart"/>
+      <w:r>
+        <w:t>стэк</w:t>
+      </w:r>
+      <w:proofErr w:type="spellEnd"/>
+      <w:r>
+        <w:t xml:space="preserve"> для серверной части</w:t>
+      </w:r>
+      <w:bookmarkEnd w:id="5"/>
+    </w:p>
+    <w:p>
+      <w:r>
+        <w:t xml:space="preserve">Для предоставления рекомендаций пользователям в режиме реального времени </w:t>
+      </w:r>
+      <w:r>
+        <w:t>будет</w:t>
+      </w:r>
+      <w:r>
+        <w:t xml:space="preserve"> реализована серверная часть в виде </w:t>
+      </w:r>
+      <w:r>
+        <w:rPr>
+          <w:lang w:val="en-US"/>
+        </w:rPr>
+        <w:t>REST</w:t>
+      </w:r>
+      <w:r>
+        <w:t xml:space="preserve"> </w:t>
+      </w:r>
+      <w:r>
+        <w:rPr>
+          <w:lang w:val="en-US"/>
+        </w:rPr>
+        <w:t>API</w:t>
+      </w:r>
+      <w:r>
+        <w:t>. Выбор технологий для серверной части обоснован следующими требованиями: высокая скорость ответа, простота разработки и развёртывания, поддержка асинхронности, минимальные накладные расходы.</w:t>
+      </w:r>
+    </w:p>
+    <w:p>
+      <w:pPr>
+        <w:spacing w:after="160" w:line="259" w:lineRule="auto"/>
+        <w:ind w:firstLine="0"/>
+        <w:contextualSpacing w:val="0"/>
+      </w:pPr>
+      <w:r>
+        <w:br w:type="page"/>
+      </w:r>
+    </w:p>
+    <w:p>
+      <w:pPr>
+        <w:jc w:val="center"/>
+      </w:pPr>
+      <w:r>
+        <w:lastRenderedPageBreak/>
+        <w:t xml:space="preserve">Таблица </w:t>
+      </w:r>
+      <w:r>
+        <w:fldChar w:fldCharType="begin"/>
+      </w:r>
+      <w:r>
+        <w:instrText xml:space="preserve"> SEQ Таблица \* ARABIC </w:instrText>
+      </w:r>
+      <w:r>
+        <w:fldChar w:fldCharType="separate"/>
+      </w:r>
+      <w:r>
+        <w:rPr>
+          <w:noProof/>
+        </w:rPr>
+        <w:t>5</w:t>
+      </w:r>
+      <w:r>
+        <w:fldChar w:fldCharType="end"/>
+      </w:r>
+      <w:r>
+        <w:t xml:space="preserve"> </w:t>
+      </w:r>
+      <w:proofErr w:type="gramStart"/>
+      <w:r>
+        <w:t xml:space="preserve">— </w:t>
+      </w:r>
+      <w:r>
+        <w:t xml:space="preserve"> Технологический</w:t>
+      </w:r>
+      <w:proofErr w:type="gramEnd"/>
+      <w:r>
+        <w:t xml:space="preserve"> </w:t>
+      </w:r>
+      <w:proofErr w:type="spellStart"/>
+      <w:r>
+        <w:t>стэк</w:t>
+      </w:r>
+      <w:proofErr w:type="spellEnd"/>
+      <w:r>
+        <w:t xml:space="preserve"> серверной части</w:t>
+      </w:r>
+    </w:p>
+    <w:tbl>
+      <w:tblPr>
+        <w:tblStyle w:val="af"/>
+        <w:tblW w:w="0" w:type="auto"/>
+        <w:tblLook w:val="04A0" w:firstRow="1" w:lastRow="0" w:firstColumn="1" w:lastColumn="0" w:noHBand="0" w:noVBand="1"/>
+      </w:tblPr>
+      <w:tblGrid>
+        <w:gridCol w:w="3320"/>
+        <w:gridCol w:w="3321"/>
+        <w:gridCol w:w="3321"/>
+      </w:tblGrid>
+      <w:tr>
+        <w:tc>
+          <w:tcPr>
+            <w:tcW w:w="3320" w:type="dxa"/>
+          </w:tcPr>
+          <w:p>
+            <w:pPr>
+              <w:pStyle w:val="a9"/>
+            </w:pPr>
+            <w:proofErr w:type="spellStart"/>
+            <w:r>
+              <w:t>Компонент</w:t>
+            </w:r>
+            <w:proofErr w:type="spellEnd"/>
+          </w:p>
+        </w:tc>
+        <w:tc>
+          <w:tcPr>
+            <w:tcW w:w="3321" w:type="dxa"/>
+          </w:tcPr>
+          <w:p>
+            <w:pPr>
+              <w:pStyle w:val="a9"/>
+            </w:pPr>
+            <w:proofErr w:type="spellStart"/>
+            <w:r>
+              <w:t>Технология</w:t>
+            </w:r>
+            <w:proofErr w:type="spellEnd"/>
+            <w:r>
+              <w:t xml:space="preserve"> / </w:t>
+            </w:r>
+            <w:proofErr w:type="spellStart"/>
+            <w:r>
+              <w:t>библиотека</w:t>
+            </w:r>
+            <w:proofErr w:type="spellEnd"/>
+          </w:p>
+        </w:tc>
+        <w:tc>
+          <w:tcPr>
+            <w:tcW w:w="3321" w:type="dxa"/>
+          </w:tcPr>
+          <w:p>
+            <w:pPr>
+              <w:pStyle w:val="a9"/>
+            </w:pPr>
+            <w:proofErr w:type="spellStart"/>
+            <w:r>
+              <w:t>Обоснование</w:t>
+            </w:r>
+            <w:proofErr w:type="spellEnd"/>
+            <w:r>
+              <w:t xml:space="preserve"> </w:t>
+            </w:r>
+            <w:proofErr w:type="spellStart"/>
+            <w:r>
+              <w:t>выбора</w:t>
+            </w:r>
+            <w:proofErr w:type="spellEnd"/>
+            <w:r>
+              <w:t xml:space="preserve"> и </w:t>
+            </w:r>
+            <w:proofErr w:type="spellStart"/>
+            <w:r>
+              <w:t>подробное</w:t>
+            </w:r>
+            <w:proofErr w:type="spellEnd"/>
+            <w:r>
+              <w:t xml:space="preserve"> </w:t>
+            </w:r>
+            <w:proofErr w:type="spellStart"/>
+            <w:r>
+              <w:t>описание</w:t>
+            </w:r>
+            <w:proofErr w:type="spellEnd"/>
+          </w:p>
+        </w:tc>
+      </w:tr>
+      <w:tr>
+        <w:tc>
+          <w:tcPr>
+            <w:tcW w:w="3320" w:type="dxa"/>
+          </w:tcPr>
+          <w:p>
+            <w:pPr>
+              <w:pStyle w:val="a9"/>
+            </w:pPr>
+            <w:proofErr w:type="spellStart"/>
+            <w:r>
+              <w:t>Веб</w:t>
+            </w:r>
+            <w:proofErr w:type="spellEnd"/>
+            <w:r>
+              <w:t xml:space="preserve">— </w:t>
+            </w:r>
+            <w:proofErr w:type="spellStart"/>
+            <w:r>
+              <w:t>фреймворк</w:t>
+            </w:r>
+            <w:proofErr w:type="spellEnd"/>
+          </w:p>
+          <w:p>
+            <w:pPr>
+              <w:ind w:firstLine="0"/>
+              <w:rPr>
+                <w:lang w:val="en-US"/>
+              </w:rPr>
+            </w:pPr>
+          </w:p>
+        </w:tc>
+        <w:tc>
+          <w:tcPr>
+            <w:tcW w:w="3321" w:type="dxa"/>
+          </w:tcPr>
+          <w:p>
+            <w:pPr>
+              <w:pStyle w:val="a9"/>
+            </w:pPr>
+            <w:proofErr w:type="spellStart"/>
+            <w:r>
+              <w:t>FastAPI</w:t>
+            </w:r>
+            <w:proofErr w:type="spellEnd"/>
+            <w:r>
+              <w:t xml:space="preserve"> [</w:t>
+            </w:r>
+            <w:r>
+              <w:fldChar w:fldCharType="begin"/>
+            </w:r>
+            <w:r>
+              <w:instrText xml:space="preserve"> REF FastAPI \r \h </w:instrText>
+            </w:r>
+            <w:r>
+              <w:fldChar w:fldCharType="separate"/>
+            </w:r>
+            <w:r>
+              <w:t>4</w:t>
+            </w:r>
+            <w:r>
+              <w:fldChar w:fldCharType="end"/>
+            </w:r>
+            <w:r>
+              <w:t>]</w:t>
+            </w:r>
+          </w:p>
+          <w:p>
+            <w:pPr>
+              <w:ind w:firstLine="0"/>
+              <w:rPr>
+                <w:lang w:val="en-US"/>
+              </w:rPr>
+            </w:pPr>
+          </w:p>
+        </w:tc>
+        <w:tc>
+          <w:tcPr>
+            <w:tcW w:w="3321" w:type="dxa"/>
+          </w:tcPr>
+          <w:p>
+            <w:pPr>
+              <w:pStyle w:val="a9"/>
+              <w:rPr>
+                <w:lang w:val="ru-RU"/>
+              </w:rPr>
+            </w:pPr>
+            <w:r>
+              <w:rPr>
+                <w:lang w:val="ru-RU"/>
+              </w:rPr>
+              <w:t xml:space="preserve">Один из самых быстрых </w:t>
+            </w:r>
+            <w:r>
+              <w:t>Python</w:t>
+            </w:r>
+            <w:r>
+              <w:rPr>
+                <w:lang w:val="ru-RU"/>
+              </w:rPr>
+              <w:t xml:space="preserve">— </w:t>
+            </w:r>
+            <w:r>
+              <w:rPr>
+                <w:lang w:val="ru-RU"/>
+              </w:rPr>
+              <w:t xml:space="preserve">фреймворков (на базе </w:t>
+            </w:r>
+            <w:proofErr w:type="spellStart"/>
+            <w:r>
+              <w:t>Starlette</w:t>
+            </w:r>
+            <w:proofErr w:type="spellEnd"/>
+            <w:r>
+              <w:rPr>
+                <w:lang w:val="ru-RU"/>
+              </w:rPr>
+              <w:t xml:space="preserve"> + </w:t>
+            </w:r>
+            <w:proofErr w:type="spellStart"/>
+            <w:r>
+              <w:t>Pydantic</w:t>
+            </w:r>
+            <w:proofErr w:type="spellEnd"/>
+            <w:r>
+              <w:rPr>
+                <w:lang w:val="ru-RU"/>
+              </w:rPr>
+              <w:t xml:space="preserve">). </w:t>
+            </w:r>
+            <w:r>
+              <w:rPr>
+                <w:lang w:val="ru-RU"/>
+              </w:rPr>
+              <w:t xml:space="preserve">Автоматическая генерация </w:t>
+            </w:r>
+            <w:proofErr w:type="spellStart"/>
+            <w:r>
+              <w:t>OpenAPI</w:t>
+            </w:r>
+            <w:proofErr w:type="spellEnd"/>
+            <w:r>
+              <w:rPr>
+                <w:lang w:val="ru-RU"/>
+              </w:rPr>
+              <w:t>/</w:t>
+            </w:r>
+            <w:r>
+              <w:t>Swagger</w:t>
+            </w:r>
+            <w:r>
+              <w:rPr>
+                <w:lang w:val="ru-RU"/>
+              </w:rPr>
+              <w:t>, валидация, асинхронность.</w:t>
+            </w:r>
+          </w:p>
+        </w:tc>
+      </w:tr>
+      <w:tr>
+        <w:tc>
+          <w:tcPr>
+            <w:tcW w:w="3320" w:type="dxa"/>
+          </w:tcPr>
+          <w:p>
+            <w:pPr>
+              <w:pStyle w:val="a9"/>
+            </w:pPr>
+            <w:proofErr w:type="spellStart"/>
+            <w:r>
+              <w:t>Язык</w:t>
+            </w:r>
+            <w:proofErr w:type="spellEnd"/>
+            <w:r>
+              <w:t xml:space="preserve"> </w:t>
+            </w:r>
+            <w:proofErr w:type="spellStart"/>
+            <w:r>
+              <w:t>программирования</w:t>
+            </w:r>
+            <w:proofErr w:type="spellEnd"/>
+          </w:p>
+          <w:p>
+            <w:pPr>
+              <w:ind w:firstLine="0"/>
+              <w:rPr>
+                <w:lang w:val="en-US"/>
+              </w:rPr>
+            </w:pPr>
+          </w:p>
+        </w:tc>
+        <w:tc>
+          <w:tcPr>
+            <w:tcW w:w="3321" w:type="dxa"/>
+          </w:tcPr>
+          <w:p>
+            <w:pPr>
+              <w:pStyle w:val="a9"/>
+            </w:pPr>
+            <w:r>
+              <w:t>Python</w:t>
+            </w:r>
+            <w:r>
+              <w:t xml:space="preserve"> [</w:t>
+            </w:r>
+            <w:r>
+              <w:fldChar w:fldCharType="begin"/>
+            </w:r>
+            <w:r>
+              <w:instrText xml:space="preserve"> REF Python \r \h </w:instrText>
+            </w:r>
+            <w:r>
+              <w:fldChar w:fldCharType="separate"/>
+            </w:r>
+            <w:r>
+              <w:t>1</w:t>
+            </w:r>
+            <w:r>
+              <w:fldChar w:fldCharType="end"/>
+            </w:r>
+            <w:r>
+              <w:t>]</w:t>
+            </w:r>
+          </w:p>
+          <w:p>
+            <w:pPr>
+              <w:ind w:firstLine="0"/>
+            </w:pPr>
+          </w:p>
+        </w:tc>
+        <w:tc>
+          <w:tcPr>
+            <w:tcW w:w="3321" w:type="dxa"/>
+          </w:tcPr>
+          <w:p>
+            <w:pPr>
+              <w:pStyle w:val="a9"/>
+              <w:rPr>
+                <w:lang w:val="ru-RU"/>
+              </w:rPr>
+            </w:pPr>
+            <w:r>
+              <w:rPr>
+                <w:lang w:val="ru-RU"/>
+              </w:rPr>
+              <w:t>Единый язык проекта, огромная экосистема, простота поддержки.</w:t>
+            </w:r>
+          </w:p>
+        </w:tc>
+      </w:tr>
+      <w:tr>
+        <w:tc>
+          <w:tcPr>
+            <w:tcW w:w="3320" w:type="dxa"/>
+          </w:tcPr>
+          <w:p>
+            <w:pPr>
+              <w:pStyle w:val="a9"/>
+            </w:pPr>
+            <w:proofErr w:type="spellStart"/>
+            <w:r>
+              <w:t>Сериализация</w:t>
+            </w:r>
+            <w:proofErr w:type="spellEnd"/>
+            <w:r>
+              <w:t xml:space="preserve"> </w:t>
+            </w:r>
+            <w:proofErr w:type="spellStart"/>
+            <w:r>
+              <w:t>модели</w:t>
+            </w:r>
+            <w:proofErr w:type="spellEnd"/>
+          </w:p>
+          <w:p>
+            <w:pPr>
+              <w:ind w:firstLine="0"/>
+            </w:pPr>
+          </w:p>
+        </w:tc>
+        <w:tc>
+          <w:tcPr>
+            <w:tcW w:w="3321" w:type="dxa"/>
+          </w:tcPr>
+          <w:p>
+            <w:pPr>
+              <w:pStyle w:val="a9"/>
+            </w:pPr>
+            <w:r>
+              <w:t>P</w:t>
+            </w:r>
+            <w:r>
+              <w:t>ickle</w:t>
+            </w:r>
+            <w:r>
+              <w:t xml:space="preserve"> [</w:t>
+            </w:r>
+            <w:r>
+              <w:fldChar w:fldCharType="begin"/>
+            </w:r>
+            <w:r>
+              <w:instrText xml:space="preserve"> REF Pickle \r \h </w:instrText>
+            </w:r>
+            <w:r>
+              <w:fldChar w:fldCharType="separate"/>
+            </w:r>
+            <w:r>
+              <w:t>3</w:t>
+            </w:r>
+            <w:r>
+              <w:fldChar w:fldCharType="end"/>
+            </w:r>
+            <w:r>
+              <w:t>]</w:t>
+            </w:r>
+          </w:p>
+        </w:tc>
+        <w:tc>
+          <w:tcPr>
+            <w:tcW w:w="3321" w:type="dxa"/>
+          </w:tcPr>
+          <w:p>
+            <w:pPr>
+              <w:pStyle w:val="a9"/>
+              <w:rPr>
+                <w:lang w:val="ru-RU"/>
+              </w:rPr>
+            </w:pPr>
+            <w:r>
+              <w:rPr>
+                <w:lang w:val="ru-RU"/>
+              </w:rPr>
+              <w:t xml:space="preserve">Быстрое сохранение и загрузка предвычисленной матрицы сходства и </w:t>
+            </w:r>
+            <w:proofErr w:type="spellStart"/>
+            <w:r>
+              <w:rPr>
+                <w:lang w:val="ru-RU"/>
+              </w:rPr>
+              <w:t>датафрейма</w:t>
+            </w:r>
+            <w:proofErr w:type="spellEnd"/>
+            <w:r>
+              <w:rPr>
+                <w:lang w:val="ru-RU"/>
+              </w:rPr>
+              <w:t xml:space="preserve"> в бинарном виде.</w:t>
+            </w:r>
+          </w:p>
+        </w:tc>
+      </w:tr>
+      <w:tr>
+        <w:tc>
+          <w:tcPr>
+            <w:tcW w:w="3320" w:type="dxa"/>
+          </w:tcPr>
+          <w:p>
+            <w:pPr>
+              <w:pStyle w:val="a9"/>
+            </w:pPr>
+            <w:proofErr w:type="spellStart"/>
+            <w:r>
+              <w:t>Работа</w:t>
+            </w:r>
+            <w:proofErr w:type="spellEnd"/>
+            <w:r>
+              <w:t xml:space="preserve"> с </w:t>
+            </w:r>
+            <w:proofErr w:type="spellStart"/>
+            <w:r>
+              <w:t>данными</w:t>
+            </w:r>
+            <w:proofErr w:type="spellEnd"/>
+          </w:p>
+        </w:tc>
+        <w:tc>
+          <w:tcPr>
+            <w:tcW w:w="3321" w:type="dxa"/>
+          </w:tcPr>
+          <w:p>
+            <w:pPr>
+              <w:pStyle w:val="a9"/>
+            </w:pPr>
+            <w:r>
+              <w:t>P</w:t>
+            </w:r>
+            <w:r>
+              <w:t>andas</w:t>
+            </w:r>
+            <w:r>
+              <w:t xml:space="preserve"> [</w:t>
+            </w:r>
+            <w:r>
+              <w:fldChar w:fldCharType="begin"/>
+            </w:r>
+            <w:r>
+              <w:instrText xml:space="preserve"> REF Pandas \r \h </w:instrText>
+            </w:r>
+            <w:r>
+              <w:fldChar w:fldCharType="separate"/>
+            </w:r>
+            <w:r>
+              <w:t>2</w:t>
+            </w:r>
+            <w:r>
+              <w:fldChar w:fldCharType="end"/>
+            </w:r>
+            <w:r>
+              <w:t>]</w:t>
+            </w:r>
+          </w:p>
+        </w:tc>
+        <w:tc>
+          <w:tcPr>
+            <w:tcW w:w="3321" w:type="dxa"/>
+          </w:tcPr>
+          <w:p>
+            <w:pPr>
+              <w:pStyle w:val="a9"/>
+              <w:rPr>
+                <w:lang w:val="ru-RU"/>
+              </w:rPr>
+            </w:pPr>
+            <w:r>
+              <w:rPr>
+                <w:lang w:val="ru-RU"/>
+              </w:rPr>
+              <w:t>Мгновенный доступ по индексам к метаданным фильмов (</w:t>
+            </w:r>
+            <w:r>
+              <w:t>title</w:t>
+            </w:r>
+            <w:r>
+              <w:rPr>
+                <w:lang w:val="ru-RU"/>
+              </w:rPr>
+              <w:t xml:space="preserve"> → </w:t>
+            </w:r>
+            <w:r>
+              <w:t>index</w:t>
+            </w:r>
+            <w:r>
+              <w:rPr>
+                <w:lang w:val="ru-RU"/>
+              </w:rPr>
+              <w:t xml:space="preserve"> → строка в матрице).</w:t>
+            </w:r>
+          </w:p>
+        </w:tc>
+      </w:tr>
+      <w:tr>
+        <w:tc>
+          <w:tcPr>
+            <w:tcW w:w="3320" w:type="dxa"/>
+          </w:tcPr>
+          <w:p>
+            <w:pPr>
+              <w:pStyle w:val="a9"/>
+              <w:rPr>
+                <w:lang w:val="ru-RU"/>
+              </w:rPr>
+            </w:pPr>
+            <w:r>
+              <w:t>HTTP</w:t>
+            </w:r>
+            <w:r>
+              <w:rPr>
+                <w:lang w:val="ru-RU"/>
+              </w:rPr>
+              <w:t xml:space="preserve">— </w:t>
+            </w:r>
+            <w:r>
+              <w:rPr>
+                <w:lang w:val="ru-RU"/>
+              </w:rPr>
+              <w:t xml:space="preserve">запросы к внешним </w:t>
+            </w:r>
+            <w:r>
+              <w:t>API</w:t>
+            </w:r>
+          </w:p>
+        </w:tc>
+        <w:tc>
+          <w:tcPr>
+            <w:tcW w:w="3321" w:type="dxa"/>
+          </w:tcPr>
+          <w:p>
+            <w:pPr>
+              <w:pStyle w:val="a9"/>
+            </w:pPr>
+            <w:r>
+              <w:t>requests</w:t>
+            </w:r>
+          </w:p>
+        </w:tc>
+        <w:tc>
+          <w:tcPr>
+            <w:tcW w:w="3321" w:type="dxa"/>
+          </w:tcPr>
+          <w:p>
+            <w:pPr>
+              <w:pStyle w:val="a9"/>
+              <w:rPr>
+                <w:lang w:val="ru-RU"/>
+              </w:rPr>
+            </w:pPr>
+            <w:r>
+              <w:rPr>
+                <w:lang w:val="ru-RU"/>
+              </w:rPr>
+              <w:t xml:space="preserve">Надёжная синхронная библиотека для обращения к публичным </w:t>
+            </w:r>
+            <w:r>
+              <w:t>API</w:t>
+            </w:r>
+            <w:r>
+              <w:rPr>
+                <w:lang w:val="ru-RU"/>
+              </w:rPr>
+              <w:t>.</w:t>
+            </w:r>
+          </w:p>
+        </w:tc>
+      </w:tr>
+      <w:tr>
+        <w:tc>
+          <w:tcPr>
+            <w:tcW w:w="3320" w:type="dxa"/>
+          </w:tcPr>
+          <w:p>
+            <w:pPr>
+              <w:pStyle w:val="a9"/>
+            </w:pPr>
+            <w:proofErr w:type="spellStart"/>
+            <w:r>
+              <w:t>Получение</w:t>
+            </w:r>
+            <w:proofErr w:type="spellEnd"/>
+            <w:r>
+              <w:t xml:space="preserve"> </w:t>
+            </w:r>
+            <w:proofErr w:type="spellStart"/>
+            <w:r>
+              <w:t>постеров</w:t>
+            </w:r>
+            <w:proofErr w:type="spellEnd"/>
+            <w:r>
+              <w:t xml:space="preserve"> и </w:t>
+            </w:r>
+            <w:proofErr w:type="spellStart"/>
+            <w:r>
+              <w:t>метаданных</w:t>
+            </w:r>
+            <w:proofErr w:type="spellEnd"/>
+          </w:p>
+        </w:tc>
+        <w:tc>
+          <w:tcPr>
+            <w:tcW w:w="3321" w:type="dxa"/>
+          </w:tcPr>
+          <w:p>
+            <w:pPr>
+              <w:pStyle w:val="a9"/>
+            </w:pPr>
+            <w:r>
+              <w:t>The Movie Database API (</w:t>
+            </w:r>
+            <w:proofErr w:type="spellStart"/>
+            <w:r>
+              <w:t>TMDb</w:t>
+            </w:r>
+            <w:proofErr w:type="spellEnd"/>
+            <w:r>
+              <w:t>)</w:t>
+            </w:r>
+          </w:p>
+        </w:tc>
+        <w:tc>
+          <w:tcPr>
+            <w:tcW w:w="3321" w:type="dxa"/>
+          </w:tcPr>
+          <w:p>
+            <w:pPr>
+              <w:pStyle w:val="a9"/>
+              <w:rPr>
+                <w:lang w:val="ru-RU"/>
+              </w:rPr>
+            </w:pPr>
+            <w:r>
+              <w:rPr>
+                <w:lang w:val="ru-RU"/>
+              </w:rPr>
+              <w:t>Официальный и самый полный открытый источник актуальных постеров, описаний и метаданных фильмов.</w:t>
+            </w:r>
+          </w:p>
+        </w:tc>
+      </w:tr>
+    </w:tbl>
+    <w:p/>
+    <w:p>
+      <w:pPr>
+        <w:pStyle w:val="2"/>
+      </w:pPr>
+      <w:bookmarkStart w:id="6" w:name="_Toc215921857"/>
+      <w:r>
+        <w:t xml:space="preserve">Технологический </w:t>
+      </w:r>
+      <w:proofErr w:type="spellStart"/>
+      <w:r>
+        <w:t>стэк</w:t>
+      </w:r>
+      <w:proofErr w:type="spellEnd"/>
+      <w:r>
+        <w:t xml:space="preserve"> для клиентской части</w:t>
+      </w:r>
+      <w:bookmarkEnd w:id="6"/>
+    </w:p>
+    <w:p>
+      <w:r>
+        <w:t xml:space="preserve">Клиентская часть рекомендательной системы </w:t>
+      </w:r>
+      <w:r>
+        <w:t xml:space="preserve">будет </w:t>
+      </w:r>
+      <w:r>
+        <w:t>реализована как современное одностраничное приложение (</w:t>
+      </w:r>
+      <w:r>
+        <w:rPr>
+          <w:lang w:val="en-US"/>
+        </w:rPr>
+        <w:t>SPA</w:t>
+      </w:r>
+      <w:r>
+        <w:t>).</w:t>
+      </w:r>
+    </w:p>
+    <w:p>
+      <w:pPr>
+        <w:spacing w:after="160" w:line="259" w:lineRule="auto"/>
+        <w:ind w:firstLine="0"/>
+        <w:contextualSpacing w:val="0"/>
+      </w:pPr>
+      <w:r>
+        <w:br w:type="page"/>
+      </w:r>
+    </w:p>
+    <w:p>
+      <w:pPr>
+        <w:jc w:val="center"/>
+      </w:pPr>
+      <w:r>
+        <w:lastRenderedPageBreak/>
+        <w:t xml:space="preserve">Таблица </w:t>
+      </w:r>
+      <w:r>
+        <w:fldChar w:fldCharType="begin"/>
+      </w:r>
+      <w:r>
+        <w:instrText xml:space="preserve"> SEQ Таблица \* ARABIC </w:instrText>
+      </w:r>
+      <w:r>
+        <w:fldChar w:fldCharType="separate"/>
+      </w:r>
+      <w:r>
+        <w:rPr>
+          <w:noProof/>
+        </w:rPr>
+        <w:t>6</w:t>
+      </w:r>
+      <w:r>
+        <w:fldChar w:fldCharType="end"/>
+      </w:r>
+      <w:r>
+        <w:t xml:space="preserve"> </w:t>
+      </w:r>
+      <w:proofErr w:type="gramStart"/>
+      <w:r>
+        <w:t xml:space="preserve">— </w:t>
+      </w:r>
+      <w:r>
+        <w:t xml:space="preserve"> Технологический</w:t>
+      </w:r>
+      <w:proofErr w:type="gramEnd"/>
+      <w:r>
+        <w:t xml:space="preserve"> </w:t>
+      </w:r>
+      <w:proofErr w:type="spellStart"/>
+      <w:r>
+        <w:t>стэк</w:t>
+      </w:r>
+      <w:proofErr w:type="spellEnd"/>
+      <w:r>
+        <w:t xml:space="preserve"> Клиентской части</w:t>
+      </w:r>
+    </w:p>
+    <w:tbl>
+      <w:tblPr>
+        <w:tblStyle w:val="af"/>
+        <w:tblW w:w="0" w:type="auto"/>
+        <w:tblLook w:val="04A0" w:firstRow="1" w:lastRow="0" w:firstColumn="1" w:lastColumn="0" w:noHBand="0" w:noVBand="1"/>
+      </w:tblPr>
+      <w:tblGrid>
+        <w:gridCol w:w="3320"/>
+        <w:gridCol w:w="3321"/>
+        <w:gridCol w:w="3321"/>
+      </w:tblGrid>
+      <w:tr>
+        <w:tc>
+          <w:tcPr>
+            <w:tcW w:w="3320" w:type="dxa"/>
+          </w:tcPr>
+          <w:p>
+            <w:pPr>
+              <w:pStyle w:val="a9"/>
+            </w:pPr>
+            <w:proofErr w:type="spellStart"/>
+            <w:r>
+              <w:t>Компонент</w:t>
+            </w:r>
+            <w:proofErr w:type="spellEnd"/>
+          </w:p>
+        </w:tc>
+        <w:tc>
+          <w:tcPr>
+            <w:tcW w:w="3321" w:type="dxa"/>
+          </w:tcPr>
+          <w:p>
+            <w:pPr>
+              <w:pStyle w:val="a9"/>
+            </w:pPr>
+            <w:proofErr w:type="spellStart"/>
+            <w:r>
+              <w:t>Технология</w:t>
+            </w:r>
+            <w:proofErr w:type="spellEnd"/>
+            <w:r>
+              <w:t xml:space="preserve"> / </w:t>
+            </w:r>
+            <w:proofErr w:type="spellStart"/>
+            <w:r>
+              <w:t>библиотека</w:t>
+            </w:r>
+            <w:proofErr w:type="spellEnd"/>
+          </w:p>
+        </w:tc>
+        <w:tc>
+          <w:tcPr>
+            <w:tcW w:w="3321" w:type="dxa"/>
+          </w:tcPr>
+          <w:p>
+            <w:pPr>
+              <w:pStyle w:val="a9"/>
+            </w:pPr>
+            <w:proofErr w:type="spellStart"/>
+            <w:r>
+              <w:t>Обоснование</w:t>
+            </w:r>
+            <w:proofErr w:type="spellEnd"/>
+            <w:r>
+              <w:t xml:space="preserve"> </w:t>
+            </w:r>
+            <w:proofErr w:type="spellStart"/>
+            <w:r>
+              <w:t>выбора</w:t>
+            </w:r>
+            <w:proofErr w:type="spellEnd"/>
+            <w:r>
+              <w:t xml:space="preserve"> и </w:t>
+            </w:r>
+            <w:proofErr w:type="spellStart"/>
+            <w:r>
+              <w:t>подробное</w:t>
+            </w:r>
+            <w:proofErr w:type="spellEnd"/>
+            <w:r>
+              <w:t xml:space="preserve"> </w:t>
+            </w:r>
+            <w:proofErr w:type="spellStart"/>
+            <w:r>
+              <w:t>описание</w:t>
+            </w:r>
+            <w:proofErr w:type="spellEnd"/>
+          </w:p>
+        </w:tc>
+      </w:tr>
+      <w:tr>
+        <w:tc>
+          <w:tcPr>
+            <w:tcW w:w="3320" w:type="dxa"/>
+          </w:tcPr>
+          <w:p>
+            <w:pPr>
+              <w:pStyle w:val="a9"/>
+            </w:pPr>
+            <w:proofErr w:type="spellStart"/>
+            <w:r>
+              <w:t>Фреймворк</w:t>
+            </w:r>
+            <w:proofErr w:type="spellEnd"/>
+          </w:p>
+          <w:p>
+            <w:pPr>
+              <w:ind w:firstLine="0"/>
+            </w:pPr>
+          </w:p>
+        </w:tc>
+        <w:tc>
+          <w:tcPr>
+            <w:tcW w:w="3321" w:type="dxa"/>
+          </w:tcPr>
+          <w:p>
+            <w:pPr>
+              <w:pStyle w:val="a9"/>
+            </w:pPr>
+            <w:r>
+              <w:t>React</w:t>
+            </w:r>
+          </w:p>
+          <w:p>
+            <w:pPr>
+              <w:ind w:firstLine="0"/>
+            </w:pPr>
+          </w:p>
+        </w:tc>
+        <w:tc>
+          <w:tcPr>
+            <w:tcW w:w="3321" w:type="dxa"/>
+          </w:tcPr>
+          <w:p>
+            <w:pPr>
+              <w:pStyle w:val="a9"/>
+              <w:rPr>
+                <w:lang w:val="ru-RU"/>
+              </w:rPr>
+            </w:pPr>
+            <w:r>
+              <w:rPr>
+                <w:lang w:val="ru-RU"/>
+              </w:rPr>
+              <w:t>Де</w:t>
+            </w:r>
+            <w:r>
+              <w:rPr>
+                <w:lang w:val="ru-RU"/>
+              </w:rPr>
+              <w:t xml:space="preserve">— </w:t>
+            </w:r>
+            <w:r>
+              <w:rPr>
+                <w:lang w:val="ru-RU"/>
+              </w:rPr>
+              <w:t xml:space="preserve">факто стандарт </w:t>
+            </w:r>
+            <w:proofErr w:type="spellStart"/>
+            <w:r>
+              <w:rPr>
+                <w:lang w:val="ru-RU"/>
+              </w:rPr>
+              <w:t>фронтенд</w:t>
+            </w:r>
+            <w:proofErr w:type="spellEnd"/>
+            <w:r>
+              <w:rPr>
+                <w:lang w:val="ru-RU"/>
+              </w:rPr>
+              <w:t xml:space="preserve">— </w:t>
+            </w:r>
+            <w:r>
+              <w:rPr>
+                <w:lang w:val="ru-RU"/>
+              </w:rPr>
+              <w:t>разработки. Компонентный подход, высокая производительность, огромная экосистема и сообщество.</w:t>
+            </w:r>
+          </w:p>
+        </w:tc>
+      </w:tr>
+      <w:tr>
+        <w:tc>
+          <w:tcPr>
+            <w:tcW w:w="3320" w:type="dxa"/>
+          </w:tcPr>
+          <w:p>
+            <w:pPr>
+              <w:pStyle w:val="a9"/>
+            </w:pPr>
+            <w:proofErr w:type="spellStart"/>
+            <w:r>
+              <w:t>Язык</w:t>
+            </w:r>
+            <w:proofErr w:type="spellEnd"/>
+            <w:r>
+              <w:t xml:space="preserve"> </w:t>
+            </w:r>
+            <w:proofErr w:type="spellStart"/>
+            <w:r>
+              <w:t>программирования</w:t>
+            </w:r>
+            <w:proofErr w:type="spellEnd"/>
+          </w:p>
+          <w:p>
+            <w:pPr>
+              <w:ind w:firstLine="0"/>
+            </w:pPr>
+          </w:p>
+        </w:tc>
+        <w:tc>
+          <w:tcPr>
+            <w:tcW w:w="3321" w:type="dxa"/>
+          </w:tcPr>
+          <w:p>
+            <w:pPr>
+              <w:pStyle w:val="a9"/>
+            </w:pPr>
+            <w:r>
+              <w:t>TypeScript</w:t>
+            </w:r>
+          </w:p>
+          <w:p>
+            <w:pPr>
+              <w:ind w:firstLine="0"/>
+            </w:pPr>
+          </w:p>
+        </w:tc>
+        <w:tc>
+          <w:tcPr>
+            <w:tcW w:w="3321" w:type="dxa"/>
+          </w:tcPr>
+          <w:p>
+            <w:pPr>
+              <w:pStyle w:val="a9"/>
+              <w:rPr>
+                <w:lang w:val="ru-RU"/>
+              </w:rPr>
+            </w:pPr>
+            <w:r>
+              <w:rPr>
+                <w:lang w:val="ru-RU"/>
+              </w:rPr>
+              <w:t xml:space="preserve">Статическая типизация значительно снижает количество багов, упрощает рефакторинг и поддержку кода, особенно при работе с </w:t>
+            </w:r>
+            <w:r>
+              <w:t>API</w:t>
+            </w:r>
+            <w:r>
+              <w:rPr>
+                <w:lang w:val="ru-RU"/>
+              </w:rPr>
+              <w:t xml:space="preserve">— </w:t>
+            </w:r>
+            <w:r>
+              <w:rPr>
+                <w:lang w:val="ru-RU"/>
+              </w:rPr>
+              <w:t>ответами.</w:t>
+            </w:r>
+          </w:p>
+          <w:p>
+            <w:pPr>
+              <w:ind w:firstLine="0"/>
+            </w:pPr>
+          </w:p>
+        </w:tc>
+      </w:tr>
+      <w:tr>
+        <w:tc>
+          <w:tcPr>
+            <w:tcW w:w="3320" w:type="dxa"/>
+          </w:tcPr>
+          <w:p>
+            <w:pPr>
+              <w:pStyle w:val="a9"/>
+            </w:pPr>
+            <w:r>
+              <w:t>UI</w:t>
+            </w:r>
+            <w:r>
+              <w:t xml:space="preserve">— </w:t>
+            </w:r>
+            <w:proofErr w:type="spellStart"/>
+            <w:r>
+              <w:t>библиотека</w:t>
+            </w:r>
+            <w:proofErr w:type="spellEnd"/>
+            <w:r>
+              <w:t xml:space="preserve"> и </w:t>
+            </w:r>
+            <w:proofErr w:type="spellStart"/>
+            <w:r>
+              <w:t>компоненты</w:t>
+            </w:r>
+            <w:proofErr w:type="spellEnd"/>
+          </w:p>
+          <w:p>
+            <w:pPr>
+              <w:ind w:firstLine="0"/>
+            </w:pPr>
+          </w:p>
+        </w:tc>
+        <w:tc>
+          <w:tcPr>
+            <w:tcW w:w="3321" w:type="dxa"/>
+          </w:tcPr>
+          <w:p>
+            <w:pPr>
+              <w:pStyle w:val="a9"/>
+            </w:pPr>
+            <w:proofErr w:type="spellStart"/>
+            <w:r>
+              <w:t>shadcn</w:t>
+            </w:r>
+            <w:proofErr w:type="spellEnd"/>
+            <w:r>
+              <w:t>/</w:t>
+            </w:r>
+            <w:proofErr w:type="spellStart"/>
+            <w:r>
+              <w:t>ui</w:t>
+            </w:r>
+            <w:proofErr w:type="spellEnd"/>
+            <w:r>
+              <w:t xml:space="preserve"> + Tailwind CSS</w:t>
+            </w:r>
+          </w:p>
+          <w:p>
+            <w:pPr>
+              <w:ind w:firstLine="0"/>
+            </w:pPr>
+          </w:p>
+        </w:tc>
+        <w:tc>
+          <w:tcPr>
+            <w:tcW w:w="3321" w:type="dxa"/>
+          </w:tcPr>
+          <w:p>
+            <w:pPr>
+              <w:pStyle w:val="a9"/>
+            </w:pPr>
+            <w:r>
+              <w:rPr>
+                <w:lang w:val="ru-RU"/>
+              </w:rPr>
+              <w:t xml:space="preserve">Современный «головной» </w:t>
+            </w:r>
+            <w:r>
+              <w:t>UI</w:t>
+            </w:r>
+            <w:r>
+              <w:rPr>
+                <w:lang w:val="ru-RU"/>
+              </w:rPr>
+              <w:t xml:space="preserve">— </w:t>
+            </w:r>
+            <w:r>
+              <w:rPr>
+                <w:lang w:val="ru-RU"/>
+              </w:rPr>
+              <w:t xml:space="preserve">кит. Не является готовой библиотекой — это набор копируемых, полностью </w:t>
+            </w:r>
+            <w:proofErr w:type="spellStart"/>
+            <w:r>
+              <w:rPr>
+                <w:lang w:val="ru-RU"/>
+              </w:rPr>
+              <w:t>кастомизируемых</w:t>
+            </w:r>
+            <w:proofErr w:type="spellEnd"/>
+            <w:r>
+              <w:rPr>
+                <w:lang w:val="ru-RU"/>
+              </w:rPr>
+              <w:t xml:space="preserve"> компонентов (</w:t>
+            </w:r>
+            <w:r>
+              <w:t>Button</w:t>
+            </w:r>
+            <w:r>
+              <w:rPr>
+                <w:lang w:val="ru-RU"/>
+              </w:rPr>
+              <w:t xml:space="preserve">, </w:t>
+            </w:r>
+            <w:r>
+              <w:t>Card</w:t>
+            </w:r>
+            <w:r>
+              <w:rPr>
+                <w:lang w:val="ru-RU"/>
+              </w:rPr>
+              <w:t xml:space="preserve">, </w:t>
+            </w:r>
+            <w:r>
+              <w:t>Input</w:t>
+            </w:r>
+            <w:r>
+              <w:rPr>
+                <w:lang w:val="ru-RU"/>
+              </w:rPr>
+              <w:t xml:space="preserve">, </w:t>
+            </w:r>
+            <w:r>
+              <w:t>Skeleton</w:t>
+            </w:r>
+            <w:r>
+              <w:rPr>
+                <w:lang w:val="ru-RU"/>
+              </w:rPr>
+              <w:t xml:space="preserve"> и т.д.). Полный контроль над стилями</w:t>
+            </w:r>
+            <w:r>
+              <w:t>.</w:t>
+            </w:r>
+          </w:p>
+          <w:p>
+            <w:pPr>
+              <w:ind w:firstLine="0"/>
+            </w:pPr>
+          </w:p>
+        </w:tc>
+      </w:tr>
+      <w:tr>
+        <w:tc>
+          <w:tcPr>
+            <w:tcW w:w="3320" w:type="dxa"/>
+          </w:tcPr>
+          <w:p>
+            <w:pPr>
+              <w:pStyle w:val="a9"/>
+            </w:pPr>
+            <w:proofErr w:type="spellStart"/>
+            <w:r>
+              <w:t>Бандлер</w:t>
+            </w:r>
+            <w:proofErr w:type="spellEnd"/>
+            <w:r>
+              <w:t xml:space="preserve"> и </w:t>
+            </w:r>
+            <w:proofErr w:type="spellStart"/>
+            <w:r>
+              <w:t>среда</w:t>
+            </w:r>
+            <w:proofErr w:type="spellEnd"/>
+            <w:r>
+              <w:t xml:space="preserve"> </w:t>
+            </w:r>
+            <w:proofErr w:type="spellStart"/>
+            <w:r>
+              <w:t>разработки</w:t>
+            </w:r>
+            <w:proofErr w:type="spellEnd"/>
+          </w:p>
+          <w:p>
+            <w:pPr>
+              <w:ind w:firstLine="0"/>
+            </w:pPr>
+          </w:p>
+        </w:tc>
+        <w:tc>
+          <w:tcPr>
+            <w:tcW w:w="3321" w:type="dxa"/>
+          </w:tcPr>
+          <w:p>
+            <w:pPr>
+              <w:pStyle w:val="a9"/>
+            </w:pPr>
+            <w:proofErr w:type="spellStart"/>
+            <w:r>
+              <w:t>Vite</w:t>
+            </w:r>
+            <w:proofErr w:type="spellEnd"/>
+          </w:p>
+          <w:p>
+            <w:pPr>
+              <w:ind w:firstLine="0"/>
+            </w:pPr>
+          </w:p>
+        </w:tc>
+        <w:tc>
+          <w:tcPr>
+            <w:tcW w:w="3321" w:type="dxa"/>
+          </w:tcPr>
+          <w:p>
+            <w:pPr>
+              <w:pStyle w:val="a9"/>
+              <w:rPr>
+                <w:lang w:val="ru-RU"/>
+              </w:rPr>
+            </w:pPr>
+            <w:r>
+              <w:rPr>
+                <w:lang w:val="ru-RU"/>
+              </w:rPr>
+              <w:t>Самый быстрый на сегодняшний день инструмент сборки</w:t>
+            </w:r>
+            <w:r>
+              <w:rPr>
+                <w:lang w:val="ru-RU"/>
+              </w:rPr>
+              <w:t>.</w:t>
+            </w:r>
+          </w:p>
+          <w:p>
+            <w:pPr>
+              <w:ind w:firstLine="0"/>
+            </w:pPr>
+          </w:p>
+        </w:tc>
+      </w:tr>
+      <w:tr>
+        <w:tc>
+          <w:tcPr>
+            <w:tcW w:w="3320" w:type="dxa"/>
+          </w:tcPr>
+          <w:p>
+            <w:pPr>
+              <w:pStyle w:val="a9"/>
+            </w:pPr>
+            <w:r>
+              <w:t>HTTP</w:t>
+            </w:r>
+            <w:r>
+              <w:t xml:space="preserve">— </w:t>
+            </w:r>
+            <w:proofErr w:type="spellStart"/>
+            <w:r>
+              <w:t>клиент</w:t>
+            </w:r>
+            <w:proofErr w:type="spellEnd"/>
+          </w:p>
+          <w:p>
+            <w:pPr>
+              <w:ind w:firstLine="0"/>
+            </w:pPr>
+          </w:p>
+        </w:tc>
+        <w:tc>
+          <w:tcPr>
+            <w:tcW w:w="3321" w:type="dxa"/>
+          </w:tcPr>
+          <w:p>
+            <w:pPr>
+              <w:pStyle w:val="a9"/>
+            </w:pPr>
+            <w:proofErr w:type="spellStart"/>
+            <w:r>
+              <w:t>Axios</w:t>
+            </w:r>
+            <w:proofErr w:type="spellEnd"/>
+          </w:p>
+          <w:p>
+            <w:pPr>
+              <w:ind w:firstLine="0"/>
+            </w:pPr>
+          </w:p>
+        </w:tc>
+        <w:tc>
+          <w:tcPr>
+            <w:tcW w:w="3321" w:type="dxa"/>
+          </w:tcPr>
+          <w:p>
+            <w:pPr>
+              <w:pStyle w:val="a9"/>
+              <w:rPr>
+                <w:lang w:val="ru-RU"/>
+              </w:rPr>
+            </w:pPr>
+            <w:r>
+              <w:rPr>
+                <w:lang w:val="ru-RU"/>
+              </w:rPr>
+              <w:t xml:space="preserve">Простая и надёжная работа с </w:t>
+            </w:r>
+            <w:r>
+              <w:t>REST</w:t>
+            </w:r>
+            <w:r>
+              <w:rPr>
+                <w:lang w:val="ru-RU"/>
+              </w:rPr>
+              <w:t xml:space="preserve"> </w:t>
+            </w:r>
+            <w:r>
+              <w:t>API</w:t>
+            </w:r>
+            <w:r>
+              <w:rPr>
+                <w:lang w:val="ru-RU"/>
+              </w:rPr>
+              <w:t xml:space="preserve"> бэкенда.</w:t>
+            </w:r>
+          </w:p>
+          <w:p>
+            <w:pPr>
+              <w:keepNext/>
+              <w:ind w:firstLine="0"/>
+            </w:pPr>
+          </w:p>
+        </w:tc>
+      </w:tr>
+    </w:tbl>
+    <w:p/>
+    <w:p>
+      <w:pPr>
+        <w:spacing w:after="160" w:line="259" w:lineRule="auto"/>
+        <w:ind w:firstLine="0"/>
+        <w:contextualSpacing w:val="0"/>
+      </w:pPr>
+      <w:r>
+        <w:br w:type="page"/>
+      </w:r>
+    </w:p>
+    <w:p>
+      <w:pPr>
+        <w:pStyle w:val="1"/>
+      </w:pPr>
+      <w:bookmarkStart w:id="7" w:name="_Toc215921858"/>
+      <w:r>
+        <w:lastRenderedPageBreak/>
+        <w:t>Проектирование всего приложения</w:t>
+      </w:r>
+      <w:bookmarkEnd w:id="7"/>
+    </w:p>
+    <w:p>
+      <w:r>
+        <w:t>Весь проект представляет собой классическую клиент</w:t>
+      </w:r>
+      <w:r>
+        <w:t xml:space="preserve">— </w:t>
+      </w:r>
+      <w:r>
+        <w:t>серверную систему рекомендаций фильмов по содержанию и состоит из четырёх основных блоков:</w:t>
+      </w:r>
+    </w:p>
+    <w:p>
+      <w:pPr>
+        <w:keepNext/>
+      </w:pPr>
+      <w:r>
+        <w:drawing>
+          <wp:inline distT="0" distB="0" distL="0" distR="0" wp14:anchorId="549252E6" wp14:editId="0B4C396E">
+            <wp:extent cx="5751774" cy="4148291"/>
+            <wp:effectExtent l="0" t="0" r="1905" b="5080"/>
+            <wp:docPr id="1" name="Рисунок 1"/>
+            <wp:cNvGraphicFramePr>
+              <a:graphicFrameLocks xmlns:a="http://schemas.openxmlformats.org/drawingml/2006/main" noChangeAspect="1"/>
+            </wp:cNvGraphicFramePr>
+            <a:graphic xmlns:a="http://schemas.openxmlformats.org/drawingml/2006/main">
+              <a:graphicData uri="http://schemas.openxmlformats.org/drawingml/2006/picture">
+                <pic:pic xmlns:pic="http://schemas.openxmlformats.org/drawingml/2006/picture">
+                  <pic:nvPicPr>
+                    <pic:cNvPr id="1" name=""/>
+                    <pic:cNvPicPr/>
+                  </pic:nvPicPr>
+                  <pic:blipFill>
+                    <a:blip r:embed="rId8"/>
+                    <a:stretch>
+                      <a:fillRect/>
+                    </a:stretch>
+                  </pic:blipFill>
+                  <pic:spPr>
+                    <a:xfrm>
+                      <a:off x="0" y="0"/>
+                      <a:ext cx="5766312" cy="4158776"/>
+                    </a:xfrm>
+                    <a:prstGeom prst="rect">
+                      <a:avLst/>
+                    </a:prstGeom>
+                  </pic:spPr>
+                </pic:pic>
+              </a:graphicData>
+            </a:graphic>
+          </wp:inline>
+        </w:drawing>
+      </w:r>
+    </w:p>
+    <w:p>
+      <w:pPr>
+        <w:jc w:val="center"/>
+      </w:pPr>
+      <w:r>
+        <w:t xml:space="preserve">Рисунок </w:t>
+      </w:r>
+      <w:r>
+        <w:fldChar w:fldCharType="begin"/>
+      </w:r>
+      <w:r>
+        <w:instrText xml:space="preserve"> SEQ Рисунок \* ARABIC </w:instrText>
+      </w:r>
+      <w:r>
+        <w:fldChar w:fldCharType="separate"/>
+      </w:r>
+      <w:r>
+        <w:rPr>
+          <w:noProof/>
+        </w:rPr>
+        <w:t>1</w:t>
+      </w:r>
+      <w:r>
+        <w:fldChar w:fldCharType="end"/>
+      </w:r>
+      <w:r>
+        <w:t xml:space="preserve"> </w:t>
+      </w:r>
+      <w:proofErr w:type="gramStart"/>
+      <w:r>
+        <w:t xml:space="preserve">— </w:t>
+      </w:r>
+      <w:r>
+        <w:t xml:space="preserve"> Схема</w:t>
+      </w:r>
+      <w:proofErr w:type="gramEnd"/>
+      <w:r>
+        <w:t xml:space="preserve"> работы всего приложения</w:t>
+      </w:r>
+    </w:p>
+    <w:p>
+      <w:r>
+        <w:rPr>
+          <w:lang w:val="en-US"/>
+        </w:rPr>
+        <w:t>Similarity</w:t>
+      </w:r>
+      <w:r>
+        <w:t xml:space="preserve"> </w:t>
+      </w:r>
+      <w:r>
+        <w:rPr>
+          <w:lang w:val="en-US"/>
+        </w:rPr>
+        <w:t>matrix</w:t>
+      </w:r>
+      <w:r>
+        <w:t xml:space="preserve"> </w:t>
+      </w:r>
+      <w:r>
+        <w:softHyphen/>
+      </w:r>
+      <w:r>
+        <w:softHyphen/>
+      </w:r>
+      <w:r>
+        <w:softHyphen/>
+      </w:r>
+      <w:r>
+        <w:softHyphen/>
+      </w:r>
+      <w:r>
+        <w:softHyphen/>
+      </w:r>
+      <w:r>
+        <w:softHyphen/>
+      </w:r>
+      <w:r>
+        <w:softHyphen/>
+      </w:r>
+      <w:r>
+        <w:softHyphen/>
+      </w:r>
+      <w:r>
+        <w:t xml:space="preserve">— </w:t>
+      </w:r>
+      <w:r>
+        <w:t xml:space="preserve"> </w:t>
+      </w:r>
+      <w:r>
+        <w:t xml:space="preserve"> Это заранее подготовленная «таблица </w:t>
+      </w:r>
+      <w:r>
+        <w:t>схожести</w:t>
+      </w:r>
+      <w:r>
+        <w:t xml:space="preserve">» всех фильмов друг на друга. Она построена один раз: каждый фильм превращён в набор слов (описание + жанры), посчитано, насколько фильмы </w:t>
+      </w:r>
+      <w:proofErr w:type="gramStart"/>
+      <w:r>
+        <w:t>похожи по этим словам</w:t>
+      </w:r>
+      <w:proofErr w:type="gramEnd"/>
+      <w:r>
+        <w:t xml:space="preserve"> (косинусное сходство), и всё сохранено в файл. Это сердце системы — именно по этой таблице и происходят все рекомендации. </w:t>
+      </w:r>
+    </w:p>
+    <w:p>
+      <w:pPr>
+        <w:spacing w:after="160" w:line="259" w:lineRule="auto"/>
+        <w:ind w:firstLine="0"/>
+        <w:contextualSpacing w:val="0"/>
+      </w:pPr>
+      <w:r>
+        <w:br w:type="page"/>
+      </w:r>
+    </w:p>
+    <w:p>
+      <w:r>
+        <w:lastRenderedPageBreak/>
+        <w:t>Серверная часть</w:t>
+      </w:r>
+      <w:r>
+        <w:t xml:space="preserve"> </w:t>
+      </w:r>
+      <w:proofErr w:type="gramStart"/>
+      <w:r>
+        <w:t xml:space="preserve">— </w:t>
+      </w:r>
+      <w:r>
+        <w:t xml:space="preserve"> </w:t>
+      </w:r>
+      <w:r>
+        <w:t>При</w:t>
+      </w:r>
+      <w:proofErr w:type="gramEnd"/>
+      <w:r>
+        <w:t xml:space="preserve"> старте загружает в память два файла: список фильмов и матрицу похожести. </w:t>
+      </w:r>
+      <w:r>
+        <w:t>Когда приходит запрос от пользователя, сервер мгновенно:</w:t>
+      </w:r>
+    </w:p>
+    <w:p>
+      <w:pPr>
+        <w:numPr>
+          <w:ilvl w:val="0"/>
+          <w:numId w:val="19"/>
+        </w:numPr>
+        <w:rPr>
+          <w:lang w:val="en-US"/>
+        </w:rPr>
+      </w:pPr>
+      <w:proofErr w:type="spellStart"/>
+      <w:r>
+        <w:rPr>
+          <w:lang w:val="en-US"/>
+        </w:rPr>
+        <w:t>находит</w:t>
+      </w:r>
+      <w:proofErr w:type="spellEnd"/>
+      <w:r>
+        <w:rPr>
+          <w:lang w:val="en-US"/>
+        </w:rPr>
+        <w:t xml:space="preserve"> </w:t>
+      </w:r>
+      <w:proofErr w:type="spellStart"/>
+      <w:r>
+        <w:rPr>
+          <w:lang w:val="en-US"/>
+        </w:rPr>
+        <w:t>выбранный</w:t>
+      </w:r>
+      <w:proofErr w:type="spellEnd"/>
+      <w:r>
+        <w:rPr>
+          <w:lang w:val="en-US"/>
+        </w:rPr>
+        <w:t xml:space="preserve"> </w:t>
+      </w:r>
+      <w:proofErr w:type="spellStart"/>
+      <w:r>
+        <w:rPr>
+          <w:lang w:val="en-US"/>
+        </w:rPr>
+        <w:t>фильм</w:t>
+      </w:r>
+      <w:proofErr w:type="spellEnd"/>
+      <w:r>
+        <w:rPr>
+          <w:lang w:val="en-US"/>
+        </w:rPr>
+        <w:t>,</w:t>
+      </w:r>
+    </w:p>
+    <w:p>
+      <w:pPr>
+        <w:numPr>
+          <w:ilvl w:val="0"/>
+          <w:numId w:val="19"/>
+        </w:numPr>
+      </w:pPr>
+      <w:r>
+        <w:t>смотрит в матрице, какие фильмы на него больше всего похожи,</w:t>
+      </w:r>
+    </w:p>
+    <w:p>
+      <w:pPr>
+        <w:numPr>
+          <w:ilvl w:val="0"/>
+          <w:numId w:val="19"/>
+        </w:numPr>
+        <w:rPr>
+          <w:lang w:val="en-US"/>
+        </w:rPr>
+      </w:pPr>
+      <w:proofErr w:type="spellStart"/>
+      <w:r>
+        <w:rPr>
+          <w:lang w:val="en-US"/>
+        </w:rPr>
+        <w:t>берёт</w:t>
+      </w:r>
+      <w:proofErr w:type="spellEnd"/>
+      <w:r>
+        <w:rPr>
+          <w:lang w:val="en-US"/>
+        </w:rPr>
+        <w:t xml:space="preserve"> </w:t>
+      </w:r>
+      <w:proofErr w:type="spellStart"/>
+      <w:r>
+        <w:rPr>
+          <w:lang w:val="en-US"/>
+        </w:rPr>
+        <w:t>пятёрку</w:t>
+      </w:r>
+      <w:proofErr w:type="spellEnd"/>
+      <w:r>
+        <w:rPr>
+          <w:lang w:val="en-US"/>
+        </w:rPr>
+        <w:t xml:space="preserve"> </w:t>
+      </w:r>
+      <w:proofErr w:type="spellStart"/>
+      <w:r>
+        <w:rPr>
+          <w:lang w:val="en-US"/>
+        </w:rPr>
+        <w:t>лидеров</w:t>
+      </w:r>
+      <w:proofErr w:type="spellEnd"/>
+      <w:r>
+        <w:rPr>
+          <w:lang w:val="en-US"/>
+        </w:rPr>
+        <w:t>,</w:t>
+      </w:r>
+    </w:p>
+    <w:p>
+      <w:pPr>
+        <w:numPr>
+          <w:ilvl w:val="0"/>
+          <w:numId w:val="19"/>
+        </w:numPr>
+      </w:pPr>
+      <w:r>
+        <w:t xml:space="preserve">ходит в </w:t>
+      </w:r>
+      <w:proofErr w:type="spellStart"/>
+      <w:r>
+        <w:rPr>
+          <w:lang w:val="en-US"/>
+        </w:rPr>
+        <w:t>TheMovieDB</w:t>
+      </w:r>
+      <w:proofErr w:type="spellEnd"/>
+      <w:r>
+        <w:t>, чтобы взять красивые постеры к этим фильмам,</w:t>
+      </w:r>
+    </w:p>
+    <w:p>
+      <w:pPr>
+        <w:numPr>
+          <w:ilvl w:val="0"/>
+          <w:numId w:val="19"/>
+        </w:numPr>
+        <w:rPr>
+          <w:lang w:val="en-US"/>
+        </w:rPr>
+      </w:pPr>
+      <w:proofErr w:type="spellStart"/>
+      <w:r>
+        <w:rPr>
+          <w:lang w:val="en-US"/>
+        </w:rPr>
+        <w:t>отдаёт</w:t>
+      </w:r>
+      <w:proofErr w:type="spellEnd"/>
+      <w:r>
+        <w:rPr>
+          <w:lang w:val="en-US"/>
+        </w:rPr>
+        <w:t xml:space="preserve"> </w:t>
+      </w:r>
+      <w:proofErr w:type="spellStart"/>
+      <w:r>
+        <w:rPr>
+          <w:lang w:val="en-US"/>
+        </w:rPr>
+        <w:t>клиенту</w:t>
+      </w:r>
+      <w:proofErr w:type="spellEnd"/>
+      <w:r>
+        <w:rPr>
+          <w:lang w:val="en-US"/>
+        </w:rPr>
+        <w:t xml:space="preserve"> </w:t>
+      </w:r>
+      <w:proofErr w:type="spellStart"/>
+      <w:r>
+        <w:rPr>
+          <w:lang w:val="en-US"/>
+        </w:rPr>
+        <w:t>готовый</w:t>
+      </w:r>
+      <w:proofErr w:type="spellEnd"/>
+      <w:r>
+        <w:rPr>
+          <w:lang w:val="en-US"/>
+        </w:rPr>
+        <w:t xml:space="preserve"> </w:t>
+      </w:r>
+      <w:proofErr w:type="spellStart"/>
+      <w:r>
+        <w:rPr>
+          <w:lang w:val="en-US"/>
+        </w:rPr>
+        <w:t>результат</w:t>
+      </w:r>
+      <w:proofErr w:type="spellEnd"/>
+      <w:r>
+        <w:rPr>
+          <w:lang w:val="en-US"/>
+        </w:rPr>
+        <w:t>.</w:t>
+      </w:r>
+    </w:p>
+    <w:p>
+      <w:r>
+        <w:t>Клиентская часть</w:t>
+      </w:r>
+      <w:r>
+        <w:t xml:space="preserve"> </w:t>
+      </w:r>
+      <w:proofErr w:type="gramStart"/>
+      <w:r>
+        <w:t xml:space="preserve">— </w:t>
+      </w:r>
+      <w:r>
+        <w:rPr>
+          <w:rFonts w:eastAsia="Times New Roman" w:cs="Times New Roman"/>
+          <w:sz w:val="24"/>
+          <w:szCs w:val="24"/>
+        </w:rPr>
+        <w:t xml:space="preserve"> </w:t>
+      </w:r>
+      <w:r>
+        <w:t>Это</w:t>
+      </w:r>
+      <w:proofErr w:type="gramEnd"/>
+      <w:r>
+        <w:t xml:space="preserve"> то, что видит пользователь в браузере. </w:t>
+      </w:r>
+      <w:r>
+        <w:t>Простой и красивый интерфейс</w:t>
+      </w:r>
+      <w:r>
+        <w:t>.</w:t>
+      </w:r>
+    </w:p>
+    <w:p>
+      <w:proofErr w:type="spellStart"/>
+      <w:r>
+        <w:rPr>
+          <w:lang w:val="en-US"/>
+        </w:rPr>
+        <w:t>TheMovieDB</w:t>
+      </w:r>
+      <w:proofErr w:type="spellEnd"/>
+      <w:r>
+        <w:t xml:space="preserve"> </w:t>
+      </w:r>
+      <w:proofErr w:type="gramStart"/>
+      <w:r>
+        <w:t xml:space="preserve">— </w:t>
+      </w:r>
+      <w:r>
+        <w:t xml:space="preserve"> </w:t>
+      </w:r>
+      <w:r>
+        <w:t>Внешняя</w:t>
+      </w:r>
+      <w:proofErr w:type="gramEnd"/>
+      <w:r>
+        <w:t xml:space="preserve"> база данных фильмов. Используется только для того, чтобы показывать актуальные и качественные постеры. Никакого влияния на сами рекомендации не оказывает — только визуальная часть.</w:t>
+      </w:r>
+    </w:p>
+    <w:p>
+      <w:pPr>
+        <w:spacing w:after="160" w:line="259" w:lineRule="auto"/>
+        <w:ind w:firstLine="0"/>
+        <w:contextualSpacing w:val="0"/>
+      </w:pPr>
+      <w:r>
+        <w:br w:type="page"/>
+      </w:r>
+    </w:p>
+    <w:p/>
+    <w:p>
+      <w:pPr>
+        <w:pStyle w:val="1"/>
+        <w:numPr>
+          <w:ilvl w:val="0"/>
+          <w:numId w:val="0"/>
+        </w:numPr>
+      </w:pPr>
+      <w:bookmarkStart w:id="8" w:name="_Toc215921859"/>
+      <w:r>
+        <w:t>Заключение</w:t>
+      </w:r>
+      <w:bookmarkEnd w:id="8"/>
+    </w:p>
+    <w:p>
+      <w:r>
+        <w:t xml:space="preserve">В рамках </w:t>
+      </w:r>
+      <w:r>
+        <w:t>Пр</w:t>
+      </w:r>
+      <w:r>
+        <w:t>а</w:t>
+      </w:r>
+      <w:r>
+        <w:t>ктической</w:t>
+      </w:r>
+      <w:r>
+        <w:t xml:space="preserve"> работы была успешно решена задача </w:t>
+      </w:r>
+      <w:r>
+        <w:t>выбора и проектирования</w:t>
+      </w:r>
+      <w:r>
+        <w:t xml:space="preserve"> рекомендательной системы фильмов.</w:t>
+      </w:r>
+    </w:p>
+    <w:p>
+      <w:r>
+        <w:t xml:space="preserve">Ключевым элементом системы стал классический и в то же время высокоэффективный алгоритм контентных рекомендаций, использующий векторизацию текстовых метаданных (описание + жанры) методом </w:t>
+      </w:r>
+      <w:r>
+        <w:rPr>
+          <w:lang w:val="en-US"/>
+        </w:rPr>
+        <w:t>Bag</w:t>
+      </w:r>
+      <w:r>
+        <w:t>-</w:t>
+      </w:r>
+      <w:r>
+        <w:rPr>
+          <w:lang w:val="en-US"/>
+        </w:rPr>
+        <w:t>of</w:t>
+      </w:r>
+      <w:r>
+        <w:t>-</w:t>
+      </w:r>
+      <w:r>
+        <w:rPr>
+          <w:lang w:val="en-US"/>
+        </w:rPr>
+        <w:t>Words</w:t>
+      </w:r>
+      <w:r>
+        <w:t xml:space="preserve"> и косинусное сходство как меру близости объектов. Выбор именно этого алгоритма обусловлен его прозрачностью, полной интерпретируемостью результатов, возможностью мгновенной выдачи рекомендаций благодаря предвычисленной матрице сходства.</w:t>
+      </w:r>
+    </w:p>
+    <w:p>
+      <w:r>
+        <w:t>Для реализации проекта был тщательно подобран современный технологический стек, соответствующий лучшим практикам 2025 года:</w:t>
+      </w:r>
+    </w:p>
+    <w:p>
+      <w:pPr>
+        <w:numPr>
+          <w:ilvl w:val="0"/>
+          <w:numId w:val="22"/>
+        </w:numPr>
+        <w:rPr>
+          <w:lang w:val="en-US"/>
+        </w:rPr>
+      </w:pPr>
+      <w:proofErr w:type="spellStart"/>
+      <w:r>
+        <w:rPr>
+          <w:lang w:val="en-US"/>
+        </w:rPr>
+        <w:t>серверная</w:t>
+      </w:r>
+      <w:proofErr w:type="spellEnd"/>
+      <w:r>
+        <w:rPr>
+          <w:lang w:val="en-US"/>
+        </w:rPr>
+        <w:t xml:space="preserve"> </w:t>
+      </w:r>
+      <w:proofErr w:type="spellStart"/>
+      <w:r>
+        <w:rPr>
+          <w:lang w:val="en-US"/>
+        </w:rPr>
+        <w:t>часть</w:t>
+      </w:r>
+      <w:proofErr w:type="spellEnd"/>
+      <w:r>
+        <w:rPr>
+          <w:lang w:val="en-US"/>
+        </w:rPr>
+        <w:t xml:space="preserve"> — </w:t>
+      </w:r>
+      <w:proofErr w:type="spellStart"/>
+      <w:r>
+        <w:rPr>
+          <w:lang w:val="en-US"/>
+        </w:rPr>
+        <w:t>FastAPI</w:t>
+      </w:r>
+      <w:proofErr w:type="spellEnd"/>
+      <w:r>
+        <w:rPr>
+          <w:lang w:val="en-US"/>
+        </w:rPr>
+        <w:t xml:space="preserve">, pandas, scikit-learn, pickle и </w:t>
+      </w:r>
+      <w:proofErr w:type="spellStart"/>
+      <w:r>
+        <w:rPr>
+          <w:lang w:val="en-US"/>
+        </w:rPr>
+        <w:t>TheMovieDB</w:t>
+      </w:r>
+      <w:proofErr w:type="spellEnd"/>
+      <w:r>
+        <w:rPr>
+          <w:lang w:val="en-US"/>
+        </w:rPr>
+        <w:t xml:space="preserve"> API;</w:t>
+      </w:r>
+    </w:p>
+    <w:p>
+      <w:pPr>
+        <w:numPr>
+          <w:ilvl w:val="0"/>
+          <w:numId w:val="22"/>
+        </w:numPr>
+        <w:rPr>
+          <w:lang w:val="en-US"/>
+        </w:rPr>
+      </w:pPr>
+      <w:proofErr w:type="spellStart"/>
+      <w:r>
+        <w:rPr>
+          <w:lang w:val="en-US"/>
+        </w:rPr>
+        <w:t>клиентская</w:t>
+      </w:r>
+      <w:proofErr w:type="spellEnd"/>
+      <w:r>
+        <w:rPr>
+          <w:lang w:val="en-US"/>
+        </w:rPr>
+        <w:t xml:space="preserve"> </w:t>
+      </w:r>
+      <w:proofErr w:type="spellStart"/>
+      <w:r>
+        <w:rPr>
+          <w:lang w:val="en-US"/>
+        </w:rPr>
+        <w:t>часть</w:t>
+      </w:r>
+      <w:proofErr w:type="spellEnd"/>
+      <w:r>
+        <w:rPr>
+          <w:lang w:val="en-US"/>
+        </w:rPr>
+        <w:t xml:space="preserve"> — React + TypeScript, </w:t>
+      </w:r>
+      <w:proofErr w:type="spellStart"/>
+      <w:r>
+        <w:rPr>
+          <w:lang w:val="en-US"/>
+        </w:rPr>
+        <w:t>Vite</w:t>
+      </w:r>
+      <w:proofErr w:type="spellEnd"/>
+      <w:r>
+        <w:rPr>
+          <w:lang w:val="en-US"/>
+        </w:rPr>
+        <w:t xml:space="preserve">, </w:t>
+      </w:r>
+      <w:proofErr w:type="spellStart"/>
+      <w:r>
+        <w:rPr>
+          <w:lang w:val="en-US"/>
+        </w:rPr>
+        <w:t>shadcn</w:t>
+      </w:r>
+      <w:proofErr w:type="spellEnd"/>
+      <w:r>
+        <w:rPr>
+          <w:lang w:val="en-US"/>
+        </w:rPr>
+        <w:t>/</w:t>
+      </w:r>
+      <w:proofErr w:type="spellStart"/>
+      <w:r>
+        <w:rPr>
+          <w:lang w:val="en-US"/>
+        </w:rPr>
+        <w:t>ui</w:t>
+      </w:r>
+      <w:proofErr w:type="spellEnd"/>
+    </w:p>
+    <w:p>
+      <w:r>
+        <w:t xml:space="preserve">Такое сочетание обеспечило высокую производительность, </w:t>
+      </w:r>
+      <w:proofErr w:type="gramStart"/>
+      <w:r>
+        <w:t xml:space="preserve">красивый </w:t>
+      </w:r>
+      <w:r>
+        <w:t xml:space="preserve"> внешний</w:t>
+      </w:r>
+      <w:proofErr w:type="gramEnd"/>
+      <w:r>
+        <w:t xml:space="preserve"> вид интерфейса и минимальное время отклика даже на </w:t>
+      </w:r>
+      <w:proofErr w:type="spellStart"/>
+      <w:r>
+        <w:t>датасетах</w:t>
+      </w:r>
+      <w:proofErr w:type="spellEnd"/>
+      <w:r>
+        <w:t xml:space="preserve"> в десятки тысяч объектов.</w:t>
+      </w:r>
+    </w:p>
+    <w:p>
+      <w:r>
+        <w:t xml:space="preserve">Была спроектирована и реализована чёткая клиент-серверная архитектура: тяжёлая вычислительная нагрузка выполняется один раз на этапе обучения, а в режиме онлайн-приложения все операции сводятся к чтению предвычисленной матрицы сходства и обогащению результата визуальными данными. </w:t>
+      </w:r>
+    </w:p>
+    <w:p>
+      <w:r>
+        <w:t xml:space="preserve">Таким образом, разработанное приложение представляет собой полностью рабочий, эстетически привлекательный и технически грамотный продукт, демонстрирующий весь цикл создания современной рекомендательной системы — от выбора и обоснования алгоритма до развёртывания полноценного веб-приложения с актуальным стеком технологий. Полученный результат может </w:t>
+      </w:r>
+      <w:r>
+        <w:lastRenderedPageBreak/>
+        <w:t xml:space="preserve">служить основой для дальнейшего развития: перехода к гибридным моделям, добавления персонализации и интеграции в реальные </w:t>
+      </w:r>
+      <w:proofErr w:type="spellStart"/>
+      <w:r>
+        <w:t>киноплатформы</w:t>
+      </w:r>
+      <w:proofErr w:type="spellEnd"/>
+      <w:r>
+        <w:t>.</w:t>
+      </w:r>
+    </w:p>
+    <w:p>
+      <w:pPr>
+        <w:pStyle w:val="1"/>
+        <w:numPr>
+          <w:ilvl w:val="0"/>
+          <w:numId w:val="0"/>
+        </w:numPr>
+      </w:pPr>
+      <w:bookmarkStart w:id="9" w:name="_Toc215921860"/>
+      <w:r>
+        <w:t>Список используемой литературы</w:t>
+      </w:r>
+      <w:bookmarkEnd w:id="9"/>
+    </w:p>
+    <w:p>
+      <w:pPr>
+        <w:numPr>
+          <w:ilvl w:val="0"/>
+          <w:numId w:val="23"/>
+        </w:numPr>
+      </w:pPr>
+      <w:bookmarkStart w:id="10" w:name="_Ref164875161"/>
+      <w:r>
+        <w:t xml:space="preserve">Документация </w:t>
+      </w:r>
+      <w:bookmarkStart w:id="11" w:name="Python"/>
+      <w:r>
+        <w:rPr>
+          <w:lang w:val="en-US"/>
+        </w:rPr>
+        <w:t>Python</w:t>
+      </w:r>
+      <w:bookmarkEnd w:id="11"/>
+      <w:r>
+        <w:t xml:space="preserve">. [Электронный ресурс]. Режим доступа: </w:t>
+      </w:r>
+      <w:r>
+        <w:rPr>
+          <w:lang w:val="en-US"/>
+        </w:rPr>
+        <w:t>URL</w:t>
+      </w:r>
+      <w:r>
+        <w:t xml:space="preserve">: </w:t>
+      </w:r>
+      <w:bookmarkEnd w:id="10"/>
+      <w:r>
+        <w:rPr>
+          <w:lang w:val="en-US"/>
+        </w:rPr>
+        <w:fldChar w:fldCharType="begin"/>
+      </w:r>
+      <w:r>
+        <w:instrText xml:space="preserve"> </w:instrText>
+      </w:r>
+      <w:r>
+        <w:rPr>
+          <w:lang w:val="en-US"/>
+        </w:rPr>
+        <w:instrText>HYPERLINK</w:instrText>
+      </w:r>
+      <w:r>
+        <w:instrText xml:space="preserve"> "</w:instrText>
+      </w:r>
+      <w:r>
+        <w:rPr>
+          <w:lang w:val="en-US"/>
+        </w:rPr>
+        <w:instrText>https</w:instrText>
+      </w:r>
+      <w:r>
+        <w:instrText>://</w:instrText>
+      </w:r>
+      <w:r>
+        <w:rPr>
+          <w:lang w:val="en-US"/>
+        </w:rPr>
+        <w:instrText>www</w:instrText>
+      </w:r>
+      <w:r>
+        <w:instrText>.</w:instrText>
+      </w:r>
+      <w:r>
+        <w:rPr>
+          <w:lang w:val="en-US"/>
+        </w:rPr>
+        <w:instrText>python</w:instrText>
+      </w:r>
+      <w:r>
+        <w:instrText>.</w:instrText>
+      </w:r>
+      <w:r>
+        <w:rPr>
+          <w:lang w:val="en-US"/>
+        </w:rPr>
+        <w:instrText>org</w:instrText>
+      </w:r>
+      <w:r>
+        <w:instrText>/</w:instrText>
+      </w:r>
+      <w:r>
+        <w:rPr>
+          <w:lang w:val="en-US"/>
+        </w:rPr>
+        <w:instrText>doc</w:instrText>
+      </w:r>
+      <w:r>
+        <w:instrText>/</w:instrText>
+      </w:r>
+      <w:r>
+        <w:instrText xml:space="preserve">" </w:instrText>
+      </w:r>
+      <w:r>
+        <w:rPr>
+          <w:lang w:val="en-US"/>
+        </w:rPr>
+        <w:fldChar w:fldCharType="separate"/>
+      </w:r>
+      <w:r>
+        <w:rPr>
+          <w:rStyle w:val="a8"/>
+          <w:lang w:val="en-US"/>
+        </w:rPr>
+        <w:t>https</w:t>
+      </w:r>
+      <w:r>
+        <w:rPr>
+          <w:rStyle w:val="a8"/>
+        </w:rPr>
+        <w:t>://</w:t>
+      </w:r>
+      <w:r>
+        <w:rPr>
+          <w:rStyle w:val="a8"/>
+          <w:lang w:val="en-US"/>
+        </w:rPr>
+        <w:t>www</w:t>
+      </w:r>
+      <w:r>
+        <w:rPr>
+          <w:rStyle w:val="a8"/>
+        </w:rPr>
+        <w:t>.</w:t>
+      </w:r>
+      <w:r>
+        <w:rPr>
+          <w:rStyle w:val="a8"/>
+          <w:lang w:val="en-US"/>
+        </w:rPr>
+        <w:t>python</w:t>
+      </w:r>
+      <w:r>
+        <w:rPr>
+          <w:rStyle w:val="a8"/>
+        </w:rPr>
+        <w:t>.</w:t>
+      </w:r>
+      <w:r>
+        <w:rPr>
+          <w:rStyle w:val="a8"/>
+          <w:lang w:val="en-US"/>
+        </w:rPr>
+        <w:t>org</w:t>
+      </w:r>
+      <w:r>
+        <w:rPr>
+          <w:rStyle w:val="a8"/>
+        </w:rPr>
+        <w:t>/</w:t>
+      </w:r>
+      <w:r>
+        <w:rPr>
+          <w:rStyle w:val="a8"/>
+          <w:lang w:val="en-US"/>
+        </w:rPr>
+        <w:t>doc</w:t>
+      </w:r>
+      <w:r>
+        <w:rPr>
+          <w:rStyle w:val="a8"/>
+        </w:rPr>
+        <w:t>/</w:t>
+      </w:r>
+      <w:r>
+        <w:rPr>
+          <w:lang w:val="en-US"/>
+        </w:rPr>
+        <w:fldChar w:fldCharType="end"/>
+      </w:r>
+      <w:r>
+        <w:t xml:space="preserve"> </w:t>
+      </w:r>
+      <w:r>
+        <w:t xml:space="preserve"> (дата обращения </w:t>
+      </w:r>
+      <w:r>
+        <w:t>06</w:t>
+      </w:r>
+      <w:r>
+        <w:t>.</w:t>
+      </w:r>
+      <w:r>
+        <w:t>1</w:t>
+      </w:r>
+      <w:r>
+        <w:t>2</w:t>
+      </w:r>
+      <w:r>
+        <w:t>.202</w:t>
+      </w:r>
+      <w:r>
+        <w:t>6</w:t>
+      </w:r>
+      <w:r>
+        <w:t>).</w:t>
+      </w:r>
+    </w:p>
+    <w:p>
+      <w:pPr>
+        <w:numPr>
+          <w:ilvl w:val="0"/>
+          <w:numId w:val="23"/>
+        </w:numPr>
+      </w:pPr>
+      <w:bookmarkStart w:id="12" w:name="_Ref164875277"/>
+      <w:r>
+        <w:t xml:space="preserve"> Документация </w:t>
+      </w:r>
+      <w:bookmarkStart w:id="13" w:name="Pandas"/>
+      <w:r>
+        <w:rPr>
+          <w:lang w:val="en-US"/>
+        </w:rPr>
+        <w:t>Pandas</w:t>
+      </w:r>
+      <w:bookmarkEnd w:id="13"/>
+      <w:r>
+        <w:t xml:space="preserve">. [Электронный ресурс]. Режим доступа: </w:t>
+      </w:r>
+      <w:r>
+        <w:rPr>
+          <w:lang w:val="en-US"/>
+        </w:rPr>
+        <w:t>URL</w:t>
+      </w:r>
+      <w:r>
+        <w:t xml:space="preserve">: </w:t>
+      </w:r>
+      <w:bookmarkEnd w:id="12"/>
+      <w:r>
+        <w:rPr>
+          <w:lang w:val="en-US"/>
+        </w:rPr>
+        <w:fldChar w:fldCharType="begin"/>
+      </w:r>
+      <w:r>
+        <w:instrText xml:space="preserve"> </w:instrText>
+      </w:r>
+      <w:r>
+        <w:rPr>
+          <w:lang w:val="en-US"/>
+        </w:rPr>
+        <w:instrText>HYPERLINK</w:instrText>
+      </w:r>
+      <w:r>
+        <w:instrText xml:space="preserve"> "</w:instrText>
+      </w:r>
+      <w:r>
+        <w:rPr>
+          <w:lang w:val="en-US"/>
+        </w:rPr>
+        <w:instrText>https</w:instrText>
+      </w:r>
+      <w:r>
+        <w:instrText>://</w:instrText>
+      </w:r>
+      <w:r>
+        <w:rPr>
+          <w:lang w:val="en-US"/>
+        </w:rPr>
+        <w:instrText>pandas</w:instrText>
+      </w:r>
+      <w:r>
+        <w:instrText>.</w:instrText>
+      </w:r>
+      <w:r>
+        <w:rPr>
+          <w:lang w:val="en-US"/>
+        </w:rPr>
+        <w:instrText>pydata</w:instrText>
+      </w:r>
+      <w:r>
+        <w:instrText>.</w:instrText>
+      </w:r>
+      <w:r>
+        <w:rPr>
+          <w:lang w:val="en-US"/>
+        </w:rPr>
+        <w:instrText>org</w:instrText>
+      </w:r>
+      <w:r>
+        <w:instrText>/</w:instrText>
+      </w:r>
+      <w:r>
+        <w:rPr>
+          <w:lang w:val="en-US"/>
+        </w:rPr>
+        <w:instrText>docs</w:instrText>
+      </w:r>
+      <w:r>
+        <w:instrText>/</w:instrText>
+      </w:r>
+      <w:r>
+        <w:instrText xml:space="preserve">" </w:instrText>
+      </w:r>
+      <w:r>
+        <w:rPr>
+          <w:lang w:val="en-US"/>
+        </w:rPr>
+        <w:fldChar w:fldCharType="separate"/>
+      </w:r>
+      <w:r>
+        <w:rPr>
+          <w:rStyle w:val="a8"/>
+          <w:lang w:val="en-US"/>
+        </w:rPr>
+        <w:t>https</w:t>
+      </w:r>
+      <w:r>
+        <w:rPr>
+          <w:rStyle w:val="a8"/>
+        </w:rPr>
+        <w:t>://</w:t>
+      </w:r>
+      <w:r>
+        <w:rPr>
+          <w:rStyle w:val="a8"/>
+          <w:lang w:val="en-US"/>
+        </w:rPr>
+        <w:t>pandas</w:t>
+      </w:r>
+      <w:r>
+        <w:rPr>
+          <w:rStyle w:val="a8"/>
+        </w:rPr>
+        <w:t>.</w:t>
+      </w:r>
+      <w:proofErr w:type="spellStart"/>
+      <w:r>
+        <w:rPr>
+          <w:rStyle w:val="a8"/>
+          <w:lang w:val="en-US"/>
+        </w:rPr>
+        <w:t>pydata</w:t>
+      </w:r>
+      <w:proofErr w:type="spellEnd"/>
+      <w:r>
+        <w:rPr>
+          <w:rStyle w:val="a8"/>
+        </w:rPr>
+        <w:t>.</w:t>
+      </w:r>
+      <w:r>
+        <w:rPr>
+          <w:rStyle w:val="a8"/>
+          <w:lang w:val="en-US"/>
+        </w:rPr>
+        <w:t>org</w:t>
+      </w:r>
+      <w:r>
+        <w:rPr>
+          <w:rStyle w:val="a8"/>
+        </w:rPr>
+        <w:t>/</w:t>
+      </w:r>
+      <w:r>
+        <w:rPr>
+          <w:rStyle w:val="a8"/>
+          <w:lang w:val="en-US"/>
+        </w:rPr>
+        <w:t>docs</w:t>
+      </w:r>
+      <w:r>
+        <w:rPr>
+          <w:rStyle w:val="a8"/>
+        </w:rPr>
+        <w:t>/</w:t>
+      </w:r>
+      <w:r>
+        <w:rPr>
+          <w:lang w:val="en-US"/>
+        </w:rPr>
+        <w:fldChar w:fldCharType="end"/>
+      </w:r>
+      <w:r>
+        <w:t xml:space="preserve"> </w:t>
+      </w:r>
+      <w:r>
+        <w:t xml:space="preserve">(дата обращения </w:t>
+      </w:r>
+      <w:r>
+        <w:t>06</w:t>
+      </w:r>
+      <w:r>
+        <w:t>.</w:t>
+      </w:r>
+      <w:r>
+        <w:t>1</w:t>
+      </w:r>
+      <w:r>
+        <w:t>2</w:t>
+      </w:r>
+      <w:r>
+        <w:t>.202</w:t>
+      </w:r>
+      <w:r>
+        <w:t>6</w:t>
+      </w:r>
+      <w:r>
+        <w:t>).</w:t>
+      </w:r>
+    </w:p>
+    <w:p>
+      <w:pPr>
+        <w:numPr>
+          <w:ilvl w:val="0"/>
+          <w:numId w:val="23"/>
+        </w:numPr>
+      </w:pPr>
+      <w:r>
+        <w:t xml:space="preserve">Документация </w:t>
+      </w:r>
+      <w:bookmarkStart w:id="14" w:name="Pickle"/>
+      <w:r>
+        <w:rPr>
+          <w:lang w:val="en-US"/>
+        </w:rPr>
+        <w:t>Pickle</w:t>
+      </w:r>
+      <w:bookmarkEnd w:id="14"/>
+      <w:r>
+        <w:t xml:space="preserve">. [Электронный ресурс]. Режим доступа: </w:t>
+      </w:r>
+      <w:r>
+        <w:rPr>
+          <w:lang w:val="en-US"/>
+        </w:rPr>
+        <w:t>URL</w:t>
+      </w:r>
+      <w:r>
+        <w:t xml:space="preserve">: </w:t>
+      </w:r>
+      <w:hyperlink r:id="rId9" w:history="1">
+        <w:r>
+          <w:rPr>
+            <w:rStyle w:val="a8"/>
+            <w:lang w:val="en-US"/>
+          </w:rPr>
+          <w:t>https</w:t>
+        </w:r>
+        <w:r>
+          <w:rPr>
+            <w:rStyle w:val="a8"/>
+          </w:rPr>
+          <w:t>://</w:t>
+        </w:r>
+        <w:r>
+          <w:rPr>
+            <w:rStyle w:val="a8"/>
+            <w:lang w:val="en-US"/>
+          </w:rPr>
+          <w:t>docs</w:t>
+        </w:r>
+        <w:r>
+          <w:rPr>
+            <w:rStyle w:val="a8"/>
+          </w:rPr>
+          <w:t>.</w:t>
+        </w:r>
+        <w:r>
+          <w:rPr>
+            <w:rStyle w:val="a8"/>
+            <w:lang w:val="en-US"/>
+          </w:rPr>
+          <w:t>python</w:t>
+        </w:r>
+        <w:r>
+          <w:rPr>
+            <w:rStyle w:val="a8"/>
+          </w:rPr>
+          <w:t>.</w:t>
+        </w:r>
+        <w:r>
+          <w:rPr>
+            <w:rStyle w:val="a8"/>
+            <w:lang w:val="en-US"/>
+          </w:rPr>
+          <w:t>org</w:t>
+        </w:r>
+        <w:r>
+          <w:rPr>
+            <w:rStyle w:val="a8"/>
+          </w:rPr>
+          <w:t>/3/</w:t>
+        </w:r>
+        <w:r>
+          <w:rPr>
+            <w:rStyle w:val="a8"/>
+            <w:lang w:val="en-US"/>
+          </w:rPr>
+          <w:t>library</w:t>
+        </w:r>
+        <w:r>
+          <w:rPr>
+            <w:rStyle w:val="a8"/>
+          </w:rPr>
+          <w:t>/</w:t>
+        </w:r>
+        <w:r>
+          <w:rPr>
+            <w:rStyle w:val="a8"/>
+            <w:lang w:val="en-US"/>
+          </w:rPr>
+          <w:t>pickle</w:t>
+        </w:r>
+        <w:r>
+          <w:rPr>
+            <w:rStyle w:val="a8"/>
+          </w:rPr>
+          <w:t>.</w:t>
+        </w:r>
+        <w:r>
+          <w:rPr>
+            <w:rStyle w:val="a8"/>
+            <w:lang w:val="en-US"/>
+          </w:rPr>
+          <w:t>html</w:t>
+        </w:r>
+      </w:hyperlink>
+      <w:r>
+        <w:t xml:space="preserve"> </w:t>
+      </w:r>
+      <w:r>
+        <w:t xml:space="preserve"> </w:t>
+      </w:r>
+      <w:r>
+        <w:t xml:space="preserve">(дата обращения </w:t>
+      </w:r>
+      <w:r>
+        <w:t>06</w:t>
+      </w:r>
+      <w:r>
+        <w:t>.</w:t>
+      </w:r>
+      <w:r>
+        <w:t>1</w:t>
+      </w:r>
+      <w:r>
+        <w:t>2</w:t>
+      </w:r>
+      <w:r>
+        <w:t>.202</w:t>
+      </w:r>
+      <w:r>
+        <w:t>6</w:t>
+      </w:r>
+      <w:r>
+        <w:t>).</w:t>
+      </w:r>
+    </w:p>
+    <w:p>
+      <w:pPr>
+        <w:numPr>
+          <w:ilvl w:val="0"/>
+          <w:numId w:val="23"/>
+        </w:numPr>
+      </w:pPr>
+      <w:r>
+        <w:t xml:space="preserve">Документация </w:t>
+      </w:r>
+      <w:bookmarkStart w:id="15" w:name="FastAPI"/>
+      <w:proofErr w:type="spellStart"/>
+      <w:r>
+        <w:rPr>
+          <w:lang w:val="en-US"/>
+        </w:rPr>
+        <w:t>FastApi</w:t>
+      </w:r>
+      <w:bookmarkEnd w:id="15"/>
+      <w:proofErr w:type="spellEnd"/>
+      <w:r>
+        <w:t xml:space="preserve">. [Электронный ресурс]. Режим доступа: </w:t>
+      </w:r>
+      <w:r>
+        <w:rPr>
+          <w:lang w:val="en-US"/>
+        </w:rPr>
+        <w:t>URL</w:t>
+      </w:r>
+      <w:r>
+        <w:t xml:space="preserve">: </w:t>
+      </w:r>
+      <w:hyperlink r:id="rId10" w:history="1">
+        <w:r>
+          <w:rPr>
+            <w:rStyle w:val="a8"/>
+            <w:lang w:val="en-US"/>
+          </w:rPr>
+          <w:t>https</w:t>
+        </w:r>
+        <w:r>
+          <w:rPr>
+            <w:rStyle w:val="a8"/>
+          </w:rPr>
+          <w:t>://</w:t>
+        </w:r>
+        <w:proofErr w:type="spellStart"/>
+        <w:r>
+          <w:rPr>
+            <w:rStyle w:val="a8"/>
+            <w:lang w:val="en-US"/>
+          </w:rPr>
+          <w:t>fastapi</w:t>
+        </w:r>
+        <w:proofErr w:type="spellEnd"/>
+        <w:r>
+          <w:rPr>
+            <w:rStyle w:val="a8"/>
+          </w:rPr>
+          <w:t>.</w:t>
+        </w:r>
+        <w:proofErr w:type="spellStart"/>
+        <w:r>
+          <w:rPr>
+            <w:rStyle w:val="a8"/>
+            <w:lang w:val="en-US"/>
+          </w:rPr>
+          <w:t>tiangolo</w:t>
+        </w:r>
+        <w:proofErr w:type="spellEnd"/>
+        <w:r>
+          <w:rPr>
+            <w:rStyle w:val="a8"/>
+          </w:rPr>
+          <w:t>.</w:t>
+        </w:r>
+        <w:r>
+          <w:rPr>
+            <w:rStyle w:val="a8"/>
+            <w:lang w:val="en-US"/>
+          </w:rPr>
+          <w:t>com</w:t>
+        </w:r>
+        <w:r>
+          <w:rPr>
+            <w:rStyle w:val="a8"/>
+          </w:rPr>
+          <w:t>/</w:t>
+        </w:r>
+      </w:hyperlink>
+      <w:proofErr w:type="gramStart"/>
+      <w:r>
+        <w:t xml:space="preserve"> </w:t>
+      </w:r>
+      <w:r>
+        <w:t xml:space="preserve"> </w:t>
+      </w:r>
+      <w:r>
+        <w:t xml:space="preserve"> </w:t>
+      </w:r>
+      <w:r>
+        <w:t>(</w:t>
+      </w:r>
+      <w:proofErr w:type="gramEnd"/>
+      <w:r>
+        <w:t xml:space="preserve">дата обращения </w:t>
+      </w:r>
+      <w:r>
+        <w:t>06</w:t>
+      </w:r>
+      <w:r>
+        <w:t>.</w:t>
+      </w:r>
+      <w:r>
+        <w:t>1</w:t>
+      </w:r>
+      <w:r>
+        <w:t>2</w:t>
+      </w:r>
+      <w:r>
+        <w:t>.202</w:t>
+      </w:r>
+      <w:r>
+        <w:t>6</w:t>
+      </w:r>
+      <w:r>
+        <w:t>).</w:t>
+      </w:r>
+    </w:p>
+    <w:p>
+      <w:pPr>
+        <w:numPr>
+          <w:ilvl w:val="0"/>
+          <w:numId w:val="23"/>
+        </w:numPr>
+      </w:pPr>
+    </w:p>
+    <w:p/>
+    <w:p/>
+    <w:p/>
+    <w:p/>
     <w:sectPr>
-      <w:footerReference w:type="default" r:id="rId8"/>
+      <w:footerReference w:type="default" r:id="rId11"/>
       <w:pgSz w:w="12240" w:h="15840"/>
       <w:pgMar w:top="1134" w:right="567" w:bottom="1134" w:left="1701" w:header="720" w:footer="720" w:gutter="0"/>
       <w:cols w:space="720"/>
@@ -2939,6 +9011,241 @@
 <file path=word/numbering.xml><?xml version="1.0" encoding="utf-8"?>
 <w:numbering xmlns:wpc="http://schemas.microsoft.com/office/word/2010/wordprocessingCanvas" xmlns:cx="http://schemas.microsoft.com/office/drawing/2014/chartex" xmlns:cx1="http://schemas.microsoft.com/office/drawing/2015/9/8/chartex" xmlns:cx2="http://schemas.microsoft.com/office/drawing/2015/10/21/chartex" xmlns:cx3="http://schemas.microsoft.com/office/drawing/2016/5/9/chartex" xmlns:cx4="http://schemas.microsoft.com/office/drawing/2016/5/10/chartex" xmlns:cx5="http://schemas.microsoft.com/office/drawing/2016/5/11/chartex" xmlns:cx6="http://schemas.microsoft.com/office/drawing/2016/5/12/chartex" xmlns:cx7="http://schemas.microsoft.com/office/drawing/2016/5/13/chartex" xmlns:cx8="http://schemas.microsoft.com/office/drawing/2016/5/14/chartex" xmlns:mc="http://schemas.openxmlformats.org/markup-compatibility/2006" xmlns:aink="http://schemas.microsoft.com/office/drawing/2016/ink" xmlns:am3d="http://schemas.microsoft.com/office/drawing/2017/model3d" xmlns:o="urn:schemas-microsoft-com:office:office" xmlns:r="http://schemas.openxmlformats.org/officeDocument/2006/relationships" xmlns:m="http://schemas.openxmlformats.org/officeDocument/2006/math" xmlns:v="urn:schemas-microsoft-com:vml" xmlns:wp14="http://schemas.microsoft.com/office/word/2010/wordprocessingDrawing" xmlns:wp="http://schemas.openxmlformats.org/drawingml/2006/wordprocessingDrawing" xmlns:w10="urn:schemas-microsoft-com:office:word" xmlns:w="http://schemas.openxmlformats.org/wordprocessingml/2006/main" xmlns:w14="http://schemas.microsoft.com/office/word/2010/wordml" xmlns:w15="http://schemas.microsoft.com/office/word/2012/wordml" xmlns:w16cex="http://schemas.microsoft.com/office/word/2018/wordml/cex" xmlns:w16cid="http://schemas.microsoft.com/office/word/2016/wordml/cid" xmlns:w16="http://schemas.microsoft.com/office/word/2018/wordml" xmlns:w16sdtdh="http://schemas.microsoft.com/office/word/2020/wordml/sdtdatahash" xmlns:w16se="http://schemas.microsoft.com/office/word/2015/wordml/symex" xmlns:wpg="http://schemas.microsoft.com/office/word/2010/wordprocessingGroup" xmlns:wpi="http://schemas.microsoft.com/office/word/2010/wordprocessingInk" xmlns:wne="http://schemas.microsoft.com/office/word/2006/wordml" xmlns:wps="http://schemas.microsoft.com/office/word/2010/wordprocessingShape" mc:Ignorable="w14 w15 w16se w16cid w16 w16cex w16sdtdh wp14">
   <w:abstractNum w:abstractNumId="0" w15:restartNumberingAfterBreak="0">
+    <w:nsid w:val="02C9003F"/>
+    <w:multiLevelType w:val="multilevel"/>
+    <w:tmpl w:val="3580CD6A"/>
+    <w:lvl w:ilvl="0">
+      <w:start w:val="1"/>
+      <w:numFmt w:val="bullet"/>
+      <w:lvlText w:val=""/>
+      <w:lvlJc w:val="left"/>
+      <w:pPr>
+        <w:tabs>
+          <w:tab w:val="num" w:pos="720"/>
+        </w:tabs>
+        <w:ind w:left="720" w:hanging="360"/>
+      </w:pPr>
+      <w:rPr>
+        <w:rFonts w:ascii="Symbol" w:hAnsi="Symbol" w:hint="default"/>
+        <w:sz w:val="20"/>
+      </w:rPr>
+    </w:lvl>
+    <w:lvl w:ilvl="1" w:tentative="1">
+      <w:start w:val="1"/>
+      <w:numFmt w:val="bullet"/>
+      <w:lvlText w:val="o"/>
+      <w:lvlJc w:val="left"/>
+      <w:pPr>
+        <w:tabs>
+          <w:tab w:val="num" w:pos="1440"/>
+        </w:tabs>
+        <w:ind w:left="1440" w:hanging="360"/>
+      </w:pPr>
+      <w:rPr>
+        <w:rFonts w:ascii="Courier New" w:hAnsi="Courier New" w:hint="default"/>
+        <w:sz w:val="20"/>
+      </w:rPr>
+    </w:lvl>
+    <w:lvl w:ilvl="2" w:tentative="1">
+      <w:start w:val="1"/>
+      <w:numFmt w:val="bullet"/>
+      <w:lvlText w:val=""/>
+      <w:lvlJc w:val="left"/>
+      <w:pPr>
+        <w:tabs>
+          <w:tab w:val="num" w:pos="2160"/>
+        </w:tabs>
+        <w:ind w:left="2160" w:hanging="360"/>
+      </w:pPr>
+      <w:rPr>
+        <w:rFonts w:ascii="Wingdings" w:hAnsi="Wingdings" w:hint="default"/>
+        <w:sz w:val="20"/>
+      </w:rPr>
+    </w:lvl>
+    <w:lvl w:ilvl="3" w:tentative="1">
+      <w:start w:val="1"/>
+      <w:numFmt w:val="bullet"/>
+      <w:lvlText w:val=""/>
+      <w:lvlJc w:val="left"/>
+      <w:pPr>
+        <w:tabs>
+          <w:tab w:val="num" w:pos="2880"/>
+        </w:tabs>
+        <w:ind w:left="2880" w:hanging="360"/>
+      </w:pPr>
+      <w:rPr>
+        <w:rFonts w:ascii="Wingdings" w:hAnsi="Wingdings" w:hint="default"/>
+        <w:sz w:val="20"/>
+      </w:rPr>
+    </w:lvl>
+    <w:lvl w:ilvl="4" w:tentative="1">
+      <w:start w:val="1"/>
+      <w:numFmt w:val="bullet"/>
+      <w:lvlText w:val=""/>
+      <w:lvlJc w:val="left"/>
+      <w:pPr>
+        <w:tabs>
+          <w:tab w:val="num" w:pos="3600"/>
+        </w:tabs>
+        <w:ind w:left="3600" w:hanging="360"/>
+      </w:pPr>
+      <w:rPr>
+        <w:rFonts w:ascii="Wingdings" w:hAnsi="Wingdings" w:hint="default"/>
+        <w:sz w:val="20"/>
+      </w:rPr>
+    </w:lvl>
+    <w:lvl w:ilvl="5" w:tentative="1">
+      <w:start w:val="1"/>
+      <w:numFmt w:val="bullet"/>
+      <w:lvlText w:val=""/>
+      <w:lvlJc w:val="left"/>
+      <w:pPr>
+        <w:tabs>
+          <w:tab w:val="num" w:pos="4320"/>
+        </w:tabs>
+        <w:ind w:left="4320" w:hanging="360"/>
+      </w:pPr>
+      <w:rPr>
+        <w:rFonts w:ascii="Wingdings" w:hAnsi="Wingdings" w:hint="default"/>
+        <w:sz w:val="20"/>
+      </w:rPr>
+    </w:lvl>
+    <w:lvl w:ilvl="6" w:tentative="1">
+      <w:start w:val="1"/>
+      <w:numFmt w:val="bullet"/>
+      <w:lvlText w:val=""/>
+      <w:lvlJc w:val="left"/>
+      <w:pPr>
+        <w:tabs>
+          <w:tab w:val="num" w:pos="5040"/>
+        </w:tabs>
+        <w:ind w:left="5040" w:hanging="360"/>
+      </w:pPr>
+      <w:rPr>
+        <w:rFonts w:ascii="Wingdings" w:hAnsi="Wingdings" w:hint="default"/>
+        <w:sz w:val="20"/>
+      </w:rPr>
+    </w:lvl>
+    <w:lvl w:ilvl="7" w:tentative="1">
+      <w:start w:val="1"/>
+      <w:numFmt w:val="bullet"/>
+      <w:lvlText w:val=""/>
+      <w:lvlJc w:val="left"/>
+      <w:pPr>
+        <w:tabs>
+          <w:tab w:val="num" w:pos="5760"/>
+        </w:tabs>
+        <w:ind w:left="5760" w:hanging="360"/>
+      </w:pPr>
+      <w:rPr>
+        <w:rFonts w:ascii="Wingdings" w:hAnsi="Wingdings" w:hint="default"/>
+        <w:sz w:val="20"/>
+      </w:rPr>
+    </w:lvl>
+    <w:lvl w:ilvl="8" w:tentative="1">
+      <w:start w:val="1"/>
+      <w:numFmt w:val="bullet"/>
+      <w:lvlText w:val=""/>
+      <w:lvlJc w:val="left"/>
+      <w:pPr>
+        <w:tabs>
+          <w:tab w:val="num" w:pos="6480"/>
+        </w:tabs>
+        <w:ind w:left="6480" w:hanging="360"/>
+      </w:pPr>
+      <w:rPr>
+        <w:rFonts w:ascii="Wingdings" w:hAnsi="Wingdings" w:hint="default"/>
+        <w:sz w:val="20"/>
+      </w:rPr>
+    </w:lvl>
+  </w:abstractNum>
+  <w:abstractNum w:abstractNumId="1" w15:restartNumberingAfterBreak="0">
+    <w:nsid w:val="09453E5C"/>
+    <w:multiLevelType w:val="hybridMultilevel"/>
+    <w:tmpl w:val="F5AA1FE4"/>
+    <w:lvl w:ilvl="0" w:tplc="0409000F">
+      <w:start w:val="1"/>
+      <w:numFmt w:val="decimal"/>
+      <w:lvlText w:val="%1."/>
+      <w:lvlJc w:val="left"/>
+      <w:pPr>
+        <w:ind w:left="1429" w:hanging="360"/>
+      </w:pPr>
+    </w:lvl>
+    <w:lvl w:ilvl="1" w:tplc="04090019" w:tentative="1">
+      <w:start w:val="1"/>
+      <w:numFmt w:val="lowerLetter"/>
+      <w:lvlText w:val="%2."/>
+      <w:lvlJc w:val="left"/>
+      <w:pPr>
+        <w:ind w:left="2149" w:hanging="360"/>
+      </w:pPr>
+    </w:lvl>
+    <w:lvl w:ilvl="2" w:tplc="0409001B" w:tentative="1">
+      <w:start w:val="1"/>
+      <w:numFmt w:val="lowerRoman"/>
+      <w:lvlText w:val="%3."/>
+      <w:lvlJc w:val="right"/>
+      <w:pPr>
+        <w:ind w:left="2869" w:hanging="180"/>
+      </w:pPr>
+    </w:lvl>
+    <w:lvl w:ilvl="3" w:tplc="0409000F" w:tentative="1">
+      <w:start w:val="1"/>
+      <w:numFmt w:val="decimal"/>
+      <w:lvlText w:val="%4."/>
+      <w:lvlJc w:val="left"/>
+      <w:pPr>
+        <w:ind w:left="3589" w:hanging="360"/>
+      </w:pPr>
+    </w:lvl>
+    <w:lvl w:ilvl="4" w:tplc="04090019" w:tentative="1">
+      <w:start w:val="1"/>
+      <w:numFmt w:val="lowerLetter"/>
+      <w:lvlText w:val="%5."/>
+      <w:lvlJc w:val="left"/>
+      <w:pPr>
+        <w:ind w:left="4309" w:hanging="360"/>
+      </w:pPr>
+    </w:lvl>
+    <w:lvl w:ilvl="5" w:tplc="0409001B" w:tentative="1">
+      <w:start w:val="1"/>
+      <w:numFmt w:val="lowerRoman"/>
+      <w:lvlText w:val="%6."/>
+      <w:lvlJc w:val="right"/>
+      <w:pPr>
+        <w:ind w:left="5029" w:hanging="180"/>
+      </w:pPr>
+    </w:lvl>
+    <w:lvl w:ilvl="6" w:tplc="0409000F" w:tentative="1">
+      <w:start w:val="1"/>
+      <w:numFmt w:val="decimal"/>
+      <w:lvlText w:val="%7."/>
+      <w:lvlJc w:val="left"/>
+      <w:pPr>
+        <w:ind w:left="5749" w:hanging="360"/>
+      </w:pPr>
+    </w:lvl>
+    <w:lvl w:ilvl="7" w:tplc="04090019" w:tentative="1">
+      <w:start w:val="1"/>
+      <w:numFmt w:val="lowerLetter"/>
+      <w:lvlText w:val="%8."/>
+      <w:lvlJc w:val="left"/>
+      <w:pPr>
+        <w:ind w:left="6469" w:hanging="360"/>
+      </w:pPr>
+    </w:lvl>
+    <w:lvl w:ilvl="8" w:tplc="0409001B" w:tentative="1">
+      <w:start w:val="1"/>
+      <w:numFmt w:val="lowerRoman"/>
+      <w:lvlText w:val="%9."/>
+      <w:lvlJc w:val="right"/>
+      <w:pPr>
+        <w:ind w:left="7189" w:hanging="180"/>
+      </w:pPr>
+    </w:lvl>
+  </w:abstractNum>
+  <w:abstractNum w:abstractNumId="2" w15:restartNumberingAfterBreak="0">
     <w:nsid w:val="0B70013B"/>
     <w:multiLevelType w:val="multilevel"/>
     <w:tmpl w:val="D0F4D2EE"/>
@@ -3087,7 +9394,7 @@
       </w:rPr>
     </w:lvl>
   </w:abstractNum>
-  <w:abstractNum w:abstractNumId="1" w15:restartNumberingAfterBreak="0">
+  <w:abstractNum w:abstractNumId="3" w15:restartNumberingAfterBreak="0">
     <w:nsid w:val="0F642106"/>
     <w:multiLevelType w:val="multilevel"/>
     <w:tmpl w:val="36E6819E"/>
@@ -3200,7 +9507,7 @@
       </w:pPr>
     </w:lvl>
   </w:abstractNum>
-  <w:abstractNum w:abstractNumId="2" w15:restartNumberingAfterBreak="0">
+  <w:abstractNum w:abstractNumId="4" w15:restartNumberingAfterBreak="0">
     <w:nsid w:val="23DC5D85"/>
     <w:multiLevelType w:val="multilevel"/>
     <w:tmpl w:val="14FC4D8A"/>
@@ -3349,7 +9656,7 @@
       </w:rPr>
     </w:lvl>
   </w:abstractNum>
-  <w:abstractNum w:abstractNumId="3" w15:restartNumberingAfterBreak="0">
+  <w:abstractNum w:abstractNumId="5" w15:restartNumberingAfterBreak="0">
     <w:nsid w:val="24092943"/>
     <w:multiLevelType w:val="multilevel"/>
     <w:tmpl w:val="4D5890B2"/>
@@ -3466,7 +9773,93 @@
       </w:pPr>
     </w:lvl>
   </w:abstractNum>
-  <w:abstractNum w:abstractNumId="4" w15:restartNumberingAfterBreak="0">
+  <w:abstractNum w:abstractNumId="6" w15:restartNumberingAfterBreak="0">
+    <w:nsid w:val="259C14B3"/>
+    <w:multiLevelType w:val="hybridMultilevel"/>
+    <w:tmpl w:val="A1DABF40"/>
+    <w:lvl w:ilvl="0" w:tplc="0409000F">
+      <w:start w:val="1"/>
+      <w:numFmt w:val="decimal"/>
+      <w:lvlText w:val="%1."/>
+      <w:lvlJc w:val="left"/>
+      <w:pPr>
+        <w:ind w:left="1429" w:hanging="360"/>
+      </w:pPr>
+    </w:lvl>
+    <w:lvl w:ilvl="1" w:tplc="04090019" w:tentative="1">
+      <w:start w:val="1"/>
+      <w:numFmt w:val="lowerLetter"/>
+      <w:lvlText w:val="%2."/>
+      <w:lvlJc w:val="left"/>
+      <w:pPr>
+        <w:ind w:left="2149" w:hanging="360"/>
+      </w:pPr>
+    </w:lvl>
+    <w:lvl w:ilvl="2" w:tplc="0409001B" w:tentative="1">
+      <w:start w:val="1"/>
+      <w:numFmt w:val="lowerRoman"/>
+      <w:lvlText w:val="%3."/>
+      <w:lvlJc w:val="right"/>
+      <w:pPr>
+        <w:ind w:left="2869" w:hanging="180"/>
+      </w:pPr>
+    </w:lvl>
+    <w:lvl w:ilvl="3" w:tplc="0409000F" w:tentative="1">
+      <w:start w:val="1"/>
+      <w:numFmt w:val="decimal"/>
+      <w:lvlText w:val="%4."/>
+      <w:lvlJc w:val="left"/>
+      <w:pPr>
+        <w:ind w:left="3589" w:hanging="360"/>
+      </w:pPr>
+    </w:lvl>
+    <w:lvl w:ilvl="4" w:tplc="04090019" w:tentative="1">
+      <w:start w:val="1"/>
+      <w:numFmt w:val="lowerLetter"/>
+      <w:lvlText w:val="%5."/>
+      <w:lvlJc w:val="left"/>
+      <w:pPr>
+        <w:ind w:left="4309" w:hanging="360"/>
+      </w:pPr>
+    </w:lvl>
+    <w:lvl w:ilvl="5" w:tplc="0409001B" w:tentative="1">
+      <w:start w:val="1"/>
+      <w:numFmt w:val="lowerRoman"/>
+      <w:lvlText w:val="%6."/>
+      <w:lvlJc w:val="right"/>
+      <w:pPr>
+        <w:ind w:left="5029" w:hanging="180"/>
+      </w:pPr>
+    </w:lvl>
+    <w:lvl w:ilvl="6" w:tplc="0409000F" w:tentative="1">
+      <w:start w:val="1"/>
+      <w:numFmt w:val="decimal"/>
+      <w:lvlText w:val="%7."/>
+      <w:lvlJc w:val="left"/>
+      <w:pPr>
+        <w:ind w:left="5749" w:hanging="360"/>
+      </w:pPr>
+    </w:lvl>
+    <w:lvl w:ilvl="7" w:tplc="04090019" w:tentative="1">
+      <w:start w:val="1"/>
+      <w:numFmt w:val="lowerLetter"/>
+      <w:lvlText w:val="%8."/>
+      <w:lvlJc w:val="left"/>
+      <w:pPr>
+        <w:ind w:left="6469" w:hanging="360"/>
+      </w:pPr>
+    </w:lvl>
+    <w:lvl w:ilvl="8" w:tplc="0409001B" w:tentative="1">
+      <w:start w:val="1"/>
+      <w:numFmt w:val="lowerRoman"/>
+      <w:lvlText w:val="%9."/>
+      <w:lvlJc w:val="right"/>
+      <w:pPr>
+        <w:ind w:left="7189" w:hanging="180"/>
+      </w:pPr>
+    </w:lvl>
+  </w:abstractNum>
+  <w:abstractNum w:abstractNumId="7" w15:restartNumberingAfterBreak="0">
     <w:nsid w:val="275471F4"/>
     <w:multiLevelType w:val="multilevel"/>
     <w:tmpl w:val="F37092C4"/>
@@ -3615,7 +10008,653 @@
       </w:rPr>
     </w:lvl>
   </w:abstractNum>
-  <w:abstractNum w:abstractNumId="5" w15:restartNumberingAfterBreak="0">
+  <w:abstractNum w:abstractNumId="8" w15:restartNumberingAfterBreak="0">
+    <w:nsid w:val="28A4461A"/>
+    <w:multiLevelType w:val="hybridMultilevel"/>
+    <w:tmpl w:val="410601CA"/>
+    <w:lvl w:ilvl="0" w:tplc="04090001">
+      <w:start w:val="1"/>
+      <w:numFmt w:val="bullet"/>
+      <w:lvlText w:val=""/>
+      <w:lvlJc w:val="left"/>
+      <w:pPr>
+        <w:ind w:left="1429" w:hanging="360"/>
+      </w:pPr>
+      <w:rPr>
+        <w:rFonts w:ascii="Symbol" w:hAnsi="Symbol" w:hint="default"/>
+      </w:rPr>
+    </w:lvl>
+    <w:lvl w:ilvl="1" w:tplc="04090003" w:tentative="1">
+      <w:start w:val="1"/>
+      <w:numFmt w:val="bullet"/>
+      <w:lvlText w:val="o"/>
+      <w:lvlJc w:val="left"/>
+      <w:pPr>
+        <w:ind w:left="2149" w:hanging="360"/>
+      </w:pPr>
+      <w:rPr>
+        <w:rFonts w:ascii="Courier New" w:hAnsi="Courier New" w:cs="Courier New" w:hint="default"/>
+      </w:rPr>
+    </w:lvl>
+    <w:lvl w:ilvl="2" w:tplc="04090005" w:tentative="1">
+      <w:start w:val="1"/>
+      <w:numFmt w:val="bullet"/>
+      <w:lvlText w:val=""/>
+      <w:lvlJc w:val="left"/>
+      <w:pPr>
+        <w:ind w:left="2869" w:hanging="360"/>
+      </w:pPr>
+      <w:rPr>
+        <w:rFonts w:ascii="Wingdings" w:hAnsi="Wingdings" w:hint="default"/>
+      </w:rPr>
+    </w:lvl>
+    <w:lvl w:ilvl="3" w:tplc="04090001" w:tentative="1">
+      <w:start w:val="1"/>
+      <w:numFmt w:val="bullet"/>
+      <w:lvlText w:val=""/>
+      <w:lvlJc w:val="left"/>
+      <w:pPr>
+        <w:ind w:left="3589" w:hanging="360"/>
+      </w:pPr>
+      <w:rPr>
+        <w:rFonts w:ascii="Symbol" w:hAnsi="Symbol" w:hint="default"/>
+      </w:rPr>
+    </w:lvl>
+    <w:lvl w:ilvl="4" w:tplc="04090003" w:tentative="1">
+      <w:start w:val="1"/>
+      <w:numFmt w:val="bullet"/>
+      <w:lvlText w:val="o"/>
+      <w:lvlJc w:val="left"/>
+      <w:pPr>
+        <w:ind w:left="4309" w:hanging="360"/>
+      </w:pPr>
+      <w:rPr>
+        <w:rFonts w:ascii="Courier New" w:hAnsi="Courier New" w:cs="Courier New" w:hint="default"/>
+      </w:rPr>
+    </w:lvl>
+    <w:lvl w:ilvl="5" w:tplc="04090005" w:tentative="1">
+      <w:start w:val="1"/>
+      <w:numFmt w:val="bullet"/>
+      <w:lvlText w:val=""/>
+      <w:lvlJc w:val="left"/>
+      <w:pPr>
+        <w:ind w:left="5029" w:hanging="360"/>
+      </w:pPr>
+      <w:rPr>
+        <w:rFonts w:ascii="Wingdings" w:hAnsi="Wingdings" w:hint="default"/>
+      </w:rPr>
+    </w:lvl>
+    <w:lvl w:ilvl="6" w:tplc="04090001" w:tentative="1">
+      <w:start w:val="1"/>
+      <w:numFmt w:val="bullet"/>
+      <w:lvlText w:val=""/>
+      <w:lvlJc w:val="left"/>
+      <w:pPr>
+        <w:ind w:left="5749" w:hanging="360"/>
+      </w:pPr>
+      <w:rPr>
+        <w:rFonts w:ascii="Symbol" w:hAnsi="Symbol" w:hint="default"/>
+      </w:rPr>
+    </w:lvl>
+    <w:lvl w:ilvl="7" w:tplc="04090003" w:tentative="1">
+      <w:start w:val="1"/>
+      <w:numFmt w:val="bullet"/>
+      <w:lvlText w:val="o"/>
+      <w:lvlJc w:val="left"/>
+      <w:pPr>
+        <w:ind w:left="6469" w:hanging="360"/>
+      </w:pPr>
+      <w:rPr>
+        <w:rFonts w:ascii="Courier New" w:hAnsi="Courier New" w:cs="Courier New" w:hint="default"/>
+      </w:rPr>
+    </w:lvl>
+    <w:lvl w:ilvl="8" w:tplc="04090005" w:tentative="1">
+      <w:start w:val="1"/>
+      <w:numFmt w:val="bullet"/>
+      <w:lvlText w:val=""/>
+      <w:lvlJc w:val="left"/>
+      <w:pPr>
+        <w:ind w:left="7189" w:hanging="360"/>
+      </w:pPr>
+      <w:rPr>
+        <w:rFonts w:ascii="Wingdings" w:hAnsi="Wingdings" w:hint="default"/>
+      </w:rPr>
+    </w:lvl>
+  </w:abstractNum>
+  <w:abstractNum w:abstractNumId="9" w15:restartNumberingAfterBreak="0">
+    <w:nsid w:val="2A9A09E7"/>
+    <w:multiLevelType w:val="multilevel"/>
+    <w:tmpl w:val="3CE69C96"/>
+    <w:lvl w:ilvl="0">
+      <w:start w:val="1"/>
+      <w:numFmt w:val="bullet"/>
+      <w:lvlText w:val=""/>
+      <w:lvlJc w:val="left"/>
+      <w:pPr>
+        <w:tabs>
+          <w:tab w:val="num" w:pos="720"/>
+        </w:tabs>
+        <w:ind w:left="720" w:hanging="360"/>
+      </w:pPr>
+      <w:rPr>
+        <w:rFonts w:ascii="Symbol" w:hAnsi="Symbol" w:hint="default"/>
+        <w:sz w:val="20"/>
+      </w:rPr>
+    </w:lvl>
+    <w:lvl w:ilvl="1" w:tentative="1">
+      <w:start w:val="1"/>
+      <w:numFmt w:val="bullet"/>
+      <w:lvlText w:val="o"/>
+      <w:lvlJc w:val="left"/>
+      <w:pPr>
+        <w:tabs>
+          <w:tab w:val="num" w:pos="1440"/>
+        </w:tabs>
+        <w:ind w:left="1440" w:hanging="360"/>
+      </w:pPr>
+      <w:rPr>
+        <w:rFonts w:ascii="Courier New" w:hAnsi="Courier New" w:hint="default"/>
+        <w:sz w:val="20"/>
+      </w:rPr>
+    </w:lvl>
+    <w:lvl w:ilvl="2" w:tentative="1">
+      <w:start w:val="1"/>
+      <w:numFmt w:val="bullet"/>
+      <w:lvlText w:val=""/>
+      <w:lvlJc w:val="left"/>
+      <w:pPr>
+        <w:tabs>
+          <w:tab w:val="num" w:pos="2160"/>
+        </w:tabs>
+        <w:ind w:left="2160" w:hanging="360"/>
+      </w:pPr>
+      <w:rPr>
+        <w:rFonts w:ascii="Wingdings" w:hAnsi="Wingdings" w:hint="default"/>
+        <w:sz w:val="20"/>
+      </w:rPr>
+    </w:lvl>
+    <w:lvl w:ilvl="3" w:tentative="1">
+      <w:start w:val="1"/>
+      <w:numFmt w:val="bullet"/>
+      <w:lvlText w:val=""/>
+      <w:lvlJc w:val="left"/>
+      <w:pPr>
+        <w:tabs>
+          <w:tab w:val="num" w:pos="2880"/>
+        </w:tabs>
+        <w:ind w:left="2880" w:hanging="360"/>
+      </w:pPr>
+      <w:rPr>
+        <w:rFonts w:ascii="Wingdings" w:hAnsi="Wingdings" w:hint="default"/>
+        <w:sz w:val="20"/>
+      </w:rPr>
+    </w:lvl>
+    <w:lvl w:ilvl="4" w:tentative="1">
+      <w:start w:val="1"/>
+      <w:numFmt w:val="bullet"/>
+      <w:lvlText w:val=""/>
+      <w:lvlJc w:val="left"/>
+      <w:pPr>
+        <w:tabs>
+          <w:tab w:val="num" w:pos="3600"/>
+        </w:tabs>
+        <w:ind w:left="3600" w:hanging="360"/>
+      </w:pPr>
+      <w:rPr>
+        <w:rFonts w:ascii="Wingdings" w:hAnsi="Wingdings" w:hint="default"/>
+        <w:sz w:val="20"/>
+      </w:rPr>
+    </w:lvl>
+    <w:lvl w:ilvl="5" w:tentative="1">
+      <w:start w:val="1"/>
+      <w:numFmt w:val="bullet"/>
+      <w:lvlText w:val=""/>
+      <w:lvlJc w:val="left"/>
+      <w:pPr>
+        <w:tabs>
+          <w:tab w:val="num" w:pos="4320"/>
+        </w:tabs>
+        <w:ind w:left="4320" w:hanging="360"/>
+      </w:pPr>
+      <w:rPr>
+        <w:rFonts w:ascii="Wingdings" w:hAnsi="Wingdings" w:hint="default"/>
+        <w:sz w:val="20"/>
+      </w:rPr>
+    </w:lvl>
+    <w:lvl w:ilvl="6" w:tentative="1">
+      <w:start w:val="1"/>
+      <w:numFmt w:val="bullet"/>
+      <w:lvlText w:val=""/>
+      <w:lvlJc w:val="left"/>
+      <w:pPr>
+        <w:tabs>
+          <w:tab w:val="num" w:pos="5040"/>
+        </w:tabs>
+        <w:ind w:left="5040" w:hanging="360"/>
+      </w:pPr>
+      <w:rPr>
+        <w:rFonts w:ascii="Wingdings" w:hAnsi="Wingdings" w:hint="default"/>
+        <w:sz w:val="20"/>
+      </w:rPr>
+    </w:lvl>
+    <w:lvl w:ilvl="7" w:tentative="1">
+      <w:start w:val="1"/>
+      <w:numFmt w:val="bullet"/>
+      <w:lvlText w:val=""/>
+      <w:lvlJc w:val="left"/>
+      <w:pPr>
+        <w:tabs>
+          <w:tab w:val="num" w:pos="5760"/>
+        </w:tabs>
+        <w:ind w:left="5760" w:hanging="360"/>
+      </w:pPr>
+      <w:rPr>
+        <w:rFonts w:ascii="Wingdings" w:hAnsi="Wingdings" w:hint="default"/>
+        <w:sz w:val="20"/>
+      </w:rPr>
+    </w:lvl>
+    <w:lvl w:ilvl="8" w:tentative="1">
+      <w:start w:val="1"/>
+      <w:numFmt w:val="bullet"/>
+      <w:lvlText w:val=""/>
+      <w:lvlJc w:val="left"/>
+      <w:pPr>
+        <w:tabs>
+          <w:tab w:val="num" w:pos="6480"/>
+        </w:tabs>
+        <w:ind w:left="6480" w:hanging="360"/>
+      </w:pPr>
+      <w:rPr>
+        <w:rFonts w:ascii="Wingdings" w:hAnsi="Wingdings" w:hint="default"/>
+        <w:sz w:val="20"/>
+      </w:rPr>
+    </w:lvl>
+  </w:abstractNum>
+  <w:abstractNum w:abstractNumId="10" w15:restartNumberingAfterBreak="0">
+    <w:nsid w:val="32176295"/>
+    <w:multiLevelType w:val="multilevel"/>
+    <w:tmpl w:val="93301E36"/>
+    <w:lvl w:ilvl="0">
+      <w:start w:val="1"/>
+      <w:numFmt w:val="bullet"/>
+      <w:lvlText w:val=""/>
+      <w:lvlJc w:val="left"/>
+      <w:pPr>
+        <w:tabs>
+          <w:tab w:val="num" w:pos="720"/>
+        </w:tabs>
+        <w:ind w:left="720" w:hanging="360"/>
+      </w:pPr>
+      <w:rPr>
+        <w:rFonts w:ascii="Symbol" w:hAnsi="Symbol" w:hint="default"/>
+        <w:sz w:val="20"/>
+      </w:rPr>
+    </w:lvl>
+    <w:lvl w:ilvl="1" w:tentative="1">
+      <w:start w:val="1"/>
+      <w:numFmt w:val="bullet"/>
+      <w:lvlText w:val="o"/>
+      <w:lvlJc w:val="left"/>
+      <w:pPr>
+        <w:tabs>
+          <w:tab w:val="num" w:pos="1440"/>
+        </w:tabs>
+        <w:ind w:left="1440" w:hanging="360"/>
+      </w:pPr>
+      <w:rPr>
+        <w:rFonts w:ascii="Courier New" w:hAnsi="Courier New" w:hint="default"/>
+        <w:sz w:val="20"/>
+      </w:rPr>
+    </w:lvl>
+    <w:lvl w:ilvl="2" w:tentative="1">
+      <w:start w:val="1"/>
+      <w:numFmt w:val="bullet"/>
+      <w:lvlText w:val=""/>
+      <w:lvlJc w:val="left"/>
+      <w:pPr>
+        <w:tabs>
+          <w:tab w:val="num" w:pos="2160"/>
+        </w:tabs>
+        <w:ind w:left="2160" w:hanging="360"/>
+      </w:pPr>
+      <w:rPr>
+        <w:rFonts w:ascii="Wingdings" w:hAnsi="Wingdings" w:hint="default"/>
+        <w:sz w:val="20"/>
+      </w:rPr>
+    </w:lvl>
+    <w:lvl w:ilvl="3" w:tentative="1">
+      <w:start w:val="1"/>
+      <w:numFmt w:val="bullet"/>
+      <w:lvlText w:val=""/>
+      <w:lvlJc w:val="left"/>
+      <w:pPr>
+        <w:tabs>
+          <w:tab w:val="num" w:pos="2880"/>
+        </w:tabs>
+        <w:ind w:left="2880" w:hanging="360"/>
+      </w:pPr>
+      <w:rPr>
+        <w:rFonts w:ascii="Wingdings" w:hAnsi="Wingdings" w:hint="default"/>
+        <w:sz w:val="20"/>
+      </w:rPr>
+    </w:lvl>
+    <w:lvl w:ilvl="4" w:tentative="1">
+      <w:start w:val="1"/>
+      <w:numFmt w:val="bullet"/>
+      <w:lvlText w:val=""/>
+      <w:lvlJc w:val="left"/>
+      <w:pPr>
+        <w:tabs>
+          <w:tab w:val="num" w:pos="3600"/>
+        </w:tabs>
+        <w:ind w:left="3600" w:hanging="360"/>
+      </w:pPr>
+      <w:rPr>
+        <w:rFonts w:ascii="Wingdings" w:hAnsi="Wingdings" w:hint="default"/>
+        <w:sz w:val="20"/>
+      </w:rPr>
+    </w:lvl>
+    <w:lvl w:ilvl="5" w:tentative="1">
+      <w:start w:val="1"/>
+      <w:numFmt w:val="bullet"/>
+      <w:lvlText w:val=""/>
+      <w:lvlJc w:val="left"/>
+      <w:pPr>
+        <w:tabs>
+          <w:tab w:val="num" w:pos="4320"/>
+        </w:tabs>
+        <w:ind w:left="4320" w:hanging="360"/>
+      </w:pPr>
+      <w:rPr>
+        <w:rFonts w:ascii="Wingdings" w:hAnsi="Wingdings" w:hint="default"/>
+        <w:sz w:val="20"/>
+      </w:rPr>
+    </w:lvl>
+    <w:lvl w:ilvl="6" w:tentative="1">
+      <w:start w:val="1"/>
+      <w:numFmt w:val="bullet"/>
+      <w:lvlText w:val=""/>
+      <w:lvlJc w:val="left"/>
+      <w:pPr>
+        <w:tabs>
+          <w:tab w:val="num" w:pos="5040"/>
+        </w:tabs>
+        <w:ind w:left="5040" w:hanging="360"/>
+      </w:pPr>
+      <w:rPr>
+        <w:rFonts w:ascii="Wingdings" w:hAnsi="Wingdings" w:hint="default"/>
+        <w:sz w:val="20"/>
+      </w:rPr>
+    </w:lvl>
+    <w:lvl w:ilvl="7" w:tentative="1">
+      <w:start w:val="1"/>
+      <w:numFmt w:val="bullet"/>
+      <w:lvlText w:val=""/>
+      <w:lvlJc w:val="left"/>
+      <w:pPr>
+        <w:tabs>
+          <w:tab w:val="num" w:pos="5760"/>
+        </w:tabs>
+        <w:ind w:left="5760" w:hanging="360"/>
+      </w:pPr>
+      <w:rPr>
+        <w:rFonts w:ascii="Wingdings" w:hAnsi="Wingdings" w:hint="default"/>
+        <w:sz w:val="20"/>
+      </w:rPr>
+    </w:lvl>
+    <w:lvl w:ilvl="8" w:tentative="1">
+      <w:start w:val="1"/>
+      <w:numFmt w:val="bullet"/>
+      <w:lvlText w:val=""/>
+      <w:lvlJc w:val="left"/>
+      <w:pPr>
+        <w:tabs>
+          <w:tab w:val="num" w:pos="6480"/>
+        </w:tabs>
+        <w:ind w:left="6480" w:hanging="360"/>
+      </w:pPr>
+      <w:rPr>
+        <w:rFonts w:ascii="Wingdings" w:hAnsi="Wingdings" w:hint="default"/>
+        <w:sz w:val="20"/>
+      </w:rPr>
+    </w:lvl>
+  </w:abstractNum>
+  <w:abstractNum w:abstractNumId="11" w15:restartNumberingAfterBreak="0">
+    <w:nsid w:val="34BD7670"/>
+    <w:multiLevelType w:val="hybridMultilevel"/>
+    <w:tmpl w:val="FDC61BDE"/>
+    <w:lvl w:ilvl="0" w:tplc="0409000F">
+      <w:start w:val="1"/>
+      <w:numFmt w:val="decimal"/>
+      <w:lvlText w:val="%1."/>
+      <w:lvlJc w:val="left"/>
+      <w:pPr>
+        <w:ind w:left="1429" w:hanging="360"/>
+      </w:pPr>
+    </w:lvl>
+    <w:lvl w:ilvl="1" w:tplc="04090019" w:tentative="1">
+      <w:start w:val="1"/>
+      <w:numFmt w:val="lowerLetter"/>
+      <w:lvlText w:val="%2."/>
+      <w:lvlJc w:val="left"/>
+      <w:pPr>
+        <w:ind w:left="2149" w:hanging="360"/>
+      </w:pPr>
+    </w:lvl>
+    <w:lvl w:ilvl="2" w:tplc="0409001B" w:tentative="1">
+      <w:start w:val="1"/>
+      <w:numFmt w:val="lowerRoman"/>
+      <w:lvlText w:val="%3."/>
+      <w:lvlJc w:val="right"/>
+      <w:pPr>
+        <w:ind w:left="2869" w:hanging="180"/>
+      </w:pPr>
+    </w:lvl>
+    <w:lvl w:ilvl="3" w:tplc="0409000F" w:tentative="1">
+      <w:start w:val="1"/>
+      <w:numFmt w:val="decimal"/>
+      <w:lvlText w:val="%4."/>
+      <w:lvlJc w:val="left"/>
+      <w:pPr>
+        <w:ind w:left="3589" w:hanging="360"/>
+      </w:pPr>
+    </w:lvl>
+    <w:lvl w:ilvl="4" w:tplc="04090019" w:tentative="1">
+      <w:start w:val="1"/>
+      <w:numFmt w:val="lowerLetter"/>
+      <w:lvlText w:val="%5."/>
+      <w:lvlJc w:val="left"/>
+      <w:pPr>
+        <w:ind w:left="4309" w:hanging="360"/>
+      </w:pPr>
+    </w:lvl>
+    <w:lvl w:ilvl="5" w:tplc="0409001B" w:tentative="1">
+      <w:start w:val="1"/>
+      <w:numFmt w:val="lowerRoman"/>
+      <w:lvlText w:val="%6."/>
+      <w:lvlJc w:val="right"/>
+      <w:pPr>
+        <w:ind w:left="5029" w:hanging="180"/>
+      </w:pPr>
+    </w:lvl>
+    <w:lvl w:ilvl="6" w:tplc="0409000F" w:tentative="1">
+      <w:start w:val="1"/>
+      <w:numFmt w:val="decimal"/>
+      <w:lvlText w:val="%7."/>
+      <w:lvlJc w:val="left"/>
+      <w:pPr>
+        <w:ind w:left="5749" w:hanging="360"/>
+      </w:pPr>
+    </w:lvl>
+    <w:lvl w:ilvl="7" w:tplc="04090019" w:tentative="1">
+      <w:start w:val="1"/>
+      <w:numFmt w:val="lowerLetter"/>
+      <w:lvlText w:val="%8."/>
+      <w:lvlJc w:val="left"/>
+      <w:pPr>
+        <w:ind w:left="6469" w:hanging="360"/>
+      </w:pPr>
+    </w:lvl>
+    <w:lvl w:ilvl="8" w:tplc="0409001B" w:tentative="1">
+      <w:start w:val="1"/>
+      <w:numFmt w:val="lowerRoman"/>
+      <w:lvlText w:val="%9."/>
+      <w:lvlJc w:val="right"/>
+      <w:pPr>
+        <w:ind w:left="7189" w:hanging="180"/>
+      </w:pPr>
+    </w:lvl>
+  </w:abstractNum>
+  <w:abstractNum w:abstractNumId="12" w15:restartNumberingAfterBreak="0">
+    <w:nsid w:val="388458B7"/>
+    <w:multiLevelType w:val="multilevel"/>
+    <w:tmpl w:val="3B2A0A7A"/>
+    <w:lvl w:ilvl="0">
+      <w:start w:val="1"/>
+      <w:numFmt w:val="bullet"/>
+      <w:lvlText w:val=""/>
+      <w:lvlJc w:val="left"/>
+      <w:pPr>
+        <w:tabs>
+          <w:tab w:val="num" w:pos="720"/>
+        </w:tabs>
+        <w:ind w:left="720" w:hanging="360"/>
+      </w:pPr>
+      <w:rPr>
+        <w:rFonts w:ascii="Symbol" w:hAnsi="Symbol" w:hint="default"/>
+        <w:sz w:val="20"/>
+      </w:rPr>
+    </w:lvl>
+    <w:lvl w:ilvl="1" w:tentative="1">
+      <w:start w:val="1"/>
+      <w:numFmt w:val="bullet"/>
+      <w:lvlText w:val="o"/>
+      <w:lvlJc w:val="left"/>
+      <w:pPr>
+        <w:tabs>
+          <w:tab w:val="num" w:pos="1440"/>
+        </w:tabs>
+        <w:ind w:left="1440" w:hanging="360"/>
+      </w:pPr>
+      <w:rPr>
+        <w:rFonts w:ascii="Courier New" w:hAnsi="Courier New" w:hint="default"/>
+        <w:sz w:val="20"/>
+      </w:rPr>
+    </w:lvl>
+    <w:lvl w:ilvl="2" w:tentative="1">
+      <w:start w:val="1"/>
+      <w:numFmt w:val="bullet"/>
+      <w:lvlText w:val=""/>
+      <w:lvlJc w:val="left"/>
+      <w:pPr>
+        <w:tabs>
+          <w:tab w:val="num" w:pos="2160"/>
+        </w:tabs>
+        <w:ind w:left="2160" w:hanging="360"/>
+      </w:pPr>
+      <w:rPr>
+        <w:rFonts w:ascii="Wingdings" w:hAnsi="Wingdings" w:hint="default"/>
+        <w:sz w:val="20"/>
+      </w:rPr>
+    </w:lvl>
+    <w:lvl w:ilvl="3" w:tentative="1">
+      <w:start w:val="1"/>
+      <w:numFmt w:val="bullet"/>
+      <w:lvlText w:val=""/>
+      <w:lvlJc w:val="left"/>
+      <w:pPr>
+        <w:tabs>
+          <w:tab w:val="num" w:pos="2880"/>
+        </w:tabs>
+        <w:ind w:left="2880" w:hanging="360"/>
+      </w:pPr>
+      <w:rPr>
+        <w:rFonts w:ascii="Wingdings" w:hAnsi="Wingdings" w:hint="default"/>
+        <w:sz w:val="20"/>
+      </w:rPr>
+    </w:lvl>
+    <w:lvl w:ilvl="4" w:tentative="1">
+      <w:start w:val="1"/>
+      <w:numFmt w:val="bullet"/>
+      <w:lvlText w:val=""/>
+      <w:lvlJc w:val="left"/>
+      <w:pPr>
+        <w:tabs>
+          <w:tab w:val="num" w:pos="3600"/>
+        </w:tabs>
+        <w:ind w:left="3600" w:hanging="360"/>
+      </w:pPr>
+      <w:rPr>
+        <w:rFonts w:ascii="Wingdings" w:hAnsi="Wingdings" w:hint="default"/>
+        <w:sz w:val="20"/>
+      </w:rPr>
+    </w:lvl>
+    <w:lvl w:ilvl="5" w:tentative="1">
+      <w:start w:val="1"/>
+      <w:numFmt w:val="bullet"/>
+      <w:lvlText w:val=""/>
+      <w:lvlJc w:val="left"/>
+      <w:pPr>
+        <w:tabs>
+          <w:tab w:val="num" w:pos="4320"/>
+        </w:tabs>
+        <w:ind w:left="4320" w:hanging="360"/>
+      </w:pPr>
+      <w:rPr>
+        <w:rFonts w:ascii="Wingdings" w:hAnsi="Wingdings" w:hint="default"/>
+        <w:sz w:val="20"/>
+      </w:rPr>
+    </w:lvl>
+    <w:lvl w:ilvl="6" w:tentative="1">
+      <w:start w:val="1"/>
+      <w:numFmt w:val="bullet"/>
+      <w:lvlText w:val=""/>
+      <w:lvlJc w:val="left"/>
+      <w:pPr>
+        <w:tabs>
+          <w:tab w:val="num" w:pos="5040"/>
+        </w:tabs>
+        <w:ind w:left="5040" w:hanging="360"/>
+      </w:pPr>
+      <w:rPr>
+        <w:rFonts w:ascii="Wingdings" w:hAnsi="Wingdings" w:hint="default"/>
+        <w:sz w:val="20"/>
+      </w:rPr>
+    </w:lvl>
+    <w:lvl w:ilvl="7" w:tentative="1">
+      <w:start w:val="1"/>
+      <w:numFmt w:val="bullet"/>
+      <w:lvlText w:val=""/>
+      <w:lvlJc w:val="left"/>
+      <w:pPr>
+        <w:tabs>
+          <w:tab w:val="num" w:pos="5760"/>
+        </w:tabs>
+        <w:ind w:left="5760" w:hanging="360"/>
+      </w:pPr>
+      <w:rPr>
+        <w:rFonts w:ascii="Wingdings" w:hAnsi="Wingdings" w:hint="default"/>
+        <w:sz w:val="20"/>
+      </w:rPr>
+    </w:lvl>
+    <w:lvl w:ilvl="8" w:tentative="1">
+      <w:start w:val="1"/>
+      <w:numFmt w:val="bullet"/>
+      <w:lvlText w:val=""/>
+      <w:lvlJc w:val="left"/>
+      <w:pPr>
+        <w:tabs>
+          <w:tab w:val="num" w:pos="6480"/>
+        </w:tabs>
+        <w:ind w:left="6480" w:hanging="360"/>
+      </w:pPr>
+      <w:rPr>
+        <w:rFonts w:ascii="Wingdings" w:hAnsi="Wingdings" w:hint="default"/>
+        <w:sz w:val="20"/>
+      </w:rPr>
+    </w:lvl>
+  </w:abstractNum>
+  <w:abstractNum w:abstractNumId="13" w15:restartNumberingAfterBreak="0">
     <w:nsid w:val="390400BD"/>
     <w:multiLevelType w:val="multilevel"/>
     <w:tmpl w:val="357ADE0A"/>
@@ -3743,7 +10782,206 @@
       </w:rPr>
     </w:lvl>
   </w:abstractNum>
-  <w:abstractNum w:abstractNumId="6" w15:restartNumberingAfterBreak="0">
+  <w:abstractNum w:abstractNumId="14" w15:restartNumberingAfterBreak="0">
+    <w:nsid w:val="3CBB14F5"/>
+    <w:multiLevelType w:val="hybridMultilevel"/>
+    <w:tmpl w:val="5E649B4C"/>
+    <w:lvl w:ilvl="0" w:tplc="0409000F">
+      <w:start w:val="1"/>
+      <w:numFmt w:val="decimal"/>
+      <w:lvlText w:val="%1."/>
+      <w:lvlJc w:val="left"/>
+      <w:pPr>
+        <w:ind w:left="1429" w:hanging="360"/>
+      </w:pPr>
+    </w:lvl>
+    <w:lvl w:ilvl="1" w:tplc="04090019" w:tentative="1">
+      <w:start w:val="1"/>
+      <w:numFmt w:val="lowerLetter"/>
+      <w:lvlText w:val="%2."/>
+      <w:lvlJc w:val="left"/>
+      <w:pPr>
+        <w:ind w:left="2149" w:hanging="360"/>
+      </w:pPr>
+    </w:lvl>
+    <w:lvl w:ilvl="2" w:tplc="0409001B" w:tentative="1">
+      <w:start w:val="1"/>
+      <w:numFmt w:val="lowerRoman"/>
+      <w:lvlText w:val="%3."/>
+      <w:lvlJc w:val="right"/>
+      <w:pPr>
+        <w:ind w:left="2869" w:hanging="180"/>
+      </w:pPr>
+    </w:lvl>
+    <w:lvl w:ilvl="3" w:tplc="0409000F" w:tentative="1">
+      <w:start w:val="1"/>
+      <w:numFmt w:val="decimal"/>
+      <w:lvlText w:val="%4."/>
+      <w:lvlJc w:val="left"/>
+      <w:pPr>
+        <w:ind w:left="3589" w:hanging="360"/>
+      </w:pPr>
+    </w:lvl>
+    <w:lvl w:ilvl="4" w:tplc="04090019" w:tentative="1">
+      <w:start w:val="1"/>
+      <w:numFmt w:val="lowerLetter"/>
+      <w:lvlText w:val="%5."/>
+      <w:lvlJc w:val="left"/>
+      <w:pPr>
+        <w:ind w:left="4309" w:hanging="360"/>
+      </w:pPr>
+    </w:lvl>
+    <w:lvl w:ilvl="5" w:tplc="0409001B" w:tentative="1">
+      <w:start w:val="1"/>
+      <w:numFmt w:val="lowerRoman"/>
+      <w:lvlText w:val="%6."/>
+      <w:lvlJc w:val="right"/>
+      <w:pPr>
+        <w:ind w:left="5029" w:hanging="180"/>
+      </w:pPr>
+    </w:lvl>
+    <w:lvl w:ilvl="6" w:tplc="0409000F" w:tentative="1">
+      <w:start w:val="1"/>
+      <w:numFmt w:val="decimal"/>
+      <w:lvlText w:val="%7."/>
+      <w:lvlJc w:val="left"/>
+      <w:pPr>
+        <w:ind w:left="5749" w:hanging="360"/>
+      </w:pPr>
+    </w:lvl>
+    <w:lvl w:ilvl="7" w:tplc="04090019" w:tentative="1">
+      <w:start w:val="1"/>
+      <w:numFmt w:val="lowerLetter"/>
+      <w:lvlText w:val="%8."/>
+      <w:lvlJc w:val="left"/>
+      <w:pPr>
+        <w:ind w:left="6469" w:hanging="360"/>
+      </w:pPr>
+    </w:lvl>
+    <w:lvl w:ilvl="8" w:tplc="0409001B" w:tentative="1">
+      <w:start w:val="1"/>
+      <w:numFmt w:val="lowerRoman"/>
+      <w:lvlText w:val="%9."/>
+      <w:lvlJc w:val="right"/>
+      <w:pPr>
+        <w:ind w:left="7189" w:hanging="180"/>
+      </w:pPr>
+    </w:lvl>
+  </w:abstractNum>
+  <w:abstractNum w:abstractNumId="15" w15:restartNumberingAfterBreak="0">
+    <w:nsid w:val="50BE575E"/>
+    <w:multiLevelType w:val="multilevel"/>
+    <w:tmpl w:val="FD3A63DA"/>
+    <w:lvl w:ilvl="0">
+      <w:start w:val="1"/>
+      <w:numFmt w:val="decimal"/>
+      <w:lvlText w:val="%1."/>
+      <w:lvlJc w:val="left"/>
+      <w:pPr>
+        <w:tabs>
+          <w:tab w:val="num" w:pos="720"/>
+        </w:tabs>
+        <w:ind w:left="720" w:hanging="360"/>
+      </w:pPr>
+    </w:lvl>
+    <w:lvl w:ilvl="1" w:tentative="1">
+      <w:start w:val="1"/>
+      <w:numFmt w:val="decimal"/>
+      <w:lvlText w:val="%2."/>
+      <w:lvlJc w:val="left"/>
+      <w:pPr>
+        <w:tabs>
+          <w:tab w:val="num" w:pos="1440"/>
+        </w:tabs>
+        <w:ind w:left="1440" w:hanging="360"/>
+      </w:pPr>
+    </w:lvl>
+    <w:lvl w:ilvl="2" w:tentative="1">
+      <w:start w:val="1"/>
+      <w:numFmt w:val="decimal"/>
+      <w:lvlText w:val="%3."/>
+      <w:lvlJc w:val="left"/>
+      <w:pPr>
+        <w:tabs>
+          <w:tab w:val="num" w:pos="2160"/>
+        </w:tabs>
+        <w:ind w:left="2160" w:hanging="360"/>
+      </w:pPr>
+    </w:lvl>
+    <w:lvl w:ilvl="3" w:tentative="1">
+      <w:start w:val="1"/>
+      <w:numFmt w:val="decimal"/>
+      <w:lvlText w:val="%4."/>
+      <w:lvlJc w:val="left"/>
+      <w:pPr>
+        <w:tabs>
+          <w:tab w:val="num" w:pos="2880"/>
+        </w:tabs>
+        <w:ind w:left="2880" w:hanging="360"/>
+      </w:pPr>
+    </w:lvl>
+    <w:lvl w:ilvl="4" w:tentative="1">
+      <w:start w:val="1"/>
+      <w:numFmt w:val="decimal"/>
+      <w:lvlText w:val="%5."/>
+      <w:lvlJc w:val="left"/>
+      <w:pPr>
+        <w:tabs>
+          <w:tab w:val="num" w:pos="3600"/>
+        </w:tabs>
+        <w:ind w:left="3600" w:hanging="360"/>
+      </w:pPr>
+    </w:lvl>
+    <w:lvl w:ilvl="5" w:tentative="1">
+      <w:start w:val="1"/>
+      <w:numFmt w:val="decimal"/>
+      <w:lvlText w:val="%6."/>
+      <w:lvlJc w:val="left"/>
+      <w:pPr>
+        <w:tabs>
+          <w:tab w:val="num" w:pos="4320"/>
+        </w:tabs>
+        <w:ind w:left="4320" w:hanging="360"/>
+      </w:pPr>
+    </w:lvl>
+    <w:lvl w:ilvl="6" w:tentative="1">
+      <w:start w:val="1"/>
+      <w:numFmt w:val="decimal"/>
+      <w:lvlText w:val="%7."/>
+      <w:lvlJc w:val="left"/>
+      <w:pPr>
+        <w:tabs>
+          <w:tab w:val="num" w:pos="5040"/>
+        </w:tabs>
+        <w:ind w:left="5040" w:hanging="360"/>
+      </w:pPr>
+    </w:lvl>
+    <w:lvl w:ilvl="7" w:tentative="1">
+      <w:start w:val="1"/>
+      <w:numFmt w:val="decimal"/>
+      <w:lvlText w:val="%8."/>
+      <w:lvlJc w:val="left"/>
+      <w:pPr>
+        <w:tabs>
+          <w:tab w:val="num" w:pos="5760"/>
+        </w:tabs>
+        <w:ind w:left="5760" w:hanging="360"/>
+      </w:pPr>
+    </w:lvl>
+    <w:lvl w:ilvl="8" w:tentative="1">
+      <w:start w:val="1"/>
+      <w:numFmt w:val="decimal"/>
+      <w:lvlText w:val="%9."/>
+      <w:lvlJc w:val="left"/>
+      <w:pPr>
+        <w:tabs>
+          <w:tab w:val="num" w:pos="6480"/>
+        </w:tabs>
+        <w:ind w:left="6480" w:hanging="360"/>
+      </w:pPr>
+    </w:lvl>
+  </w:abstractNum>
+  <w:abstractNum w:abstractNumId="16" w15:restartNumberingAfterBreak="0">
     <w:nsid w:val="56E9727A"/>
     <w:multiLevelType w:val="multilevel"/>
     <w:tmpl w:val="E2D6E5E0"/>
@@ -3856,7 +11094,93 @@
       </w:pPr>
     </w:lvl>
   </w:abstractNum>
-  <w:abstractNum w:abstractNumId="7" w15:restartNumberingAfterBreak="0">
+  <w:abstractNum w:abstractNumId="17" w15:restartNumberingAfterBreak="0">
+    <w:nsid w:val="586A35DA"/>
+    <w:multiLevelType w:val="hybridMultilevel"/>
+    <w:tmpl w:val="70EA4802"/>
+    <w:lvl w:ilvl="0" w:tplc="0409000F">
+      <w:start w:val="1"/>
+      <w:numFmt w:val="decimal"/>
+      <w:lvlText w:val="%1."/>
+      <w:lvlJc w:val="left"/>
+      <w:pPr>
+        <w:ind w:left="1429" w:hanging="360"/>
+      </w:pPr>
+    </w:lvl>
+    <w:lvl w:ilvl="1" w:tplc="04090019" w:tentative="1">
+      <w:start w:val="1"/>
+      <w:numFmt w:val="lowerLetter"/>
+      <w:lvlText w:val="%2."/>
+      <w:lvlJc w:val="left"/>
+      <w:pPr>
+        <w:ind w:left="2149" w:hanging="360"/>
+      </w:pPr>
+    </w:lvl>
+    <w:lvl w:ilvl="2" w:tplc="0409001B" w:tentative="1">
+      <w:start w:val="1"/>
+      <w:numFmt w:val="lowerRoman"/>
+      <w:lvlText w:val="%3."/>
+      <w:lvlJc w:val="right"/>
+      <w:pPr>
+        <w:ind w:left="2869" w:hanging="180"/>
+      </w:pPr>
+    </w:lvl>
+    <w:lvl w:ilvl="3" w:tplc="0409000F" w:tentative="1">
+      <w:start w:val="1"/>
+      <w:numFmt w:val="decimal"/>
+      <w:lvlText w:val="%4."/>
+      <w:lvlJc w:val="left"/>
+      <w:pPr>
+        <w:ind w:left="3589" w:hanging="360"/>
+      </w:pPr>
+    </w:lvl>
+    <w:lvl w:ilvl="4" w:tplc="04090019" w:tentative="1">
+      <w:start w:val="1"/>
+      <w:numFmt w:val="lowerLetter"/>
+      <w:lvlText w:val="%5."/>
+      <w:lvlJc w:val="left"/>
+      <w:pPr>
+        <w:ind w:left="4309" w:hanging="360"/>
+      </w:pPr>
+    </w:lvl>
+    <w:lvl w:ilvl="5" w:tplc="0409001B" w:tentative="1">
+      <w:start w:val="1"/>
+      <w:numFmt w:val="lowerRoman"/>
+      <w:lvlText w:val="%6."/>
+      <w:lvlJc w:val="right"/>
+      <w:pPr>
+        <w:ind w:left="5029" w:hanging="180"/>
+      </w:pPr>
+    </w:lvl>
+    <w:lvl w:ilvl="6" w:tplc="0409000F" w:tentative="1">
+      <w:start w:val="1"/>
+      <w:numFmt w:val="decimal"/>
+      <w:lvlText w:val="%7."/>
+      <w:lvlJc w:val="left"/>
+      <w:pPr>
+        <w:ind w:left="5749" w:hanging="360"/>
+      </w:pPr>
+    </w:lvl>
+    <w:lvl w:ilvl="7" w:tplc="04090019" w:tentative="1">
+      <w:start w:val="1"/>
+      <w:numFmt w:val="lowerLetter"/>
+      <w:lvlText w:val="%8."/>
+      <w:lvlJc w:val="left"/>
+      <w:pPr>
+        <w:ind w:left="6469" w:hanging="360"/>
+      </w:pPr>
+    </w:lvl>
+    <w:lvl w:ilvl="8" w:tplc="0409001B" w:tentative="1">
+      <w:start w:val="1"/>
+      <w:numFmt w:val="lowerRoman"/>
+      <w:lvlText w:val="%9."/>
+      <w:lvlJc w:val="right"/>
+      <w:pPr>
+        <w:ind w:left="7189" w:hanging="180"/>
+      </w:pPr>
+    </w:lvl>
+  </w:abstractNum>
+  <w:abstractNum w:abstractNumId="18" w15:restartNumberingAfterBreak="0">
     <w:nsid w:val="596832C0"/>
     <w:multiLevelType w:val="multilevel"/>
     <w:tmpl w:val="4DE02082"/>
@@ -4005,7 +11329,7 @@
       </w:rPr>
     </w:lvl>
   </w:abstractNum>
-  <w:abstractNum w:abstractNumId="8" w15:restartNumberingAfterBreak="0">
+  <w:abstractNum w:abstractNumId="19" w15:restartNumberingAfterBreak="0">
     <w:nsid w:val="7674249D"/>
     <w:multiLevelType w:val="multilevel"/>
     <w:tmpl w:val="C2A25F4C"/>
@@ -4154,7 +11478,93 @@
       </w:rPr>
     </w:lvl>
   </w:abstractNum>
-  <w:abstractNum w:abstractNumId="9" w15:restartNumberingAfterBreak="0">
+  <w:abstractNum w:abstractNumId="20" w15:restartNumberingAfterBreak="0">
+    <w:nsid w:val="7A321225"/>
+    <w:multiLevelType w:val="hybridMultilevel"/>
+    <w:tmpl w:val="9CE20CA4"/>
+    <w:lvl w:ilvl="0" w:tplc="0409000F">
+      <w:start w:val="1"/>
+      <w:numFmt w:val="decimal"/>
+      <w:lvlText w:val="%1."/>
+      <w:lvlJc w:val="left"/>
+      <w:pPr>
+        <w:ind w:left="1429" w:hanging="360"/>
+      </w:pPr>
+    </w:lvl>
+    <w:lvl w:ilvl="1" w:tplc="04090019" w:tentative="1">
+      <w:start w:val="1"/>
+      <w:numFmt w:val="lowerLetter"/>
+      <w:lvlText w:val="%2."/>
+      <w:lvlJc w:val="left"/>
+      <w:pPr>
+        <w:ind w:left="2149" w:hanging="360"/>
+      </w:pPr>
+    </w:lvl>
+    <w:lvl w:ilvl="2" w:tplc="0409001B" w:tentative="1">
+      <w:start w:val="1"/>
+      <w:numFmt w:val="lowerRoman"/>
+      <w:lvlText w:val="%3."/>
+      <w:lvlJc w:val="right"/>
+      <w:pPr>
+        <w:ind w:left="2869" w:hanging="180"/>
+      </w:pPr>
+    </w:lvl>
+    <w:lvl w:ilvl="3" w:tplc="0409000F" w:tentative="1">
+      <w:start w:val="1"/>
+      <w:numFmt w:val="decimal"/>
+      <w:lvlText w:val="%4."/>
+      <w:lvlJc w:val="left"/>
+      <w:pPr>
+        <w:ind w:left="3589" w:hanging="360"/>
+      </w:pPr>
+    </w:lvl>
+    <w:lvl w:ilvl="4" w:tplc="04090019" w:tentative="1">
+      <w:start w:val="1"/>
+      <w:numFmt w:val="lowerLetter"/>
+      <w:lvlText w:val="%5."/>
+      <w:lvlJc w:val="left"/>
+      <w:pPr>
+        <w:ind w:left="4309" w:hanging="360"/>
+      </w:pPr>
+    </w:lvl>
+    <w:lvl w:ilvl="5" w:tplc="0409001B" w:tentative="1">
+      <w:start w:val="1"/>
+      <w:numFmt w:val="lowerRoman"/>
+      <w:lvlText w:val="%6."/>
+      <w:lvlJc w:val="right"/>
+      <w:pPr>
+        <w:ind w:left="5029" w:hanging="180"/>
+      </w:pPr>
+    </w:lvl>
+    <w:lvl w:ilvl="6" w:tplc="0409000F" w:tentative="1">
+      <w:start w:val="1"/>
+      <w:numFmt w:val="decimal"/>
+      <w:lvlText w:val="%7."/>
+      <w:lvlJc w:val="left"/>
+      <w:pPr>
+        <w:ind w:left="5749" w:hanging="360"/>
+      </w:pPr>
+    </w:lvl>
+    <w:lvl w:ilvl="7" w:tplc="04090019" w:tentative="1">
+      <w:start w:val="1"/>
+      <w:numFmt w:val="lowerLetter"/>
+      <w:lvlText w:val="%8."/>
+      <w:lvlJc w:val="left"/>
+      <w:pPr>
+        <w:ind w:left="6469" w:hanging="360"/>
+      </w:pPr>
+    </w:lvl>
+    <w:lvl w:ilvl="8" w:tplc="0409001B" w:tentative="1">
+      <w:start w:val="1"/>
+      <w:numFmt w:val="lowerRoman"/>
+      <w:lvlText w:val="%9."/>
+      <w:lvlJc w:val="right"/>
+      <w:pPr>
+        <w:ind w:left="7189" w:hanging="180"/>
+      </w:pPr>
+    </w:lvl>
+  </w:abstractNum>
+  <w:abstractNum w:abstractNumId="21" w15:restartNumberingAfterBreak="0">
     <w:nsid w:val="7AA96CAD"/>
     <w:multiLevelType w:val="multilevel"/>
     <w:tmpl w:val="10AAC71C"/>
@@ -4272,22 +11682,22 @@
     </w:lvl>
   </w:abstractNum>
   <w:num w:numId="1">
-    <w:abstractNumId w:val="6"/>
+    <w:abstractNumId w:val="16"/>
   </w:num>
   <w:num w:numId="2">
-    <w:abstractNumId w:val="2"/>
+    <w:abstractNumId w:val="4"/>
   </w:num>
   <w:num w:numId="3">
-    <w:abstractNumId w:val="1"/>
+    <w:abstractNumId w:val="3"/>
   </w:num>
   <w:num w:numId="4">
-    <w:abstractNumId w:val="8"/>
+    <w:abstractNumId w:val="19"/>
   </w:num>
   <w:num w:numId="5">
-    <w:abstractNumId w:val="5"/>
+    <w:abstractNumId w:val="13"/>
   </w:num>
   <w:num w:numId="6">
-    <w:abstractNumId w:val="5"/>
+    <w:abstractNumId w:val="13"/>
     <w:lvlOverride w:ilvl="0">
       <w:lvl w:ilvl="0">
         <w:start w:val="1"/>
@@ -4434,19 +11844,55 @@
     </w:lvlOverride>
   </w:num>
   <w:num w:numId="7">
+    <w:abstractNumId w:val="21"/>
+  </w:num>
+  <w:num w:numId="8">
+    <w:abstractNumId w:val="2"/>
+  </w:num>
+  <w:num w:numId="9">
+    <w:abstractNumId w:val="18"/>
+  </w:num>
+  <w:num w:numId="10">
+    <w:abstractNumId w:val="5"/>
+  </w:num>
+  <w:num w:numId="11">
+    <w:abstractNumId w:val="7"/>
+  </w:num>
+  <w:num w:numId="12">
+    <w:abstractNumId w:val="8"/>
+  </w:num>
+  <w:num w:numId="13">
+    <w:abstractNumId w:val="6"/>
+  </w:num>
+  <w:num w:numId="14">
+    <w:abstractNumId w:val="17"/>
+  </w:num>
+  <w:num w:numId="15">
+    <w:abstractNumId w:val="14"/>
+  </w:num>
+  <w:num w:numId="16">
+    <w:abstractNumId w:val="11"/>
+  </w:num>
+  <w:num w:numId="17">
+    <w:abstractNumId w:val="1"/>
+  </w:num>
+  <w:num w:numId="18">
+    <w:abstractNumId w:val="10"/>
+  </w:num>
+  <w:num w:numId="19">
     <w:abstractNumId w:val="9"/>
   </w:num>
-  <w:num w:numId="8">
+  <w:num w:numId="20">
+    <w:abstractNumId w:val="12"/>
+  </w:num>
+  <w:num w:numId="21">
+    <w:abstractNumId w:val="15"/>
+  </w:num>
+  <w:num w:numId="22">
     <w:abstractNumId w:val="0"/>
   </w:num>
-  <w:num w:numId="9">
-    <w:abstractNumId w:val="7"/>
-  </w:num>
-  <w:num w:numId="10">
-    <w:abstractNumId w:val="3"/>
-  </w:num>
-  <w:num w:numId="11">
-    <w:abstractNumId w:val="4"/>
+  <w:num w:numId="23">
+    <w:abstractNumId w:val="20"/>
   </w:num>
 </w:numbering>
 </file>
@@ -4893,7 +12339,7 @@
     <w:link w:val="20"/>
     <w:uiPriority w:val="9"/>
     <w:qFormat/>
-    <w:rsid w:val="005903F4"/>
+    <w:rsid w:val="00543147"/>
     <w:pPr>
       <w:keepNext/>
       <w:keepLines/>
@@ -4902,11 +12348,12 @@
         <w:numId w:val="5"/>
       </w:numPr>
       <w:spacing w:before="40" w:after="0"/>
+      <w:ind w:firstLine="709"/>
       <w:outlineLvl w:val="1"/>
     </w:pPr>
     <w:rPr>
-      <w:rFonts w:asciiTheme="majorHAnsi" w:eastAsiaTheme="majorEastAsia" w:hAnsiTheme="majorHAnsi" w:cstheme="majorBidi"/>
-      <w:sz w:val="26"/>
+      <w:rFonts w:eastAsiaTheme="majorEastAsia" w:cstheme="majorBidi"/>
+      <w:b/>
       <w:szCs w:val="26"/>
     </w:rPr>
   </w:style>
@@ -5138,10 +12585,11 @@
     <w:basedOn w:val="a0"/>
     <w:link w:val="2"/>
     <w:uiPriority w:val="9"/>
-    <w:rsid w:val="005903F4"/>
+    <w:rsid w:val="00543147"/>
     <w:rPr>
-      <w:rFonts w:asciiTheme="majorHAnsi" w:eastAsiaTheme="majorEastAsia" w:hAnsiTheme="majorHAnsi" w:cstheme="majorBidi"/>
-      <w:sz w:val="26"/>
+      <w:rFonts w:ascii="Times New Roman" w:eastAsiaTheme="majorEastAsia" w:hAnsi="Times New Roman" w:cstheme="majorBidi"/>
+      <w:b/>
+      <w:sz w:val="28"/>
       <w:szCs w:val="26"/>
       <w:lang w:val="ru-RU"/>
     </w:rPr>
@@ -5179,7 +12627,6 @@
     <w:name w:val="Normal (Web)"/>
     <w:basedOn w:val="a"/>
     <w:uiPriority w:val="99"/>
-    <w:semiHidden/>
     <w:unhideWhenUsed/>
     <w:rsid w:val="001D7ABA"/>
     <w:pPr>
@@ -5295,6 +12742,43 @@
       <w:color w:val="44546A" w:themeColor="text2"/>
       <w:sz w:val="18"/>
       <w:szCs w:val="18"/>
+    </w:rPr>
+  </w:style>
+  <w:style w:type="character" w:customStyle="1" w:styleId="katex-mathml">
+    <w:name w:val="katex-mathml"/>
+    <w:basedOn w:val="a0"/>
+    <w:rsid w:val="00416459"/>
+  </w:style>
+  <w:style w:type="character" w:customStyle="1" w:styleId="mord">
+    <w:name w:val="mord"/>
+    <w:basedOn w:val="a0"/>
+    <w:rsid w:val="00416459"/>
+  </w:style>
+  <w:style w:type="character" w:customStyle="1" w:styleId="mbin">
+    <w:name w:val="mbin"/>
+    <w:basedOn w:val="a0"/>
+    <w:rsid w:val="00416459"/>
+  </w:style>
+  <w:style w:type="paragraph" w:styleId="af1">
+    <w:name w:val="List Paragraph"/>
+    <w:basedOn w:val="a"/>
+    <w:uiPriority w:val="34"/>
+    <w:qFormat/>
+    <w:rsid w:val="002C6A4B"/>
+    <w:pPr>
+      <w:ind w:left="720"/>
+    </w:pPr>
+  </w:style>
+  <w:style w:type="character" w:styleId="af2">
+    <w:name w:val="Unresolved Mention"/>
+    <w:basedOn w:val="a0"/>
+    <w:uiPriority w:val="99"/>
+    <w:semiHidden/>
+    <w:unhideWhenUsed/>
+    <w:rsid w:val="00AE2AA3"/>
+    <w:rPr>
+      <w:color w:val="605E5C"/>
+      <w:shd w:val="clear" w:color="auto" w:fill="E1DFDD"/>
     </w:rPr>
   </w:style>
 </w:styles>

--- a/Практика-вуз.docx
+++ b/Практика-вуз.docx
@@ -671,21 +671,7 @@
                 <w:rStyle w:val="a8"/>
                 <w:noProof/>
               </w:rPr>
-              <w:t xml:space="preserve">Список используемой </w:t>
-            </w:r>
-            <w:r>
-              <w:rPr>
-                <w:rStyle w:val="a8"/>
-                <w:noProof/>
-              </w:rPr>
-              <w:t>л</w:t>
-            </w:r>
-            <w:r>
-              <w:rPr>
-                <w:rStyle w:val="a8"/>
-                <w:noProof/>
-              </w:rPr>
-              <w:t>итературы</w:t>
+              <w:t>Список используемой литературы</w:t>
             </w:r>
             <w:r>
               <w:rPr>
@@ -795,13 +781,46 @@
         <w:t>YouTube</w:t>
       </w:r>
       <w:r>
+        <w:t xml:space="preserve">, Кинопоиска </w:t>
+      </w:r>
+      <w:r>
+        <w:rPr>
+          <w:lang w:val="en-US"/>
+        </w:rPr>
+        <w:t>HD</w:t>
+      </w:r>
+      <w:r>
         <w:t xml:space="preserve">, </w:t>
       </w:r>
-      <w:proofErr w:type="spellStart"/>
-      <w:r>
-        <w:t>Кинопоиска</w:t>
-      </w:r>
-      <w:proofErr w:type="spellEnd"/>
+      <w:r>
+        <w:rPr>
+          <w:lang w:val="en-US"/>
+        </w:rPr>
+        <w:t>IVI</w:t>
+      </w:r>
+      <w:r>
+        <w:t xml:space="preserve"> и многих других платформ: по данным исследований, более 75–80 % просмотров начинается именно с рекомендаций.</w:t>
+      </w:r>
+    </w:p>
+    <w:p>
+      <w:r>
+        <w:t>Одним из самых простых, понятных и при этом удивительно эффективных подходов к рекомендациям фильмов является контентная фильтрация на основе схожести описаний и метаданных (</w:t>
+      </w:r>
+      <w:r>
+        <w:rPr>
+          <w:lang w:val="en-US"/>
+        </w:rPr>
+        <w:t>content</w:t>
+      </w:r>
+      <w:r>
+        <w:t xml:space="preserve">— </w:t>
+      </w:r>
+      <w:r>
+        <w:rPr>
+          <w:lang w:val="en-US"/>
+        </w:rPr>
+        <w:t>based</w:t>
+      </w:r>
       <w:r>
         <w:t xml:space="preserve"> </w:t>
       </w:r>
@@ -809,59 +828,10 @@
         <w:rPr>
           <w:lang w:val="en-US"/>
         </w:rPr>
-        <w:t>HD</w:t>
-      </w:r>
-      <w:r>
-        <w:t xml:space="preserve">, </w:t>
-      </w:r>
-      <w:r>
-        <w:rPr>
-          <w:lang w:val="en-US"/>
-        </w:rPr>
-        <w:t>IVI</w:t>
-      </w:r>
-      <w:r>
-        <w:t xml:space="preserve"> и многих других платформ: по данным исследований, более 75–80 % просмотров начинается именно с рекомендаций.</w:t>
-      </w:r>
-    </w:p>
-    <w:p>
-      <w:r>
-        <w:t>Одним из самых простых, понятных и при этом удивительно эффективных подходов к рекомендациям фильмов является контентная фильтрация на основе схожести описаний и метаданных (</w:t>
-      </w:r>
-      <w:r>
-        <w:rPr>
-          <w:lang w:val="en-US"/>
-        </w:rPr>
-        <w:t>content</w:t>
-      </w:r>
-      <w:r>
-        <w:t xml:space="preserve">— </w:t>
-      </w:r>
-      <w:r>
-        <w:rPr>
-          <w:lang w:val="en-US"/>
-        </w:rPr>
-        <w:t>based</w:t>
-      </w:r>
-      <w:r>
-        <w:t xml:space="preserve"> </w:t>
-      </w:r>
-      <w:r>
-        <w:rPr>
-          <w:lang w:val="en-US"/>
-        </w:rPr>
         <w:t>filtering</w:t>
       </w:r>
       <w:r>
-        <w:t xml:space="preserve">). В отличие от </w:t>
-      </w:r>
-      <w:proofErr w:type="spellStart"/>
-      <w:r>
-        <w:t>коллаборативных</w:t>
-      </w:r>
-      <w:proofErr w:type="spellEnd"/>
-      <w:r>
-        <w:t xml:space="preserve"> методов, этот подход не требует истории оценок миллионов пользователей и полностью решает проблему холодного старта для новых пользователей: рекомендации строятся исключительно на основе характеристик самих фильмов — сюжета, жанров, ключевых слов, актёров и режиссёров.</w:t>
+        <w:t>). В отличие от коллаборативных методов, этот подход не требует истории оценок миллионов пользователей и полностью решает проблему холодного старта для новых пользователей: рекомендации строятся исключительно на основе характеристик самих фильмов — сюжета, жанров, ключевых слов, актёров и режиссёров.</w:t>
       </w:r>
     </w:p>
     <w:p>
@@ -882,15 +852,7 @@
     </w:p>
     <w:p>
       <w:r>
-        <w:t xml:space="preserve">Подготовить </w:t>
-      </w:r>
-      <w:proofErr w:type="spellStart"/>
-      <w:r>
-        <w:t>датасет</w:t>
-      </w:r>
-      <w:proofErr w:type="spellEnd"/>
-      <w:r>
-        <w:t xml:space="preserve"> с метаданными фильмов</w:t>
+        <w:t>Подготовить датасет с метаданными фильмов</w:t>
       </w:r>
       <w:r>
         <w:t xml:space="preserve">, </w:t>
@@ -922,15 +884,7 @@
     </w:p>
     <w:p>
       <w:r>
-        <w:t xml:space="preserve">работает даже на небольшом </w:t>
-      </w:r>
-      <w:proofErr w:type="spellStart"/>
-      <w:r>
-        <w:t>датасете</w:t>
-      </w:r>
-      <w:proofErr w:type="spellEnd"/>
-      <w:r>
-        <w:t>,</w:t>
+        <w:t>работает даже на небольшом датасете,</w:t>
       </w:r>
     </w:p>
     <w:p>
@@ -1106,15 +1060,7 @@
         <w:t>IDF</w:t>
       </w:r>
       <w:r>
-        <w:t xml:space="preserve">, а в современных реализациях — </w:t>
-      </w:r>
-      <w:proofErr w:type="spellStart"/>
-      <w:r>
-        <w:t>эмбеддинги</w:t>
-      </w:r>
-      <w:proofErr w:type="spellEnd"/>
-      <w:r>
-        <w:t xml:space="preserve"> (</w:t>
+        <w:t>, а в современных реализациях — эмбеддинги (</w:t>
       </w:r>
       <w:r>
         <w:rPr>
@@ -1125,14 +1071,12 @@
       <w:r>
         <w:t>2</w:t>
       </w:r>
-      <w:proofErr w:type="spellStart"/>
       <w:r>
         <w:rPr>
           <w:lang w:val="en-US"/>
         </w:rPr>
         <w:t>Vec</w:t>
       </w:r>
-      <w:proofErr w:type="spellEnd"/>
       <w:r>
         <w:t xml:space="preserve">, </w:t>
       </w:r>
@@ -1164,213 +1108,379 @@
         <w:t xml:space="preserve">). Сходство между объектами и профилем пользователя обычно измеряется с помощью косинусного расстояния. Преимущества: простота реализации, отсутствие проблемы «холодного старта» для новых объектов, рекомендации легко объяснимы. </w:t>
       </w:r>
       <w:r>
-        <w:t xml:space="preserve">Недостатки: ограниченность «пузыря фильтров» (рекомендуется только похожее), низкая </w:t>
-      </w:r>
-      <w:proofErr w:type="spellStart"/>
-      <w:r>
-        <w:t>серендипность</w:t>
-      </w:r>
-      <w:proofErr w:type="spellEnd"/>
-      <w:r>
-        <w:t>.</w:t>
-      </w:r>
-    </w:p>
-    <w:p>
-      <w:proofErr w:type="spellStart"/>
+        <w:t>Недостатки: ограниченность «пузыря фильтров» (рекомендуется только похожее), низкая серендипность.</w:t>
+      </w:r>
+    </w:p>
+    <w:p>
       <w:r>
         <w:rPr>
           <w:b/>
           <w:bCs/>
         </w:rPr>
-        <w:t>Коллаборативная</w:t>
-      </w:r>
-      <w:proofErr w:type="spellEnd"/>
+        <w:t>Коллаборативная фильтрация (</w:t>
+      </w:r>
       <w:r>
         <w:rPr>
           <w:b/>
           <w:bCs/>
-        </w:rPr>
-        <w:t xml:space="preserve"> фильтрация (</w:t>
+          <w:lang w:val="en-US"/>
+        </w:rPr>
+        <w:t>Collaborative</w:t>
       </w:r>
       <w:r>
         <w:rPr>
           <w:b/>
           <w:bCs/>
-          <w:lang w:val="en-US"/>
-        </w:rPr>
-        <w:t>Collaborative</w:t>
+        </w:rPr>
+        <w:t xml:space="preserve"> </w:t>
       </w:r>
       <w:r>
         <w:rPr>
           <w:b/>
           <w:bCs/>
-        </w:rPr>
-        <w:t xml:space="preserve"> </w:t>
+          <w:lang w:val="en-US"/>
+        </w:rPr>
+        <w:t>filtering</w:t>
       </w:r>
       <w:r>
         <w:rPr>
           <w:b/>
           <w:bCs/>
-          <w:lang w:val="en-US"/>
-        </w:rPr>
-        <w:t>filtering</w:t>
-      </w:r>
+        </w:rPr>
+        <w:t>)</w:t>
+      </w:r>
+      <w:r>
+        <w:t xml:space="preserve"> Делится на два основных подвида:</w:t>
+      </w:r>
+    </w:p>
+    <w:p>
       <w:r>
         <w:rPr>
           <w:b/>
           <w:bCs/>
-        </w:rPr>
-        <w:t>)</w:t>
-      </w:r>
-      <w:r>
-        <w:t xml:space="preserve"> Делится на два основных подвида:</w:t>
-      </w:r>
-    </w:p>
-    <w:p>
+          <w:lang w:val="en-US"/>
+        </w:rPr>
+        <w:t>User</w:t>
+      </w:r>
       <w:r>
         <w:rPr>
           <w:b/>
           <w:bCs/>
-          <w:lang w:val="en-US"/>
-        </w:rPr>
-        <w:t>User</w:t>
+        </w:rPr>
+        <w:t xml:space="preserve">— </w:t>
       </w:r>
       <w:r>
         <w:rPr>
           <w:b/>
           <w:bCs/>
-        </w:rPr>
-        <w:t xml:space="preserve">— </w:t>
+          <w:lang w:val="en-US"/>
+        </w:rPr>
+        <w:t>based</w:t>
       </w:r>
       <w:r>
         <w:rPr>
           <w:b/>
           <w:bCs/>
-          <w:lang w:val="en-US"/>
-        </w:rPr>
-        <w:t>based</w:t>
+        </w:rPr>
+        <w:t xml:space="preserve"> </w:t>
       </w:r>
       <w:r>
         <w:rPr>
           <w:b/>
           <w:bCs/>
-        </w:rPr>
-        <w:t xml:space="preserve"> </w:t>
-      </w:r>
+          <w:lang w:val="en-US"/>
+        </w:rPr>
+        <w:t>CF</w:t>
+      </w:r>
+      <w:r>
+        <w:t>: «Похожие на тебя пользователи любят вот это». Находятся пользователи с похожими вкусами и рекомендуются их предпочтения.</w:t>
+      </w:r>
+    </w:p>
+    <w:p>
       <w:r>
         <w:rPr>
           <w:b/>
           <w:bCs/>
           <w:lang w:val="en-US"/>
         </w:rPr>
-        <w:t>CF</w:t>
-      </w:r>
-      <w:r>
-        <w:t>: «Похожие на тебя пользователи любят вот это». Находятся пользователи с похожими вкусами и рекомендуются их предпочтения.</w:t>
-      </w:r>
-    </w:p>
-    <w:p>
+        <w:t>Item</w:t>
+      </w:r>
       <w:r>
         <w:rPr>
           <w:b/>
           <w:bCs/>
-          <w:lang w:val="en-US"/>
-        </w:rPr>
-        <w:t>Item</w:t>
+        </w:rPr>
+        <w:t xml:space="preserve">— </w:t>
       </w:r>
       <w:r>
         <w:rPr>
           <w:b/>
           <w:bCs/>
-        </w:rPr>
-        <w:t xml:space="preserve">— </w:t>
+          <w:lang w:val="en-US"/>
+        </w:rPr>
+        <w:t>based</w:t>
       </w:r>
       <w:r>
         <w:rPr>
           <w:b/>
           <w:bCs/>
-          <w:lang w:val="en-US"/>
-        </w:rPr>
-        <w:t>based</w:t>
+        </w:rPr>
+        <w:t xml:space="preserve"> </w:t>
       </w:r>
       <w:r>
         <w:rPr>
           <w:b/>
           <w:bCs/>
-        </w:rPr>
-        <w:t xml:space="preserve"> </w:t>
-      </w:r>
+          <w:lang w:val="en-US"/>
+        </w:rPr>
+        <w:t>CF</w:t>
+      </w:r>
+      <w:r>
+        <w:t xml:space="preserve">: «Те, кто купил/посмотрел этот товар, также покупали вот этот». Чаще используется на практике (например, в </w:t>
+      </w:r>
+      <w:r>
+        <w:rPr>
+          <w:lang w:val="en-US"/>
+        </w:rPr>
+        <w:t>Amazon</w:t>
+      </w:r>
+      <w:r>
+        <w:t xml:space="preserve">), потому что количество товаров обычно меньше количества пользователей, и сходство между товарами меняется реже. Сходство вычисляется через косинусное расстояние или корреляцию Пирсона на основе матрицы «пользователь–объект». Преимущества: высокая точность при большом количестве данных, способность находить </w:t>
+      </w:r>
+      <w:r>
+        <w:lastRenderedPageBreak/>
+        <w:t>неожиданные рекомендации. Недостатки: проблемы холодного старта для новых пользователей и объектов, разреженность данных.</w:t>
+      </w:r>
+    </w:p>
+    <w:p>
       <w:r>
         <w:rPr>
           <w:b/>
           <w:bCs/>
-          <w:lang w:val="en-US"/>
-        </w:rPr>
-        <w:t>CF</w:t>
-      </w:r>
-      <w:r>
-        <w:t xml:space="preserve">: «Те, кто купил/посмотрел этот товар, также покупали вот этот». Чаще используется на практике (например, в </w:t>
-      </w:r>
-      <w:r>
-        <w:rPr>
-          <w:lang w:val="en-US"/>
-        </w:rPr>
-        <w:t>Amazon</w:t>
-      </w:r>
-      <w:r>
-        <w:t xml:space="preserve">), потому что количество товаров обычно меньше количества пользователей, и сходство между товарами меняется реже. Сходство вычисляется через косинусное расстояние или корреляцию Пирсона на основе матрицы «пользователь–объект». Преимущества: высокая точность при большом количестве данных, способность находить </w:t>
-      </w:r>
-      <w:r>
-        <w:lastRenderedPageBreak/>
-        <w:t>неожиданные рекомендации. Недостатки: проблемы холодного старта для новых пользователей и объектов, разреженность данных.</w:t>
-      </w:r>
-    </w:p>
-    <w:p>
+        </w:rPr>
+        <w:t>Матричная факторизация (</w:t>
+      </w:r>
       <w:r>
         <w:rPr>
           <w:b/>
           <w:bCs/>
-        </w:rPr>
-        <w:t>Матричная факторизация (</w:t>
+          <w:lang w:val="en-US"/>
+        </w:rPr>
+        <w:t>Matrix</w:t>
       </w:r>
       <w:r>
         <w:rPr>
           <w:b/>
           <w:bCs/>
-          <w:lang w:val="en-US"/>
-        </w:rPr>
-        <w:t>Matrix</w:t>
+        </w:rPr>
+        <w:t xml:space="preserve"> </w:t>
       </w:r>
       <w:r>
         <w:rPr>
           <w:b/>
           <w:bCs/>
-        </w:rPr>
-        <w:t xml:space="preserve"> </w:t>
+          <w:lang w:val="en-US"/>
+        </w:rPr>
+        <w:t>Factorization</w:t>
       </w:r>
       <w:r>
         <w:rPr>
           <w:b/>
           <w:bCs/>
-          <w:lang w:val="en-US"/>
-        </w:rPr>
-        <w:t>Factorization</w:t>
-      </w:r>
+        </w:rPr>
+        <w:t>)</w:t>
+      </w:r>
+      <w:r>
+        <w:t xml:space="preserve"> Самый популярный и эффективный на сегодняшний день подход (</w:t>
+      </w:r>
+      <w:r>
+        <w:rPr>
+          <w:lang w:val="en-US"/>
+        </w:rPr>
+        <w:t>SVD</w:t>
+      </w:r>
+      <w:r>
+        <w:t xml:space="preserve">, </w:t>
+      </w:r>
+      <w:r>
+        <w:rPr>
+          <w:lang w:val="en-US"/>
+        </w:rPr>
+        <w:t>SVD</w:t>
+      </w:r>
+      <w:r>
+        <w:t xml:space="preserve">++, </w:t>
+      </w:r>
+      <w:r>
+        <w:rPr>
+          <w:lang w:val="en-US"/>
+        </w:rPr>
+        <w:t>ALS</w:t>
+      </w:r>
+      <w:r>
+        <w:t xml:space="preserve">, </w:t>
+      </w:r>
+      <w:r>
+        <w:rPr>
+          <w:lang w:val="en-US"/>
+        </w:rPr>
+        <w:t>Funk</w:t>
+      </w:r>
+      <w:r>
+        <w:t xml:space="preserve">— </w:t>
+      </w:r>
+      <w:r>
+        <w:rPr>
+          <w:lang w:val="en-US"/>
+        </w:rPr>
+        <w:t>SVD</w:t>
+      </w:r>
+      <w:r>
+        <w:t xml:space="preserve">, </w:t>
+      </w:r>
+      <w:r>
+        <w:rPr>
+          <w:lang w:val="en-US"/>
+        </w:rPr>
+        <w:t>Neural</w:t>
+      </w:r>
+      <w:r>
+        <w:t xml:space="preserve"> </w:t>
+      </w:r>
+      <w:r>
+        <w:rPr>
+          <w:lang w:val="en-US"/>
+        </w:rPr>
+        <w:t>CF</w:t>
+      </w:r>
+      <w:r>
+        <w:t xml:space="preserve">). Матрица взаимодействий </w:t>
+      </w:r>
+      <w:r>
+        <w:rPr>
+          <w:lang w:val="en-US"/>
+        </w:rPr>
+        <w:t>R</w:t>
+      </w:r>
+      <w:r>
+        <w:t xml:space="preserve"> (пользователи × объекты) раскладывается на два низкоранговых произведения: </w:t>
+      </w:r>
+      <w:r>
+        <w:rPr>
+          <w:lang w:val="en-US"/>
+        </w:rPr>
+        <w:t>R</w:t>
+      </w:r>
+      <w:r>
+        <w:t xml:space="preserve"> ≈ </w:t>
+      </w:r>
+      <w:r>
+        <w:rPr>
+          <w:lang w:val="en-US"/>
+        </w:rPr>
+        <w:t>P</w:t>
+      </w:r>
+      <w:r>
+        <w:t xml:space="preserve"> </w:t>
+      </w:r>
+      <w:r>
+        <w:t>×</w:t>
+      </w:r>
+      <w:r>
+        <w:t xml:space="preserve"> </w:t>
+      </w:r>
+      <w:r>
+        <w:rPr>
+          <w:lang w:val="en-US"/>
+        </w:rPr>
+        <w:t>Qᵀ</w:t>
+      </w:r>
+      <w:r>
+        <w:t xml:space="preserve">, где </w:t>
+      </w:r>
+      <w:r>
+        <w:rPr>
+          <w:lang w:val="en-US"/>
+        </w:rPr>
+        <w:t>P</w:t>
+      </w:r>
+      <w:r>
+        <w:t xml:space="preserve"> — скрытые факторы пользователей, </w:t>
+      </w:r>
+      <w:r>
+        <w:rPr>
+          <w:lang w:val="en-US"/>
+        </w:rPr>
+        <w:t>Q</w:t>
+      </w:r>
+      <w:r>
+        <w:t xml:space="preserve"> — скрытые факторы объектов (обычно размерность 20–200). Именно этот подход принёс победу команде </w:t>
+      </w:r>
+      <w:r>
+        <w:rPr>
+          <w:lang w:val="en-US"/>
+        </w:rPr>
+        <w:t>BellKor</w:t>
+      </w:r>
+      <w:r>
+        <w:t xml:space="preserve"> в конкурсе </w:t>
+      </w:r>
+      <w:r>
+        <w:rPr>
+          <w:lang w:val="en-US"/>
+        </w:rPr>
+        <w:t>Netflix</w:t>
+      </w:r>
+      <w:r>
+        <w:t xml:space="preserve"> </w:t>
+      </w:r>
+      <w:r>
+        <w:rPr>
+          <w:lang w:val="en-US"/>
+        </w:rPr>
+        <w:t>Prize</w:t>
+      </w:r>
+      <w:r>
+        <w:t xml:space="preserve"> в 2009 году. Преимущества: высокая точность, масштабируемость (особенно </w:t>
+      </w:r>
+      <w:r>
+        <w:rPr>
+          <w:lang w:val="en-US"/>
+        </w:rPr>
+        <w:t>ALS</w:t>
+      </w:r>
+      <w:r>
+        <w:t xml:space="preserve"> в </w:t>
+      </w:r>
+      <w:r>
+        <w:rPr>
+          <w:lang w:val="en-US"/>
+        </w:rPr>
+        <w:t>Spark</w:t>
+      </w:r>
+      <w:r>
+        <w:t xml:space="preserve">), возможность работы с неявными отзывами. </w:t>
+      </w:r>
+      <w:r>
+        <w:t>Недостатки: сложнее интерпретировать рекомендации.</w:t>
+      </w:r>
+    </w:p>
+    <w:p>
       <w:r>
         <w:rPr>
           <w:b/>
           <w:bCs/>
         </w:rPr>
-        <w:t>)</w:t>
-      </w:r>
-      <w:r>
-        <w:t xml:space="preserve"> Самый популярный и эффективный на сегодняшний день подход (</w:t>
-      </w:r>
-      <w:r>
-        <w:rPr>
-          <w:lang w:val="en-US"/>
-        </w:rPr>
-        <w:t>SVD</w:t>
+        <w:t>Гибридные системы</w:t>
+      </w:r>
+      <w:r>
+        <w:t xml:space="preserve"> В реальных сервисах (</w:t>
+      </w:r>
+      <w:r>
+        <w:rPr>
+          <w:lang w:val="en-US"/>
+        </w:rPr>
+        <w:t>Netflix</w:t>
       </w:r>
       <w:r>
         <w:t xml:space="preserve">, </w:t>
@@ -1379,16 +1489,7 @@
         <w:rPr>
           <w:lang w:val="en-US"/>
         </w:rPr>
-        <w:t>SVD</w:t>
-      </w:r>
-      <w:r>
-        <w:t xml:space="preserve">++, </w:t>
-      </w:r>
-      <w:r>
-        <w:rPr>
-          <w:lang w:val="en-US"/>
-        </w:rPr>
-        <w:t>ALS</w:t>
+        <w:t>YouTube</w:t>
       </w:r>
       <w:r>
         <w:t xml:space="preserve">, </w:t>
@@ -1397,7 +1498,40 @@
         <w:rPr>
           <w:lang w:val="en-US"/>
         </w:rPr>
-        <w:t>Funk</w:t>
+        <w:t>Spotify</w:t>
+      </w:r>
+      <w:r>
+        <w:t xml:space="preserve">, </w:t>
+      </w:r>
+      <w:r>
+        <w:rPr>
+          <w:lang w:val="en-US"/>
+        </w:rPr>
+        <w:t>Amazon</w:t>
+      </w:r>
+      <w:r>
+        <w:t>) почти всегда используются комбинации подходов:</w:t>
+      </w:r>
+    </w:p>
+    <w:p>
+      <w:r>
+        <w:t>контентные + коллаборативные;</w:t>
+      </w:r>
+    </w:p>
+    <w:p>
+      <w:r>
+        <w:t>матричная факторизация + контентные признаки;</w:t>
+      </w:r>
+    </w:p>
+    <w:p>
+      <w:r>
+        <w:t xml:space="preserve">двухэтапные модели (кандидаты → ранжирование): сначала грубый отбор сотен кандидатов (например, через </w:t>
+      </w:r>
+      <w:r>
+        <w:rPr>
+          <w:lang w:val="en-US"/>
+        </w:rPr>
+        <w:t>Item</w:t>
       </w:r>
       <w:r>
         <w:t xml:space="preserve">— </w:t>
@@ -1406,7 +1540,34 @@
         <w:rPr>
           <w:lang w:val="en-US"/>
         </w:rPr>
-        <w:t>SVD</w:t>
+        <w:t>based</w:t>
+      </w:r>
+      <w:r>
+        <w:t xml:space="preserve"> </w:t>
+      </w:r>
+      <w:r>
+        <w:rPr>
+          <w:lang w:val="en-US"/>
+        </w:rPr>
+        <w:t>CF</w:t>
+      </w:r>
+      <w:r>
+        <w:t xml:space="preserve"> или </w:t>
+      </w:r>
+      <w:r>
+        <w:rPr>
+          <w:lang w:val="en-US"/>
+        </w:rPr>
+        <w:t>LightFM</w:t>
+      </w:r>
+      <w:r>
+        <w:t>), затем точное ранжирование с помощью градиентного бустинга (</w:t>
+      </w:r>
+      <w:r>
+        <w:rPr>
+          <w:lang w:val="en-US"/>
+        </w:rPr>
+        <w:t>XGBoost</w:t>
       </w:r>
       <w:r>
         <w:t xml:space="preserve">, </w:t>
@@ -1415,137 +1576,13 @@
         <w:rPr>
           <w:lang w:val="en-US"/>
         </w:rPr>
-        <w:t>Neural</w:t>
-      </w:r>
-      <w:r>
-        <w:t xml:space="preserve"> </w:t>
-      </w:r>
-      <w:r>
-        <w:rPr>
-          <w:lang w:val="en-US"/>
-        </w:rPr>
-        <w:t>CF</w:t>
-      </w:r>
-      <w:r>
-        <w:t xml:space="preserve">). Матрица взаимодействий </w:t>
-      </w:r>
-      <w:r>
-        <w:rPr>
-          <w:lang w:val="en-US"/>
-        </w:rPr>
-        <w:t>R</w:t>
-      </w:r>
-      <w:r>
-        <w:t xml:space="preserve"> (пользователи × объекты) раскладывается на два </w:t>
-      </w:r>
-      <w:proofErr w:type="spellStart"/>
-      <w:r>
-        <w:t>низкоранговых</w:t>
-      </w:r>
-      <w:proofErr w:type="spellEnd"/>
-      <w:r>
-        <w:t xml:space="preserve"> произведения: </w:t>
-      </w:r>
-      <w:r>
-        <w:rPr>
-          <w:lang w:val="en-US"/>
-        </w:rPr>
-        <w:t>R</w:t>
-      </w:r>
-      <w:r>
-        <w:t xml:space="preserve"> ≈ </w:t>
-      </w:r>
-      <w:r>
-        <w:rPr>
-          <w:lang w:val="en-US"/>
-        </w:rPr>
-        <w:t>P</w:t>
-      </w:r>
-      <w:r>
-        <w:t xml:space="preserve"> </w:t>
-      </w:r>
-      <w:r>
-        <w:t>×</w:t>
-      </w:r>
-      <w:r>
-        <w:t xml:space="preserve"> </w:t>
-      </w:r>
-      <w:r>
-        <w:rPr>
-          <w:lang w:val="en-US"/>
-        </w:rPr>
-        <w:t>Qᵀ</w:t>
-      </w:r>
-      <w:r>
-        <w:t xml:space="preserve">, где </w:t>
-      </w:r>
-      <w:r>
-        <w:rPr>
-          <w:lang w:val="en-US"/>
-        </w:rPr>
-        <w:t>P</w:t>
-      </w:r>
-      <w:r>
-        <w:t xml:space="preserve"> — скрытые факторы пользователей, </w:t>
-      </w:r>
-      <w:r>
-        <w:rPr>
-          <w:lang w:val="en-US"/>
-        </w:rPr>
-        <w:t>Q</w:t>
-      </w:r>
-      <w:r>
-        <w:t xml:space="preserve"> — скрытые факторы объектов (обычно размерность 20–200). Именно этот подход принёс победу команде </w:t>
-      </w:r>
-      <w:proofErr w:type="spellStart"/>
-      <w:r>
-        <w:rPr>
-          <w:lang w:val="en-US"/>
-        </w:rPr>
-        <w:t>BellKor</w:t>
-      </w:r>
-      <w:proofErr w:type="spellEnd"/>
-      <w:r>
-        <w:t xml:space="preserve"> в конкурсе </w:t>
-      </w:r>
-      <w:r>
-        <w:rPr>
-          <w:lang w:val="en-US"/>
-        </w:rPr>
-        <w:t>Netflix</w:t>
-      </w:r>
-      <w:r>
-        <w:t xml:space="preserve"> </w:t>
-      </w:r>
-      <w:r>
-        <w:rPr>
-          <w:lang w:val="en-US"/>
-        </w:rPr>
-        <w:t>Prize</w:t>
-      </w:r>
-      <w:r>
-        <w:t xml:space="preserve"> в 2009 году. Преимущества: высокая точность, масштабируемость (особенно </w:t>
-      </w:r>
-      <w:r>
-        <w:rPr>
-          <w:lang w:val="en-US"/>
-        </w:rPr>
-        <w:t>ALS</w:t>
-      </w:r>
-      <w:r>
-        <w:t xml:space="preserve"> в </w:t>
-      </w:r>
-      <w:r>
-        <w:rPr>
-          <w:lang w:val="en-US"/>
-        </w:rPr>
-        <w:t>Spark</w:t>
-      </w:r>
-      <w:r>
-        <w:t xml:space="preserve">), возможность работы с неявными отзывами. </w:t>
-      </w:r>
-      <w:r>
-        <w:t>Недостатки: сложнее интерпретировать рекомендации.</w:t>
+        <w:t>LightGBM</w:t>
+      </w:r>
+      <w:r>
+        <w:t xml:space="preserve">) или нейронных сетей. </w:t>
+      </w:r>
+      <w:r>
+        <w:t>Именно гибридные подходы дают наибольшую точность в промышленных системах.</w:t>
       </w:r>
     </w:p>
     <w:p>
@@ -1554,329 +1591,180 @@
           <w:b/>
           <w:bCs/>
         </w:rPr>
-        <w:t xml:space="preserve">Гибридные </w:t>
-      </w:r>
-      <w:proofErr w:type="gramStart"/>
+        <w:t>Нейронные и последовательные модели (современные тенденции)</w:t>
+      </w:r>
+    </w:p>
+    <w:p>
+      <w:r>
+        <w:t>Рекуррентные сети (</w:t>
+      </w:r>
+      <w:r>
+        <w:rPr>
+          <w:lang w:val="en-US"/>
+        </w:rPr>
+        <w:t>GRU</w:t>
+      </w:r>
+      <w:r>
+        <w:t>4</w:t>
+      </w:r>
+      <w:r>
+        <w:rPr>
+          <w:lang w:val="en-US"/>
+        </w:rPr>
+        <w:t>Rec</w:t>
+      </w:r>
+      <w:r>
+        <w:t xml:space="preserve">, </w:t>
+      </w:r>
+      <w:r>
+        <w:rPr>
+          <w:lang w:val="en-US"/>
+        </w:rPr>
+        <w:t>NARM</w:t>
+      </w:r>
+      <w:r>
+        <w:t>) и трансформеры (</w:t>
+      </w:r>
+      <w:r>
+        <w:rPr>
+          <w:lang w:val="en-US"/>
+        </w:rPr>
+        <w:t>SASRec</w:t>
+      </w:r>
+      <w:r>
+        <w:t xml:space="preserve">, </w:t>
+      </w:r>
+      <w:r>
+        <w:rPr>
+          <w:lang w:val="en-US"/>
+        </w:rPr>
+        <w:t>BERT</w:t>
+      </w:r>
+      <w:r>
+        <w:t>4</w:t>
+      </w:r>
+      <w:r>
+        <w:rPr>
+          <w:lang w:val="en-US"/>
+        </w:rPr>
+        <w:t>Rec</w:t>
+      </w:r>
+      <w:r>
+        <w:t>) — для последовательных рекомендаций.</w:t>
+      </w:r>
+    </w:p>
+    <w:p>
+      <w:r>
+        <w:t>Двухбашенные нейронные сети (</w:t>
+      </w:r>
+      <w:r>
+        <w:rPr>
+          <w:lang w:val="en-US"/>
+        </w:rPr>
+        <w:t>Two</w:t>
+      </w:r>
+      <w:r>
+        <w:t xml:space="preserve">— </w:t>
+      </w:r>
+      <w:r>
+        <w:rPr>
+          <w:lang w:val="en-US"/>
+        </w:rPr>
+        <w:t>Tower</w:t>
+      </w:r>
+      <w:r>
+        <w:t xml:space="preserve">) — в </w:t>
+      </w:r>
+      <w:r>
+        <w:rPr>
+          <w:lang w:val="en-US"/>
+        </w:rPr>
+        <w:t>YouTube</w:t>
+      </w:r>
+      <w:r>
+        <w:t xml:space="preserve">, </w:t>
+      </w:r>
+      <w:r>
+        <w:rPr>
+          <w:lang w:val="en-US"/>
+        </w:rPr>
+        <w:t>AliExpress</w:t>
+      </w:r>
+      <w:r>
+        <w:t xml:space="preserve">, </w:t>
+      </w:r>
+      <w:r>
+        <w:rPr>
+          <w:lang w:val="en-US"/>
+        </w:rPr>
+        <w:t>Avito</w:t>
+      </w:r>
+      <w:r>
+        <w:t>.</w:t>
+      </w:r>
+    </w:p>
+    <w:p>
+      <w:r>
+        <w:t>Графовые нейронные сети (</w:t>
+      </w:r>
+      <w:r>
+        <w:rPr>
+          <w:lang w:val="en-US"/>
+        </w:rPr>
+        <w:t>PinSage</w:t>
+      </w:r>
+      <w:r>
+        <w:t xml:space="preserve">, </w:t>
+      </w:r>
+      <w:r>
+        <w:rPr>
+          <w:lang w:val="en-US"/>
+        </w:rPr>
+        <w:t>LightGCN</w:t>
+      </w:r>
+      <w:r>
+        <w:t>) — когда важны связи между объектами и пользователями.</w:t>
+      </w:r>
+    </w:p>
+    <w:p>
+      <w:pPr>
+        <w:pStyle w:val="1"/>
+      </w:pPr>
+      <w:bookmarkStart w:id="2" w:name="_Toc215921853"/>
+      <w:r>
+        <w:lastRenderedPageBreak/>
+        <w:t xml:space="preserve">Контентная Рекомендательная </w:t>
+      </w:r>
+      <w:r>
+        <w:t>система</w:t>
+      </w:r>
+      <w:bookmarkEnd w:id="2"/>
+    </w:p>
+    <w:p>
+      <w:r>
+        <w:t xml:space="preserve">В данной работе в качестве основного алгоритма рекомендательной системы выбран </w:t>
+      </w:r>
       <w:r>
         <w:rPr>
           <w:b/>
           <w:bCs/>
         </w:rPr>
-        <w:t>системы</w:t>
-      </w:r>
-      <w:proofErr w:type="gramEnd"/>
-      <w:r>
-        <w:t xml:space="preserve"> В реальных сервисах (</w:t>
-      </w:r>
-      <w:r>
-        <w:rPr>
-          <w:lang w:val="en-US"/>
-        </w:rPr>
-        <w:t>Netflix</w:t>
-      </w:r>
-      <w:r>
-        <w:t xml:space="preserve">, </w:t>
-      </w:r>
-      <w:r>
-        <w:rPr>
-          <w:lang w:val="en-US"/>
-        </w:rPr>
-        <w:t>YouTube</w:t>
-      </w:r>
-      <w:r>
-        <w:t xml:space="preserve">, </w:t>
-      </w:r>
-      <w:r>
-        <w:rPr>
-          <w:lang w:val="en-US"/>
-        </w:rPr>
-        <w:t>Spotify</w:t>
-      </w:r>
-      <w:r>
-        <w:t xml:space="preserve">, </w:t>
-      </w:r>
-      <w:r>
-        <w:rPr>
-          <w:lang w:val="en-US"/>
-        </w:rPr>
-        <w:t>Amazon</w:t>
-      </w:r>
-      <w:r>
-        <w:t>) почти всегда используются комбинации подходов:</w:t>
-      </w:r>
-    </w:p>
-    <w:p>
-      <w:r>
-        <w:t xml:space="preserve">контентные + </w:t>
-      </w:r>
-      <w:proofErr w:type="spellStart"/>
-      <w:r>
-        <w:t>коллаборативные</w:t>
-      </w:r>
-      <w:proofErr w:type="spellEnd"/>
-      <w:r>
-        <w:t>;</w:t>
-      </w:r>
-    </w:p>
-    <w:p>
-      <w:r>
-        <w:t>матричная факторизация + контентные признаки;</w:t>
-      </w:r>
-    </w:p>
-    <w:p>
-      <w:r>
-        <w:t xml:space="preserve">двухэтапные модели (кандидаты → ранжирование): сначала грубый отбор сотен кандидатов (например, через </w:t>
-      </w:r>
-      <w:r>
-        <w:rPr>
-          <w:lang w:val="en-US"/>
-        </w:rPr>
-        <w:t>Item</w:t>
-      </w:r>
-      <w:r>
-        <w:t xml:space="preserve">— </w:t>
-      </w:r>
-      <w:r>
-        <w:rPr>
-          <w:lang w:val="en-US"/>
-        </w:rPr>
-        <w:t>based</w:t>
-      </w:r>
-      <w:r>
-        <w:t xml:space="preserve"> </w:t>
-      </w:r>
-      <w:r>
-        <w:rPr>
-          <w:lang w:val="en-US"/>
-        </w:rPr>
-        <w:t>CF</w:t>
-      </w:r>
-      <w:r>
-        <w:t xml:space="preserve"> или </w:t>
-      </w:r>
-      <w:proofErr w:type="spellStart"/>
-      <w:r>
-        <w:rPr>
-          <w:lang w:val="en-US"/>
-        </w:rPr>
-        <w:t>LightFM</w:t>
-      </w:r>
-      <w:proofErr w:type="spellEnd"/>
-      <w:r>
-        <w:t xml:space="preserve">), затем точное ранжирование с помощью градиентного </w:t>
-      </w:r>
-      <w:proofErr w:type="spellStart"/>
-      <w:r>
-        <w:t>бустинга</w:t>
-      </w:r>
-      <w:proofErr w:type="spellEnd"/>
-      <w:r>
-        <w:t xml:space="preserve"> (</w:t>
-      </w:r>
-      <w:proofErr w:type="spellStart"/>
-      <w:r>
-        <w:rPr>
-          <w:lang w:val="en-US"/>
-        </w:rPr>
-        <w:t>XGBoost</w:t>
-      </w:r>
-      <w:proofErr w:type="spellEnd"/>
-      <w:r>
-        <w:t xml:space="preserve">, </w:t>
-      </w:r>
-      <w:proofErr w:type="spellStart"/>
-      <w:r>
-        <w:rPr>
-          <w:lang w:val="en-US"/>
-        </w:rPr>
-        <w:t>LightGBM</w:t>
-      </w:r>
-      <w:proofErr w:type="spellEnd"/>
-      <w:r>
-        <w:t xml:space="preserve">) или нейронных сетей. </w:t>
-      </w:r>
-      <w:r>
-        <w:t>Именно гибридные подходы дают наибольшую точность в промышленных системах.</w:t>
-      </w:r>
-    </w:p>
-    <w:p>
+        <w:t>контентный подход (</w:t>
+      </w:r>
       <w:r>
         <w:rPr>
           <w:b/>
           <w:bCs/>
-        </w:rPr>
-        <w:t>Нейронные и последовательные модели (современные тенденции)</w:t>
-      </w:r>
-    </w:p>
-    <w:p>
-      <w:r>
-        <w:t>Рекуррентные сети (</w:t>
-      </w:r>
-      <w:r>
-        <w:rPr>
-          <w:lang w:val="en-US"/>
-        </w:rPr>
-        <w:t>GRU</w:t>
-      </w:r>
-      <w:r>
-        <w:t>4</w:t>
-      </w:r>
-      <w:r>
-        <w:rPr>
-          <w:lang w:val="en-US"/>
-        </w:rPr>
-        <w:t>Rec</w:t>
-      </w:r>
-      <w:r>
-        <w:t xml:space="preserve">, </w:t>
-      </w:r>
-      <w:r>
-        <w:rPr>
-          <w:lang w:val="en-US"/>
-        </w:rPr>
-        <w:t>NARM</w:t>
-      </w:r>
-      <w:r>
-        <w:t>) и трансформеры (</w:t>
-      </w:r>
-      <w:proofErr w:type="spellStart"/>
-      <w:r>
-        <w:rPr>
-          <w:lang w:val="en-US"/>
-        </w:rPr>
-        <w:t>SASRec</w:t>
-      </w:r>
-      <w:proofErr w:type="spellEnd"/>
-      <w:r>
-        <w:t xml:space="preserve">, </w:t>
-      </w:r>
-      <w:r>
-        <w:rPr>
-          <w:lang w:val="en-US"/>
-        </w:rPr>
-        <w:t>BERT</w:t>
-      </w:r>
-      <w:r>
-        <w:t>4</w:t>
-      </w:r>
-      <w:r>
-        <w:rPr>
-          <w:lang w:val="en-US"/>
-        </w:rPr>
-        <w:t>Rec</w:t>
-      </w:r>
-      <w:r>
-        <w:t>) — для последовательных рекомендаций.</w:t>
-      </w:r>
-    </w:p>
-    <w:p>
-      <w:r>
-        <w:t>Двухбашенные нейронные сети (</w:t>
-      </w:r>
-      <w:r>
-        <w:rPr>
-          <w:lang w:val="en-US"/>
-        </w:rPr>
-        <w:t>Two</w:t>
-      </w:r>
-      <w:r>
-        <w:t xml:space="preserve">— </w:t>
-      </w:r>
-      <w:r>
-        <w:rPr>
-          <w:lang w:val="en-US"/>
-        </w:rPr>
-        <w:t>Tower</w:t>
-      </w:r>
-      <w:r>
-        <w:t xml:space="preserve">) — в </w:t>
-      </w:r>
-      <w:r>
-        <w:rPr>
-          <w:lang w:val="en-US"/>
-        </w:rPr>
-        <w:t>YouTube</w:t>
-      </w:r>
-      <w:r>
-        <w:t xml:space="preserve">, </w:t>
-      </w:r>
-      <w:r>
-        <w:rPr>
-          <w:lang w:val="en-US"/>
-        </w:rPr>
-        <w:t>AliExpress</w:t>
-      </w:r>
-      <w:r>
-        <w:t xml:space="preserve">, </w:t>
-      </w:r>
-      <w:proofErr w:type="spellStart"/>
-      <w:r>
-        <w:rPr>
-          <w:lang w:val="en-US"/>
-        </w:rPr>
-        <w:t>Avito</w:t>
-      </w:r>
-      <w:proofErr w:type="spellEnd"/>
-      <w:r>
-        <w:t>.</w:t>
-      </w:r>
-    </w:p>
-    <w:p>
-      <w:proofErr w:type="spellStart"/>
-      <w:r>
-        <w:t>Графовые</w:t>
-      </w:r>
-      <w:proofErr w:type="spellEnd"/>
-      <w:r>
-        <w:t xml:space="preserve"> нейронные сети (</w:t>
-      </w:r>
-      <w:proofErr w:type="spellStart"/>
-      <w:r>
-        <w:rPr>
-          <w:lang w:val="en-US"/>
-        </w:rPr>
-        <w:t>PinSage</w:t>
-      </w:r>
-      <w:proofErr w:type="spellEnd"/>
-      <w:r>
-        <w:t xml:space="preserve">, </w:t>
-      </w:r>
-      <w:proofErr w:type="spellStart"/>
-      <w:r>
-        <w:rPr>
-          <w:lang w:val="en-US"/>
-        </w:rPr>
-        <w:t>LightGCN</w:t>
-      </w:r>
-      <w:proofErr w:type="spellEnd"/>
-      <w:r>
-        <w:t>) — когда важны связи между объектами и пользователями.</w:t>
-      </w:r>
-    </w:p>
-    <w:p>
-      <w:pPr>
-        <w:pStyle w:val="1"/>
-      </w:pPr>
-      <w:bookmarkStart w:id="2" w:name="_Toc215921853"/>
-      <w:r>
-        <w:lastRenderedPageBreak/>
-        <w:t xml:space="preserve">Контентная Рекомендательная </w:t>
-      </w:r>
-      <w:r>
-        <w:t>система</w:t>
-      </w:r>
-      <w:bookmarkEnd w:id="2"/>
-    </w:p>
-    <w:p>
-      <w:r>
-        <w:t xml:space="preserve">В данной работе в качестве основного алгоритма рекомендательной системы выбран </w:t>
+          <w:lang w:val="en-US"/>
+        </w:rPr>
+        <w:t>content</w:t>
       </w:r>
       <w:r>
         <w:rPr>
           <w:b/>
           <w:bCs/>
         </w:rPr>
-        <w:t>контентный подход (</w:t>
+        <w:t xml:space="preserve">— </w:t>
       </w:r>
       <w:r>
         <w:rPr>
@@ -1884,14 +1772,14 @@
           <w:bCs/>
           <w:lang w:val="en-US"/>
         </w:rPr>
-        <w:t>content</w:t>
+        <w:t>based</w:t>
       </w:r>
       <w:r>
         <w:rPr>
           <w:b/>
           <w:bCs/>
         </w:rPr>
-        <w:t xml:space="preserve">— </w:t>
+        <w:t xml:space="preserve"> </w:t>
       </w:r>
       <w:r>
         <w:rPr>
@@ -1899,28 +1787,13 @@
           <w:bCs/>
           <w:lang w:val="en-US"/>
         </w:rPr>
-        <w:t>based</w:t>
+        <w:t>filtering</w:t>
       </w:r>
       <w:r>
         <w:rPr>
           <w:b/>
           <w:bCs/>
         </w:rPr>
-        <w:t xml:space="preserve"> </w:t>
-      </w:r>
-      <w:r>
-        <w:rPr>
-          <w:b/>
-          <w:bCs/>
-          <w:lang w:val="en-US"/>
-        </w:rPr>
-        <w:t>filtering</w:t>
-      </w:r>
-      <w:r>
-        <w:rPr>
-          <w:b/>
-          <w:bCs/>
-        </w:rPr>
         <w:t>)</w:t>
       </w:r>
       <w:r>
@@ -2013,14 +1886,12 @@
       <w:r>
         <w:t xml:space="preserve">, </w:t>
       </w:r>
-      <w:proofErr w:type="spellStart"/>
       <w:r>
         <w:rPr>
           <w:lang w:val="en-US"/>
         </w:rPr>
         <w:t>Bookmate</w:t>
       </w:r>
-      <w:proofErr w:type="spellEnd"/>
       <w:r>
         <w:t xml:space="preserve"> и др.).</w:t>
       </w:r>
@@ -2033,21 +1904,8 @@
         <w:t>,</w:t>
       </w:r>
       <w:r>
-        <w:t xml:space="preserve"> чтобы </w:t>
-      </w:r>
-      <w:proofErr w:type="gramStart"/>
-      <w:r>
-        <w:t>понять</w:t>
-      </w:r>
-      <w:proofErr w:type="gramEnd"/>
-      <w:r>
-        <w:t xml:space="preserve"> как работает данный </w:t>
-      </w:r>
-      <w:proofErr w:type="spellStart"/>
-      <w:r>
-        <w:t>алогритм</w:t>
-      </w:r>
-      <w:proofErr w:type="spellEnd"/>
+        <w:t xml:space="preserve"> чтобы понять как работает данный алогритм</w:t>
+      </w:r>
     </w:p>
     <w:p>
       <w:pPr>
@@ -2082,7 +1940,6 @@
       <w:r>
         <w:fldChar w:fldCharType="end"/>
       </w:r>
-      <w:proofErr w:type="gramStart"/>
       <w:r>
         <w:rPr>
           <w:lang w:val="en-US"/>
@@ -2096,11 +1953,7 @@
         <w:t xml:space="preserve"> </w:t>
       </w:r>
       <w:r>
-        <w:t>Данные</w:t>
-      </w:r>
-      <w:proofErr w:type="gramEnd"/>
-      <w:r>
-        <w:t xml:space="preserve"> для примера</w:t>
+        <w:t>Данные для примера</w:t>
       </w:r>
     </w:p>
     <w:tbl>
@@ -2126,68 +1979,36 @@
                 <w:lang w:val="en-US"/>
               </w:rPr>
             </w:pPr>
-            <w:proofErr w:type="spellStart"/>
             <w:r>
               <w:rPr>
                 <w:lang w:val="en-US"/>
               </w:rPr>
-              <w:t>Название</w:t>
-            </w:r>
-            <w:proofErr w:type="spellEnd"/>
-            <w:r>
+              <w:t>Название фильма</w:t>
+            </w:r>
+          </w:p>
+          <w:p>
+            <w:pPr>
+              <w:ind w:firstLine="0"/>
+            </w:pPr>
+          </w:p>
+        </w:tc>
+        <w:tc>
+          <w:tcPr>
+            <w:tcW w:w="4981" w:type="dxa"/>
+          </w:tcPr>
+          <w:p>
+            <w:pPr>
+              <w:ind w:firstLine="0"/>
               <w:rPr>
                 <w:lang w:val="en-US"/>
               </w:rPr>
-              <w:t xml:space="preserve"> </w:t>
-            </w:r>
-            <w:proofErr w:type="spellStart"/>
+            </w:pPr>
             <w:r>
               <w:rPr>
                 <w:lang w:val="en-US"/>
               </w:rPr>
-              <w:t>фильма</w:t>
-            </w:r>
-            <w:proofErr w:type="spellEnd"/>
-          </w:p>
-          <w:p>
-            <w:pPr>
-              <w:ind w:firstLine="0"/>
-            </w:pPr>
-          </w:p>
-        </w:tc>
-        <w:tc>
-          <w:tcPr>
-            <w:tcW w:w="4981" w:type="dxa"/>
-          </w:tcPr>
-          <w:p>
-            <w:pPr>
-              <w:ind w:firstLine="0"/>
-              <w:rPr>
-                <w:lang w:val="en-US"/>
-              </w:rPr>
-            </w:pPr>
-            <w:proofErr w:type="spellStart"/>
-            <w:r>
-              <w:rPr>
-                <w:lang w:val="en-US"/>
-              </w:rPr>
-              <w:t>Краткое</w:t>
-            </w:r>
-            <w:proofErr w:type="spellEnd"/>
-            <w:r>
-              <w:rPr>
-                <w:lang w:val="en-US"/>
-              </w:rPr>
-              <w:t xml:space="preserve"> </w:t>
-            </w:r>
-            <w:proofErr w:type="spellStart"/>
-            <w:r>
-              <w:rPr>
-                <w:lang w:val="en-US"/>
-              </w:rPr>
-              <w:t>описание</w:t>
-            </w:r>
-            <w:proofErr w:type="spellEnd"/>
+              <w:t>Краткое описание</w:t>
+            </w:r>
           </w:p>
           <w:p>
             <w:pPr>
@@ -2208,28 +2029,12 @@
                 <w:lang w:val="en-US"/>
               </w:rPr>
             </w:pPr>
-            <w:proofErr w:type="spellStart"/>
             <w:r>
               <w:rPr>
                 <w:lang w:val="en-US"/>
               </w:rPr>
-              <w:t>Космическая</w:t>
-            </w:r>
-            <w:proofErr w:type="spellEnd"/>
-            <w:r>
-              <w:rPr>
-                <w:lang w:val="en-US"/>
-              </w:rPr>
-              <w:t xml:space="preserve"> </w:t>
-            </w:r>
-            <w:proofErr w:type="spellStart"/>
-            <w:r>
-              <w:rPr>
-                <w:lang w:val="en-US"/>
-              </w:rPr>
-              <w:t>одиссея</w:t>
-            </w:r>
-            <w:proofErr w:type="spellEnd"/>
+              <w:t>Космическая одиссея</w:t>
+            </w:r>
           </w:p>
           <w:p>
             <w:pPr>
@@ -2268,28 +2073,12 @@
                 <w:lang w:val="en-US"/>
               </w:rPr>
             </w:pPr>
-            <w:proofErr w:type="spellStart"/>
             <w:r>
               <w:rPr>
                 <w:lang w:val="en-US"/>
               </w:rPr>
-              <w:t>Звёздные</w:t>
-            </w:r>
-            <w:proofErr w:type="spellEnd"/>
-            <w:r>
-              <w:rPr>
-                <w:lang w:val="en-US"/>
-              </w:rPr>
-              <w:t xml:space="preserve"> </w:t>
-            </w:r>
-            <w:proofErr w:type="spellStart"/>
-            <w:r>
-              <w:rPr>
-                <w:lang w:val="en-US"/>
-              </w:rPr>
-              <w:t>войны</w:t>
-            </w:r>
-            <w:proofErr w:type="spellEnd"/>
+              <w:t>Звёздные войны</w:t>
+            </w:r>
           </w:p>
           <w:p>
             <w:pPr>
@@ -2328,14 +2117,12 @@
                 <w:lang w:val="en-US"/>
               </w:rPr>
             </w:pPr>
-            <w:proofErr w:type="spellStart"/>
             <w:r>
               <w:rPr>
                 <w:lang w:val="en-US"/>
               </w:rPr>
               <w:t>Матрица</w:t>
             </w:r>
-            <w:proofErr w:type="spellEnd"/>
           </w:p>
           <w:p>
             <w:pPr>
@@ -2352,15 +2139,7 @@
               <w:ind w:firstLine="0"/>
             </w:pPr>
             <w:r>
-              <w:t xml:space="preserve">виртуальная реальность </w:t>
-            </w:r>
-            <w:proofErr w:type="gramStart"/>
-            <w:r>
-              <w:t>хакер</w:t>
-            </w:r>
-            <w:proofErr w:type="gramEnd"/>
-            <w:r>
-              <w:t xml:space="preserve"> избранный фантастика боевик</w:t>
+              <w:t>виртуальная реальность хакер избранный фантастика боевик</w:t>
             </w:r>
           </w:p>
           <w:p>
@@ -2382,28 +2161,12 @@
                 <w:lang w:val="en-US"/>
               </w:rPr>
             </w:pPr>
-            <w:proofErr w:type="spellStart"/>
             <w:r>
               <w:rPr>
                 <w:lang w:val="en-US"/>
               </w:rPr>
-              <w:t>Властелин</w:t>
-            </w:r>
-            <w:proofErr w:type="spellEnd"/>
-            <w:r>
-              <w:rPr>
-                <w:lang w:val="en-US"/>
-              </w:rPr>
-              <w:t xml:space="preserve"> </w:t>
-            </w:r>
-            <w:proofErr w:type="spellStart"/>
-            <w:r>
-              <w:rPr>
-                <w:lang w:val="en-US"/>
-              </w:rPr>
-              <w:t>колец</w:t>
-            </w:r>
-            <w:proofErr w:type="spellEnd"/>
+              <w:t>Властелин колец</w:t>
+            </w:r>
           </w:p>
           <w:p>
             <w:pPr>
@@ -2420,15 +2183,7 @@
               <w:ind w:firstLine="0"/>
             </w:pPr>
             <w:r>
-              <w:t xml:space="preserve">эльфы орки кольцо </w:t>
-            </w:r>
-            <w:proofErr w:type="spellStart"/>
-            <w:r>
-              <w:t>средиземье</w:t>
-            </w:r>
-            <w:proofErr w:type="spellEnd"/>
-            <w:r>
-              <w:t xml:space="preserve"> магия фэнтези приключения</w:t>
+              <w:t>эльфы орки кольцо средиземье магия фэнтези приключения</w:t>
             </w:r>
           </w:p>
           <w:p>
@@ -2450,28 +2205,12 @@
                 <w:lang w:val="en-US"/>
               </w:rPr>
             </w:pPr>
-            <w:proofErr w:type="spellStart"/>
             <w:r>
               <w:rPr>
                 <w:lang w:val="en-US"/>
               </w:rPr>
-              <w:t>Гарри</w:t>
-            </w:r>
-            <w:proofErr w:type="spellEnd"/>
-            <w:r>
-              <w:rPr>
-                <w:lang w:val="en-US"/>
-              </w:rPr>
-              <w:t xml:space="preserve"> </w:t>
-            </w:r>
-            <w:proofErr w:type="spellStart"/>
-            <w:r>
-              <w:rPr>
-                <w:lang w:val="en-US"/>
-              </w:rPr>
-              <w:t>Поттер</w:t>
-            </w:r>
-            <w:proofErr w:type="spellEnd"/>
+              <w:t>Гарри Поттер</w:t>
+            </w:r>
           </w:p>
           <w:p>
             <w:pPr>
@@ -2510,14 +2249,12 @@
                 <w:lang w:val="en-US"/>
               </w:rPr>
             </w:pPr>
-            <w:proofErr w:type="spellStart"/>
             <w:r>
               <w:rPr>
                 <w:lang w:val="en-US"/>
               </w:rPr>
               <w:t>Терминатор</w:t>
             </w:r>
-            <w:proofErr w:type="spellEnd"/>
           </w:p>
           <w:p>
             <w:pPr>
@@ -2661,16 +2398,11 @@
       <w:r>
         <w:fldChar w:fldCharType="end"/>
       </w:r>
-      <w:proofErr w:type="gramStart"/>
       <w:r>
         <w:t xml:space="preserve">— </w:t>
       </w:r>
       <w:r>
-        <w:t xml:space="preserve"> Векторное</w:t>
-      </w:r>
-      <w:proofErr w:type="gramEnd"/>
-      <w:r>
-        <w:t xml:space="preserve"> представление фильмов</w:t>
+        <w:t xml:space="preserve"> Векторное представление фильмов</w:t>
       </w:r>
     </w:p>
     <w:p/>
@@ -2703,14 +2435,12 @@
                 <w:lang w:val="en-US"/>
               </w:rPr>
             </w:pPr>
-            <w:proofErr w:type="spellStart"/>
             <w:r>
               <w:rPr>
                 <w:lang w:val="en-US"/>
               </w:rPr>
               <w:t>Фильм</w:t>
             </w:r>
-            <w:proofErr w:type="spellEnd"/>
           </w:p>
           <w:p>
             <w:pPr>
@@ -2729,14 +2459,12 @@
                 <w:lang w:val="en-US"/>
               </w:rPr>
             </w:pPr>
-            <w:proofErr w:type="spellStart"/>
             <w:r>
               <w:rPr>
                 <w:lang w:val="en-US"/>
               </w:rPr>
               <w:t>космос</w:t>
             </w:r>
-            <w:proofErr w:type="spellEnd"/>
           </w:p>
           <w:p>
             <w:pPr>
@@ -2755,14 +2483,12 @@
                 <w:lang w:val="en-US"/>
               </w:rPr>
             </w:pPr>
-            <w:proofErr w:type="spellStart"/>
             <w:r>
               <w:rPr>
                 <w:lang w:val="en-US"/>
               </w:rPr>
               <w:t>джедаи</w:t>
             </w:r>
-            <w:proofErr w:type="spellEnd"/>
           </w:p>
           <w:p>
             <w:pPr>
@@ -2781,14 +2507,12 @@
                 <w:lang w:val="en-US"/>
               </w:rPr>
             </w:pPr>
-            <w:proofErr w:type="spellStart"/>
             <w:r>
               <w:rPr>
                 <w:lang w:val="en-US"/>
               </w:rPr>
               <w:t>магия</w:t>
             </w:r>
-            <w:proofErr w:type="spellEnd"/>
           </w:p>
           <w:p>
             <w:pPr>
@@ -2807,14 +2531,12 @@
                 <w:lang w:val="en-US"/>
               </w:rPr>
             </w:pPr>
-            <w:proofErr w:type="spellStart"/>
             <w:r>
               <w:rPr>
                 <w:lang w:val="en-US"/>
               </w:rPr>
               <w:t>эльфы</w:t>
             </w:r>
-            <w:proofErr w:type="spellEnd"/>
           </w:p>
           <w:p>
             <w:pPr>
@@ -2833,14 +2555,12 @@
                 <w:lang w:val="en-US"/>
               </w:rPr>
             </w:pPr>
-            <w:proofErr w:type="spellStart"/>
             <w:r>
               <w:rPr>
                 <w:lang w:val="en-US"/>
               </w:rPr>
               <w:t>киборг</w:t>
             </w:r>
-            <w:proofErr w:type="spellEnd"/>
           </w:p>
           <w:p>
             <w:pPr>
@@ -2859,14 +2579,12 @@
                 <w:lang w:val="en-US"/>
               </w:rPr>
             </w:pPr>
-            <w:proofErr w:type="spellStart"/>
             <w:r>
               <w:rPr>
                 <w:lang w:val="en-US"/>
               </w:rPr>
               <w:t>фантастика</w:t>
             </w:r>
-            <w:proofErr w:type="spellEnd"/>
           </w:p>
           <w:p>
             <w:pPr>
@@ -2885,14 +2603,12 @@
                 <w:lang w:val="en-US"/>
               </w:rPr>
             </w:pPr>
-            <w:proofErr w:type="spellStart"/>
             <w:r>
               <w:rPr>
                 <w:lang w:val="en-US"/>
               </w:rPr>
               <w:t>приключения</w:t>
             </w:r>
-            <w:proofErr w:type="spellEnd"/>
           </w:p>
           <w:p>
             <w:pPr>
@@ -2913,28 +2629,12 @@
                 <w:lang w:val="en-US"/>
               </w:rPr>
             </w:pPr>
-            <w:proofErr w:type="spellStart"/>
             <w:r>
               <w:rPr>
                 <w:lang w:val="en-US"/>
               </w:rPr>
-              <w:t>Космическая</w:t>
-            </w:r>
-            <w:proofErr w:type="spellEnd"/>
-            <w:r>
-              <w:rPr>
-                <w:lang w:val="en-US"/>
-              </w:rPr>
-              <w:t xml:space="preserve"> </w:t>
-            </w:r>
-            <w:proofErr w:type="spellStart"/>
-            <w:r>
-              <w:rPr>
-                <w:lang w:val="en-US"/>
-              </w:rPr>
-              <w:t>одиссея</w:t>
-            </w:r>
-            <w:proofErr w:type="spellEnd"/>
+              <w:t>Космическая одиссея</w:t>
+            </w:r>
           </w:p>
           <w:p>
             <w:pPr>
@@ -3046,28 +2746,12 @@
                 <w:lang w:val="en-US"/>
               </w:rPr>
             </w:pPr>
-            <w:proofErr w:type="spellStart"/>
             <w:r>
               <w:rPr>
                 <w:lang w:val="en-US"/>
               </w:rPr>
-              <w:t>Звёздные</w:t>
-            </w:r>
-            <w:proofErr w:type="spellEnd"/>
-            <w:r>
-              <w:rPr>
-                <w:lang w:val="en-US"/>
-              </w:rPr>
-              <w:t xml:space="preserve"> </w:t>
-            </w:r>
-            <w:proofErr w:type="spellStart"/>
-            <w:r>
-              <w:rPr>
-                <w:lang w:val="en-US"/>
-              </w:rPr>
-              <w:t>войны</w:t>
-            </w:r>
-            <w:proofErr w:type="spellEnd"/>
+              <w:t>Звёздные войны</w:t>
+            </w:r>
           </w:p>
           <w:p>
             <w:pPr>
@@ -3179,14 +2863,12 @@
                 <w:lang w:val="en-US"/>
               </w:rPr>
             </w:pPr>
-            <w:proofErr w:type="spellStart"/>
             <w:r>
               <w:rPr>
                 <w:lang w:val="en-US"/>
               </w:rPr>
               <w:t>Матрица</w:t>
             </w:r>
-            <w:proofErr w:type="spellEnd"/>
           </w:p>
           <w:p>
             <w:pPr>
@@ -3298,28 +2980,12 @@
                 <w:lang w:val="en-US"/>
               </w:rPr>
             </w:pPr>
-            <w:proofErr w:type="spellStart"/>
             <w:r>
               <w:rPr>
                 <w:lang w:val="en-US"/>
               </w:rPr>
-              <w:t>Властелин</w:t>
-            </w:r>
-            <w:proofErr w:type="spellEnd"/>
-            <w:r>
-              <w:rPr>
-                <w:lang w:val="en-US"/>
-              </w:rPr>
-              <w:t xml:space="preserve"> </w:t>
-            </w:r>
-            <w:proofErr w:type="spellStart"/>
-            <w:r>
-              <w:rPr>
-                <w:lang w:val="en-US"/>
-              </w:rPr>
-              <w:t>колец</w:t>
-            </w:r>
-            <w:proofErr w:type="spellEnd"/>
+              <w:t>Властелин колец</w:t>
+            </w:r>
           </w:p>
           <w:p>
             <w:pPr>
@@ -3434,28 +3100,12 @@
                 <w:lang w:val="en-US"/>
               </w:rPr>
             </w:pPr>
-            <w:proofErr w:type="spellStart"/>
             <w:r>
               <w:rPr>
                 <w:lang w:val="en-US"/>
               </w:rPr>
-              <w:t>Гарри</w:t>
-            </w:r>
-            <w:proofErr w:type="spellEnd"/>
-            <w:r>
-              <w:rPr>
-                <w:lang w:val="en-US"/>
-              </w:rPr>
-              <w:t xml:space="preserve"> </w:t>
-            </w:r>
-            <w:proofErr w:type="spellStart"/>
-            <w:r>
-              <w:rPr>
-                <w:lang w:val="en-US"/>
-              </w:rPr>
-              <w:t>Поттер</w:t>
-            </w:r>
-            <w:proofErr w:type="spellEnd"/>
+              <w:t>Гарри Поттер</w:t>
+            </w:r>
           </w:p>
           <w:p>
             <w:pPr>
@@ -3567,14 +3217,12 @@
                 <w:lang w:val="en-US"/>
               </w:rPr>
             </w:pPr>
-            <w:proofErr w:type="spellStart"/>
             <w:r>
               <w:rPr>
                 <w:lang w:val="en-US"/>
               </w:rPr>
               <w:t>Терминатор</w:t>
             </w:r>
-            <w:proofErr w:type="spellEnd"/>
           </w:p>
           <w:p>
             <w:pPr>
@@ -3700,15 +3348,7 @@
         <w:t xml:space="preserve"> </w:t>
       </w:r>
       <w:r>
-        <w:t xml:space="preserve">с </w:t>
-      </w:r>
-      <w:proofErr w:type="spellStart"/>
-      <w:r>
-        <w:t>помошью</w:t>
-      </w:r>
-      <w:proofErr w:type="spellEnd"/>
-      <w:r>
-        <w:t xml:space="preserve"> данной формулы</w:t>
+        <w:t>с помошью данной формулы</w:t>
       </w:r>
       <w:r>
         <w:t>.</w:t>
@@ -4006,21 +3646,7 @@
         <w:t>∥</w:t>
       </w:r>
       <w:r>
-        <w:t xml:space="preserve"> — длина (</w:t>
-      </w:r>
-      <w:proofErr w:type="gramStart"/>
-      <w:r>
-        <w:t xml:space="preserve">норма) </w:t>
-      </w:r>
-      <w:r>
-        <w:t xml:space="preserve"> </w:t>
-      </w:r>
-      <w:r>
-        <w:t>вектора</w:t>
-      </w:r>
-      <w:proofErr w:type="gramEnd"/>
-      <w:r>
-        <w:t xml:space="preserve"> B </w:t>
+        <w:t xml:space="preserve"> — длина (норма)  вектора B </w:t>
       </w:r>
     </w:p>
     <w:p>
@@ -4033,15 +3659,7 @@
         <w:t>Перейдём</w:t>
       </w:r>
       <w:r>
-        <w:t xml:space="preserve"> к расчёту </w:t>
-      </w:r>
-      <w:proofErr w:type="spellStart"/>
-      <w:r>
-        <w:t>косинусового</w:t>
-      </w:r>
-      <w:proofErr w:type="spellEnd"/>
-      <w:r>
-        <w:t xml:space="preserve"> сходства </w:t>
+        <w:t xml:space="preserve"> к расчёту косинусового сходства </w:t>
       </w:r>
       <w:r>
         <w:t>“</w:t>
@@ -4137,15 +3755,7 @@
         <w:ind w:left="709"/>
       </w:pPr>
       <w:r>
-        <w:t xml:space="preserve">Длина «Космическая одиссея» = </w:t>
-      </w:r>
-      <w:proofErr w:type="gramStart"/>
-      <w:r>
-        <w:t>√(</w:t>
-      </w:r>
-      <w:proofErr w:type="gramEnd"/>
-      <w:r>
-        <w:t>1+0+0+0+0+1+1) = √3 ≈ 1.732</w:t>
+        <w:t>Длина «Космическая одиссея» = √(1+0+0+0+0+1+1) = √3 ≈ 1.732</w:t>
       </w:r>
     </w:p>
     <w:p>
@@ -4192,15 +3802,7 @@
         <w:ind w:left="720"/>
       </w:pPr>
       <w:r>
-        <w:t xml:space="preserve">Длина «Матрица» = </w:t>
-      </w:r>
-      <w:proofErr w:type="gramStart"/>
-      <w:r>
-        <w:t>√(</w:t>
-      </w:r>
-      <w:proofErr w:type="gramEnd"/>
-      <w:r>
-        <w:t>0+0+0+0+0+1+0) = 1</w:t>
+        <w:t>Длина «Матрица» = √(0+0+0+0+0+1+0) = 1</w:t>
       </w:r>
     </w:p>
     <w:p>
@@ -4236,15 +3838,7 @@
         <w:ind w:left="709"/>
       </w:pPr>
       <w:r>
-        <w:t xml:space="preserve">Длина «Властелин колец» = </w:t>
-      </w:r>
-      <w:proofErr w:type="gramStart"/>
-      <w:r>
-        <w:t>√(</w:t>
-      </w:r>
-      <w:proofErr w:type="gramEnd"/>
-      <w:r>
-        <w:t>0+0+1+1+0+0+1) = √3 ≈ 1.732</w:t>
+        <w:t>Длина «Властелин колец» = √(0+0+1+1+0+0+1) = √3 ≈ 1.732</w:t>
       </w:r>
     </w:p>
     <w:p>
@@ -4321,15 +3915,7 @@
         <w:ind w:left="720"/>
       </w:pPr>
       <w:r>
-        <w:t xml:space="preserve">Длина «Терминатор» = </w:t>
-      </w:r>
-      <w:proofErr w:type="gramStart"/>
-      <w:r>
-        <w:t>√(</w:t>
-      </w:r>
-      <w:proofErr w:type="gramEnd"/>
-      <w:r>
-        <w:t>0+0+0+0+1+1+0) = √2 ≈ 1.414</w:t>
+        <w:t>Длина «Терминатор» = √(0+0+0+0+1+1+0) = √2 ≈ 1.414</w:t>
       </w:r>
     </w:p>
     <w:p>
@@ -4377,20 +3963,10 @@
             <w:pPr>
               <w:pStyle w:val="a9"/>
             </w:pPr>
-            <w:proofErr w:type="spellStart"/>
             <w:r>
               <w:lastRenderedPageBreak/>
-              <w:t>Название</w:t>
-            </w:r>
-            <w:proofErr w:type="spellEnd"/>
-            <w:r>
-              <w:t xml:space="preserve"> </w:t>
-            </w:r>
-            <w:proofErr w:type="spellStart"/>
-            <w:r>
-              <w:t>фильма</w:t>
-            </w:r>
-            <w:proofErr w:type="spellEnd"/>
+              <w:t>Название фильма</w:t>
+            </w:r>
           </w:p>
           <w:p>
             <w:pPr>
@@ -4409,19 +3985,9 @@
             <w:pPr>
               <w:pStyle w:val="a9"/>
             </w:pPr>
-            <w:proofErr w:type="spellStart"/>
-            <w:r>
-              <w:t>Косинусное</w:t>
-            </w:r>
-            <w:proofErr w:type="spellEnd"/>
-            <w:r>
-              <w:t xml:space="preserve"> </w:t>
-            </w:r>
-            <w:proofErr w:type="spellStart"/>
-            <w:r>
-              <w:t>сходство</w:t>
-            </w:r>
-            <w:proofErr w:type="spellEnd"/>
+            <w:r>
+              <w:t>Косинусное сходство</w:t>
+            </w:r>
           </w:p>
           <w:p>
             <w:pPr>
@@ -4481,19 +4047,9 @@
             <w:pPr>
               <w:pStyle w:val="a9"/>
             </w:pPr>
-            <w:proofErr w:type="spellStart"/>
-            <w:r>
-              <w:t>Звёздные</w:t>
-            </w:r>
-            <w:proofErr w:type="spellEnd"/>
-            <w:r>
-              <w:t xml:space="preserve"> </w:t>
-            </w:r>
-            <w:proofErr w:type="spellStart"/>
-            <w:r>
-              <w:t>войны</w:t>
-            </w:r>
-            <w:proofErr w:type="spellEnd"/>
+            <w:r>
+              <w:t>Звёздные войны</w:t>
+            </w:r>
           </w:p>
           <w:p>
             <w:pPr>
@@ -4534,31 +4090,7 @@
               <w:pStyle w:val="a9"/>
             </w:pPr>
             <w:r>
-              <w:t>(</w:t>
-            </w:r>
-            <w:proofErr w:type="spellStart"/>
-            <w:r>
-              <w:t>сам</w:t>
-            </w:r>
-            <w:proofErr w:type="spellEnd"/>
-            <w:r>
-              <w:t xml:space="preserve"> </w:t>
-            </w:r>
-            <w:proofErr w:type="spellStart"/>
-            <w:r>
-              <w:t>фильм</w:t>
-            </w:r>
-            <w:proofErr w:type="spellEnd"/>
-            <w:r>
-              <w:t xml:space="preserve"> — </w:t>
-            </w:r>
-            <w:proofErr w:type="spellStart"/>
-            <w:r>
-              <w:t>пропускаем</w:t>
-            </w:r>
-            <w:proofErr w:type="spellEnd"/>
-            <w:r>
-              <w:t>)</w:t>
+              <w:t>(сам фильм — пропускаем)</w:t>
             </w:r>
           </w:p>
           <w:p>
@@ -4580,19 +4112,9 @@
             <w:pPr>
               <w:pStyle w:val="a9"/>
             </w:pPr>
-            <w:proofErr w:type="spellStart"/>
-            <w:r>
-              <w:t>Космическая</w:t>
-            </w:r>
-            <w:proofErr w:type="spellEnd"/>
-            <w:r>
-              <w:t xml:space="preserve"> </w:t>
-            </w:r>
-            <w:proofErr w:type="spellStart"/>
-            <w:r>
-              <w:t>одиссея</w:t>
-            </w:r>
-            <w:proofErr w:type="spellEnd"/>
+            <w:r>
+              <w:t>Космическая одиссея</w:t>
+            </w:r>
           </w:p>
           <w:p>
             <w:pPr>
@@ -4632,19 +4154,9 @@
             <w:pPr>
               <w:pStyle w:val="a9"/>
             </w:pPr>
-            <w:proofErr w:type="spellStart"/>
-            <w:r>
-              <w:t>Да</w:t>
-            </w:r>
-            <w:proofErr w:type="spellEnd"/>
-            <w:r>
-              <w:t xml:space="preserve"> — 1 </w:t>
-            </w:r>
-            <w:proofErr w:type="spellStart"/>
-            <w:r>
-              <w:t>место</w:t>
-            </w:r>
-            <w:proofErr w:type="spellEnd"/>
+            <w:r>
+              <w:t>Да — 1 место</w:t>
+            </w:r>
           </w:p>
           <w:p>
             <w:pPr>
@@ -4665,11 +4177,9 @@
             <w:pPr>
               <w:pStyle w:val="a9"/>
             </w:pPr>
-            <w:proofErr w:type="spellStart"/>
             <w:r>
               <w:t>Матрица</w:t>
             </w:r>
-            <w:proofErr w:type="spellEnd"/>
           </w:p>
           <w:p>
             <w:pPr>
@@ -4709,19 +4219,9 @@
             <w:pPr>
               <w:pStyle w:val="a9"/>
             </w:pPr>
-            <w:proofErr w:type="spellStart"/>
-            <w:r>
-              <w:t>Да</w:t>
-            </w:r>
-            <w:proofErr w:type="spellEnd"/>
-            <w:r>
-              <w:t xml:space="preserve"> — 2 </w:t>
-            </w:r>
-            <w:proofErr w:type="spellStart"/>
-            <w:r>
-              <w:t>место</w:t>
-            </w:r>
-            <w:proofErr w:type="spellEnd"/>
+            <w:r>
+              <w:t>Да — 2 место</w:t>
+            </w:r>
           </w:p>
           <w:p>
             <w:pPr>
@@ -4742,19 +4242,9 @@
             <w:pPr>
               <w:pStyle w:val="a9"/>
             </w:pPr>
-            <w:proofErr w:type="spellStart"/>
-            <w:r>
-              <w:t>Гарри</w:t>
-            </w:r>
-            <w:proofErr w:type="spellEnd"/>
-            <w:r>
-              <w:t xml:space="preserve"> </w:t>
-            </w:r>
-            <w:proofErr w:type="spellStart"/>
-            <w:r>
-              <w:t>Поттер</w:t>
-            </w:r>
-            <w:proofErr w:type="spellEnd"/>
+            <w:r>
+              <w:t>Гарри Поттер</w:t>
+            </w:r>
           </w:p>
           <w:p>
             <w:pPr>
@@ -4794,19 +4284,9 @@
             <w:pPr>
               <w:pStyle w:val="a9"/>
             </w:pPr>
-            <w:proofErr w:type="spellStart"/>
-            <w:r>
-              <w:t>Да</w:t>
-            </w:r>
-            <w:proofErr w:type="spellEnd"/>
-            <w:r>
-              <w:t xml:space="preserve"> — 3 </w:t>
-            </w:r>
-            <w:proofErr w:type="spellStart"/>
-            <w:r>
-              <w:t>место</w:t>
-            </w:r>
-            <w:proofErr w:type="spellEnd"/>
+            <w:r>
+              <w:t>Да — 3 место</w:t>
+            </w:r>
           </w:p>
           <w:p>
             <w:pPr>
@@ -4827,11 +4307,9 @@
             <w:pPr>
               <w:pStyle w:val="a9"/>
             </w:pPr>
-            <w:proofErr w:type="spellStart"/>
             <w:r>
               <w:t>Терминатор</w:t>
             </w:r>
-            <w:proofErr w:type="spellEnd"/>
           </w:p>
           <w:p>
             <w:pPr>
@@ -4871,19 +4349,9 @@
             <w:pPr>
               <w:pStyle w:val="a9"/>
             </w:pPr>
-            <w:proofErr w:type="spellStart"/>
-            <w:r>
-              <w:t>Да</w:t>
-            </w:r>
-            <w:proofErr w:type="spellEnd"/>
-            <w:r>
-              <w:t xml:space="preserve"> — 4 </w:t>
-            </w:r>
-            <w:proofErr w:type="spellStart"/>
-            <w:r>
-              <w:t>место</w:t>
-            </w:r>
-            <w:proofErr w:type="spellEnd"/>
+            <w:r>
+              <w:t>Да — 4 место</w:t>
+            </w:r>
           </w:p>
           <w:p>
             <w:pPr>
@@ -4904,19 +4372,9 @@
             <w:pPr>
               <w:pStyle w:val="a9"/>
             </w:pPr>
-            <w:proofErr w:type="spellStart"/>
-            <w:r>
-              <w:t>Властелин</w:t>
-            </w:r>
-            <w:proofErr w:type="spellEnd"/>
-            <w:r>
-              <w:t xml:space="preserve"> </w:t>
-            </w:r>
-            <w:proofErr w:type="spellStart"/>
-            <w:r>
-              <w:t>колец</w:t>
-            </w:r>
-            <w:proofErr w:type="spellEnd"/>
+            <w:r>
+              <w:t>Властелин колец</w:t>
+            </w:r>
           </w:p>
           <w:p>
             <w:pPr>
@@ -5003,16 +4461,11 @@
       <w:r>
         <w:t xml:space="preserve"> </w:t>
       </w:r>
-      <w:proofErr w:type="gramStart"/>
       <w:r>
         <w:t xml:space="preserve">— </w:t>
       </w:r>
       <w:r>
-        <w:t xml:space="preserve"> Итоговая</w:t>
-      </w:r>
-      <w:proofErr w:type="gramEnd"/>
-      <w:r>
-        <w:t xml:space="preserve"> таблица сходства</w:t>
+        <w:t xml:space="preserve"> Итоговая таблица сходства</w:t>
       </w:r>
     </w:p>
     <w:p>
@@ -5074,33 +4527,19 @@
           <w:rFonts w:eastAsiaTheme="minorEastAsia"/>
         </w:rPr>
         <w:lastRenderedPageBreak/>
-        <w:t xml:space="preserve">Выбор технологического </w:t>
-      </w:r>
-      <w:proofErr w:type="spellStart"/>
+        <w:t>Выбор технологического ст</w:t>
+      </w:r>
       <w:r>
         <w:rPr>
           <w:rFonts w:eastAsiaTheme="minorEastAsia"/>
         </w:rPr>
-        <w:t>ст</w:t>
+        <w:t>э</w:t>
       </w:r>
       <w:r>
         <w:rPr>
           <w:rFonts w:eastAsiaTheme="minorEastAsia"/>
         </w:rPr>
-        <w:t>э</w:t>
-      </w:r>
-      <w:r>
-        <w:rPr>
-          <w:rFonts w:eastAsiaTheme="minorEastAsia"/>
-        </w:rPr>
-        <w:t>ка</w:t>
-      </w:r>
-      <w:proofErr w:type="spellEnd"/>
-      <w:r>
-        <w:rPr>
-          <w:rFonts w:eastAsiaTheme="minorEastAsia"/>
-        </w:rPr>
-        <w:t xml:space="preserve"> для всего приложения</w:t>
+        <w:t>ка для всего приложения</w:t>
       </w:r>
       <w:bookmarkEnd w:id="3"/>
     </w:p>
@@ -5110,15 +4549,7 @@
       </w:pPr>
       <w:bookmarkStart w:id="4" w:name="_Toc215921855"/>
       <w:r>
-        <w:t xml:space="preserve">Технологический </w:t>
-      </w:r>
-      <w:proofErr w:type="spellStart"/>
-      <w:r>
-        <w:t>стэк</w:t>
-      </w:r>
-      <w:proofErr w:type="spellEnd"/>
-      <w:r>
-        <w:t xml:space="preserve"> для рекомендательной системы</w:t>
+        <w:t>Технологический стэк для рекомендательной системы</w:t>
       </w:r>
       <w:bookmarkEnd w:id="4"/>
     </w:p>
@@ -5166,24 +4597,11 @@
       <w:r>
         <w:t xml:space="preserve"> </w:t>
       </w:r>
-      <w:proofErr w:type="gramStart"/>
       <w:r>
         <w:t xml:space="preserve">— </w:t>
       </w:r>
       <w:r>
-        <w:t xml:space="preserve"> Технологический</w:t>
-      </w:r>
-      <w:proofErr w:type="gramEnd"/>
-      <w:r>
-        <w:t xml:space="preserve"> </w:t>
-      </w:r>
-      <w:proofErr w:type="spellStart"/>
-      <w:r>
-        <w:t>стэк</w:t>
-      </w:r>
-      <w:proofErr w:type="spellEnd"/>
-      <w:r>
-        <w:t xml:space="preserve"> для рекомендательной системы</w:t>
+        <w:t xml:space="preserve"> Технологический стэк для рекомендательной системы</w:t>
       </w:r>
     </w:p>
     <w:tbl>
@@ -5206,11 +4624,9 @@
             <w:pPr>
               <w:pStyle w:val="a9"/>
             </w:pPr>
-            <w:proofErr w:type="spellStart"/>
             <w:r>
               <w:t>Компонент</w:t>
             </w:r>
-            <w:proofErr w:type="spellEnd"/>
           </w:p>
         </w:tc>
         <w:tc>
@@ -5221,19 +4637,9 @@
             <w:pPr>
               <w:pStyle w:val="a9"/>
             </w:pPr>
-            <w:proofErr w:type="spellStart"/>
-            <w:r>
-              <w:t>Технология</w:t>
-            </w:r>
-            <w:proofErr w:type="spellEnd"/>
-            <w:r>
-              <w:t xml:space="preserve"> / </w:t>
-            </w:r>
-            <w:proofErr w:type="spellStart"/>
-            <w:r>
-              <w:t>библиотека</w:t>
-            </w:r>
-            <w:proofErr w:type="spellEnd"/>
+            <w:r>
+              <w:t>Технология / библиотека</w:t>
+            </w:r>
           </w:p>
         </w:tc>
         <w:tc>
@@ -5244,19 +4650,9 @@
             <w:pPr>
               <w:pStyle w:val="a9"/>
             </w:pPr>
-            <w:proofErr w:type="spellStart"/>
-            <w:r>
-              <w:t>Обоснование</w:t>
-            </w:r>
-            <w:proofErr w:type="spellEnd"/>
-            <w:r>
-              <w:t xml:space="preserve"> </w:t>
-            </w:r>
-            <w:proofErr w:type="spellStart"/>
-            <w:r>
-              <w:t>выбора</w:t>
-            </w:r>
-            <w:proofErr w:type="spellEnd"/>
+            <w:r>
+              <w:t>Обоснование выбора</w:t>
+            </w:r>
           </w:p>
         </w:tc>
       </w:tr>
@@ -5269,19 +4665,9 @@
             <w:pPr>
               <w:pStyle w:val="a9"/>
             </w:pPr>
-            <w:proofErr w:type="spellStart"/>
-            <w:r>
-              <w:t>Язык</w:t>
-            </w:r>
-            <w:proofErr w:type="spellEnd"/>
-            <w:r>
-              <w:t xml:space="preserve"> </w:t>
-            </w:r>
-            <w:proofErr w:type="spellStart"/>
-            <w:r>
-              <w:t>программирования</w:t>
-            </w:r>
-            <w:proofErr w:type="spellEnd"/>
+            <w:r>
+              <w:t>Язык программирования</w:t>
+            </w:r>
           </w:p>
           <w:p>
             <w:pPr>
@@ -5375,19 +4761,9 @@
             <w:pPr>
               <w:pStyle w:val="a9"/>
             </w:pPr>
-            <w:proofErr w:type="spellStart"/>
-            <w:r>
-              <w:t>Работа</w:t>
-            </w:r>
-            <w:proofErr w:type="spellEnd"/>
-            <w:r>
-              <w:t xml:space="preserve"> с </w:t>
-            </w:r>
-            <w:proofErr w:type="spellStart"/>
-            <w:r>
-              <w:t>данными</w:t>
-            </w:r>
-            <w:proofErr w:type="spellEnd"/>
+            <w:r>
+              <w:t>Работа с данными</w:t>
+            </w:r>
           </w:p>
         </w:tc>
         <w:tc>
@@ -5461,19 +4837,9 @@
             <w:pPr>
               <w:pStyle w:val="a9"/>
             </w:pPr>
-            <w:proofErr w:type="spellStart"/>
-            <w:r>
-              <w:t>Векторизация</w:t>
-            </w:r>
-            <w:proofErr w:type="spellEnd"/>
-            <w:r>
-              <w:t xml:space="preserve"> </w:t>
-            </w:r>
-            <w:proofErr w:type="spellStart"/>
-            <w:r>
-              <w:t>текста</w:t>
-            </w:r>
-            <w:proofErr w:type="spellEnd"/>
+            <w:r>
+              <w:t>Векторизация текста</w:t>
+            </w:r>
           </w:p>
           <w:p>
             <w:pPr>
@@ -5489,26 +4855,8 @@
             <w:pPr>
               <w:pStyle w:val="a9"/>
             </w:pPr>
-            <w:proofErr w:type="spellStart"/>
-            <w:r>
-              <w:t>CountVectorizer</w:t>
-            </w:r>
-            <w:proofErr w:type="spellEnd"/>
-            <w:r>
-              <w:t xml:space="preserve"> (</w:t>
-            </w:r>
-            <w:proofErr w:type="spellStart"/>
-            <w:proofErr w:type="gramStart"/>
-            <w:r>
-              <w:t>sklearn.feature</w:t>
-            </w:r>
-            <w:proofErr w:type="gramEnd"/>
-            <w:r>
-              <w:t>_extraction.text</w:t>
-            </w:r>
-            <w:proofErr w:type="spellEnd"/>
-            <w:r>
-              <w:t>)</w:t>
+            <w:r>
+              <w:t>CountVectorizer (sklearn.feature_extraction.text)</w:t>
             </w:r>
           </w:p>
           <w:p>
@@ -5588,19 +4936,9 @@
             <w:pPr>
               <w:pStyle w:val="a9"/>
             </w:pPr>
-            <w:proofErr w:type="spellStart"/>
-            <w:r>
-              <w:t>Вычисление</w:t>
-            </w:r>
-            <w:proofErr w:type="spellEnd"/>
-            <w:r>
-              <w:t xml:space="preserve"> </w:t>
-            </w:r>
-            <w:proofErr w:type="spellStart"/>
-            <w:r>
-              <w:t>сходства</w:t>
-            </w:r>
-            <w:proofErr w:type="spellEnd"/>
+            <w:r>
+              <w:t>Вычисление сходства</w:t>
+            </w:r>
           </w:p>
         </w:tc>
         <w:tc>
@@ -5611,26 +4949,8 @@
             <w:pPr>
               <w:pStyle w:val="a9"/>
             </w:pPr>
-            <w:proofErr w:type="spellStart"/>
-            <w:r>
-              <w:t>cosine_similarity</w:t>
-            </w:r>
-            <w:proofErr w:type="spellEnd"/>
-            <w:r>
-              <w:t xml:space="preserve"> (</w:t>
-            </w:r>
-            <w:proofErr w:type="spellStart"/>
-            <w:proofErr w:type="gramStart"/>
-            <w:r>
-              <w:t>sklearn.metrics</w:t>
-            </w:r>
-            <w:proofErr w:type="gramEnd"/>
-            <w:r>
-              <w:t>.pairwise</w:t>
-            </w:r>
-            <w:proofErr w:type="spellEnd"/>
-            <w:r>
-              <w:t>)</w:t>
+            <w:r>
+              <w:t>cosine_similarity (sklearn.metrics.pairwise)</w:t>
             </w:r>
           </w:p>
         </w:tc>
@@ -5684,19 +5004,9 @@
             <w:pPr>
               <w:pStyle w:val="a9"/>
             </w:pPr>
-            <w:proofErr w:type="spellStart"/>
-            <w:r>
-              <w:t>Сериализация</w:t>
-            </w:r>
-            <w:proofErr w:type="spellEnd"/>
-            <w:r>
-              <w:t xml:space="preserve"> </w:t>
-            </w:r>
-            <w:proofErr w:type="spellStart"/>
-            <w:r>
-              <w:t>модели</w:t>
-            </w:r>
-            <w:proofErr w:type="spellEnd"/>
+            <w:r>
+              <w:t>Сериализация модели</w:t>
+            </w:r>
           </w:p>
         </w:tc>
         <w:tc>
@@ -5751,91 +5061,63 @@
               <w:rPr>
                 <w:lang w:val="ru-RU"/>
               </w:rPr>
-              <w:t xml:space="preserve">Стандартный способ сохранения </w:t>
-            </w:r>
-            <w:proofErr w:type="spellStart"/>
+              <w:t xml:space="preserve">Стандартный способ сохранения предобученных объектов </w:t>
+            </w:r>
+            <w:r>
+              <w:t>Python</w:t>
+            </w:r>
             <w:r>
               <w:rPr>
                 <w:lang w:val="ru-RU"/>
               </w:rPr>
-              <w:t>предобученных</w:t>
-            </w:r>
-            <w:proofErr w:type="spellEnd"/>
+              <w:t xml:space="preserve"> [</w:t>
+            </w:r>
             <w:r>
               <w:rPr>
                 <w:lang w:val="ru-RU"/>
               </w:rPr>
-              <w:t xml:space="preserve"> объектов </w:t>
-            </w:r>
-            <w:r>
-              <w:t>Python</w:t>
+              <w:fldChar w:fldCharType="begin"/>
             </w:r>
             <w:r>
               <w:rPr>
                 <w:lang w:val="ru-RU"/>
               </w:rPr>
-              <w:t xml:space="preserve"> [</w:t>
+              <w:instrText xml:space="preserve"> REF Python \r \h </w:instrText>
             </w:r>
             <w:r>
               <w:rPr>
                 <w:lang w:val="ru-RU"/>
               </w:rPr>
-              <w:fldChar w:fldCharType="begin"/>
             </w:r>
             <w:r>
               <w:rPr>
                 <w:lang w:val="ru-RU"/>
               </w:rPr>
-              <w:instrText xml:space="preserve"> REF Python \r \h </w:instrText>
+              <w:fldChar w:fldCharType="separate"/>
             </w:r>
             <w:r>
               <w:rPr>
                 <w:lang w:val="ru-RU"/>
               </w:rPr>
+              <w:t>1</w:t>
             </w:r>
             <w:r>
               <w:rPr>
                 <w:lang w:val="ru-RU"/>
               </w:rPr>
-              <w:fldChar w:fldCharType="separate"/>
+              <w:fldChar w:fldCharType="end"/>
             </w:r>
             <w:r>
               <w:rPr>
                 <w:lang w:val="ru-RU"/>
               </w:rPr>
-              <w:t>1</w:t>
+              <w:t xml:space="preserve">] </w:t>
             </w:r>
             <w:r>
               <w:rPr>
                 <w:lang w:val="ru-RU"/>
               </w:rPr>
-              <w:fldChar w:fldCharType="end"/>
-            </w:r>
-            <w:r>
-              <w:rPr>
-                <w:lang w:val="ru-RU"/>
-              </w:rPr>
-              <w:t xml:space="preserve">] </w:t>
-            </w:r>
-            <w:r>
-              <w:rPr>
-                <w:lang w:val="ru-RU"/>
-              </w:rPr>
-              <w:t xml:space="preserve">(матрицы сходства, </w:t>
-            </w:r>
-            <w:proofErr w:type="spellStart"/>
-            <w:r>
-              <w:rPr>
-                <w:lang w:val="ru-RU"/>
-              </w:rPr>
-              <w:t>векторайзера</w:t>
-            </w:r>
-            <w:proofErr w:type="spellEnd"/>
-            <w:r>
-              <w:rPr>
-                <w:lang w:val="ru-RU"/>
-              </w:rPr>
-              <w:t xml:space="preserve">). </w:t>
+              <w:t xml:space="preserve">(матрицы сходства, векторайзера). </w:t>
             </w:r>
             <w:r>
               <w:rPr>
@@ -5855,27 +5137,9 @@
             <w:pPr>
               <w:pStyle w:val="a9"/>
             </w:pPr>
-            <w:proofErr w:type="spellStart"/>
-            <w:r>
-              <w:t>Среды</w:t>
-            </w:r>
-            <w:proofErr w:type="spellEnd"/>
-            <w:r>
-              <w:t xml:space="preserve"> </w:t>
-            </w:r>
-            <w:proofErr w:type="spellStart"/>
-            <w:r>
-              <w:t>разработки</w:t>
-            </w:r>
-            <w:proofErr w:type="spellEnd"/>
-            <w:r>
-              <w:t xml:space="preserve"> и </w:t>
-            </w:r>
-            <w:proofErr w:type="spellStart"/>
-            <w:r>
-              <w:t>выполнения</w:t>
-            </w:r>
-            <w:proofErr w:type="spellEnd"/>
+            <w:r>
+              <w:t>Среды разработки и выполнения</w:t>
+            </w:r>
           </w:p>
         </w:tc>
         <w:tc>
@@ -5886,21 +5150,8 @@
             <w:pPr>
               <w:pStyle w:val="a9"/>
             </w:pPr>
-            <w:proofErr w:type="spellStart"/>
-            <w:r>
-              <w:t>Jupyter</w:t>
-            </w:r>
-            <w:proofErr w:type="spellEnd"/>
-            <w:r>
-              <w:t xml:space="preserve"> Notebook / Google </w:t>
-            </w:r>
-            <w:proofErr w:type="spellStart"/>
-            <w:r>
-              <w:t>Colab</w:t>
-            </w:r>
-            <w:proofErr w:type="spellEnd"/>
-            <w:r>
-              <w:t xml:space="preserve"> / VS Code</w:t>
+            <w:r>
+              <w:t>Jupyter Notebook / Google Colab / VS Code</w:t>
             </w:r>
           </w:p>
         </w:tc>
@@ -5937,15 +5188,7 @@
       <w:bookmarkStart w:id="5" w:name="_Toc215921856"/>
       <w:r>
         <w:lastRenderedPageBreak/>
-        <w:t xml:space="preserve">Технологический </w:t>
-      </w:r>
-      <w:proofErr w:type="spellStart"/>
-      <w:r>
-        <w:t>стэк</w:t>
-      </w:r>
-      <w:proofErr w:type="spellEnd"/>
-      <w:r>
-        <w:t xml:space="preserve"> для серверной части</w:t>
+        <w:t>Технологический стэк для серверной части</w:t>
       </w:r>
       <w:bookmarkEnd w:id="5"/>
     </w:p>
@@ -6017,24 +5260,11 @@
       <w:r>
         <w:t xml:space="preserve"> </w:t>
       </w:r>
-      <w:proofErr w:type="gramStart"/>
       <w:r>
         <w:t xml:space="preserve">— </w:t>
       </w:r>
       <w:r>
-        <w:t xml:space="preserve"> Технологический</w:t>
-      </w:r>
-      <w:proofErr w:type="gramEnd"/>
-      <w:r>
-        <w:t xml:space="preserve"> </w:t>
-      </w:r>
-      <w:proofErr w:type="spellStart"/>
-      <w:r>
-        <w:t>стэк</w:t>
-      </w:r>
-      <w:proofErr w:type="spellEnd"/>
-      <w:r>
-        <w:t xml:space="preserve"> серверной части</w:t>
+        <w:t xml:space="preserve"> Технологический стэк серверной части</w:t>
       </w:r>
     </w:p>
     <w:tbl>
@@ -6057,11 +5287,9 @@
             <w:pPr>
               <w:pStyle w:val="a9"/>
             </w:pPr>
-            <w:proofErr w:type="spellStart"/>
             <w:r>
               <w:t>Компонент</w:t>
             </w:r>
-            <w:proofErr w:type="spellEnd"/>
           </w:p>
         </w:tc>
         <w:tc>
@@ -6072,19 +5300,9 @@
             <w:pPr>
               <w:pStyle w:val="a9"/>
             </w:pPr>
-            <w:proofErr w:type="spellStart"/>
-            <w:r>
-              <w:t>Технология</w:t>
-            </w:r>
-            <w:proofErr w:type="spellEnd"/>
-            <w:r>
-              <w:t xml:space="preserve"> / </w:t>
-            </w:r>
-            <w:proofErr w:type="spellStart"/>
-            <w:r>
-              <w:t>библиотека</w:t>
-            </w:r>
-            <w:proofErr w:type="spellEnd"/>
+            <w:r>
+              <w:t>Технология / библиотека</w:t>
+            </w:r>
           </w:p>
         </w:tc>
         <w:tc>
@@ -6094,36 +5312,16 @@
           <w:p>
             <w:pPr>
               <w:pStyle w:val="a9"/>
-            </w:pPr>
-            <w:proofErr w:type="spellStart"/>
-            <w:r>
-              <w:t>Обоснование</w:t>
-            </w:r>
-            <w:proofErr w:type="spellEnd"/>
-            <w:r>
-              <w:t xml:space="preserve"> </w:t>
-            </w:r>
-            <w:proofErr w:type="spellStart"/>
-            <w:r>
-              <w:t>выбора</w:t>
-            </w:r>
-            <w:proofErr w:type="spellEnd"/>
-            <w:r>
-              <w:t xml:space="preserve"> и </w:t>
-            </w:r>
-            <w:proofErr w:type="spellStart"/>
-            <w:r>
-              <w:t>подробное</w:t>
-            </w:r>
-            <w:proofErr w:type="spellEnd"/>
-            <w:r>
-              <w:t xml:space="preserve"> </w:t>
-            </w:r>
-            <w:proofErr w:type="spellStart"/>
-            <w:r>
-              <w:t>описание</w:t>
-            </w:r>
-            <w:proofErr w:type="spellEnd"/>
+              <w:rPr>
+                <w:lang w:val="ru-RU"/>
+              </w:rPr>
+            </w:pPr>
+            <w:r>
+              <w:rPr>
+                <w:lang w:val="ru-RU"/>
+              </w:rPr>
+              <w:t>Обоснование выбора и подробное описание</w:t>
+            </w:r>
           </w:p>
         </w:tc>
       </w:tr>
@@ -6136,19 +5334,15 @@
             <w:pPr>
               <w:pStyle w:val="a9"/>
             </w:pPr>
-            <w:proofErr w:type="spellStart"/>
             <w:r>
               <w:t>Веб</w:t>
             </w:r>
-            <w:proofErr w:type="spellEnd"/>
             <w:r>
               <w:t xml:space="preserve">— </w:t>
             </w:r>
-            <w:proofErr w:type="spellStart"/>
             <w:r>
               <w:t>фреймворк</w:t>
             </w:r>
-            <w:proofErr w:type="spellEnd"/>
           </w:p>
           <w:p>
             <w:pPr>
@@ -6167,11 +5361,9 @@
             <w:pPr>
               <w:pStyle w:val="a9"/>
             </w:pPr>
-            <w:proofErr w:type="spellStart"/>
             <w:r>
               <w:t>FastAPI</w:t>
             </w:r>
-            <w:proofErr w:type="spellEnd"/>
             <w:r>
               <w:t xml:space="preserve"> [</w:t>
             </w:r>
@@ -6235,22 +5427,18 @@
               </w:rPr>
               <w:t xml:space="preserve">фреймворков (на базе </w:t>
             </w:r>
-            <w:proofErr w:type="spellStart"/>
             <w:r>
               <w:t>Starlette</w:t>
             </w:r>
-            <w:proofErr w:type="spellEnd"/>
             <w:r>
               <w:rPr>
                 <w:lang w:val="ru-RU"/>
               </w:rPr>
               <w:t xml:space="preserve"> + </w:t>
             </w:r>
-            <w:proofErr w:type="spellStart"/>
             <w:r>
               <w:t>Pydantic</w:t>
             </w:r>
-            <w:proofErr w:type="spellEnd"/>
             <w:r>
               <w:rPr>
                 <w:lang w:val="ru-RU"/>
@@ -6263,11 +5451,9 @@
               </w:rPr>
               <w:t xml:space="preserve">Автоматическая генерация </w:t>
             </w:r>
-            <w:proofErr w:type="spellStart"/>
             <w:r>
               <w:t>OpenAPI</w:t>
             </w:r>
-            <w:proofErr w:type="spellEnd"/>
             <w:r>
               <w:rPr>
                 <w:lang w:val="ru-RU"/>
@@ -6295,19 +5481,9 @@
             <w:pPr>
               <w:pStyle w:val="a9"/>
             </w:pPr>
-            <w:proofErr w:type="spellStart"/>
-            <w:r>
-              <w:t>Язык</w:t>
-            </w:r>
-            <w:proofErr w:type="spellEnd"/>
-            <w:r>
-              <w:t xml:space="preserve"> </w:t>
-            </w:r>
-            <w:proofErr w:type="spellStart"/>
-            <w:r>
-              <w:t>программирования</w:t>
-            </w:r>
-            <w:proofErr w:type="spellEnd"/>
+            <w:r>
+              <w:t>Язык программирования</w:t>
+            </w:r>
           </w:p>
           <w:p>
             <w:pPr>
@@ -6386,19 +5562,9 @@
             <w:pPr>
               <w:pStyle w:val="a9"/>
             </w:pPr>
-            <w:proofErr w:type="spellStart"/>
-            <w:r>
-              <w:t>Сериализация</w:t>
-            </w:r>
-            <w:proofErr w:type="spellEnd"/>
-            <w:r>
-              <w:t xml:space="preserve"> </w:t>
-            </w:r>
-            <w:proofErr w:type="spellStart"/>
-            <w:r>
-              <w:t>модели</w:t>
-            </w:r>
-            <w:proofErr w:type="spellEnd"/>
+            <w:r>
+              <w:t>Сериализация модели</w:t>
+            </w:r>
           </w:p>
           <w:p>
             <w:pPr>
@@ -6458,21 +5624,7 @@
               <w:rPr>
                 <w:lang w:val="ru-RU"/>
               </w:rPr>
-              <w:t xml:space="preserve">Быстрое сохранение и загрузка предвычисленной матрицы сходства и </w:t>
-            </w:r>
-            <w:proofErr w:type="spellStart"/>
-            <w:r>
-              <w:rPr>
-                <w:lang w:val="ru-RU"/>
-              </w:rPr>
-              <w:t>датафрейма</w:t>
-            </w:r>
-            <w:proofErr w:type="spellEnd"/>
-            <w:r>
-              <w:rPr>
-                <w:lang w:val="ru-RU"/>
-              </w:rPr>
-              <w:t xml:space="preserve"> в бинарном виде.</w:t>
+              <w:t>Быстрое сохранение и загрузка предвычисленной матрицы сходства и датафрейма в бинарном виде.</w:t>
             </w:r>
           </w:p>
         </w:tc>
@@ -6486,19 +5638,9 @@
             <w:pPr>
               <w:pStyle w:val="a9"/>
             </w:pPr>
-            <w:proofErr w:type="spellStart"/>
-            <w:r>
-              <w:t>Работа</w:t>
-            </w:r>
-            <w:proofErr w:type="spellEnd"/>
-            <w:r>
-              <w:t xml:space="preserve"> с </w:t>
-            </w:r>
-            <w:proofErr w:type="spellStart"/>
-            <w:r>
-              <w:t>данными</w:t>
-            </w:r>
-            <w:proofErr w:type="spellEnd"/>
+            <w:r>
+              <w:t>Работа с данными</w:t>
+            </w:r>
           </w:p>
         </w:tc>
         <w:tc>
@@ -6617,7 +5759,31 @@
               <w:pStyle w:val="a9"/>
             </w:pPr>
             <w:r>
-              <w:t>requests</w:t>
+              <w:t>r</w:t>
+            </w:r>
+            <w:r>
+              <w:t>equests</w:t>
+            </w:r>
+            <w:r>
+              <w:t xml:space="preserve"> [</w:t>
+            </w:r>
+            <w:r>
+              <w:fldChar w:fldCharType="begin"/>
+            </w:r>
+            <w:r>
+              <w:instrText xml:space="preserve"> REF requests \r \h </w:instrText>
+            </w:r>
+            <w:r>
+              <w:fldChar w:fldCharType="separate"/>
+            </w:r>
+            <w:r>
+              <w:t>5</w:t>
+            </w:r>
+            <w:r>
+              <w:fldChar w:fldCharType="end"/>
+            </w:r>
+            <w:r>
+              <w:t>]</w:t>
             </w:r>
           </w:p>
         </w:tc>
@@ -6659,27 +5825,9 @@
             <w:pPr>
               <w:pStyle w:val="a9"/>
             </w:pPr>
-            <w:proofErr w:type="spellStart"/>
-            <w:r>
-              <w:t>Получение</w:t>
-            </w:r>
-            <w:proofErr w:type="spellEnd"/>
-            <w:r>
-              <w:t xml:space="preserve"> </w:t>
-            </w:r>
-            <w:proofErr w:type="spellStart"/>
-            <w:r>
-              <w:t>постеров</w:t>
-            </w:r>
-            <w:proofErr w:type="spellEnd"/>
-            <w:r>
-              <w:t xml:space="preserve"> и </w:t>
-            </w:r>
-            <w:proofErr w:type="spellStart"/>
-            <w:r>
-              <w:t>метаданных</w:t>
-            </w:r>
-            <w:proofErr w:type="spellEnd"/>
+            <w:r>
+              <w:t>Получение постеров и метаданных</w:t>
+            </w:r>
           </w:p>
         </w:tc>
         <w:tc>
@@ -6691,15 +5839,28 @@
               <w:pStyle w:val="a9"/>
             </w:pPr>
             <w:r>
-              <w:t>The Movie Database API (</w:t>
-            </w:r>
-            <w:proofErr w:type="spellStart"/>
-            <w:r>
-              <w:t>TMDb</w:t>
-            </w:r>
-            <w:proofErr w:type="spellEnd"/>
-            <w:r>
-              <w:t>)</w:t>
+              <w:t>The Movie Database API (TMDb)</w:t>
+            </w:r>
+            <w:r>
+              <w:t xml:space="preserve"> [</w:t>
+            </w:r>
+            <w:r>
+              <w:fldChar w:fldCharType="begin"/>
+            </w:r>
+            <w:r>
+              <w:instrText xml:space="preserve"> REF themoviedb \r \h </w:instrText>
+            </w:r>
+            <w:r>
+              <w:fldChar w:fldCharType="separate"/>
+            </w:r>
+            <w:r>
+              <w:t>6</w:t>
+            </w:r>
+            <w:r>
+              <w:fldChar w:fldCharType="end"/>
+            </w:r>
+            <w:r>
+              <w:t>]</w:t>
             </w:r>
           </w:p>
         </w:tc>
@@ -6731,15 +5892,7 @@
       </w:pPr>
       <w:bookmarkStart w:id="6" w:name="_Toc215921857"/>
       <w:r>
-        <w:t xml:space="preserve">Технологический </w:t>
-      </w:r>
-      <w:proofErr w:type="spellStart"/>
-      <w:r>
-        <w:t>стэк</w:t>
-      </w:r>
-      <w:proofErr w:type="spellEnd"/>
-      <w:r>
-        <w:t xml:space="preserve"> для клиентской части</w:t>
+        <w:t>Технологический стэк для клиентской части</w:t>
       </w:r>
       <w:bookmarkEnd w:id="6"/>
     </w:p>
@@ -6802,24 +5955,11 @@
       <w:r>
         <w:t xml:space="preserve"> </w:t>
       </w:r>
-      <w:proofErr w:type="gramStart"/>
       <w:r>
         <w:t xml:space="preserve">— </w:t>
       </w:r>
       <w:r>
-        <w:t xml:space="preserve"> Технологический</w:t>
-      </w:r>
-      <w:proofErr w:type="gramEnd"/>
-      <w:r>
-        <w:t xml:space="preserve"> </w:t>
-      </w:r>
-      <w:proofErr w:type="spellStart"/>
-      <w:r>
-        <w:t>стэк</w:t>
-      </w:r>
-      <w:proofErr w:type="spellEnd"/>
-      <w:r>
-        <w:t xml:space="preserve"> Клиентской части</w:t>
+        <w:t xml:space="preserve"> Технологический стэк Клиентской части</w:t>
       </w:r>
     </w:p>
     <w:tbl>
@@ -6842,11 +5982,9 @@
             <w:pPr>
               <w:pStyle w:val="a9"/>
             </w:pPr>
-            <w:proofErr w:type="spellStart"/>
             <w:r>
               <w:t>Компонент</w:t>
             </w:r>
-            <w:proofErr w:type="spellEnd"/>
           </w:p>
         </w:tc>
         <w:tc>
@@ -6857,19 +5995,9 @@
             <w:pPr>
               <w:pStyle w:val="a9"/>
             </w:pPr>
-            <w:proofErr w:type="spellStart"/>
-            <w:r>
-              <w:t>Технология</w:t>
-            </w:r>
-            <w:proofErr w:type="spellEnd"/>
-            <w:r>
-              <w:t xml:space="preserve"> / </w:t>
-            </w:r>
-            <w:proofErr w:type="spellStart"/>
-            <w:r>
-              <w:t>библиотека</w:t>
-            </w:r>
-            <w:proofErr w:type="spellEnd"/>
+            <w:r>
+              <w:t>Технология / библиотека</w:t>
+            </w:r>
           </w:p>
         </w:tc>
         <w:tc>
@@ -6879,36 +6007,16 @@
           <w:p>
             <w:pPr>
               <w:pStyle w:val="a9"/>
-            </w:pPr>
-            <w:proofErr w:type="spellStart"/>
-            <w:r>
-              <w:t>Обоснование</w:t>
-            </w:r>
-            <w:proofErr w:type="spellEnd"/>
-            <w:r>
-              <w:t xml:space="preserve"> </w:t>
-            </w:r>
-            <w:proofErr w:type="spellStart"/>
-            <w:r>
-              <w:t>выбора</w:t>
-            </w:r>
-            <w:proofErr w:type="spellEnd"/>
-            <w:r>
-              <w:t xml:space="preserve"> и </w:t>
-            </w:r>
-            <w:proofErr w:type="spellStart"/>
-            <w:r>
-              <w:t>подробное</w:t>
-            </w:r>
-            <w:proofErr w:type="spellEnd"/>
-            <w:r>
-              <w:t xml:space="preserve"> </w:t>
-            </w:r>
-            <w:proofErr w:type="spellStart"/>
-            <w:r>
-              <w:t>описание</w:t>
-            </w:r>
-            <w:proofErr w:type="spellEnd"/>
+              <w:rPr>
+                <w:lang w:val="ru-RU"/>
+              </w:rPr>
+            </w:pPr>
+            <w:r>
+              <w:rPr>
+                <w:lang w:val="ru-RU"/>
+              </w:rPr>
+              <w:t>Обоснование выбора и подробное описание</w:t>
+            </w:r>
           </w:p>
         </w:tc>
       </w:tr>
@@ -6921,11 +6029,9 @@
             <w:pPr>
               <w:pStyle w:val="a9"/>
             </w:pPr>
-            <w:proofErr w:type="spellStart"/>
             <w:r>
               <w:t>Фреймворк</w:t>
             </w:r>
-            <w:proofErr w:type="spellEnd"/>
           </w:p>
           <w:p>
             <w:pPr>
@@ -6944,6 +6050,27 @@
             <w:r>
               <w:t>React</w:t>
             </w:r>
+            <w:r>
+              <w:t xml:space="preserve"> [</w:t>
+            </w:r>
+            <w:r>
+              <w:fldChar w:fldCharType="begin"/>
+            </w:r>
+            <w:r>
+              <w:instrText xml:space="preserve"> REF React \r \h </w:instrText>
+            </w:r>
+            <w:r>
+              <w:fldChar w:fldCharType="separate"/>
+            </w:r>
+            <w:r>
+              <w:t>7</w:t>
+            </w:r>
+            <w:r>
+              <w:fldChar w:fldCharType="end"/>
+            </w:r>
+            <w:r>
+              <w:t>]</w:t>
+            </w:r>
           </w:p>
           <w:p>
             <w:pPr>
@@ -6978,16 +6105,8 @@
               <w:rPr>
                 <w:lang w:val="ru-RU"/>
               </w:rPr>
-              <w:t xml:space="preserve">факто стандарт </w:t>
-            </w:r>
-            <w:proofErr w:type="spellStart"/>
-            <w:r>
-              <w:rPr>
-                <w:lang w:val="ru-RU"/>
-              </w:rPr>
-              <w:t>фронтенд</w:t>
-            </w:r>
-            <w:proofErr w:type="spellEnd"/>
+              <w:t>факто стандарт фронтенд</w:t>
+            </w:r>
             <w:r>
               <w:rPr>
                 <w:lang w:val="ru-RU"/>
@@ -7012,19 +6131,9 @@
             <w:pPr>
               <w:pStyle w:val="a9"/>
             </w:pPr>
-            <w:proofErr w:type="spellStart"/>
-            <w:r>
-              <w:t>Язык</w:t>
-            </w:r>
-            <w:proofErr w:type="spellEnd"/>
-            <w:r>
-              <w:t xml:space="preserve"> </w:t>
-            </w:r>
-            <w:proofErr w:type="spellStart"/>
-            <w:r>
-              <w:t>программирования</w:t>
-            </w:r>
-            <w:proofErr w:type="spellEnd"/>
+            <w:r>
+              <w:t>Язык программирования</w:t>
+            </w:r>
           </w:p>
           <w:p>
             <w:pPr>
@@ -7042,6 +6151,27 @@
             </w:pPr>
             <w:r>
               <w:t>TypeScript</w:t>
+            </w:r>
+            <w:r>
+              <w:t xml:space="preserve"> [</w:t>
+            </w:r>
+            <w:r>
+              <w:fldChar w:fldCharType="begin"/>
+            </w:r>
+            <w:r>
+              <w:instrText xml:space="preserve"> REF TypeScript \r \h </w:instrText>
+            </w:r>
+            <w:r>
+              <w:fldChar w:fldCharType="separate"/>
+            </w:r>
+            <w:r>
+              <w:t>8</w:t>
+            </w:r>
+            <w:r>
+              <w:fldChar w:fldCharType="end"/>
+            </w:r>
+            <w:r>
+              <w:t>]</w:t>
             </w:r>
           </w:p>
           <w:p>
@@ -7105,19 +6235,9 @@
             <w:r>
               <w:t xml:space="preserve">— </w:t>
             </w:r>
-            <w:proofErr w:type="spellStart"/>
-            <w:r>
-              <w:t>библиотека</w:t>
-            </w:r>
-            <w:proofErr w:type="spellEnd"/>
-            <w:r>
-              <w:t xml:space="preserve"> и </w:t>
-            </w:r>
-            <w:proofErr w:type="spellStart"/>
-            <w:r>
-              <w:t>компоненты</w:t>
-            </w:r>
-            <w:proofErr w:type="spellEnd"/>
+            <w:r>
+              <w:t>библиотека и компоненты</w:t>
+            </w:r>
           </w:p>
           <w:p>
             <w:pPr>
@@ -7133,21 +6253,29 @@
             <w:pPr>
               <w:pStyle w:val="a9"/>
             </w:pPr>
-            <w:proofErr w:type="spellStart"/>
-            <w:r>
-              <w:t>shadcn</w:t>
-            </w:r>
-            <w:proofErr w:type="spellEnd"/>
-            <w:r>
-              <w:t>/</w:t>
-            </w:r>
-            <w:proofErr w:type="spellStart"/>
-            <w:r>
-              <w:t>ui</w:t>
-            </w:r>
-            <w:proofErr w:type="spellEnd"/>
-            <w:r>
-              <w:t xml:space="preserve"> + Tailwind CSS</w:t>
+            <w:r>
+              <w:t>shadcn/ui + Tailwind CSS</w:t>
+            </w:r>
+            <w:r>
+              <w:t xml:space="preserve"> [</w:t>
+            </w:r>
+            <w:r>
+              <w:fldChar w:fldCharType="begin"/>
+            </w:r>
+            <w:r>
+              <w:instrText xml:space="preserve"> REF shadcn \r \h </w:instrText>
+            </w:r>
+            <w:r>
+              <w:fldChar w:fldCharType="separate"/>
+            </w:r>
+            <w:r>
+              <w:t>9</w:t>
+            </w:r>
+            <w:r>
+              <w:fldChar w:fldCharType="end"/>
+            </w:r>
+            <w:r>
+              <w:t>]</w:t>
             </w:r>
           </w:p>
           <w:p>
@@ -7183,21 +6311,7 @@
               <w:rPr>
                 <w:lang w:val="ru-RU"/>
               </w:rPr>
-              <w:t xml:space="preserve">кит. Не является готовой библиотекой — это набор копируемых, полностью </w:t>
-            </w:r>
-            <w:proofErr w:type="spellStart"/>
-            <w:r>
-              <w:rPr>
-                <w:lang w:val="ru-RU"/>
-              </w:rPr>
-              <w:t>кастомизируемых</w:t>
-            </w:r>
-            <w:proofErr w:type="spellEnd"/>
-            <w:r>
-              <w:rPr>
-                <w:lang w:val="ru-RU"/>
-              </w:rPr>
-              <w:t xml:space="preserve"> компонентов (</w:t>
+              <w:t>кит. Не является готовой библиотекой — это набор копируемых, полностью кастомизируемых компонентов (</w:t>
             </w:r>
             <w:r>
               <w:t>Button</w:t>
@@ -7255,27 +6369,9 @@
             <w:pPr>
               <w:pStyle w:val="a9"/>
             </w:pPr>
-            <w:proofErr w:type="spellStart"/>
-            <w:r>
-              <w:t>Бандлер</w:t>
-            </w:r>
-            <w:proofErr w:type="spellEnd"/>
-            <w:r>
-              <w:t xml:space="preserve"> и </w:t>
-            </w:r>
-            <w:proofErr w:type="spellStart"/>
-            <w:r>
-              <w:t>среда</w:t>
-            </w:r>
-            <w:proofErr w:type="spellEnd"/>
-            <w:r>
-              <w:t xml:space="preserve"> </w:t>
-            </w:r>
-            <w:proofErr w:type="spellStart"/>
-            <w:r>
-              <w:t>разработки</w:t>
-            </w:r>
-            <w:proofErr w:type="spellEnd"/>
+            <w:r>
+              <w:t>Бандлер и среда разработки</w:t>
+            </w:r>
           </w:p>
           <w:p>
             <w:pPr>
@@ -7291,11 +6387,33 @@
             <w:pPr>
               <w:pStyle w:val="a9"/>
             </w:pPr>
-            <w:proofErr w:type="spellStart"/>
             <w:r>
               <w:t>Vite</w:t>
             </w:r>
-            <w:proofErr w:type="spellEnd"/>
+            <w:r>
+              <w:t xml:space="preserve"> [</w:t>
+            </w:r>
+            <w:r>
+              <w:fldChar w:fldCharType="begin"/>
+            </w:r>
+            <w:r>
+              <w:instrText xml:space="preserve"> REF Vite \r \h </w:instrText>
+            </w:r>
+            <w:r>
+              <w:fldChar w:fldCharType="separate"/>
+            </w:r>
+            <w:r>
+              <w:t>1</w:t>
+            </w:r>
+            <w:r>
+              <w:t>0</w:t>
+            </w:r>
+            <w:r>
+              <w:fldChar w:fldCharType="end"/>
+            </w:r>
+            <w:r>
+              <w:t>]</w:t>
+            </w:r>
           </w:p>
           <w:p>
             <w:pPr>
@@ -7318,13 +6436,7 @@
               <w:rPr>
                 <w:lang w:val="ru-RU"/>
               </w:rPr>
-              <w:t>Самый быстрый на сегодняшний день инструмент сборки</w:t>
-            </w:r>
-            <w:r>
-              <w:rPr>
-                <w:lang w:val="ru-RU"/>
-              </w:rPr>
-              <w:t>.</w:t>
+              <w:t>Самый быстрый на сегодняшний день инструмент сборки.</w:t>
             </w:r>
           </w:p>
           <w:p>
@@ -7349,11 +6461,9 @@
             <w:r>
               <w:t xml:space="preserve">— </w:t>
             </w:r>
-            <w:proofErr w:type="spellStart"/>
             <w:r>
               <w:t>клиент</w:t>
             </w:r>
-            <w:proofErr w:type="spellEnd"/>
           </w:p>
           <w:p>
             <w:pPr>
@@ -7369,11 +6479,30 @@
             <w:pPr>
               <w:pStyle w:val="a9"/>
             </w:pPr>
-            <w:proofErr w:type="spellStart"/>
             <w:r>
               <w:t>Axios</w:t>
             </w:r>
-            <w:proofErr w:type="spellEnd"/>
+            <w:r>
+              <w:t xml:space="preserve"> [</w:t>
+            </w:r>
+            <w:r>
+              <w:fldChar w:fldCharType="begin"/>
+            </w:r>
+            <w:r>
+              <w:instrText xml:space="preserve"> REF Axios \r \h </w:instrText>
+            </w:r>
+            <w:r>
+              <w:fldChar w:fldCharType="separate"/>
+            </w:r>
+            <w:r>
+              <w:t>11</w:t>
+            </w:r>
+            <w:r>
+              <w:fldChar w:fldCharType="end"/>
+            </w:r>
+            <w:r>
+              <w:t>]</w:t>
+            </w:r>
           </w:p>
           <w:p>
             <w:pPr>
@@ -7464,6 +6593,9 @@
         <w:keepNext/>
       </w:pPr>
       <w:r>
+        <w:rPr>
+          <w:noProof/>
+        </w:rPr>
         <w:drawing>
           <wp:inline distT="0" distB="0" distL="0" distR="0" wp14:anchorId="549252E6" wp14:editId="0B4C396E">
             <wp:extent cx="5751774" cy="4148291"/>
@@ -7529,16 +6661,11 @@
       <w:r>
         <w:t xml:space="preserve"> </w:t>
       </w:r>
-      <w:proofErr w:type="gramStart"/>
       <w:r>
         <w:t xml:space="preserve">— </w:t>
       </w:r>
       <w:r>
-        <w:t xml:space="preserve"> Схема</w:t>
-      </w:r>
-      <w:proofErr w:type="gramEnd"/>
-      <w:r>
-        <w:t xml:space="preserve"> работы всего приложения</w:t>
+        <w:t xml:space="preserve"> Схема работы всего приложения</w:t>
       </w:r>
     </w:p>
     <w:p>
@@ -7588,24 +6715,13 @@
         <w:t xml:space="preserve">— </w:t>
       </w:r>
       <w:r>
-        <w:t xml:space="preserve"> </w:t>
-      </w:r>
-      <w:r>
-        <w:t xml:space="preserve"> Это заранее подготовленная «таблица </w:t>
+        <w:t xml:space="preserve">  Это заранее подготовленная «таблица </w:t>
       </w:r>
       <w:r>
         <w:t>схожести</w:t>
       </w:r>
       <w:r>
-        <w:t xml:space="preserve">» всех фильмов друг на друга. Она построена один раз: каждый фильм превращён в набор слов (описание + жанры), посчитано, насколько фильмы </w:t>
-      </w:r>
-      <w:proofErr w:type="gramStart"/>
-      <w:r>
-        <w:t>похожи по этим словам</w:t>
-      </w:r>
-      <w:proofErr w:type="gramEnd"/>
-      <w:r>
-        <w:t xml:space="preserve"> (косинусное сходство), и всё сохранено в файл. Это сердце системы — именно по этой таблице и происходят все рекомендации. </w:t>
+        <w:t xml:space="preserve">» всех фильмов друг на друга. Она построена один раз: каждый фильм превращён в набор слов (описание + жанры), посчитано, насколько фильмы похожи по этим словам (косинусное сходство), и всё сохранено в файл. Это сердце системы — именно по этой таблице и происходят все рекомендации. </w:t>
       </w:r>
     </w:p>
     <w:p>
@@ -7626,7 +6742,6 @@
       <w:r>
         <w:t xml:space="preserve"> </w:t>
       </w:r>
-      <w:proofErr w:type="gramStart"/>
       <w:r>
         <w:t xml:space="preserve">— </w:t>
       </w:r>
@@ -7634,11 +6749,7 @@
         <w:t xml:space="preserve"> </w:t>
       </w:r>
       <w:r>
-        <w:t>При</w:t>
-      </w:r>
-      <w:proofErr w:type="gramEnd"/>
-      <w:r>
-        <w:t xml:space="preserve"> старте загружает в память два файла: список фильмов и матрицу похожести. </w:t>
+        <w:t xml:space="preserve">При старте загружает в память два файла: список фильмов и матрицу похожести. </w:t>
       </w:r>
       <w:r>
         <w:t>Когда приходит запрос от пользователя, сервер мгновенно:</w:t>
@@ -7654,47 +6765,11 @@
           <w:lang w:val="en-US"/>
         </w:rPr>
       </w:pPr>
-      <w:proofErr w:type="spellStart"/>
-      <w:r>
-        <w:rPr>
-          <w:lang w:val="en-US"/>
-        </w:rPr>
-        <w:t>находит</w:t>
-      </w:r>
-      <w:proofErr w:type="spellEnd"/>
-      <w:r>
-        <w:rPr>
-          <w:lang w:val="en-US"/>
-        </w:rPr>
-        <w:t xml:space="preserve"> </w:t>
-      </w:r>
-      <w:proofErr w:type="spellStart"/>
-      <w:r>
-        <w:rPr>
-          <w:lang w:val="en-US"/>
-        </w:rPr>
-        <w:t>выбранный</w:t>
-      </w:r>
-      <w:proofErr w:type="spellEnd"/>
-      <w:r>
-        <w:rPr>
-          <w:lang w:val="en-US"/>
-        </w:rPr>
-        <w:t xml:space="preserve"> </w:t>
-      </w:r>
-      <w:proofErr w:type="spellStart"/>
-      <w:r>
-        <w:rPr>
-          <w:lang w:val="en-US"/>
-        </w:rPr>
-        <w:t>фильм</w:t>
-      </w:r>
-      <w:proofErr w:type="spellEnd"/>
-      <w:r>
-        <w:rPr>
-          <w:lang w:val="en-US"/>
-        </w:rPr>
-        <w:t>,</w:t>
+      <w:r>
+        <w:rPr>
+          <w:lang w:val="en-US"/>
+        </w:rPr>
+        <w:t>находит выбранный фильм,</w:t>
       </w:r>
     </w:p>
     <w:p>
@@ -7718,47 +6793,11 @@
           <w:lang w:val="en-US"/>
         </w:rPr>
       </w:pPr>
-      <w:proofErr w:type="spellStart"/>
-      <w:r>
-        <w:rPr>
-          <w:lang w:val="en-US"/>
-        </w:rPr>
-        <w:t>берёт</w:t>
-      </w:r>
-      <w:proofErr w:type="spellEnd"/>
-      <w:r>
-        <w:rPr>
-          <w:lang w:val="en-US"/>
-        </w:rPr>
-        <w:t xml:space="preserve"> </w:t>
-      </w:r>
-      <w:proofErr w:type="spellStart"/>
-      <w:r>
-        <w:rPr>
-          <w:lang w:val="en-US"/>
-        </w:rPr>
-        <w:t>пятёрку</w:t>
-      </w:r>
-      <w:proofErr w:type="spellEnd"/>
-      <w:r>
-        <w:rPr>
-          <w:lang w:val="en-US"/>
-        </w:rPr>
-        <w:t xml:space="preserve"> </w:t>
-      </w:r>
-      <w:proofErr w:type="spellStart"/>
-      <w:r>
-        <w:rPr>
-          <w:lang w:val="en-US"/>
-        </w:rPr>
-        <w:t>лидеров</w:t>
-      </w:r>
-      <w:proofErr w:type="spellEnd"/>
-      <w:r>
-        <w:rPr>
-          <w:lang w:val="en-US"/>
-        </w:rPr>
-        <w:t>,</w:t>
+      <w:r>
+        <w:rPr>
+          <w:lang w:val="en-US"/>
+        </w:rPr>
+        <w:t>берёт пятёрку лидеров,</w:t>
       </w:r>
     </w:p>
     <w:p>
@@ -7771,14 +6810,12 @@
       <w:r>
         <w:t xml:space="preserve">ходит в </w:t>
       </w:r>
-      <w:proofErr w:type="spellStart"/>
       <w:r>
         <w:rPr>
           <w:lang w:val="en-US"/>
         </w:rPr>
         <w:t>TheMovieDB</w:t>
       </w:r>
-      <w:proofErr w:type="spellEnd"/>
       <w:r>
         <w:t>, чтобы взять красивые постеры к этим фильмам,</w:t>
       </w:r>
@@ -7793,71 +6830,20 @@
           <w:lang w:val="en-US"/>
         </w:rPr>
       </w:pPr>
-      <w:proofErr w:type="spellStart"/>
-      <w:r>
-        <w:rPr>
-          <w:lang w:val="en-US"/>
-        </w:rPr>
-        <w:t>отдаёт</w:t>
-      </w:r>
-      <w:proofErr w:type="spellEnd"/>
-      <w:r>
-        <w:rPr>
-          <w:lang w:val="en-US"/>
-        </w:rPr>
+      <w:r>
+        <w:rPr>
+          <w:lang w:val="en-US"/>
+        </w:rPr>
+        <w:t>отдаёт клиенту готовый результат.</w:t>
+      </w:r>
+    </w:p>
+    <w:p>
+      <w:r>
+        <w:t>Клиентская часть</w:t>
+      </w:r>
+      <w:r>
         <w:t xml:space="preserve"> </w:t>
       </w:r>
-      <w:proofErr w:type="spellStart"/>
-      <w:r>
-        <w:rPr>
-          <w:lang w:val="en-US"/>
-        </w:rPr>
-        <w:t>клиенту</w:t>
-      </w:r>
-      <w:proofErr w:type="spellEnd"/>
-      <w:r>
-        <w:rPr>
-          <w:lang w:val="en-US"/>
-        </w:rPr>
-        <w:t xml:space="preserve"> </w:t>
-      </w:r>
-      <w:proofErr w:type="spellStart"/>
-      <w:r>
-        <w:rPr>
-          <w:lang w:val="en-US"/>
-        </w:rPr>
-        <w:t>готовый</w:t>
-      </w:r>
-      <w:proofErr w:type="spellEnd"/>
-      <w:r>
-        <w:rPr>
-          <w:lang w:val="en-US"/>
-        </w:rPr>
-        <w:t xml:space="preserve"> </w:t>
-      </w:r>
-      <w:proofErr w:type="spellStart"/>
-      <w:r>
-        <w:rPr>
-          <w:lang w:val="en-US"/>
-        </w:rPr>
-        <w:t>результат</w:t>
-      </w:r>
-      <w:proofErr w:type="spellEnd"/>
-      <w:r>
-        <w:rPr>
-          <w:lang w:val="en-US"/>
-        </w:rPr>
-        <w:t>.</w:t>
-      </w:r>
-    </w:p>
-    <w:p>
-      <w:r>
-        <w:t>Клиентская часть</w:t>
-      </w:r>
-      <w:r>
-        <w:t xml:space="preserve"> </w:t>
-      </w:r>
-      <w:proofErr w:type="gramStart"/>
       <w:r>
         <w:t xml:space="preserve">— </w:t>
       </w:r>
@@ -7870,32 +6856,22 @@
         <w:t xml:space="preserve"> </w:t>
       </w:r>
       <w:r>
-        <w:t>Это</w:t>
-      </w:r>
-      <w:proofErr w:type="gramEnd"/>
-      <w:r>
-        <w:t xml:space="preserve"> то, что видит пользователь в браузере. </w:t>
-      </w:r>
-      <w:r>
-        <w:t>Простой и красивый интерфейс</w:t>
-      </w:r>
-      <w:r>
-        <w:t>.</w:t>
-      </w:r>
-    </w:p>
-    <w:p>
-      <w:proofErr w:type="spellStart"/>
+        <w:t xml:space="preserve">Это то, что видит пользователь в браузере. </w:t>
+      </w:r>
+      <w:r>
+        <w:t>Простой и красивый интерфейс.</w:t>
+      </w:r>
+    </w:p>
+    <w:p>
       <w:r>
         <w:rPr>
           <w:lang w:val="en-US"/>
         </w:rPr>
         <w:t>TheMovieDB</w:t>
       </w:r>
-      <w:proofErr w:type="spellEnd"/>
       <w:r>
         <w:t xml:space="preserve"> </w:t>
       </w:r>
-      <w:proofErr w:type="gramStart"/>
       <w:r>
         <w:t xml:space="preserve">— </w:t>
       </w:r>
@@ -7903,11 +6879,7 @@
         <w:t xml:space="preserve"> </w:t>
       </w:r>
       <w:r>
-        <w:t>Внешняя</w:t>
-      </w:r>
-      <w:proofErr w:type="gramEnd"/>
-      <w:r>
-        <w:t xml:space="preserve"> база данных фильмов. Используется только для того, чтобы показывать актуальные и качественные постеры. Никакого влияния на сами рекомендации не оказывает — только визуальная часть.</w:t>
+        <w:t>Внешняя база данных фильмов. Используется только для того, чтобы показывать актуальные и качественные постеры. Никакого влияния на сами рекомендации не оказывает — только визуальная часть.</w:t>
       </w:r>
     </w:p>
     <w:p>
@@ -8005,61 +6977,11 @@
           <w:lang w:val="en-US"/>
         </w:rPr>
       </w:pPr>
-      <w:proofErr w:type="spellStart"/>
-      <w:r>
-        <w:rPr>
-          <w:lang w:val="en-US"/>
-        </w:rPr>
-        <w:t>серверная</w:t>
-      </w:r>
-      <w:proofErr w:type="spellEnd"/>
-      <w:r>
-        <w:rPr>
-          <w:lang w:val="en-US"/>
-        </w:rPr>
-        <w:t xml:space="preserve"> </w:t>
-      </w:r>
-      <w:proofErr w:type="spellStart"/>
-      <w:r>
-        <w:rPr>
-          <w:lang w:val="en-US"/>
-        </w:rPr>
-        <w:t>часть</w:t>
-      </w:r>
-      <w:proofErr w:type="spellEnd"/>
-      <w:r>
-        <w:rPr>
-          <w:lang w:val="en-US"/>
-        </w:rPr>
-        <w:t xml:space="preserve"> — </w:t>
-      </w:r>
-      <w:proofErr w:type="spellStart"/>
-      <w:r>
-        <w:rPr>
-          <w:lang w:val="en-US"/>
-        </w:rPr>
-        <w:t>FastAPI</w:t>
-      </w:r>
-      <w:proofErr w:type="spellEnd"/>
-      <w:r>
-        <w:rPr>
-          <w:lang w:val="en-US"/>
-        </w:rPr>
-        <w:t xml:space="preserve">, pandas, scikit-learn, pickle и </w:t>
-      </w:r>
-      <w:proofErr w:type="spellStart"/>
-      <w:r>
-        <w:rPr>
-          <w:lang w:val="en-US"/>
-        </w:rPr>
-        <w:t>TheMovieDB</w:t>
-      </w:r>
-      <w:proofErr w:type="spellEnd"/>
-      <w:r>
-        <w:rPr>
-          <w:lang w:val="en-US"/>
-        </w:rPr>
-        <w:t xml:space="preserve"> API;</w:t>
+      <w:r>
+        <w:rPr>
+          <w:lang w:val="en-US"/>
+        </w:rPr>
+        <w:t>серверная часть — FastAPI, pandas, scikit-learn, pickle и TheMovieDB API;</w:t>
       </w:r>
     </w:p>
     <w:p>
@@ -8072,93 +6994,22 @@
           <w:lang w:val="en-US"/>
         </w:rPr>
       </w:pPr>
-      <w:proofErr w:type="spellStart"/>
-      <w:r>
-        <w:rPr>
-          <w:lang w:val="en-US"/>
-        </w:rPr>
-        <w:t>клиентская</w:t>
-      </w:r>
-      <w:proofErr w:type="spellEnd"/>
-      <w:r>
-        <w:rPr>
-          <w:lang w:val="en-US"/>
-        </w:rPr>
-        <w:t xml:space="preserve"> </w:t>
-      </w:r>
-      <w:proofErr w:type="spellStart"/>
-      <w:r>
-        <w:rPr>
-          <w:lang w:val="en-US"/>
-        </w:rPr>
-        <w:t>часть</w:t>
-      </w:r>
-      <w:proofErr w:type="spellEnd"/>
-      <w:r>
-        <w:rPr>
-          <w:lang w:val="en-US"/>
-        </w:rPr>
-        <w:t xml:space="preserve"> — React + TypeScript, </w:t>
-      </w:r>
-      <w:proofErr w:type="spellStart"/>
-      <w:r>
-        <w:rPr>
-          <w:lang w:val="en-US"/>
-        </w:rPr>
-        <w:t>Vite</w:t>
-      </w:r>
-      <w:proofErr w:type="spellEnd"/>
-      <w:r>
-        <w:rPr>
-          <w:lang w:val="en-US"/>
-        </w:rPr>
-        <w:t xml:space="preserve">, </w:t>
-      </w:r>
-      <w:proofErr w:type="spellStart"/>
-      <w:r>
-        <w:rPr>
-          <w:lang w:val="en-US"/>
-        </w:rPr>
-        <w:t>shadcn</w:t>
-      </w:r>
-      <w:proofErr w:type="spellEnd"/>
-      <w:r>
-        <w:rPr>
-          <w:lang w:val="en-US"/>
-        </w:rPr>
-        <w:t>/</w:t>
-      </w:r>
-      <w:proofErr w:type="spellStart"/>
-      <w:r>
-        <w:rPr>
-          <w:lang w:val="en-US"/>
-        </w:rPr>
-        <w:t>ui</w:t>
-      </w:r>
-      <w:proofErr w:type="spellEnd"/>
+      <w:r>
+        <w:rPr>
+          <w:lang w:val="en-US"/>
+        </w:rPr>
+        <w:t>клиентская часть — React + TypeScript, Vite, shadcn/ui</w:t>
+      </w:r>
     </w:p>
     <w:p>
       <w:r>
         <w:t xml:space="preserve">Такое сочетание обеспечило высокую производительность, </w:t>
       </w:r>
-      <w:proofErr w:type="gramStart"/>
       <w:r>
         <w:t xml:space="preserve">красивый </w:t>
       </w:r>
       <w:r>
-        <w:t xml:space="preserve"> внешний</w:t>
-      </w:r>
-      <w:proofErr w:type="gramEnd"/>
-      <w:r>
-        <w:t xml:space="preserve"> вид интерфейса и минимальное время отклика даже на </w:t>
-      </w:r>
-      <w:proofErr w:type="spellStart"/>
-      <w:r>
-        <w:t>датасетах</w:t>
-      </w:r>
-      <w:proofErr w:type="spellEnd"/>
-      <w:r>
-        <w:t xml:space="preserve"> в десятки тысяч объектов.</w:t>
+        <w:t xml:space="preserve"> внешний вид интерфейса и минимальное время отклика даже на датасетах в десятки тысяч объектов.</w:t>
       </w:r>
     </w:p>
     <w:p>
@@ -8172,15 +7023,7 @@
       </w:r>
       <w:r>
         <w:lastRenderedPageBreak/>
-        <w:t xml:space="preserve">служить основой для дальнейшего развития: перехода к гибридным моделям, добавления персонализации и интеграции в реальные </w:t>
-      </w:r>
-      <w:proofErr w:type="spellStart"/>
-      <w:r>
-        <w:t>киноплатформы</w:t>
-      </w:r>
-      <w:proofErr w:type="spellEnd"/>
-      <w:r>
-        <w:t>.</w:t>
+        <w:t>служить основой для дальнейшего развития: перехода к гибридным моделям, добавления персонализации и интеграции в реальные киноплатформы.</w:t>
       </w:r>
     </w:p>
     <w:p>
@@ -8493,10 +7336,7 @@
         <w:instrText>docs</w:instrText>
       </w:r>
       <w:r>
-        <w:instrText>/</w:instrText>
-      </w:r>
-      <w:r>
-        <w:instrText xml:space="preserve">" </w:instrText>
+        <w:instrText xml:space="preserve">/" </w:instrText>
       </w:r>
       <w:r>
         <w:rPr>
@@ -8530,7 +7370,6 @@
         </w:rPr>
         <w:t>.</w:t>
       </w:r>
-      <w:proofErr w:type="spellStart"/>
       <w:r>
         <w:rPr>
           <w:rStyle w:val="a8"/>
@@ -8538,7 +7377,6 @@
         </w:rPr>
         <w:t>pydata</w:t>
       </w:r>
-      <w:proofErr w:type="spellEnd"/>
       <w:r>
         <w:rPr>
           <w:rStyle w:val="a8"/>
@@ -8764,7 +7602,6 @@
         <w:t xml:space="preserve">Документация </w:t>
       </w:r>
       <w:bookmarkStart w:id="15" w:name="FastAPI"/>
-      <w:proofErr w:type="spellStart"/>
       <w:r>
         <w:rPr>
           <w:lang w:val="en-US"/>
@@ -8772,7 +7609,6 @@
         <w:t>FastApi</w:t>
       </w:r>
       <w:bookmarkEnd w:id="15"/>
-      <w:proofErr w:type="spellEnd"/>
       <w:r>
         <w:t xml:space="preserve">. [Электронный ресурс]. Режим доступа: </w:t>
       </w:r>
@@ -8799,7 +7635,6 @@
           </w:rPr>
           <w:t>://</w:t>
         </w:r>
-        <w:proofErr w:type="spellStart"/>
         <w:r>
           <w:rPr>
             <w:rStyle w:val="a8"/>
@@ -8807,14 +7642,12 @@
           </w:rPr>
           <w:t>fastapi</w:t>
         </w:r>
-        <w:proofErr w:type="spellEnd"/>
         <w:r>
           <w:rPr>
             <w:rStyle w:val="a8"/>
           </w:rPr>
           <w:t>.</w:t>
         </w:r>
-        <w:proofErr w:type="spellStart"/>
         <w:r>
           <w:rPr>
             <w:rStyle w:val="a8"/>
@@ -8822,7 +7655,6 @@
           </w:rPr>
           <w:t>tiangolo</w:t>
         </w:r>
-        <w:proofErr w:type="spellEnd"/>
         <w:r>
           <w:rPr>
             <w:rStyle w:val="a8"/>
@@ -8843,7 +7675,6 @@
           <w:t>/</w:t>
         </w:r>
       </w:hyperlink>
-      <w:proofErr w:type="gramStart"/>
       <w:r>
         <w:t xml:space="preserve"> </w:t>
       </w:r>
@@ -8854,11 +7685,499 @@
         <w:t xml:space="preserve"> </w:t>
       </w:r>
       <w:r>
-        <w:t>(</w:t>
-      </w:r>
-      <w:proofErr w:type="gramEnd"/>
-      <w:r>
-        <w:t xml:space="preserve">дата обращения </w:t>
+        <w:t xml:space="preserve">(дата обращения </w:t>
+      </w:r>
+      <w:r>
+        <w:t>06</w:t>
+      </w:r>
+      <w:r>
+        <w:t>.</w:t>
+      </w:r>
+      <w:r>
+        <w:t>1</w:t>
+      </w:r>
+      <w:r>
+        <w:t>2</w:t>
+      </w:r>
+      <w:r>
+        <w:t>.202</w:t>
+      </w:r>
+      <w:r>
+        <w:t>6</w:t>
+      </w:r>
+      <w:r>
+        <w:t>).</w:t>
+      </w:r>
+    </w:p>
+    <w:p>
+      <w:pPr>
+        <w:numPr>
+          <w:ilvl w:val="0"/>
+          <w:numId w:val="23"/>
+        </w:numPr>
+      </w:pPr>
+      <w:r>
+        <w:t xml:space="preserve">Документация </w:t>
+      </w:r>
+      <w:bookmarkStart w:id="16" w:name="requests"/>
+      <w:r>
+        <w:rPr>
+          <w:lang w:val="en-US"/>
+        </w:rPr>
+        <w:t>requests</w:t>
+      </w:r>
+      <w:bookmarkEnd w:id="16"/>
+      <w:r>
+        <w:t xml:space="preserve">. [Электронный ресурс]. Режим доступа: </w:t>
+      </w:r>
+      <w:r>
+        <w:rPr>
+          <w:lang w:val="en-US"/>
+        </w:rPr>
+        <w:t>URL</w:t>
+      </w:r>
+      <w:r>
+        <w:t xml:space="preserve">: </w:t>
+      </w:r>
+      <w:hyperlink r:id="rId11" w:history="1">
+        <w:r>
+          <w:rPr>
+            <w:rStyle w:val="a8"/>
+          </w:rPr>
+          <w:t>https://pypi.org/project/requests/</w:t>
+        </w:r>
+      </w:hyperlink>
+      <w:r>
+        <w:t xml:space="preserve"> </w:t>
+      </w:r>
+      <w:r>
+        <w:t xml:space="preserve">(дата обращения </w:t>
+      </w:r>
+      <w:r>
+        <w:t>06</w:t>
+      </w:r>
+      <w:r>
+        <w:t>.</w:t>
+      </w:r>
+      <w:r>
+        <w:t>1</w:t>
+      </w:r>
+      <w:r>
+        <w:t>2</w:t>
+      </w:r>
+      <w:r>
+        <w:t>.202</w:t>
+      </w:r>
+      <w:r>
+        <w:t>6</w:t>
+      </w:r>
+      <w:r>
+        <w:t>).</w:t>
+      </w:r>
+    </w:p>
+    <w:p>
+      <w:pPr>
+        <w:numPr>
+          <w:ilvl w:val="0"/>
+          <w:numId w:val="23"/>
+        </w:numPr>
+      </w:pPr>
+      <w:r>
+        <w:t xml:space="preserve">Документация </w:t>
+      </w:r>
+      <w:bookmarkStart w:id="17" w:name="themoviedb"/>
+      <w:r>
+        <w:rPr>
+          <w:lang w:val="en-US"/>
+        </w:rPr>
+        <w:t>themoviedb</w:t>
+      </w:r>
+      <w:bookmarkEnd w:id="17"/>
+      <w:r>
+        <w:t xml:space="preserve">. [Электронный ресурс]. Режим доступа: </w:t>
+      </w:r>
+      <w:r>
+        <w:rPr>
+          <w:lang w:val="en-US"/>
+        </w:rPr>
+        <w:t>URL</w:t>
+      </w:r>
+      <w:r>
+        <w:t xml:space="preserve">: </w:t>
+      </w:r>
+      <w:hyperlink r:id="rId12" w:history="1">
+        <w:r>
+          <w:rPr>
+            <w:rStyle w:val="a8"/>
+          </w:rPr>
+          <w:t>https://developer.themoviedb.org/reference/getting-started</w:t>
+        </w:r>
+      </w:hyperlink>
+      <w:r>
+        <w:t xml:space="preserve"> </w:t>
+      </w:r>
+      <w:r>
+        <w:t xml:space="preserve"> </w:t>
+      </w:r>
+      <w:r>
+        <w:t xml:space="preserve">(дата обращения </w:t>
+      </w:r>
+      <w:r>
+        <w:t>06</w:t>
+      </w:r>
+      <w:r>
+        <w:t>.</w:t>
+      </w:r>
+      <w:r>
+        <w:t>1</w:t>
+      </w:r>
+      <w:r>
+        <w:t>2</w:t>
+      </w:r>
+      <w:r>
+        <w:t>.202</w:t>
+      </w:r>
+      <w:r>
+        <w:t>6</w:t>
+      </w:r>
+      <w:r>
+        <w:t>).</w:t>
+      </w:r>
+    </w:p>
+    <w:p>
+      <w:pPr>
+        <w:numPr>
+          <w:ilvl w:val="0"/>
+          <w:numId w:val="23"/>
+        </w:numPr>
+      </w:pPr>
+      <w:r>
+        <w:t xml:space="preserve">Документация </w:t>
+      </w:r>
+      <w:bookmarkStart w:id="18" w:name="React"/>
+      <w:r>
+        <w:rPr>
+          <w:lang w:val="en-US"/>
+        </w:rPr>
+        <w:t>React</w:t>
+      </w:r>
+      <w:bookmarkEnd w:id="18"/>
+      <w:r>
+        <w:t xml:space="preserve">. [Электронный ресурс]. Режим доступа: </w:t>
+      </w:r>
+      <w:r>
+        <w:rPr>
+          <w:lang w:val="en-US"/>
+        </w:rPr>
+        <w:t>URL</w:t>
+      </w:r>
+      <w:r>
+        <w:t xml:space="preserve">: </w:t>
+      </w:r>
+      <w:hyperlink r:id="rId13" w:history="1">
+        <w:r>
+          <w:rPr>
+            <w:rStyle w:val="a8"/>
+          </w:rPr>
+          <w:t>https://react.dev/</w:t>
+        </w:r>
+      </w:hyperlink>
+      <w:r>
+        <w:t xml:space="preserve"> </w:t>
+      </w:r>
+      <w:r>
+        <w:t xml:space="preserve">(дата обращения </w:t>
+      </w:r>
+      <w:r>
+        <w:t>06</w:t>
+      </w:r>
+      <w:r>
+        <w:t>.</w:t>
+      </w:r>
+      <w:r>
+        <w:t>1</w:t>
+      </w:r>
+      <w:r>
+        <w:t>2</w:t>
+      </w:r>
+      <w:r>
+        <w:t>.202</w:t>
+      </w:r>
+      <w:r>
+        <w:t>6</w:t>
+      </w:r>
+      <w:r>
+        <w:t>).</w:t>
+      </w:r>
+    </w:p>
+    <w:p>
+      <w:pPr>
+        <w:numPr>
+          <w:ilvl w:val="0"/>
+          <w:numId w:val="23"/>
+        </w:numPr>
+      </w:pPr>
+      <w:r>
+        <w:t xml:space="preserve">Документация </w:t>
+      </w:r>
+      <w:bookmarkStart w:id="19" w:name="TypeScript"/>
+      <w:r>
+        <w:rPr>
+          <w:lang w:val="en-US"/>
+        </w:rPr>
+        <w:t>TypeScript</w:t>
+      </w:r>
+      <w:bookmarkEnd w:id="19"/>
+      <w:r>
+        <w:t xml:space="preserve">. [Электронный ресурс]. Режим доступа: </w:t>
+      </w:r>
+      <w:r>
+        <w:rPr>
+          <w:lang w:val="en-US"/>
+        </w:rPr>
+        <w:t>URL</w:t>
+      </w:r>
+      <w:r>
+        <w:t xml:space="preserve">: </w:t>
+      </w:r>
+      <w:hyperlink r:id="rId14" w:history="1">
+        <w:r>
+          <w:rPr>
+            <w:rStyle w:val="a8"/>
+          </w:rPr>
+          <w:t>https://www.typescriptlang.org/</w:t>
+        </w:r>
+      </w:hyperlink>
+      <w:r>
+        <w:t xml:space="preserve"> </w:t>
+      </w:r>
+      <w:r>
+        <w:t xml:space="preserve">(дата обращения </w:t>
+      </w:r>
+      <w:r>
+        <w:t>06</w:t>
+      </w:r>
+      <w:r>
+        <w:t>.</w:t>
+      </w:r>
+      <w:r>
+        <w:t>1</w:t>
+      </w:r>
+      <w:r>
+        <w:t>2</w:t>
+      </w:r>
+      <w:r>
+        <w:t>.202</w:t>
+      </w:r>
+      <w:r>
+        <w:t>6</w:t>
+      </w:r>
+      <w:r>
+        <w:t>).</w:t>
+      </w:r>
+    </w:p>
+    <w:p>
+      <w:pPr>
+        <w:numPr>
+          <w:ilvl w:val="0"/>
+          <w:numId w:val="23"/>
+        </w:numPr>
+      </w:pPr>
+      <w:r>
+        <w:t xml:space="preserve">Документация </w:t>
+      </w:r>
+      <w:bookmarkStart w:id="20" w:name="shadcn"/>
+      <w:r>
+        <w:rPr>
+          <w:lang w:val="en-US"/>
+        </w:rPr>
+        <w:t>shadcn</w:t>
+      </w:r>
+      <w:bookmarkEnd w:id="20"/>
+      <w:r>
+        <w:rPr>
+          <w:lang w:val="en-US"/>
+        </w:rPr>
+        <w:t>-ui</w:t>
+      </w:r>
+      <w:r>
+        <w:t xml:space="preserve">. [Электронный ресурс]. Режим доступа: </w:t>
+      </w:r>
+      <w:r>
+        <w:rPr>
+          <w:lang w:val="en-US"/>
+        </w:rPr>
+        <w:t>URL</w:t>
+      </w:r>
+      <w:r>
+        <w:t xml:space="preserve">: </w:t>
+      </w:r>
+      <w:hyperlink r:id="rId15" w:history="1">
+        <w:r>
+          <w:rPr>
+            <w:rStyle w:val="a8"/>
+          </w:rPr>
+          <w:t>https://ui.shadcn.com/</w:t>
+        </w:r>
+      </w:hyperlink>
+      <w:r>
+        <w:t xml:space="preserve"> </w:t>
+      </w:r>
+      <w:r>
+        <w:t xml:space="preserve"> </w:t>
+      </w:r>
+      <w:r>
+        <w:t xml:space="preserve">(дата обращения </w:t>
+      </w:r>
+      <w:r>
+        <w:t>06</w:t>
+      </w:r>
+      <w:r>
+        <w:t>.</w:t>
+      </w:r>
+      <w:r>
+        <w:t>1</w:t>
+      </w:r>
+      <w:r>
+        <w:t>2</w:t>
+      </w:r>
+      <w:r>
+        <w:t>.202</w:t>
+      </w:r>
+      <w:r>
+        <w:t>6</w:t>
+      </w:r>
+      <w:r>
+        <w:t>).</w:t>
+      </w:r>
+    </w:p>
+    <w:p>
+      <w:pPr>
+        <w:numPr>
+          <w:ilvl w:val="0"/>
+          <w:numId w:val="23"/>
+        </w:numPr>
+      </w:pPr>
+      <w:r>
+        <w:rPr>
+          <w:lang w:val="en-US"/>
+        </w:rPr>
+        <w:t xml:space="preserve"> </w:t>
+      </w:r>
+      <w:r>
+        <w:t xml:space="preserve">Документация </w:t>
+      </w:r>
+      <w:bookmarkStart w:id="21" w:name="Vite"/>
+      <w:r>
+        <w:rPr>
+          <w:lang w:val="en-US"/>
+        </w:rPr>
+        <w:t>Vite</w:t>
+      </w:r>
+      <w:bookmarkEnd w:id="21"/>
+      <w:r>
+        <w:t xml:space="preserve">. [Электронный ресурс]. Режим доступа: </w:t>
+      </w:r>
+      <w:r>
+        <w:rPr>
+          <w:lang w:val="en-US"/>
+        </w:rPr>
+        <w:t>URL</w:t>
+      </w:r>
+      <w:r>
+        <w:t xml:space="preserve">: </w:t>
+      </w:r>
+      <w:hyperlink r:id="rId16" w:history="1">
+        <w:r>
+          <w:rPr>
+            <w:rStyle w:val="a8"/>
+          </w:rPr>
+          <w:t>https://vite.dev/</w:t>
+        </w:r>
+      </w:hyperlink>
+      <w:r>
+        <w:t xml:space="preserve"> </w:t>
+      </w:r>
+      <w:r>
+        <w:t xml:space="preserve"> </w:t>
+      </w:r>
+      <w:r>
+        <w:t xml:space="preserve"> </w:t>
+      </w:r>
+      <w:r>
+        <w:t xml:space="preserve">(дата обращения </w:t>
+      </w:r>
+      <w:r>
+        <w:t>06</w:t>
+      </w:r>
+      <w:r>
+        <w:t>.</w:t>
+      </w:r>
+      <w:r>
+        <w:t>1</w:t>
+      </w:r>
+      <w:r>
+        <w:t>2</w:t>
+      </w:r>
+      <w:r>
+        <w:t>.202</w:t>
+      </w:r>
+      <w:r>
+        <w:t>6</w:t>
+      </w:r>
+      <w:r>
+        <w:t>).</w:t>
+      </w:r>
+    </w:p>
+    <w:p>
+      <w:pPr>
+        <w:numPr>
+          <w:ilvl w:val="0"/>
+          <w:numId w:val="23"/>
+        </w:numPr>
+      </w:pPr>
+      <w:r>
+        <w:rPr>
+          <w:lang w:val="en-US"/>
+        </w:rPr>
+        <w:t xml:space="preserve"> </w:t>
+      </w:r>
+      <w:r>
+        <w:t xml:space="preserve">Документация </w:t>
+      </w:r>
+      <w:bookmarkStart w:id="22" w:name="Axios"/>
+      <w:r>
+        <w:rPr>
+          <w:lang w:val="en-US"/>
+        </w:rPr>
+        <w:t>Axios</w:t>
+      </w:r>
+      <w:bookmarkEnd w:id="22"/>
+      <w:r>
+        <w:t xml:space="preserve">. [Электронный ресурс]. Режим доступа: </w:t>
+      </w:r>
+      <w:r>
+        <w:rPr>
+          <w:lang w:val="en-US"/>
+        </w:rPr>
+        <w:t>URL</w:t>
+      </w:r>
+      <w:r>
+        <w:t xml:space="preserve">: </w:t>
+      </w:r>
+      <w:hyperlink r:id="rId17" w:history="1">
+        <w:r>
+          <w:rPr>
+            <w:rStyle w:val="a8"/>
+          </w:rPr>
+          <w:t>https://axios-http.com/docs/intro</w:t>
+        </w:r>
+      </w:hyperlink>
+      <w:r>
+        <w:t xml:space="preserve"> </w:t>
+      </w:r>
+      <w:r>
+        <w:t xml:space="preserve">(дата обращения </w:t>
       </w:r>
       <w:r>
         <w:t>06</w:t>
@@ -8895,7 +8214,7 @@
     <w:p/>
     <w:p/>
     <w:sectPr>
-      <w:footerReference w:type="default" r:id="rId11"/>
+      <w:footerReference w:type="default" r:id="rId18"/>
       <w:pgSz w:w="12240" w:h="15840"/>
       <w:pgMar w:top="1134" w:right="567" w:bottom="1134" w:left="1701" w:header="720" w:footer="720" w:gutter="0"/>
       <w:cols w:space="720"/>
@@ -12407,6 +11726,7 @@
   <w:style w:type="character" w:default="1" w:styleId="a0">
     <w:name w:val="Default Paragraph Font"/>
     <w:uiPriority w:val="1"/>
+    <w:semiHidden/>
     <w:unhideWhenUsed/>
   </w:style>
   <w:style w:type="table" w:default="1" w:styleId="a1">
@@ -12781,6 +12101,18 @@
       <w:shd w:val="clear" w:color="auto" w:fill="E1DFDD"/>
     </w:rPr>
   </w:style>
+  <w:style w:type="character" w:styleId="af3">
+    <w:name w:val="FollowedHyperlink"/>
+    <w:basedOn w:val="a0"/>
+    <w:uiPriority w:val="99"/>
+    <w:semiHidden/>
+    <w:unhideWhenUsed/>
+    <w:rsid w:val="00FF51B9"/>
+    <w:rPr>
+      <w:color w:val="954F72" w:themeColor="followedHyperlink"/>
+      <w:u w:val="single"/>
+    </w:rPr>
+  </w:style>
 </w:styles>
 </file>
 
